--- a/UI_Software_Project_Development_&_Testing/UI110020 SPDT Lo's.docx
+++ b/UI_Software_Project_Development_&_Testing/UI110020 SPDT Lo's.docx
@@ -4,7 +4,7 @@
   <w:body>
     <w:tbl>
       <w:tblPr>
-        <w:tblStyle w:val="697"/>
+        <w:tblStyle w:val="890"/>
         <w:tblW w:w="20974" w:type="dxa"/>
         <w:tblBorders/>
         <w:tblpPr w:horzAnchor="margin" w:tblpXSpec="left" w:vertAnchor="page" w:tblpY="2680" w:leftFromText="180" w:topFromText="0" w:rightFromText="180" w:bottomFromText="0"/>
@@ -59,6 +59,13 @@
                 <w:bCs/>
               </w:rPr>
             </w:r>
+            <w:r>
+              <w:rPr>
+                <w:rFonts w:asciiTheme="minorHAnsi" w:hAnsiTheme="minorHAnsi" w:cstheme="minorHAnsi"/>
+                <w:b/>
+                <w:bCs/>
+              </w:rPr>
+            </w:r>
           </w:p>
         </w:tc>
         <w:tc>
@@ -91,6 +98,13 @@
                 <w:bCs/>
               </w:rPr>
               <w:t xml:space="preserve">Theme</w:t>
+            </w:r>
+            <w:r>
+              <w:rPr>
+                <w:rFonts w:asciiTheme="minorHAnsi" w:hAnsiTheme="minorHAnsi" w:cstheme="minorHAnsi"/>
+                <w:b/>
+                <w:bCs/>
+              </w:rPr>
             </w:r>
             <w:r>
               <w:rPr>
@@ -139,6 +153,13 @@
                 <w:bCs/>
               </w:rPr>
             </w:r>
+            <w:r>
+              <w:rPr>
+                <w:rFonts w:asciiTheme="minorHAnsi" w:hAnsiTheme="minorHAnsi" w:cstheme="minorHAnsi"/>
+                <w:b/>
+                <w:bCs/>
+              </w:rPr>
+            </w:r>
           </w:p>
         </w:tc>
         <w:tc>
@@ -171,6 +192,13 @@
                 <w:bCs/>
               </w:rPr>
               <w:t xml:space="preserve">Suggested Evidence</w:t>
+            </w:r>
+            <w:r>
+              <w:rPr>
+                <w:rFonts w:asciiTheme="minorHAnsi" w:hAnsiTheme="minorHAnsi" w:cstheme="minorHAnsi"/>
+                <w:b/>
+                <w:bCs/>
+              </w:rPr>
             </w:r>
             <w:r>
               <w:rPr>
@@ -235,6 +263,13 @@
                 <w:bCs/>
               </w:rPr>
             </w:r>
+            <w:r>
+              <w:rPr>
+                <w:rFonts w:asciiTheme="minorHAnsi" w:hAnsiTheme="minorHAnsi" w:cstheme="minorHAnsi"/>
+                <w:b/>
+                <w:bCs/>
+              </w:rPr>
+            </w:r>
           </w:p>
         </w:tc>
       </w:tr>
@@ -276,6 +311,12 @@
                 <w:bCs/>
               </w:rPr>
             </w:r>
+            <w:r>
+              <w:rPr>
+                <w:rFonts w:asciiTheme="minorHAnsi" w:hAnsiTheme="minorHAnsi" w:cstheme="minorHAnsi"/>
+                <w:bCs/>
+              </w:rPr>
+            </w:r>
           </w:p>
         </w:tc>
         <w:tc>
@@ -306,6 +347,12 @@
                 <w:bCs/>
               </w:rPr>
               <w:t xml:space="preserve">Agile</w:t>
+            </w:r>
+            <w:r>
+              <w:rPr>
+                <w:rFonts w:asciiTheme="minorHAnsi" w:hAnsiTheme="minorHAnsi" w:cstheme="minorHAnsi"/>
+                <w:bCs/>
+              </w:rPr>
             </w:r>
             <w:r>
               <w:rPr>
@@ -351,6 +398,12 @@
                 <w:bCs/>
               </w:rPr>
             </w:r>
+            <w:r>
+              <w:rPr>
+                <w:rFonts w:asciiTheme="minorHAnsi" w:hAnsiTheme="minorHAnsi" w:cstheme="minorHAnsi"/>
+                <w:bCs/>
+              </w:rPr>
+            </w:r>
           </w:p>
         </w:tc>
         <w:tc>
@@ -381,6 +434,12 @@
                 <w:color w:val="000000"/>
               </w:rPr>
               <w:t xml:space="preserve">During your project/sprints you would have had some form of Project Brief/Plan. An example of this can also be found in the learning resources. Any business planning or market research you have done could provide evidence for resourcing and budgets.</w:t>
+            </w:r>
+            <w:r>
+              <w:rPr>
+                <w:rFonts w:ascii="Calibri" w:hAnsi="Calibri" w:cs="Calibri"/>
+                <w:color w:val="000000"/>
+              </w:rPr>
             </w:r>
             <w:r>
               <w:rPr>
@@ -434,6 +493,15 @@
                 <w:highlight w:val="darkBlue"/>
               </w:rPr>
             </w:r>
+            <w:r>
+              <w:rPr>
+                <w:rFonts w:ascii="Calibri" w:hAnsi="Calibri" w:cs="Calibri"/>
+                <w:i/>
+                <w:iCs/>
+                <w:color w:val="000000"/>
+                <w:highlight w:val="darkBlue"/>
+              </w:rPr>
+            </w:r>
           </w:p>
           <w:p>
             <w:pPr>
@@ -447,6 +515,14 @@
                 <w:color w:val="000000"/>
               </w:rPr>
             </w:pPr>
+            <w:r>
+              <w:rPr>
+                <w:rFonts w:ascii="Calibri" w:hAnsi="Calibri" w:cs="Calibri"/>
+                <w:i/>
+                <w:iCs/>
+                <w:color w:val="000000"/>
+              </w:rPr>
+            </w:r>
             <w:r>
               <w:rPr>
                 <w:rFonts w:ascii="Calibri" w:hAnsi="Calibri" w:cs="Calibri"/>
@@ -492,6 +568,15 @@
                 <w:i/>
                 <w:iCs/>
                 <w:color w:val="000000"/>
+              </w:rPr>
+            </w:r>
+            <w:r>
+              <w:rPr>
+                <w:rFonts w:ascii="Calibri" w:hAnsi="Calibri" w:cs="Calibri"/>
+                <w:i/>
+                <w:iCs/>
+                <w:color w:val="000000"/>
+                <w:highlight w:val="none"/>
               </w:rPr>
             </w:r>
           </w:p>
@@ -555,7 +640,29 @@
                 <w:color w:val="000000"/>
                 <w:lang w:val="en-GB"/>
               </w:rPr>
-              <w:t xml:space="preserve">Project formulated with a scope of releases within a certain timescale, with aims objectives and deliverables outlined and an SRS created with design documentation to support it.</w:t>
+              <w:t xml:space="preserve">Project formulated with a scope of releases within a certain timescale, with aims objectives and deliverables outlined and an SRS created with design documentation to support it. The SRS exists here (</w:t>
+            </w:r>
+            <w:r>
+              <w:rPr>
+                <w:rFonts w:ascii="Calibri" w:hAnsi="Calibri" w:cs="Calibri"/>
+                <w:bCs/>
+                <w:i w:val="0"/>
+                <w:iCs w:val="0"/>
+                <w:color w:val="000000"/>
+                <w:lang w:val="en-GB"/>
+              </w:rPr>
+              <w:t xml:space="preserve">https://github.com/TortoiseLeaf/laurenk_personal_repository_2025/blob/main/UI_Software_Project_Initiation_and_Planning/SRS_Maui.docx</w:t>
+            </w:r>
+            <w:r>
+              <w:rPr>
+                <w:rFonts w:ascii="Calibri" w:hAnsi="Calibri" w:cs="Calibri"/>
+                <w:bCs/>
+                <w:i w:val="0"/>
+                <w:iCs w:val="0"/>
+                <w:color w:val="000000"/>
+                <w:lang w:val="en-GB"/>
+              </w:rPr>
+              <w:t xml:space="preserve">)</w:t>
             </w:r>
             <w:r>
               <w:rPr>
@@ -563,6 +670,209 @@
                 <w:bCs w:val="0"/>
                 <w:i w:val="0"/>
                 <w:color w:val="000000"/>
+                <w:highlight w:val="none"/>
+                <w:lang w:val="en-GB"/>
+              </w:rPr>
+            </w:r>
+          </w:p>
+          <w:p>
+            <w:pPr>
+              <w:pBdr/>
+              <w:spacing w:after="40" w:before="40"/>
+              <w:ind/>
+              <w:rPr>
+                <w:rFonts w:ascii="Calibri" w:hAnsi="Calibri" w:cs="Calibri"/>
+                <w:bCs w:val="0"/>
+                <w:i w:val="0"/>
+                <w:color w:val="000000"/>
+                <w:highlight w:val="none"/>
+                <w:lang w:val="en-GB"/>
+              </w:rPr>
+            </w:pPr>
+            <w:r>
+              <w:rPr>
+                <w:rFonts w:ascii="Calibri" w:hAnsi="Calibri" w:cs="Calibri"/>
+                <w:bCs w:val="0"/>
+                <w:i w:val="0"/>
+                <w:color w:val="000000"/>
+                <w:highlight w:val="none"/>
+                <w:lang w:val="en-GB"/>
+              </w:rPr>
+            </w:r>
+            <w:r>
+              <w:rPr>
+                <w:rFonts w:ascii="Calibri" w:hAnsi="Calibri" w:cs="Calibri"/>
+                <w:bCs w:val="0"/>
+                <w:i w:val="0"/>
+                <w:color w:val="000000"/>
+                <w:highlight w:val="none"/>
+                <w:lang w:val="en-GB"/>
+              </w:rPr>
+            </w:r>
+            <w:r>
+              <w:rPr>
+                <w:rFonts w:ascii="Calibri" w:hAnsi="Calibri" w:cs="Calibri"/>
+                <w:bCs w:val="0"/>
+                <w:i w:val="0"/>
+                <w:color w:val="000000"/>
+                <w:highlight w:val="none"/>
+                <w:lang w:val="en-GB"/>
+              </w:rPr>
+            </w:r>
+          </w:p>
+          <w:p>
+            <w:pPr>
+              <w:pBdr/>
+              <w:spacing w:after="40" w:before="40"/>
+              <w:ind/>
+              <w:rPr>
+                <w:rFonts w:ascii="Calibri" w:hAnsi="Calibri" w:cs="Calibri"/>
+                <w:bCs w:val="0"/>
+                <w:i w:val="0"/>
+                <w:color w:val="000000"/>
+                <w:highlight w:val="none"/>
+                <w:lang w:val="en-GB" w:bidi="en-GB"/>
+              </w:rPr>
+            </w:pPr>
+            <w:r>
+              <w:rPr>
+                <w:rFonts w:ascii="Calibri" w:hAnsi="Calibri" w:cs="Calibri"/>
+                <w:bCs/>
+                <w:i w:val="0"/>
+                <w:iCs w:val="0"/>
+                <w:color w:val="000000"/>
+                <w:highlight w:val="none"/>
+                <w:lang w:val="en-GB" w:bidi="en-GB"/>
+              </w:rPr>
+              <w:t xml:space="preserve">The business plan also evidences objectives and resources</w:t>
+            </w:r>
+            <w:r>
+              <w:rPr>
+                <w:rFonts w:ascii="Calibri" w:hAnsi="Calibri" w:cs="Calibri"/>
+                <w:bCs w:val="0"/>
+                <w:i w:val="0"/>
+                <w:color w:val="000000"/>
+                <w:highlight w:val="none"/>
+                <w:lang w:val="en-GB"/>
+              </w:rPr>
+            </w:r>
+          </w:p>
+          <w:p>
+            <w:pPr>
+              <w:pBdr/>
+              <w:spacing w:after="40" w:before="40"/>
+              <w:ind/>
+              <w:rPr>
+                <w:rFonts w:ascii="Calibri" w:hAnsi="Calibri" w:cs="Calibri"/>
+                <w:bCs w:val="0"/>
+                <w:i w:val="0"/>
+                <w:color w:val="000000"/>
+                <w:highlight w:val="none"/>
+                <w:lang w:val="en-GB"/>
+              </w:rPr>
+            </w:pPr>
+            <w:r>
+              <w:rPr>
+                <w:rFonts w:ascii="Calibri" w:hAnsi="Calibri" w:cs="Calibri"/>
+                <w:bCs/>
+                <w:i w:val="0"/>
+                <w:iCs w:val="0"/>
+                <w:color w:val="000000"/>
+                <w:highlight w:val="none"/>
+                <w:lang w:val="en-GB" w:bidi="en-GB"/>
+              </w:rPr>
+              <w:t xml:space="preserve">(</w:t>
+            </w:r>
+            <w:r>
+              <w:rPr>
+                <w:rFonts w:ascii="Calibri" w:hAnsi="Calibri" w:cs="Calibri"/>
+                <w:bCs/>
+                <w:i w:val="0"/>
+                <w:iCs w:val="0"/>
+                <w:color w:val="000000"/>
+                <w:highlight w:val="none"/>
+                <w:lang w:val="en-GB" w:bidi="en-GB"/>
+              </w:rPr>
+              <w:t xml:space="preserve">https://github.com/TortoiseLeaf/laurenk_personal_repository_2025/blob/main/UI_Software_Project_Initiation_and_Planning/Business%20Plan%20Template%20ASD.docx</w:t>
+            </w:r>
+            <w:r>
+              <w:rPr>
+                <w:rFonts w:ascii="Calibri" w:hAnsi="Calibri" w:cs="Calibri"/>
+                <w:bCs/>
+                <w:i w:val="0"/>
+                <w:iCs w:val="0"/>
+                <w:color w:val="000000"/>
+                <w:highlight w:val="none"/>
+                <w:lang w:val="en-GB" w:bidi="en-GB"/>
+              </w:rPr>
+              <w:t xml:space="preserve">)</w:t>
+            </w:r>
+            <w:r>
+              <w:rPr>
+                <w:rFonts w:ascii="Calibri" w:hAnsi="Calibri" w:cs="Calibri"/>
+                <w:bCs/>
+                <w:i w:val="0"/>
+                <w:iCs w:val="0"/>
+                <w:color w:val="000000"/>
+                <w:highlight w:val="none"/>
+                <w:lang w:val="en-GB" w:bidi="en-GB"/>
+              </w:rPr>
+            </w:r>
+            <w:r>
+              <w:rPr>
+                <w:rFonts w:ascii="Calibri" w:hAnsi="Calibri" w:cs="Calibri"/>
+                <w:bCs/>
+                <w:i w:val="0"/>
+                <w:iCs w:val="0"/>
+                <w:color w:val="000000"/>
+                <w:highlight w:val="none"/>
+                <w:lang w:val="en-GB" w:bidi="en-GB"/>
+              </w:rPr>
+            </w:r>
+          </w:p>
+          <w:p>
+            <w:pPr>
+              <w:pBdr/>
+              <w:spacing w:after="40" w:before="40"/>
+              <w:ind/>
+              <w:rPr>
+                <w:rFonts w:ascii="Calibri" w:hAnsi="Calibri" w:cs="Calibri"/>
+                <w:bCs w:val="0"/>
+                <w:i w:val="0"/>
+                <w:color w:val="000000"/>
+              </w:rPr>
+            </w:pPr>
+            <w:r>
+              <w:rPr>
+                <w:rFonts w:ascii="Calibri" w:hAnsi="Calibri" w:cs="Calibri"/>
+                <w:bCs/>
+                <w:i w:val="0"/>
+                <w:iCs w:val="0"/>
+                <w:color w:val="000000"/>
+                <w:highlight w:val="none"/>
+                <w:lang w:val="en-GB"/>
+              </w:rPr>
+            </w:r>
+            <w:r>
+              <w:rPr>
+                <w:rFonts w:ascii="Calibri" w:hAnsi="Calibri" w:cs="Calibri"/>
+                <w:bCs/>
+                <w:i w:val="0"/>
+                <w:iCs w:val="0"/>
+                <w:color w:val="000000"/>
+                <w:highlight w:val="none"/>
+                <w:lang w:val="en-GB"/>
+              </w:rPr>
+            </w:r>
+            <w:r>
+              <w:rPr>
+                <w:rFonts w:ascii="Calibri" w:hAnsi="Calibri" w:cs="Calibri"/>
+                <w:bCs/>
+                <w:i w:val="0"/>
+                <w:iCs w:val="0"/>
+                <w:color w:val="000000"/>
+                <w:highlight w:val="none"/>
+                <w:lang w:val="en-GB"/>
               </w:rPr>
             </w:r>
           </w:p>
@@ -590,29 +900,8 @@
                 <w:highlight w:val="none"/>
                 <w:lang w:val="en-GB"/>
               </w:rPr>
-              <w:t xml:space="preserve">(Link SRS and business plan) </w:t>
+              <w:t xml:space="preserve">Market research has been conducted to consider where the product sits in the market compared to competitors, and budgets have been drawn up for the funding of the proof of concept. This is all evidenced in the Market research. (</w:t>
             </w:r>
-            <w:r>
-              <w:rPr>
-                <w:rFonts w:ascii="Calibri" w:hAnsi="Calibri" w:cs="Calibri"/>
-                <w:bCs w:val="0"/>
-                <w:i w:val="0"/>
-                <w:color w:val="000000"/>
-              </w:rPr>
-            </w:r>
-          </w:p>
-          <w:p>
-            <w:pPr>
-              <w:pBdr/>
-              <w:spacing w:after="40" w:before="40"/>
-              <w:ind/>
-              <w:rPr>
-                <w:rFonts w:ascii="Calibri" w:hAnsi="Calibri" w:cs="Calibri"/>
-                <w:bCs w:val="0"/>
-                <w:i w:val="0"/>
-                <w:color w:val="000000"/>
-              </w:rPr>
-            </w:pPr>
             <w:r>
               <w:rPr>
                 <w:rFonts w:ascii="Calibri" w:hAnsi="Calibri" w:cs="Calibri"/>
@@ -623,7 +912,19 @@
                 <w:highlight w:val="none"/>
                 <w:lang w:val="en-GB"/>
               </w:rPr>
-              <w:t xml:space="preserve">Market research has been conducted to consider where the product sits in the market compared to competitors, and budgets have been drawn up for the funding of the proof of concept. (link to budget tracker)</w:t>
+              <w:t xml:space="preserve">https://github.com/TortoiseLeaf/laurenk_personal_repository_2025/blob/main/UI_Software_Delivery_and_Team_Management/Marketing-plan-Maui.docx</w:t>
+            </w:r>
+            <w:r>
+              <w:rPr>
+                <w:rFonts w:ascii="Calibri" w:hAnsi="Calibri" w:cs="Calibri"/>
+                <w:bCs/>
+                <w:i w:val="0"/>
+                <w:iCs w:val="0"/>
+                <w:color w:val="000000"/>
+                <w:highlight w:val="none"/>
+                <w:lang w:val="en-GB"/>
+              </w:rPr>
+              <w:t xml:space="preserve">)</w:t>
             </w:r>
             <w:r>
               <w:rPr>
@@ -639,12 +940,9 @@
             <w:r>
               <w:rPr>
                 <w:rFonts w:ascii="Calibri" w:hAnsi="Calibri" w:cs="Calibri"/>
-                <w:bCs/>
+                <w:bCs w:val="0"/>
                 <w:i w:val="0"/>
-                <w:iCs w:val="0"/>
                 <w:color w:val="000000"/>
-                <w:highlight w:val="none"/>
-                <w:lang w:val="en-GB"/>
               </w:rPr>
             </w:r>
           </w:p>
@@ -681,10 +979,9 @@
             <w:r>
               <w:rPr>
                 <w:rFonts w:ascii="Calibri" w:hAnsi="Calibri" w:cs="Calibri"/>
+                <w:bCs/>
                 <w:i/>
-                <w:iCs/>
                 <w:color w:val="000000"/>
-                <w:highlight w:val="none"/>
               </w:rPr>
             </w:r>
           </w:p>
@@ -721,6 +1018,12 @@
                 <w:bCs/>
               </w:rPr>
               <w:t xml:space="preserve">2</w:t>
+            </w:r>
+            <w:r>
+              <w:rPr>
+                <w:rFonts w:asciiTheme="minorHAnsi" w:hAnsiTheme="minorHAnsi" w:cstheme="minorHAnsi"/>
+                <w:bCs/>
+              </w:rPr>
             </w:r>
             <w:r>
               <w:rPr>
@@ -765,6 +1068,12 @@
                 <w:bCs/>
               </w:rPr>
             </w:r>
+            <w:r>
+              <w:rPr>
+                <w:rFonts w:asciiTheme="minorHAnsi" w:hAnsiTheme="minorHAnsi" w:cstheme="minorHAnsi"/>
+                <w:bCs/>
+              </w:rPr>
+            </w:r>
           </w:p>
         </w:tc>
         <w:tc>
@@ -796,6 +1105,12 @@
                 <w:lang w:eastAsia="en-GB"/>
               </w:rPr>
               <w:t xml:space="preserve">Create a market research report for an industry based on your projects USP. This should include competitor analysis and strategic group mapping.   </w:t>
+            </w:r>
+            <w:r>
+              <w:rPr>
+                <w:rFonts w:asciiTheme="minorHAnsi" w:hAnsiTheme="minorHAnsi" w:cstheme="minorHAnsi"/>
+                <w:bCs/>
+              </w:rPr>
             </w:r>
             <w:r>
               <w:rPr>
@@ -847,6 +1162,12 @@
                 <w:color w:val="000000"/>
               </w:rPr>
             </w:r>
+            <w:r>
+              <w:rPr>
+                <w:rFonts w:ascii="Calibri" w:hAnsi="Calibri" w:cs="Calibri"/>
+                <w:color w:val="000000"/>
+              </w:rPr>
+            </w:r>
           </w:p>
         </w:tc>
         <w:tc>
@@ -869,6 +1190,8 @@
               <w:rPr>
                 <w:rFonts w:ascii="Calibri" w:hAnsi="Calibri" w:cs="Calibri"/>
                 <w:color w:val="000000"/>
+                <w:highlight w:val="none"/>
+                <w:lang w:val="en-GB"/>
               </w:rPr>
             </w:pPr>
             <w:r>
@@ -877,7 +1200,23 @@
                 <w:color w:val="000000"/>
                 <w:lang w:val="en-GB"/>
               </w:rPr>
-              <w:t xml:space="preserve">Market research was conducted for the business plan to include competitor analysis and strategic group mapping as evidenced here (link to business plan)</w:t>
+              <w:t xml:space="preserve">Market research was conducted for the business plan to include competitor analysis and strategic group mapping as evidenced here in the market research report (</w:t>
+            </w:r>
+            <w:r>
+              <w:rPr>
+                <w:rFonts w:ascii="Calibri" w:hAnsi="Calibri" w:cs="Calibri"/>
+                <w:color w:val="000000"/>
+                <w:lang w:val="en-GB"/>
+              </w:rPr>
+              <w:t xml:space="preserve">https://github.com/TortoiseLeaf/laurenk_personal_repository_2025/blob/main/UI_Software_Delivery_and_Team_Management/Marketing-plan-Maui.docx</w:t>
+            </w:r>
+            <w:r>
+              <w:rPr>
+                <w:rFonts w:ascii="Calibri" w:hAnsi="Calibri" w:cs="Calibri"/>
+                <w:color w:val="000000"/>
+                <w:lang w:val="en-GB"/>
+              </w:rPr>
+              <w:t xml:space="preserve">)</w:t>
             </w:r>
             <w:r>
               <w:rPr>
@@ -885,6 +1224,215 @@
                 <w:color w:val="000000"/>
               </w:rPr>
             </w:r>
+          </w:p>
+          <w:p>
+            <w:pPr>
+              <w:pBdr/>
+              <w:spacing w:after="40" w:before="40"/>
+              <w:ind/>
+              <w:rPr>
+                <w:rFonts w:ascii="Calibri" w:hAnsi="Calibri" w:cs="Calibri"/>
+                <w:color w:val="000000"/>
+                <w:highlight w:val="none"/>
+                <w:lang w:val="en-GB"/>
+              </w:rPr>
+            </w:pPr>
+            <w:r>
+              <w:rPr>
+                <w:rFonts w:ascii="Calibri" w:hAnsi="Calibri" w:cs="Calibri"/>
+                <w:color w:val="000000"/>
+                <w:highlight w:val="none"/>
+                <w:lang w:val="en-GB"/>
+              </w:rPr>
+              <w:t xml:space="preserve">I also created a competitors analysis (</w:t>
+            </w:r>
+            <w:r>
+              <w:rPr>
+                <w:rFonts w:ascii="Calibri" w:hAnsi="Calibri" w:cs="Calibri"/>
+                <w:color w:val="000000"/>
+                <w:highlight w:val="none"/>
+                <w:lang w:val="en-GB"/>
+              </w:rPr>
+              <w:t xml:space="preserve">https://github.com/TortoiseLeaf/laurenk_personal_repository_2025/blob/main/UI_Software_Project_Management_Lifecycles/Competitive-Analysis.pdf</w:t>
+            </w:r>
+            <w:r>
+              <w:rPr>
+                <w:rFonts w:ascii="Calibri" w:hAnsi="Calibri" w:cs="Calibri"/>
+                <w:color w:val="000000"/>
+                <w:highlight w:val="none"/>
+                <w:lang w:val="en-GB"/>
+              </w:rPr>
+              <w:t xml:space="preserve">)</w:t>
+            </w:r>
+            <w:r>
+              <w:rPr>
+                <w:rFonts w:ascii="Calibri" w:hAnsi="Calibri" w:cs="Calibri"/>
+                <w:color w:val="000000"/>
+              </w:rPr>
+            </w:r>
+          </w:p>
+          <w:p>
+            <w:pPr>
+              <w:pBdr/>
+              <w:spacing w:after="40" w:before="40"/>
+              <w:ind/>
+              <w:rPr>
+                <w:rFonts w:ascii="Calibri" w:hAnsi="Calibri" w:cs="Calibri"/>
+                <w:color w:val="000000"/>
+              </w:rPr>
+            </w:pPr>
+            <w:r>
+              <w:rPr>
+                <w:rFonts w:ascii="Calibri" w:hAnsi="Calibri" w:cs="Calibri"/>
+                <w:color w:val="000000"/>
+              </w:rPr>
+            </w:r>
+            <w:r>
+              <w:rPr>
+                <w:rFonts w:ascii="Calibri" w:hAnsi="Calibri" w:cs="Calibri"/>
+                <w:color w:val="000000"/>
+              </w:rPr>
+            </w:r>
+            <w:r>
+              <w:rPr>
+                <w:rFonts w:ascii="Calibri" w:hAnsi="Calibri" w:cs="Calibri"/>
+                <w:color w:val="000000"/>
+              </w:rPr>
+            </w:r>
+          </w:p>
+          <w:p>
+            <w:pPr>
+              <w:pBdr/>
+              <w:spacing w:after="40" w:before="40"/>
+              <w:ind/>
+              <w:rPr>
+                <w:rFonts w:ascii="Calibri" w:hAnsi="Calibri" w:cs="Calibri"/>
+                <w:color w:val="000000"/>
+                <w:highlight w:val="none"/>
+                <w:lang w:val="en-GB"/>
+              </w:rPr>
+            </w:pPr>
+            <w:r>
+              <w:rPr>
+                <w:rFonts w:ascii="Calibri" w:hAnsi="Calibri" w:cs="Calibri"/>
+                <w:color w:val="000000"/>
+                <w:highlight w:val="none"/>
+                <w:lang w:val="en-GB"/>
+              </w:rPr>
+              <w:t xml:space="preserve">And strategic group mapping is included in the business plan</w:t>
+            </w:r>
+            <w:r>
+              <w:rPr>
+                <w:rFonts w:ascii="Calibri" w:hAnsi="Calibri" w:cs="Calibri"/>
+                <w:color w:val="000000"/>
+              </w:rPr>
+            </w:r>
+          </w:p>
+          <w:p>
+            <w:pPr>
+              <w:pBdr/>
+              <w:spacing w:after="40" w:before="40"/>
+              <w:ind/>
+              <w:rPr>
+                <w:rFonts w:ascii="Calibri" w:hAnsi="Calibri" w:cs="Calibri"/>
+                <w:bCs w:val="0"/>
+                <w:i w:val="0"/>
+                <w:color w:val="000000"/>
+                <w:highlight w:val="none"/>
+                <w:lang w:val="en-GB"/>
+              </w:rPr>
+            </w:pPr>
+            <w:r>
+              <w:rPr>
+                <w:rFonts w:ascii="Calibri" w:hAnsi="Calibri" w:cs="Calibri"/>
+                <w:color w:val="000000"/>
+              </w:rPr>
+            </w:r>
+            <w:r>
+              <w:rPr>
+                <w:rFonts w:ascii="Calibri" w:hAnsi="Calibri" w:cs="Calibri"/>
+                <w:bCs/>
+                <w:i w:val="0"/>
+                <w:iCs w:val="0"/>
+                <w:color w:val="000000"/>
+                <w:highlight w:val="none"/>
+                <w:lang w:val="en-GB" w:bidi="en-GB"/>
+              </w:rPr>
+              <w:t xml:space="preserve">(</w:t>
+            </w:r>
+            <w:r>
+              <w:rPr>
+                <w:rFonts w:ascii="Calibri" w:hAnsi="Calibri" w:cs="Calibri"/>
+                <w:bCs/>
+                <w:i w:val="0"/>
+                <w:iCs w:val="0"/>
+                <w:color w:val="000000"/>
+                <w:highlight w:val="none"/>
+                <w:lang w:val="en-GB" w:bidi="en-GB"/>
+              </w:rPr>
+              <w:t xml:space="preserve">https://github.com/TortoiseLeaf/laurenk_personal_repository_2025/blob/main/UI_Software_Project_Initiation_and_Planning/Business%20Plan%20Template%20ASD.docx</w:t>
+            </w:r>
+            <w:r>
+              <w:rPr>
+                <w:rFonts w:ascii="Calibri" w:hAnsi="Calibri" w:cs="Calibri"/>
+                <w:bCs/>
+                <w:i w:val="0"/>
+                <w:iCs w:val="0"/>
+                <w:color w:val="000000"/>
+                <w:highlight w:val="none"/>
+                <w:lang w:val="en-GB" w:bidi="en-GB"/>
+              </w:rPr>
+              <w:t xml:space="preserve">)</w:t>
+            </w:r>
+            <w:r>
+              <w:rPr>
+                <w:rFonts w:ascii="Calibri" w:hAnsi="Calibri" w:cs="Calibri"/>
+                <w:bCs w:val="0"/>
+                <w:i w:val="0"/>
+                <w:color w:val="000000"/>
+                <w:highlight w:val="none"/>
+                <w:lang w:val="en-GB"/>
+              </w:rPr>
+            </w:r>
+            <w:r>
+              <w:rPr>
+                <w:rFonts w:ascii="Calibri" w:hAnsi="Calibri" w:cs="Calibri"/>
+                <w:bCs w:val="0"/>
+                <w:i w:val="0"/>
+                <w:color w:val="000000"/>
+                <w:highlight w:val="none"/>
+                <w:lang w:val="en-GB"/>
+              </w:rPr>
+            </w:r>
+          </w:p>
+          <w:p>
+            <w:pPr>
+              <w:pBdr/>
+              <w:spacing w:after="40" w:before="40"/>
+              <w:ind/>
+              <w:rPr>
+                <w:rFonts w:ascii="Calibri" w:hAnsi="Calibri" w:cs="Calibri"/>
+                <w:color w:val="000000"/>
+              </w:rPr>
+            </w:pPr>
+            <w:r>
+              <w:rPr>
+                <w:rFonts w:ascii="Calibri" w:hAnsi="Calibri" w:cs="Calibri"/>
+                <w:color w:val="000000"/>
+                <w:highlight w:val="none"/>
+                <w:lang w:val="en-GB"/>
+              </w:rPr>
+              <w:t xml:space="preserve">)</w:t>
+            </w:r>
+            <w:r>
+              <w:rPr>
+                <w:rFonts w:ascii="Calibri" w:hAnsi="Calibri" w:cs="Calibri"/>
+                <w:color w:val="000000"/>
+                <w:highlight w:val="none"/>
+                <w:lang w:val="en-GB"/>
+              </w:rPr>
+            </w:r>
+            <w:r/>
           </w:p>
         </w:tc>
       </w:tr>
@@ -919,6 +1467,12 @@
                 <w:bCs/>
               </w:rPr>
               <w:t xml:space="preserve">3</w:t>
+            </w:r>
+            <w:r>
+              <w:rPr>
+                <w:rFonts w:asciiTheme="minorHAnsi" w:hAnsiTheme="minorHAnsi" w:cstheme="minorHAnsi"/>
+                <w:bCs/>
+              </w:rPr>
             </w:r>
             <w:r>
               <w:rPr>
@@ -963,6 +1517,12 @@
                 <w:bCs/>
               </w:rPr>
             </w:r>
+            <w:r>
+              <w:rPr>
+                <w:rFonts w:asciiTheme="minorHAnsi" w:hAnsiTheme="minorHAnsi" w:cstheme="minorHAnsi"/>
+                <w:bCs/>
+              </w:rPr>
+            </w:r>
           </w:p>
         </w:tc>
         <w:tc>
@@ -994,6 +1554,12 @@
                 <w:lang w:eastAsia="en-GB"/>
               </w:rPr>
               <w:t xml:space="preserve">Evaluate standard selling, questioning, negotiating, closing techniques in a range of interactions/engagements (internal/external).   </w:t>
+            </w:r>
+            <w:r>
+              <w:rPr>
+                <w:rFonts w:asciiTheme="minorHAnsi" w:hAnsiTheme="minorHAnsi" w:cstheme="minorHAnsi"/>
+                <w:bCs/>
+              </w:rPr>
             </w:r>
             <w:r>
               <w:rPr>
@@ -1045,6 +1611,12 @@
                 <w:color w:val="000000"/>
               </w:rPr>
             </w:r>
+            <w:r>
+              <w:rPr>
+                <w:rFonts w:ascii="Calibri" w:hAnsi="Calibri" w:cs="Calibri"/>
+                <w:color w:val="000000"/>
+              </w:rPr>
+            </w:r>
           </w:p>
         </w:tc>
         <w:tc>
@@ -1085,6 +1657,14 @@
                 <w:color w:val="000000"/>
               </w:rPr>
             </w:r>
+            <w:r>
+              <w:rPr>
+                <w:rFonts w:ascii="Calibri" w:hAnsi="Calibri" w:cs="Calibri"/>
+                <w:color w:val="000000"/>
+                <w:highlight w:val="none"/>
+                <w:lang w:val="en-GB"/>
+              </w:rPr>
+            </w:r>
           </w:p>
           <w:p>
             <w:pPr>
@@ -1106,6 +1686,71 @@
                 <w:lang w:val="en-GB"/>
               </w:rPr>
               <w:t xml:space="preserve">IBM and also Maui let them choose.</w:t>
+            </w:r>
+            <w:r>
+              <w:rPr>
+                <w:rFonts w:ascii="Calibri" w:hAnsi="Calibri" w:cs="Calibri"/>
+                <w:color w:val="000000"/>
+              </w:rPr>
+            </w:r>
+            <w:r>
+              <w:rPr>
+                <w:rFonts w:ascii="Calibri" w:hAnsi="Calibri" w:cs="Calibri"/>
+                <w:color w:val="000000"/>
+                <w:highlight w:val="none"/>
+                <w:lang w:val="en-GB"/>
+              </w:rPr>
+            </w:r>
+          </w:p>
+          <w:p>
+            <w:pPr>
+              <w:pBdr/>
+              <w:spacing w:after="40" w:before="40"/>
+              <w:ind/>
+              <w:rPr>
+                <w:rFonts w:ascii="Calibri" w:hAnsi="Calibri" w:cs="Calibri"/>
+                <w:color w:val="000000"/>
+              </w:rPr>
+            </w:pPr>
+            <w:r>
+              <w:rPr>
+                <w:rFonts w:ascii="Calibri" w:hAnsi="Calibri" w:cs="Calibri"/>
+                <w:color w:val="000000"/>
+              </w:rPr>
+            </w:r>
+            <w:r>
+              <w:rPr>
+                <w:rFonts w:ascii="Calibri" w:hAnsi="Calibri" w:cs="Calibri"/>
+                <w:color w:val="000000"/>
+              </w:rPr>
+            </w:r>
+            <w:r>
+              <w:rPr>
+                <w:rFonts w:ascii="Calibri" w:hAnsi="Calibri" w:cs="Calibri"/>
+                <w:color w:val="000000"/>
+              </w:rPr>
+            </w:r>
+          </w:p>
+          <w:p>
+            <w:pPr>
+              <w:pBdr/>
+              <w:spacing w:after="40" w:before="40"/>
+              <w:ind/>
+              <w:rPr>
+                <w:rFonts w:ascii="Calibri" w:hAnsi="Calibri" w:cs="Calibri"/>
+                <w:color w:val="000000"/>
+                <w:highlight w:val="none"/>
+                <w:lang w:val="en-GB"/>
+              </w:rPr>
+            </w:pPr>
+            <w:r>
+              <w:rPr>
+                <w:rFonts w:ascii="Calibri" w:hAnsi="Calibri" w:cs="Calibri"/>
+                <w:color w:val="000000"/>
+                <w:highlight w:val="none"/>
+                <w:lang w:val="en-GB"/>
+              </w:rPr>
+              <w:t xml:space="preserve">Add vimeo clip to the IBM pitch and the elevator pitch</w:t>
             </w:r>
             <w:r>
               <w:rPr>
@@ -1189,6 +1834,12 @@
                 <w:bCs/>
               </w:rPr>
             </w:r>
+            <w:r>
+              <w:rPr>
+                <w:rFonts w:asciiTheme="minorHAnsi" w:hAnsiTheme="minorHAnsi" w:cstheme="minorHAnsi"/>
+                <w:bCs/>
+              </w:rPr>
+            </w:r>
           </w:p>
         </w:tc>
         <w:tc>
@@ -1226,6 +1877,12 @@
                 <w:bCs/>
               </w:rPr>
             </w:r>
+            <w:r>
+              <w:rPr>
+                <w:rFonts w:asciiTheme="minorHAnsi" w:hAnsiTheme="minorHAnsi" w:cstheme="minorHAnsi"/>
+                <w:bCs/>
+              </w:rPr>
+            </w:r>
           </w:p>
         </w:tc>
         <w:tc>
@@ -1256,6 +1913,12 @@
                 <w:lang w:eastAsia="en-GB"/>
               </w:rPr>
               <w:t xml:space="preserve">Review common pitfalls and mitigations in common quality assurance techniques.</w:t>
+            </w:r>
+            <w:r>
+              <w:rPr>
+                <w:rFonts w:asciiTheme="minorHAnsi" w:hAnsiTheme="minorHAnsi" w:cstheme="minorHAnsi"/>
+                <w:bCs/>
+              </w:rPr>
             </w:r>
             <w:r>
               <w:rPr>
@@ -1356,6 +2019,12 @@
                 <w:color w:val="000000"/>
               </w:rPr>
             </w:r>
+            <w:r>
+              <w:rPr>
+                <w:rFonts w:ascii="Calibri" w:hAnsi="Calibri" w:cs="Calibri"/>
+                <w:color w:val="000000"/>
+              </w:rPr>
+            </w:r>
           </w:p>
         </w:tc>
         <w:tc>
@@ -1388,12 +2057,20 @@
                 <w:color w:val="000000"/>
                 <w:lang w:val="en-GB"/>
               </w:rPr>
-              <w:t xml:space="preserve">Common pitfalls in and mitigations in common quality assurance techniques are</w:t>
+              <w:t xml:space="preserve">Common pitfalls in and mitigations in common quality assurance techniques are considered in Vickie’s assessment 2 as well crossover</w:t>
             </w:r>
             <w:r>
               <w:rPr>
                 <w:rFonts w:ascii="Calibri" w:hAnsi="Calibri" w:cs="Calibri"/>
                 <w:color w:val="000000"/>
+              </w:rPr>
+            </w:r>
+            <w:r>
+              <w:rPr>
+                <w:rFonts w:ascii="Calibri" w:hAnsi="Calibri" w:cs="Calibri"/>
+                <w:color w:val="000000"/>
+                <w:highlight w:val="none"/>
+                <w:lang w:val="en-GB"/>
               </w:rPr>
             </w:r>
           </w:p>
@@ -1445,7 +2122,127 @@
                 <w:highlight w:val="none"/>
                 <w:lang w:val="en-GB"/>
               </w:rPr>
-              <w:t xml:space="preserve">The team added automated tests to the acceptance criteria of a feature, so that automated tests are added to the project to support the code and fail if any code runs unpredictably. This ensures issues are flagged to developers and dealt with immediately, without risking problems reaching the live version of the software. </w:t>
+              <w:t xml:space="preserve">The team added automated tests to the acceptance criteria of a featu</w:t>
+            </w:r>
+            <w:r>
+              <w:rPr>
+                <w:rFonts w:ascii="Calibri" w:hAnsi="Calibri" w:cs="Calibri"/>
+                <w:color w:val="000000"/>
+                <w:highlight w:val="none"/>
+                <w:lang w:val="en-GB"/>
+              </w:rPr>
+              <w:t xml:space="preserve">re, so that automated tests are added to the project to support the code and fail if any code runs unpredictably. This ensures issues are flagged to developers and dealt with immediately, without risking problems reaching the live version of the software. </w:t>
+            </w:r>
+            <w:r>
+              <w:rPr>
+                <w:rFonts w:ascii="Calibri" w:hAnsi="Calibri" w:cs="Calibri"/>
+                <w:color w:val="000000"/>
+              </w:rPr>
+            </w:r>
+            <w:r>
+              <w:rPr>
+                <w:rFonts w:ascii="Calibri" w:hAnsi="Calibri" w:cs="Calibri"/>
+                <w:color w:val="000000"/>
+                <w:highlight w:val="none"/>
+                <w:lang w:val="en-GB"/>
+              </w:rPr>
+            </w:r>
+          </w:p>
+          <w:p>
+            <w:pPr>
+              <w:pBdr/>
+              <w:spacing w:after="40" w:before="40"/>
+              <w:ind/>
+              <w:rPr>
+                <w:rFonts w:ascii="Calibri" w:hAnsi="Calibri" w:cs="Calibri"/>
+                <w:color w:val="000000"/>
+                <w:highlight w:val="none"/>
+                <w:lang w:val="en-GB"/>
+              </w:rPr>
+            </w:pPr>
+            <w:r>
+              <w:rPr>
+                <w:rFonts w:ascii="Calibri" w:hAnsi="Calibri" w:cs="Calibri"/>
+                <w:color w:val="000000"/>
+                <w:highlight w:val="none"/>
+                <w:lang w:val="en-GB"/>
+              </w:rPr>
+              <w:t xml:space="preserve">Risk assessments were also carried out early in the project planning to identify and mitigate potential risks to the project, and updated throughout project development according to reconsideration of the threat landscape.</w:t>
+            </w:r>
+            <w:r>
+              <w:rPr>
+                <w:rFonts w:ascii="Calibri" w:hAnsi="Calibri" w:cs="Calibri"/>
+                <w:color w:val="000000"/>
+              </w:rPr>
+            </w:r>
+          </w:p>
+          <w:p>
+            <w:pPr>
+              <w:pBdr/>
+              <w:spacing w:after="40" w:before="40"/>
+              <w:ind/>
+              <w:rPr>
+                <w:rFonts w:ascii="Calibri" w:hAnsi="Calibri" w:cs="Calibri"/>
+                <w:color w:val="000000"/>
+                <w:highlight w:val="none"/>
+                <w:lang w:val="en-GB"/>
+              </w:rPr>
+            </w:pPr>
+            <w:r>
+              <w:rPr>
+                <w:rFonts w:ascii="Calibri" w:hAnsi="Calibri" w:cs="Calibri"/>
+                <w:color w:val="000000"/>
+                <w:highlight w:val="none"/>
+                <w:lang w:val="en-GB"/>
+              </w:rPr>
+              <w:t xml:space="preserve">(</w:t>
+            </w:r>
+            <w:r>
+              <w:rPr>
+                <w:rFonts w:ascii="Calibri" w:hAnsi="Calibri" w:cs="Calibri"/>
+                <w:color w:val="000000"/>
+                <w:highlight w:val="none"/>
+                <w:lang w:val="en-GB"/>
+              </w:rPr>
+              <w:t xml:space="preserve">https://github.com/TortoiseLeaf/laurenk_personal_repository_2025/blob/main/UI_Enterprise_Transformation/LO1.xlsx</w:t>
+            </w:r>
+            <w:r>
+              <w:rPr>
+                <w:rFonts w:ascii="Calibri" w:hAnsi="Calibri" w:cs="Calibri"/>
+                <w:color w:val="000000"/>
+                <w:highlight w:val="none"/>
+                <w:lang w:val="en-GB"/>
+              </w:rPr>
+              <w:t xml:space="preserve">)</w:t>
+            </w:r>
+            <w:r>
+              <w:rPr>
+                <w:rFonts w:ascii="Calibri" w:hAnsi="Calibri" w:cs="Calibri"/>
+                <w:color w:val="000000"/>
+              </w:rPr>
+            </w:r>
+          </w:p>
+          <w:p>
+            <w:pPr>
+              <w:pBdr/>
+              <w:spacing w:after="40" w:before="40"/>
+              <w:ind/>
+              <w:rPr>
+                <w:rFonts w:ascii="Calibri" w:hAnsi="Calibri" w:cs="Calibri"/>
+                <w:color w:val="000000"/>
+              </w:rPr>
+            </w:pPr>
+            <w:r>
+              <w:rPr>
+                <w:rFonts w:ascii="Calibri" w:hAnsi="Calibri" w:cs="Calibri"/>
+                <w:color w:val="000000"/>
+              </w:rPr>
+            </w:r>
+            <w:r>
+              <w:rPr>
+                <w:rFonts w:ascii="Calibri" w:hAnsi="Calibri" w:cs="Calibri"/>
+                <w:color w:val="000000"/>
+              </w:rPr>
             </w:r>
             <w:r>
               <w:rPr>
@@ -1471,7 +2268,6 @@
                 <w:highlight w:val="none"/>
                 <w:lang w:val="en-GB"/>
               </w:rPr>
-              <w:t xml:space="preserve">Risk assessments were also carried out early in the project planning to identify and mitigate potential risks to the project (Link risk assessment)</w:t>
             </w:r>
             <w:r>
               <w:rPr>
@@ -1530,6 +2326,12 @@
                 <w:bCs/>
               </w:rPr>
             </w:r>
+            <w:r>
+              <w:rPr>
+                <w:rFonts w:asciiTheme="minorHAnsi" w:hAnsiTheme="minorHAnsi" w:cstheme="minorHAnsi"/>
+                <w:bCs/>
+              </w:rPr>
+            </w:r>
           </w:p>
         </w:tc>
         <w:tc>
@@ -1567,6 +2369,12 @@
                 <w:bCs/>
               </w:rPr>
             </w:r>
+            <w:r>
+              <w:rPr>
+                <w:rFonts w:asciiTheme="minorHAnsi" w:hAnsiTheme="minorHAnsi" w:cstheme="minorHAnsi"/>
+                <w:bCs/>
+              </w:rPr>
+            </w:r>
           </w:p>
         </w:tc>
         <w:tc>
@@ -1597,6 +2405,12 @@
                 <w:lang w:eastAsia="en-GB"/>
               </w:rPr>
               <w:t xml:space="preserve">Design, evaluate, and implement a test plan for a medium-size (or larger) code segment. </w:t>
+            </w:r>
+            <w:r>
+              <w:rPr>
+                <w:rFonts w:asciiTheme="minorHAnsi" w:hAnsiTheme="minorHAnsi" w:cstheme="minorHAnsi"/>
+                <w:bCs/>
+              </w:rPr>
             </w:r>
             <w:r>
               <w:rPr>
@@ -1654,6 +2468,12 @@
                 <w:color w:val="000000"/>
               </w:rPr>
             </w:r>
+            <w:r>
+              <w:rPr>
+                <w:rFonts w:ascii="Calibri" w:hAnsi="Calibri" w:cs="Calibri"/>
+                <w:color w:val="000000"/>
+              </w:rPr>
+            </w:r>
           </w:p>
           <w:p>
             <w:pPr>
@@ -1669,6 +2489,11 @@
                 <w:rFonts w:ascii="Calibri" w:hAnsi="Calibri" w:cs="Calibri"/>
               </w:rPr>
               <w:t xml:space="preserve">Ensuring that quality assurance activities are integrated into every phase of the development process, from requirements gathering to deployment. </w:t>
+            </w:r>
+            <w:r>
+              <w:rPr>
+                <w:rFonts w:ascii="Calibri" w:hAnsi="Calibri" w:cs="Calibri"/>
+              </w:rPr>
             </w:r>
             <w:r>
               <w:rPr>
@@ -1705,7 +2530,202 @@
                 <w:rFonts w:ascii="Calibri" w:hAnsi="Calibri" w:cs="Calibri"/>
                 <w:lang w:val="en-GB"/>
               </w:rPr>
-              <w:t xml:space="preserve">Test plans have been considered for medium and larger sized code segments (link to test plan consentviewmodel) and functional automated tests have been written consistently for code to ensure its quality and functionality as the codebase develops. </w:t>
+              <w:t xml:space="preserve">Test plans have been considered for medium and larger sized code segments as evidenced in this test plan for a viewmodel (</w:t>
+            </w:r>
+            <w:r>
+              <w:rPr>
+                <w:rFonts w:ascii="Calibri" w:hAnsi="Calibri" w:cs="Calibri"/>
+                <w:lang w:val="en-GB"/>
+              </w:rPr>
+              <w:t xml:space="preserve">https://github.com/TortoiseLeaf/MauiScreenTime/commit/c080876bbc7ae48ea16afa6c9d67eae4b6c6498c</w:t>
+            </w:r>
+            <w:r>
+              <w:rPr>
+                <w:rFonts w:ascii="Calibri" w:hAnsi="Calibri" w:cs="Calibri"/>
+                <w:lang w:val="en-GB"/>
+              </w:rPr>
+              <w:t xml:space="preserve">) and functional automated tests have been written consistently for code to ensure its quality and functionality as the codebase develops, as evidenced in the project repo (</w:t>
+            </w:r>
+            <w:r>
+              <w:rPr>
+                <w:rFonts w:ascii="Calibri" w:hAnsi="Calibri" w:cs="Calibri"/>
+                <w:lang w:val="en-GB"/>
+              </w:rPr>
+              <w:t xml:space="preserve">https://github.com/TortoiseLeaf/MauiScreenTime/tree/dev/test/MauiScreenTimeTests</w:t>
+            </w:r>
+            <w:r>
+              <w:rPr>
+                <w:rFonts w:ascii="Calibri" w:hAnsi="Calibri" w:cs="Calibri"/>
+                <w:lang w:val="en-GB"/>
+              </w:rPr>
+              <w:t xml:space="preserve">)</w:t>
+            </w:r>
+            <w:r>
+              <w:rPr>
+                <w:rFonts w:ascii="Calibri" w:hAnsi="Calibri" w:cs="Calibri"/>
+              </w:rPr>
+            </w:r>
+            <w:r>
+              <w:rPr>
+                <w:rFonts w:ascii="Calibri" w:hAnsi="Calibri" w:cs="Calibri"/>
+                <w:highlight w:val="none"/>
+                <w:lang w:val="en-GB"/>
+              </w:rPr>
+            </w:r>
+          </w:p>
+          <w:p>
+            <w:pPr>
+              <w:pBdr/>
+              <w:spacing w:after="40" w:before="40"/>
+              <w:ind/>
+              <w:rPr>
+                <w:rFonts w:ascii="Calibri" w:hAnsi="Calibri" w:cs="Calibri"/>
+              </w:rPr>
+            </w:pPr>
+            <w:r>
+              <w:rPr>
+                <w:rFonts w:ascii="Calibri" w:hAnsi="Calibri" w:cs="Calibri"/>
+              </w:rPr>
+            </w:r>
+            <w:r>
+              <w:rPr>
+                <w:rFonts w:ascii="Calibri" w:hAnsi="Calibri" w:cs="Calibri"/>
+              </w:rPr>
+            </w:r>
+            <w:r>
+              <w:rPr>
+                <w:rFonts w:ascii="Calibri" w:hAnsi="Calibri" w:cs="Calibri"/>
+              </w:rPr>
+            </w:r>
+          </w:p>
+          <w:p>
+            <w:pPr>
+              <w:pBdr/>
+              <w:spacing w:after="40" w:before="40"/>
+              <w:ind/>
+              <w:rPr>
+                <w:rFonts w:ascii="Calibri" w:hAnsi="Calibri" w:cs="Calibri"/>
+                <w:bCs w:val="0"/>
+                <w:i w:val="0"/>
+                <w:color w:val="000000"/>
+                <w:highlight w:val="none"/>
+                <w:lang w:val="en-GB"/>
+              </w:rPr>
+            </w:pPr>
+            <w:r>
+              <w:rPr>
+                <w:rFonts w:ascii="Calibri" w:hAnsi="Calibri" w:cs="Calibri"/>
+                <w:highlight w:val="none"/>
+                <w:lang w:val="en-GB"/>
+              </w:rPr>
+              <w:t xml:space="preserve">Functional and non-functional requirements are considered in the project SRS outlining necessary testing criteria </w:t>
+            </w:r>
+            <w:r>
+              <w:rPr>
+                <w:rFonts w:ascii="Calibri" w:hAnsi="Calibri" w:cs="Calibri"/>
+                <w:bCs/>
+                <w:i w:val="0"/>
+                <w:iCs w:val="0"/>
+                <w:color w:val="000000"/>
+                <w:lang w:val="en-GB"/>
+              </w:rPr>
+              <w:t xml:space="preserve">(</w:t>
+            </w:r>
+            <w:r>
+              <w:rPr>
+                <w:rFonts w:ascii="Calibri" w:hAnsi="Calibri" w:cs="Calibri"/>
+                <w:bCs/>
+                <w:i w:val="0"/>
+                <w:iCs w:val="0"/>
+                <w:color w:val="000000"/>
+                <w:lang w:val="en-GB"/>
+              </w:rPr>
+              <w:t xml:space="preserve">https://github.com/TortoiseLeaf/laurenk_personal_repository_2025/blob/main/UI_Software_Project_Initiation_and_Planning/SRS_Maui.docx</w:t>
+            </w:r>
+            <w:r>
+              <w:rPr>
+                <w:rFonts w:ascii="Calibri" w:hAnsi="Calibri" w:cs="Calibri"/>
+                <w:bCs/>
+                <w:i w:val="0"/>
+                <w:iCs w:val="0"/>
+                <w:color w:val="000000"/>
+                <w:lang w:val="en-GB"/>
+              </w:rPr>
+              <w:t xml:space="preserve">)</w:t>
+            </w:r>
+            <w:r>
+              <w:rPr>
+                <w:rFonts w:ascii="Calibri" w:hAnsi="Calibri" w:cs="Calibri"/>
+              </w:rPr>
+            </w:r>
+          </w:p>
+          <w:p>
+            <w:pPr>
+              <w:pBdr/>
+              <w:spacing w:after="40" w:before="40"/>
+              <w:ind/>
+              <w:rPr>
+                <w:rFonts w:ascii="Calibri" w:hAnsi="Calibri" w:cs="Calibri"/>
+              </w:rPr>
+            </w:pPr>
+            <w:r>
+              <w:rPr>
+                <w:rFonts w:ascii="Calibri" w:hAnsi="Calibri" w:cs="Calibri"/>
+              </w:rPr>
+            </w:r>
+            <w:r>
+              <w:rPr>
+                <w:rFonts w:ascii="Calibri" w:hAnsi="Calibri" w:cs="Calibri"/>
+              </w:rPr>
+            </w:r>
+            <w:r>
+              <w:rPr>
+                <w:rFonts w:ascii="Calibri" w:hAnsi="Calibri" w:cs="Calibri"/>
+              </w:rPr>
+            </w:r>
+          </w:p>
+          <w:p>
+            <w:pPr>
+              <w:pBdr/>
+              <w:spacing w:after="40" w:before="40"/>
+              <w:ind/>
+              <w:rPr>
+                <w:rFonts w:ascii="Calibri" w:hAnsi="Calibri" w:cs="Calibri"/>
+                <w:highlight w:val="none"/>
+                <w:lang w:val="en-GB"/>
+              </w:rPr>
+            </w:pPr>
+            <w:r>
+              <w:rPr>
+                <w:rFonts w:ascii="Calibri" w:hAnsi="Calibri" w:cs="Calibri"/>
+                <w:lang w:val="en-GB"/>
+              </w:rPr>
+              <w:t xml:space="preserve">This ensures quality assurance is integrated into every stage of the project lifecycle from planning through to deployment.</w:t>
+            </w:r>
+            <w:r>
+              <w:rPr>
+                <w:rFonts w:ascii="Calibri" w:hAnsi="Calibri" w:cs="Calibri"/>
+              </w:rPr>
+            </w:r>
+          </w:p>
+          <w:p>
+            <w:pPr>
+              <w:pBdr/>
+              <w:spacing w:after="40" w:before="40"/>
+              <w:ind/>
+              <w:rPr>
+                <w:rFonts w:ascii="Calibri" w:hAnsi="Calibri" w:cs="Calibri"/>
+              </w:rPr>
+            </w:pPr>
+            <w:r>
+              <w:rPr>
+                <w:rFonts w:ascii="Calibri" w:hAnsi="Calibri" w:cs="Calibri"/>
+              </w:rPr>
+            </w:r>
+            <w:r>
+              <w:rPr>
+                <w:rFonts w:ascii="Calibri" w:hAnsi="Calibri" w:cs="Calibri"/>
+              </w:rPr>
             </w:r>
             <w:r>
               <w:rPr>
@@ -1728,7 +2748,14 @@
                 <w:highlight w:val="none"/>
                 <w:lang w:val="en-GB"/>
               </w:rPr>
-              <w:t xml:space="preserve">This is suggested in SRS planning? Actioned in development, and is necessary for deployment (Link to deployment guidelines about testing)</w:t>
+              <w:t xml:space="preserve">Add test plan for user testing </w:t>
+            </w:r>
+            <w:r>
+              <w:rPr>
+                <w:rFonts w:ascii="Calibri" w:hAnsi="Calibri" w:cs="Calibri"/>
+                <w:highlight w:val="none"/>
+                <w:lang w:val="en-GB"/>
+              </w:rPr>
             </w:r>
             <w:r>
               <w:rPr>
@@ -1738,12 +2765,89 @@
               </w:rPr>
             </w:r>
           </w:p>
+          <w:p>
+            <w:pPr>
+              <w:pBdr/>
+              <w:spacing w:after="40" w:before="40"/>
+              <w:ind/>
+              <w:rPr>
+                <w:rFonts w:ascii="Calibri" w:hAnsi="Calibri" w:cs="Calibri"/>
+                <w:highlight w:val="none"/>
+                <w:lang w:val="en-GB"/>
+              </w:rPr>
+            </w:pPr>
+            <w:r>
+              <w:rPr>
+                <w:rFonts w:ascii="Calibri" w:hAnsi="Calibri" w:cs="Calibri"/>
+                <w:highlight w:val="none"/>
+                <w:lang w:val="en-GB"/>
+              </w:rPr>
+              <w:t xml:space="preserve">This is suggested in SRS planning, actioned in development, and is necessary for deployment (Link to deployment guidelines about testing)</w:t>
+            </w:r>
+            <w:r>
+              <w:rPr>
+                <w:rFonts w:ascii="Calibri" w:hAnsi="Calibri" w:cs="Calibri"/>
+                <w:highlight w:val="none"/>
+                <w:lang w:val="en-GB"/>
+              </w:rPr>
+            </w:r>
+            <w:r>
+              <w:rPr>
+                <w:rFonts w:ascii="Calibri" w:hAnsi="Calibri" w:cs="Calibri"/>
+                <w:highlight w:val="none"/>
+                <w:lang w:val="en-GB"/>
+              </w:rPr>
+            </w:r>
+          </w:p>
+          <w:p>
+            <w:pPr>
+              <w:pBdr/>
+              <w:spacing w:after="40" w:before="40"/>
+              <w:ind/>
+              <w:rPr>
+                <w:rFonts w:ascii="Calibri" w:hAnsi="Calibri" w:cs="Calibri"/>
+              </w:rPr>
+            </w:pPr>
+            <w:r>
+              <w:rPr>
+                <w:rFonts w:ascii="Calibri" w:hAnsi="Calibri" w:cs="Calibri"/>
+                <w:bCs/>
+                <w:i w:val="0"/>
+                <w:iCs w:val="0"/>
+                <w:color w:val="000000"/>
+                <w:highlight w:val="none"/>
+                <w:lang w:val="en-GB"/>
+              </w:rPr>
+            </w:r>
+            <w:r>
+              <w:rPr>
+                <w:rFonts w:ascii="Calibri" w:hAnsi="Calibri" w:cs="Calibri"/>
+                <w:bCs/>
+                <w:i w:val="0"/>
+                <w:iCs w:val="0"/>
+                <w:color w:val="000000"/>
+                <w:highlight w:val="none"/>
+                <w:lang w:val="en-GB"/>
+              </w:rPr>
+            </w:r>
+            <w:r>
+              <w:rPr>
+                <w:rFonts w:ascii="Calibri" w:hAnsi="Calibri" w:cs="Calibri"/>
+                <w:bCs/>
+                <w:i w:val="0"/>
+                <w:iCs w:val="0"/>
+                <w:color w:val="000000"/>
+                <w:highlight w:val="none"/>
+                <w:lang w:val="en-GB"/>
+              </w:rPr>
+            </w:r>
+          </w:p>
         </w:tc>
       </w:tr>
     </w:tbl>
     <w:p>
       <w:pPr>
-        <w:pStyle w:val="666"/>
+        <w:pStyle w:val="859"/>
         <w:pBdr/>
         <w:spacing/>
         <w:ind/>
@@ -1779,16 +2883,26 @@
           <w:lang w:val="en-GB" w:eastAsia="en-GB"/>
         </w:rPr>
       </w:r>
-    </w:p>
-    <w:p>
-      <w:pPr>
-        <w:pBdr/>
-        <w:spacing/>
-        <w:ind/>
+      <w:r>
         <w:rPr>
           <w:lang w:val="en-GB" w:eastAsia="en-GB"/>
         </w:rPr>
-      </w:pPr>
+      </w:r>
+    </w:p>
+    <w:p>
+      <w:pPr>
+        <w:pBdr/>
+        <w:spacing/>
+        <w:ind/>
+        <w:rPr>
+          <w:lang w:val="en-GB" w:eastAsia="en-GB"/>
+        </w:rPr>
+      </w:pPr>
+      <w:r>
+        <w:rPr>
+          <w:lang w:val="en-GB" w:eastAsia="en-GB"/>
+        </w:rPr>
+      </w:r>
       <w:r>
         <w:rPr>
           <w:lang w:val="en-GB" w:eastAsia="en-GB"/>
@@ -1819,16 +2933,26 @@
           <w:lang w:val="en-GB" w:eastAsia="en-GB"/>
         </w:rPr>
       </w:r>
-    </w:p>
-    <w:p>
-      <w:pPr>
-        <w:pBdr/>
-        <w:spacing/>
-        <w:ind/>
+      <w:r>
         <w:rPr>
           <w:lang w:val="en-GB" w:eastAsia="en-GB"/>
         </w:rPr>
-      </w:pPr>
+      </w:r>
+    </w:p>
+    <w:p>
+      <w:pPr>
+        <w:pBdr/>
+        <w:spacing/>
+        <w:ind/>
+        <w:rPr>
+          <w:lang w:val="en-GB" w:eastAsia="en-GB"/>
+        </w:rPr>
+      </w:pPr>
+      <w:r>
+        <w:rPr>
+          <w:lang w:val="en-GB" w:eastAsia="en-GB"/>
+        </w:rPr>
+      </w:r>
       <w:r>
         <w:rPr>
           <w:lang w:val="en-GB" w:eastAsia="en-GB"/>
@@ -1862,7 +2986,6 @@
         <w:ind/>
         <w:rPr/>
       </w:pPr>
-      <w:r/>
       <w:r>
         <w:separator/>
       </w:r>
@@ -1877,7 +3000,6 @@
         <w:ind/>
         <w:rPr/>
       </w:pPr>
-      <w:r/>
       <w:r>
         <w:continuationSeparator/>
       </w:r>
@@ -1897,7 +3019,6 @@
         <w:ind/>
         <w:rPr/>
       </w:pPr>
-      <w:r/>
       <w:r>
         <w:separator/>
       </w:r>
@@ -1912,7 +3033,6 @@
         <w:ind/>
         <w:rPr/>
       </w:pPr>
-      <w:r/>
       <w:r>
         <w:continuationSeparator/>
       </w:r>
@@ -2081,9 +3201,9 @@
     <w:lsdException w:name="Bibliography" w:uiPriority="37"/>
     <w:lsdException w:name="TOC Heading" w:uiPriority="39" w:qFormat="1"/>
   </w:latentStyles>
-  <w:style w:type="table" w:styleId="13">
+  <w:style w:type="table" w:styleId="701">
     <w:name w:val="Table Grid Light"/>
-    <w:basedOn w:val="675"/>
+    <w:basedOn w:val="868"/>
     <w:uiPriority w:val="59"/>
     <w:pPr>
       <w:pBdr/>
@@ -2280,9 +3400,9 @@
       </w:tcPr>
     </w:tblStylePr>
   </w:style>
-  <w:style w:type="table" w:styleId="14">
+  <w:style w:type="table" w:styleId="702">
     <w:name w:val="Plain Table 1"/>
-    <w:basedOn w:val="675"/>
+    <w:basedOn w:val="868"/>
     <w:uiPriority w:val="59"/>
     <w:pPr>
       <w:pBdr/>
@@ -2505,9 +3625,9 @@
       </w:tcPr>
     </w:tblStylePr>
   </w:style>
-  <w:style w:type="table" w:styleId="15">
+  <w:style w:type="table" w:styleId="703">
     <w:name w:val="Plain Table 2"/>
-    <w:basedOn w:val="675"/>
+    <w:basedOn w:val="868"/>
     <w:uiPriority w:val="59"/>
     <w:pPr>
       <w:pBdr/>
@@ -2738,9 +3858,9 @@
       </w:tcPr>
     </w:tblStylePr>
   </w:style>
-  <w:style w:type="table" w:styleId="16">
+  <w:style w:type="table" w:styleId="704">
     <w:name w:val="Plain Table 3"/>
-    <w:basedOn w:val="675"/>
+    <w:basedOn w:val="868"/>
     <w:uiPriority w:val="99"/>
     <w:pPr>
       <w:pBdr/>
@@ -2968,9 +4088,9 @@
       </w:tcPr>
     </w:tblStylePr>
   </w:style>
-  <w:style w:type="table" w:styleId="17">
+  <w:style w:type="table" w:styleId="705">
     <w:name w:val="Plain Table 4"/>
-    <w:basedOn w:val="675"/>
+    <w:basedOn w:val="868"/>
     <w:uiPriority w:val="99"/>
     <w:pPr>
       <w:pBdr/>
@@ -3184,9 +4304,9 @@
       </w:tcPr>
     </w:tblStylePr>
   </w:style>
-  <w:style w:type="table" w:styleId="18">
+  <w:style w:type="table" w:styleId="706">
     <w:name w:val="Plain Table 5"/>
-    <w:basedOn w:val="675"/>
+    <w:basedOn w:val="868"/>
     <w:uiPriority w:val="99"/>
     <w:pPr>
       <w:pBdr/>
@@ -3417,9 +4537,9 @@
       </w:tcPr>
     </w:tblStylePr>
   </w:style>
-  <w:style w:type="table" w:styleId="19">
+  <w:style w:type="table" w:styleId="707">
     <w:name w:val="Grid Table 1 Light"/>
-    <w:basedOn w:val="675"/>
+    <w:basedOn w:val="868"/>
     <w:uiPriority w:val="99"/>
     <w:pPr>
       <w:pBdr/>
@@ -3640,9 +4760,9 @@
       </w:tcPr>
     </w:tblStylePr>
   </w:style>
-  <w:style w:type="table" w:styleId="20">
+  <w:style w:type="table" w:styleId="708">
     <w:name w:val="Grid Table 1 Light - Accent 1"/>
-    <w:basedOn w:val="675"/>
+    <w:basedOn w:val="868"/>
     <w:uiPriority w:val="99"/>
     <w:pPr>
       <w:pBdr/>
@@ -3863,9 +4983,9 @@
       </w:tcPr>
     </w:tblStylePr>
   </w:style>
-  <w:style w:type="table" w:styleId="21">
+  <w:style w:type="table" w:styleId="709">
     <w:name w:val="Grid Table 1 Light - Accent 2"/>
-    <w:basedOn w:val="675"/>
+    <w:basedOn w:val="868"/>
     <w:uiPriority w:val="99"/>
     <w:pPr>
       <w:pBdr/>
@@ -4086,9 +5206,9 @@
       </w:tcPr>
     </w:tblStylePr>
   </w:style>
-  <w:style w:type="table" w:styleId="22">
+  <w:style w:type="table" w:styleId="710">
     <w:name w:val="Grid Table 1 Light - Accent 3"/>
-    <w:basedOn w:val="675"/>
+    <w:basedOn w:val="868"/>
     <w:uiPriority w:val="99"/>
     <w:pPr>
       <w:pBdr/>
@@ -4309,9 +5429,9 @@
       </w:tcPr>
     </w:tblStylePr>
   </w:style>
-  <w:style w:type="table" w:styleId="23">
+  <w:style w:type="table" w:styleId="711">
     <w:name w:val="Grid Table 1 Light - Accent 4"/>
-    <w:basedOn w:val="675"/>
+    <w:basedOn w:val="868"/>
     <w:uiPriority w:val="99"/>
     <w:pPr>
       <w:pBdr/>
@@ -4532,9 +5652,9 @@
       </w:tcPr>
     </w:tblStylePr>
   </w:style>
-  <w:style w:type="table" w:styleId="24">
+  <w:style w:type="table" w:styleId="712">
     <w:name w:val="Grid Table 1 Light - Accent 5"/>
-    <w:basedOn w:val="675"/>
+    <w:basedOn w:val="868"/>
     <w:uiPriority w:val="99"/>
     <w:pPr>
       <w:pBdr/>
@@ -4755,9 +5875,9 @@
       </w:tcPr>
     </w:tblStylePr>
   </w:style>
-  <w:style w:type="table" w:styleId="25">
+  <w:style w:type="table" w:styleId="713">
     <w:name w:val="Grid Table 1 Light - Accent 6"/>
-    <w:basedOn w:val="675"/>
+    <w:basedOn w:val="868"/>
     <w:uiPriority w:val="99"/>
     <w:pPr>
       <w:pBdr/>
@@ -4978,9 +6098,9 @@
       </w:tcPr>
     </w:tblStylePr>
   </w:style>
-  <w:style w:type="table" w:styleId="26">
+  <w:style w:type="table" w:styleId="714">
     <w:name w:val="Grid Table 2"/>
-    <w:basedOn w:val="675"/>
+    <w:basedOn w:val="868"/>
     <w:uiPriority w:val="99"/>
     <w:pPr>
       <w:pBdr/>
@@ -5210,9 +6330,9 @@
       </w:tcPr>
     </w:tblStylePr>
   </w:style>
-  <w:style w:type="table" w:styleId="27">
+  <w:style w:type="table" w:styleId="715">
     <w:name w:val="Grid Table 2 - Accent 1"/>
-    <w:basedOn w:val="675"/>
+    <w:basedOn w:val="868"/>
     <w:uiPriority w:val="99"/>
     <w:pPr>
       <w:pBdr/>
@@ -5442,9 +6562,9 @@
       </w:tcPr>
     </w:tblStylePr>
   </w:style>
-  <w:style w:type="table" w:styleId="28">
+  <w:style w:type="table" w:styleId="716">
     <w:name w:val="Grid Table 2 - Accent 2"/>
-    <w:basedOn w:val="675"/>
+    <w:basedOn w:val="868"/>
     <w:uiPriority w:val="99"/>
     <w:pPr>
       <w:pBdr/>
@@ -5674,9 +6794,9 @@
       </w:tcPr>
     </w:tblStylePr>
   </w:style>
-  <w:style w:type="table" w:styleId="29">
+  <w:style w:type="table" w:styleId="717">
     <w:name w:val="Grid Table 2 - Accent 3"/>
-    <w:basedOn w:val="675"/>
+    <w:basedOn w:val="868"/>
     <w:uiPriority w:val="99"/>
     <w:pPr>
       <w:pBdr/>
@@ -5906,9 +7026,9 @@
       </w:tcPr>
     </w:tblStylePr>
   </w:style>
-  <w:style w:type="table" w:styleId="30">
+  <w:style w:type="table" w:styleId="718">
     <w:name w:val="Grid Table 2 - Accent 4"/>
-    <w:basedOn w:val="675"/>
+    <w:basedOn w:val="868"/>
     <w:uiPriority w:val="99"/>
     <w:pPr>
       <w:pBdr/>
@@ -6138,9 +7258,9 @@
       </w:tcPr>
     </w:tblStylePr>
   </w:style>
-  <w:style w:type="table" w:styleId="31">
+  <w:style w:type="table" w:styleId="719">
     <w:name w:val="Grid Table 2 - Accent 5"/>
-    <w:basedOn w:val="675"/>
+    <w:basedOn w:val="868"/>
     <w:uiPriority w:val="99"/>
     <w:pPr>
       <w:pBdr/>
@@ -6370,9 +7490,9 @@
       </w:tcPr>
     </w:tblStylePr>
   </w:style>
-  <w:style w:type="table" w:styleId="32">
+  <w:style w:type="table" w:styleId="720">
     <w:name w:val="Grid Table 2 - Accent 6"/>
-    <w:basedOn w:val="675"/>
+    <w:basedOn w:val="868"/>
     <w:uiPriority w:val="99"/>
     <w:pPr>
       <w:pBdr/>
@@ -6602,9 +7722,9 @@
       </w:tcPr>
     </w:tblStylePr>
   </w:style>
-  <w:style w:type="table" w:styleId="33">
+  <w:style w:type="table" w:styleId="721">
     <w:name w:val="Grid Table 3"/>
-    <w:basedOn w:val="675"/>
+    <w:basedOn w:val="868"/>
     <w:uiPriority w:val="99"/>
     <w:pPr>
       <w:pBdr/>
@@ -6703,29 +7823,6 @@
         <w:tblBorders/>
       </w:tblPr>
       <w:tcPr>
-        <w:shd w:color="ffffff"/>
-        <w:tcBorders>
-          <w:top w:val="none" w:color="000000" w:sz="4" w:space="0"/>
-          <w:left w:val="none" w:color="000000" w:sz="4" w:space="0"/>
-          <w:bottom w:val="none" w:color="000000" w:sz="4" w:space="0"/>
-          <w:right w:val="none" w:color="000000" w:sz="4" w:space="0"/>
-        </w:tcBorders>
-      </w:tcPr>
-    </w:tblStylePr>
-    <w:tblStylePr w:type="firstRow">
-      <w:rPr>
-        <w:b/>
-        <w:color w:val="404040"/>
-      </w:rPr>
-      <w:pPr>
-        <w:pBdr/>
-        <w:spacing/>
-        <w:ind/>
-      </w:pPr>
-      <w:tblPr>
-        <w:tblBorders/>
-      </w:tblPr>
-      <w:tcPr>
         <w:shd w:val="clear" w:color="ffffff"/>
         <w:tcBorders>
           <w:top w:val="none" w:color="000000" w:sz="4" w:space="0"/>
@@ -6735,30 +7832,7 @@
         </w:tcBorders>
       </w:tcPr>
     </w:tblStylePr>
-    <w:tblStylePr w:type="lastCol">
-      <w:rPr>
-        <w:i/>
-        <w:color w:val="404040"/>
-      </w:rPr>
-      <w:pPr>
-        <w:pBdr/>
-        <w:spacing/>
-        <w:ind/>
-      </w:pPr>
-      <w:tblPr>
-        <w:tblBorders/>
-      </w:tblPr>
-      <w:tcPr>
-        <w:shd w:color="ffffff"/>
-        <w:tcBorders>
-          <w:top w:val="none" w:color="000000" w:sz="4" w:space="0"/>
-          <w:left w:val="none" w:color="000000" w:sz="4" w:space="0"/>
-          <w:bottom w:val="none" w:color="000000" w:sz="4" w:space="0"/>
-          <w:right w:val="none" w:color="000000" w:sz="4" w:space="0"/>
-        </w:tcBorders>
-      </w:tcPr>
-    </w:tblStylePr>
-    <w:tblStylePr w:type="lastRow">
+    <w:tblStylePr w:type="firstRow">
       <w:rPr>
         <w:b/>
         <w:color w:val="404040"/>
@@ -6781,6 +7855,52 @@
         </w:tcBorders>
       </w:tcPr>
     </w:tblStylePr>
+    <w:tblStylePr w:type="lastCol">
+      <w:rPr>
+        <w:i/>
+        <w:color w:val="404040"/>
+      </w:rPr>
+      <w:pPr>
+        <w:pBdr/>
+        <w:spacing/>
+        <w:ind/>
+      </w:pPr>
+      <w:tblPr>
+        <w:tblBorders/>
+      </w:tblPr>
+      <w:tcPr>
+        <w:shd w:val="clear" w:color="ffffff"/>
+        <w:tcBorders>
+          <w:top w:val="none" w:color="000000" w:sz="4" w:space="0"/>
+          <w:left w:val="none" w:color="000000" w:sz="4" w:space="0"/>
+          <w:bottom w:val="none" w:color="000000" w:sz="4" w:space="0"/>
+          <w:right w:val="none" w:color="000000" w:sz="4" w:space="0"/>
+        </w:tcBorders>
+      </w:tcPr>
+    </w:tblStylePr>
+    <w:tblStylePr w:type="lastRow">
+      <w:rPr>
+        <w:b/>
+        <w:color w:val="404040"/>
+      </w:rPr>
+      <w:pPr>
+        <w:pBdr/>
+        <w:spacing/>
+        <w:ind/>
+      </w:pPr>
+      <w:tblPr>
+        <w:tblBorders/>
+      </w:tblPr>
+      <w:tcPr>
+        <w:shd w:val="clear" w:color="ffffff"/>
+        <w:tcBorders>
+          <w:top w:val="none" w:color="000000" w:sz="4" w:space="0"/>
+          <w:left w:val="none" w:color="000000" w:sz="4" w:space="0"/>
+          <w:bottom w:val="none" w:color="000000" w:sz="4" w:space="0"/>
+          <w:right w:val="none" w:color="000000" w:sz="4" w:space="0"/>
+        </w:tcBorders>
+      </w:tcPr>
+    </w:tblStylePr>
     <w:tblStylePr w:type="nwCell">
       <w:pPr>
         <w:pBdr/>
@@ -6847,9 +7967,9 @@
       </w:tcPr>
     </w:tblStylePr>
   </w:style>
-  <w:style w:type="table" w:styleId="34">
+  <w:style w:type="table" w:styleId="722">
     <w:name w:val="Grid Table 3 - Accent 1"/>
-    <w:basedOn w:val="675"/>
+    <w:basedOn w:val="868"/>
     <w:uiPriority w:val="99"/>
     <w:pPr>
       <w:pBdr/>
@@ -6948,29 +8068,6 @@
         <w:tblBorders/>
       </w:tblPr>
       <w:tcPr>
-        <w:shd w:color="ffffff"/>
-        <w:tcBorders>
-          <w:top w:val="none" w:color="000000" w:sz="4" w:space="0"/>
-          <w:left w:val="none" w:color="000000" w:sz="4" w:space="0"/>
-          <w:bottom w:val="none" w:color="000000" w:sz="4" w:space="0"/>
-          <w:right w:val="none" w:color="000000" w:sz="4" w:space="0"/>
-        </w:tcBorders>
-      </w:tcPr>
-    </w:tblStylePr>
-    <w:tblStylePr w:type="firstRow">
-      <w:rPr>
-        <w:b/>
-        <w:color w:val="404040"/>
-      </w:rPr>
-      <w:pPr>
-        <w:pBdr/>
-        <w:spacing/>
-        <w:ind/>
-      </w:pPr>
-      <w:tblPr>
-        <w:tblBorders/>
-      </w:tblPr>
-      <w:tcPr>
         <w:shd w:val="clear" w:color="ffffff"/>
         <w:tcBorders>
           <w:top w:val="none" w:color="000000" w:sz="4" w:space="0"/>
@@ -6980,30 +8077,7 @@
         </w:tcBorders>
       </w:tcPr>
     </w:tblStylePr>
-    <w:tblStylePr w:type="lastCol">
-      <w:rPr>
-        <w:i/>
-        <w:color w:val="404040"/>
-      </w:rPr>
-      <w:pPr>
-        <w:pBdr/>
-        <w:spacing/>
-        <w:ind/>
-      </w:pPr>
-      <w:tblPr>
-        <w:tblBorders/>
-      </w:tblPr>
-      <w:tcPr>
-        <w:shd w:color="ffffff"/>
-        <w:tcBorders>
-          <w:top w:val="none" w:color="000000" w:sz="4" w:space="0"/>
-          <w:left w:val="none" w:color="000000" w:sz="4" w:space="0"/>
-          <w:bottom w:val="none" w:color="000000" w:sz="4" w:space="0"/>
-          <w:right w:val="none" w:color="000000" w:sz="4" w:space="0"/>
-        </w:tcBorders>
-      </w:tcPr>
-    </w:tblStylePr>
-    <w:tblStylePr w:type="lastRow">
+    <w:tblStylePr w:type="firstRow">
       <w:rPr>
         <w:b/>
         <w:color w:val="404040"/>
@@ -7026,6 +8100,52 @@
         </w:tcBorders>
       </w:tcPr>
     </w:tblStylePr>
+    <w:tblStylePr w:type="lastCol">
+      <w:rPr>
+        <w:i/>
+        <w:color w:val="404040"/>
+      </w:rPr>
+      <w:pPr>
+        <w:pBdr/>
+        <w:spacing/>
+        <w:ind/>
+      </w:pPr>
+      <w:tblPr>
+        <w:tblBorders/>
+      </w:tblPr>
+      <w:tcPr>
+        <w:shd w:val="clear" w:color="ffffff"/>
+        <w:tcBorders>
+          <w:top w:val="none" w:color="000000" w:sz="4" w:space="0"/>
+          <w:left w:val="none" w:color="000000" w:sz="4" w:space="0"/>
+          <w:bottom w:val="none" w:color="000000" w:sz="4" w:space="0"/>
+          <w:right w:val="none" w:color="000000" w:sz="4" w:space="0"/>
+        </w:tcBorders>
+      </w:tcPr>
+    </w:tblStylePr>
+    <w:tblStylePr w:type="lastRow">
+      <w:rPr>
+        <w:b/>
+        <w:color w:val="404040"/>
+      </w:rPr>
+      <w:pPr>
+        <w:pBdr/>
+        <w:spacing/>
+        <w:ind/>
+      </w:pPr>
+      <w:tblPr>
+        <w:tblBorders/>
+      </w:tblPr>
+      <w:tcPr>
+        <w:shd w:val="clear" w:color="ffffff"/>
+        <w:tcBorders>
+          <w:top w:val="none" w:color="000000" w:sz="4" w:space="0"/>
+          <w:left w:val="none" w:color="000000" w:sz="4" w:space="0"/>
+          <w:bottom w:val="none" w:color="000000" w:sz="4" w:space="0"/>
+          <w:right w:val="none" w:color="000000" w:sz="4" w:space="0"/>
+        </w:tcBorders>
+      </w:tcPr>
+    </w:tblStylePr>
     <w:tblStylePr w:type="nwCell">
       <w:pPr>
         <w:pBdr/>
@@ -7092,9 +8212,9 @@
       </w:tcPr>
     </w:tblStylePr>
   </w:style>
-  <w:style w:type="table" w:styleId="35">
+  <w:style w:type="table" w:styleId="723">
     <w:name w:val="Grid Table 3 - Accent 2"/>
-    <w:basedOn w:val="675"/>
+    <w:basedOn w:val="868"/>
     <w:uiPriority w:val="99"/>
     <w:pPr>
       <w:pBdr/>
@@ -7193,29 +8313,6 @@
         <w:tblBorders/>
       </w:tblPr>
       <w:tcPr>
-        <w:shd w:color="ffffff"/>
-        <w:tcBorders>
-          <w:top w:val="none" w:color="000000" w:sz="4" w:space="0"/>
-          <w:left w:val="none" w:color="000000" w:sz="4" w:space="0"/>
-          <w:bottom w:val="none" w:color="000000" w:sz="4" w:space="0"/>
-          <w:right w:val="none" w:color="000000" w:sz="4" w:space="0"/>
-        </w:tcBorders>
-      </w:tcPr>
-    </w:tblStylePr>
-    <w:tblStylePr w:type="firstRow">
-      <w:rPr>
-        <w:b/>
-        <w:color w:val="404040"/>
-      </w:rPr>
-      <w:pPr>
-        <w:pBdr/>
-        <w:spacing/>
-        <w:ind/>
-      </w:pPr>
-      <w:tblPr>
-        <w:tblBorders/>
-      </w:tblPr>
-      <w:tcPr>
         <w:shd w:val="clear" w:color="ffffff"/>
         <w:tcBorders>
           <w:top w:val="none" w:color="000000" w:sz="4" w:space="0"/>
@@ -7225,30 +8322,7 @@
         </w:tcBorders>
       </w:tcPr>
     </w:tblStylePr>
-    <w:tblStylePr w:type="lastCol">
-      <w:rPr>
-        <w:i/>
-        <w:color w:val="404040"/>
-      </w:rPr>
-      <w:pPr>
-        <w:pBdr/>
-        <w:spacing/>
-        <w:ind/>
-      </w:pPr>
-      <w:tblPr>
-        <w:tblBorders/>
-      </w:tblPr>
-      <w:tcPr>
-        <w:shd w:color="ffffff"/>
-        <w:tcBorders>
-          <w:top w:val="none" w:color="000000" w:sz="4" w:space="0"/>
-          <w:left w:val="none" w:color="000000" w:sz="4" w:space="0"/>
-          <w:bottom w:val="none" w:color="000000" w:sz="4" w:space="0"/>
-          <w:right w:val="none" w:color="000000" w:sz="4" w:space="0"/>
-        </w:tcBorders>
-      </w:tcPr>
-    </w:tblStylePr>
-    <w:tblStylePr w:type="lastRow">
+    <w:tblStylePr w:type="firstRow">
       <w:rPr>
         <w:b/>
         <w:color w:val="404040"/>
@@ -7271,6 +8345,52 @@
         </w:tcBorders>
       </w:tcPr>
     </w:tblStylePr>
+    <w:tblStylePr w:type="lastCol">
+      <w:rPr>
+        <w:i/>
+        <w:color w:val="404040"/>
+      </w:rPr>
+      <w:pPr>
+        <w:pBdr/>
+        <w:spacing/>
+        <w:ind/>
+      </w:pPr>
+      <w:tblPr>
+        <w:tblBorders/>
+      </w:tblPr>
+      <w:tcPr>
+        <w:shd w:val="clear" w:color="ffffff"/>
+        <w:tcBorders>
+          <w:top w:val="none" w:color="000000" w:sz="4" w:space="0"/>
+          <w:left w:val="none" w:color="000000" w:sz="4" w:space="0"/>
+          <w:bottom w:val="none" w:color="000000" w:sz="4" w:space="0"/>
+          <w:right w:val="none" w:color="000000" w:sz="4" w:space="0"/>
+        </w:tcBorders>
+      </w:tcPr>
+    </w:tblStylePr>
+    <w:tblStylePr w:type="lastRow">
+      <w:rPr>
+        <w:b/>
+        <w:color w:val="404040"/>
+      </w:rPr>
+      <w:pPr>
+        <w:pBdr/>
+        <w:spacing/>
+        <w:ind/>
+      </w:pPr>
+      <w:tblPr>
+        <w:tblBorders/>
+      </w:tblPr>
+      <w:tcPr>
+        <w:shd w:val="clear" w:color="ffffff"/>
+        <w:tcBorders>
+          <w:top w:val="none" w:color="000000" w:sz="4" w:space="0"/>
+          <w:left w:val="none" w:color="000000" w:sz="4" w:space="0"/>
+          <w:bottom w:val="none" w:color="000000" w:sz="4" w:space="0"/>
+          <w:right w:val="none" w:color="000000" w:sz="4" w:space="0"/>
+        </w:tcBorders>
+      </w:tcPr>
+    </w:tblStylePr>
     <w:tblStylePr w:type="nwCell">
       <w:pPr>
         <w:pBdr/>
@@ -7337,9 +8457,9 @@
       </w:tcPr>
     </w:tblStylePr>
   </w:style>
-  <w:style w:type="table" w:styleId="36">
+  <w:style w:type="table" w:styleId="724">
     <w:name w:val="Grid Table 3 - Accent 3"/>
-    <w:basedOn w:val="675"/>
+    <w:basedOn w:val="868"/>
     <w:uiPriority w:val="99"/>
     <w:pPr>
       <w:pBdr/>
@@ -7438,29 +8558,6 @@
         <w:tblBorders/>
       </w:tblPr>
       <w:tcPr>
-        <w:shd w:color="ffffff"/>
-        <w:tcBorders>
-          <w:top w:val="none" w:color="000000" w:sz="4" w:space="0"/>
-          <w:left w:val="none" w:color="000000" w:sz="4" w:space="0"/>
-          <w:bottom w:val="none" w:color="000000" w:sz="4" w:space="0"/>
-          <w:right w:val="none" w:color="000000" w:sz="4" w:space="0"/>
-        </w:tcBorders>
-      </w:tcPr>
-    </w:tblStylePr>
-    <w:tblStylePr w:type="firstRow">
-      <w:rPr>
-        <w:b/>
-        <w:color w:val="404040"/>
-      </w:rPr>
-      <w:pPr>
-        <w:pBdr/>
-        <w:spacing/>
-        <w:ind/>
-      </w:pPr>
-      <w:tblPr>
-        <w:tblBorders/>
-      </w:tblPr>
-      <w:tcPr>
         <w:shd w:val="clear" w:color="ffffff"/>
         <w:tcBorders>
           <w:top w:val="none" w:color="000000" w:sz="4" w:space="0"/>
@@ -7470,30 +8567,7 @@
         </w:tcBorders>
       </w:tcPr>
     </w:tblStylePr>
-    <w:tblStylePr w:type="lastCol">
-      <w:rPr>
-        <w:i/>
-        <w:color w:val="404040"/>
-      </w:rPr>
-      <w:pPr>
-        <w:pBdr/>
-        <w:spacing/>
-        <w:ind/>
-      </w:pPr>
-      <w:tblPr>
-        <w:tblBorders/>
-      </w:tblPr>
-      <w:tcPr>
-        <w:shd w:color="ffffff"/>
-        <w:tcBorders>
-          <w:top w:val="none" w:color="000000" w:sz="4" w:space="0"/>
-          <w:left w:val="none" w:color="000000" w:sz="4" w:space="0"/>
-          <w:bottom w:val="none" w:color="000000" w:sz="4" w:space="0"/>
-          <w:right w:val="none" w:color="000000" w:sz="4" w:space="0"/>
-        </w:tcBorders>
-      </w:tcPr>
-    </w:tblStylePr>
-    <w:tblStylePr w:type="lastRow">
+    <w:tblStylePr w:type="firstRow">
       <w:rPr>
         <w:b/>
         <w:color w:val="404040"/>
@@ -7516,6 +8590,52 @@
         </w:tcBorders>
       </w:tcPr>
     </w:tblStylePr>
+    <w:tblStylePr w:type="lastCol">
+      <w:rPr>
+        <w:i/>
+        <w:color w:val="404040"/>
+      </w:rPr>
+      <w:pPr>
+        <w:pBdr/>
+        <w:spacing/>
+        <w:ind/>
+      </w:pPr>
+      <w:tblPr>
+        <w:tblBorders/>
+      </w:tblPr>
+      <w:tcPr>
+        <w:shd w:val="clear" w:color="ffffff"/>
+        <w:tcBorders>
+          <w:top w:val="none" w:color="000000" w:sz="4" w:space="0"/>
+          <w:left w:val="none" w:color="000000" w:sz="4" w:space="0"/>
+          <w:bottom w:val="none" w:color="000000" w:sz="4" w:space="0"/>
+          <w:right w:val="none" w:color="000000" w:sz="4" w:space="0"/>
+        </w:tcBorders>
+      </w:tcPr>
+    </w:tblStylePr>
+    <w:tblStylePr w:type="lastRow">
+      <w:rPr>
+        <w:b/>
+        <w:color w:val="404040"/>
+      </w:rPr>
+      <w:pPr>
+        <w:pBdr/>
+        <w:spacing/>
+        <w:ind/>
+      </w:pPr>
+      <w:tblPr>
+        <w:tblBorders/>
+      </w:tblPr>
+      <w:tcPr>
+        <w:shd w:val="clear" w:color="ffffff"/>
+        <w:tcBorders>
+          <w:top w:val="none" w:color="000000" w:sz="4" w:space="0"/>
+          <w:left w:val="none" w:color="000000" w:sz="4" w:space="0"/>
+          <w:bottom w:val="none" w:color="000000" w:sz="4" w:space="0"/>
+          <w:right w:val="none" w:color="000000" w:sz="4" w:space="0"/>
+        </w:tcBorders>
+      </w:tcPr>
+    </w:tblStylePr>
     <w:tblStylePr w:type="nwCell">
       <w:pPr>
         <w:pBdr/>
@@ -7582,9 +8702,9 @@
       </w:tcPr>
     </w:tblStylePr>
   </w:style>
-  <w:style w:type="table" w:styleId="37">
+  <w:style w:type="table" w:styleId="725">
     <w:name w:val="Grid Table 3 - Accent 4"/>
-    <w:basedOn w:val="675"/>
+    <w:basedOn w:val="868"/>
     <w:uiPriority w:val="99"/>
     <w:pPr>
       <w:pBdr/>
@@ -7683,29 +8803,6 @@
         <w:tblBorders/>
       </w:tblPr>
       <w:tcPr>
-        <w:shd w:color="ffffff"/>
-        <w:tcBorders>
-          <w:top w:val="none" w:color="000000" w:sz="4" w:space="0"/>
-          <w:left w:val="none" w:color="000000" w:sz="4" w:space="0"/>
-          <w:bottom w:val="none" w:color="000000" w:sz="4" w:space="0"/>
-          <w:right w:val="none" w:color="000000" w:sz="4" w:space="0"/>
-        </w:tcBorders>
-      </w:tcPr>
-    </w:tblStylePr>
-    <w:tblStylePr w:type="firstRow">
-      <w:rPr>
-        <w:b/>
-        <w:color w:val="404040"/>
-      </w:rPr>
-      <w:pPr>
-        <w:pBdr/>
-        <w:spacing/>
-        <w:ind/>
-      </w:pPr>
-      <w:tblPr>
-        <w:tblBorders/>
-      </w:tblPr>
-      <w:tcPr>
         <w:shd w:val="clear" w:color="ffffff"/>
         <w:tcBorders>
           <w:top w:val="none" w:color="000000" w:sz="4" w:space="0"/>
@@ -7715,30 +8812,7 @@
         </w:tcBorders>
       </w:tcPr>
     </w:tblStylePr>
-    <w:tblStylePr w:type="lastCol">
-      <w:rPr>
-        <w:i/>
-        <w:color w:val="404040"/>
-      </w:rPr>
-      <w:pPr>
-        <w:pBdr/>
-        <w:spacing/>
-        <w:ind/>
-      </w:pPr>
-      <w:tblPr>
-        <w:tblBorders/>
-      </w:tblPr>
-      <w:tcPr>
-        <w:shd w:color="ffffff"/>
-        <w:tcBorders>
-          <w:top w:val="none" w:color="000000" w:sz="4" w:space="0"/>
-          <w:left w:val="none" w:color="000000" w:sz="4" w:space="0"/>
-          <w:bottom w:val="none" w:color="000000" w:sz="4" w:space="0"/>
-          <w:right w:val="none" w:color="000000" w:sz="4" w:space="0"/>
-        </w:tcBorders>
-      </w:tcPr>
-    </w:tblStylePr>
-    <w:tblStylePr w:type="lastRow">
+    <w:tblStylePr w:type="firstRow">
       <w:rPr>
         <w:b/>
         <w:color w:val="404040"/>
@@ -7761,6 +8835,52 @@
         </w:tcBorders>
       </w:tcPr>
     </w:tblStylePr>
+    <w:tblStylePr w:type="lastCol">
+      <w:rPr>
+        <w:i/>
+        <w:color w:val="404040"/>
+      </w:rPr>
+      <w:pPr>
+        <w:pBdr/>
+        <w:spacing/>
+        <w:ind/>
+      </w:pPr>
+      <w:tblPr>
+        <w:tblBorders/>
+      </w:tblPr>
+      <w:tcPr>
+        <w:shd w:val="clear" w:color="ffffff"/>
+        <w:tcBorders>
+          <w:top w:val="none" w:color="000000" w:sz="4" w:space="0"/>
+          <w:left w:val="none" w:color="000000" w:sz="4" w:space="0"/>
+          <w:bottom w:val="none" w:color="000000" w:sz="4" w:space="0"/>
+          <w:right w:val="none" w:color="000000" w:sz="4" w:space="0"/>
+        </w:tcBorders>
+      </w:tcPr>
+    </w:tblStylePr>
+    <w:tblStylePr w:type="lastRow">
+      <w:rPr>
+        <w:b/>
+        <w:color w:val="404040"/>
+      </w:rPr>
+      <w:pPr>
+        <w:pBdr/>
+        <w:spacing/>
+        <w:ind/>
+      </w:pPr>
+      <w:tblPr>
+        <w:tblBorders/>
+      </w:tblPr>
+      <w:tcPr>
+        <w:shd w:val="clear" w:color="ffffff"/>
+        <w:tcBorders>
+          <w:top w:val="none" w:color="000000" w:sz="4" w:space="0"/>
+          <w:left w:val="none" w:color="000000" w:sz="4" w:space="0"/>
+          <w:bottom w:val="none" w:color="000000" w:sz="4" w:space="0"/>
+          <w:right w:val="none" w:color="000000" w:sz="4" w:space="0"/>
+        </w:tcBorders>
+      </w:tcPr>
+    </w:tblStylePr>
     <w:tblStylePr w:type="nwCell">
       <w:pPr>
         <w:pBdr/>
@@ -7827,9 +8947,9 @@
       </w:tcPr>
     </w:tblStylePr>
   </w:style>
-  <w:style w:type="table" w:styleId="38">
+  <w:style w:type="table" w:styleId="726">
     <w:name w:val="Grid Table 3 - Accent 5"/>
-    <w:basedOn w:val="675"/>
+    <w:basedOn w:val="868"/>
     <w:uiPriority w:val="99"/>
     <w:pPr>
       <w:pBdr/>
@@ -7928,29 +9048,6 @@
         <w:tblBorders/>
       </w:tblPr>
       <w:tcPr>
-        <w:shd w:color="ffffff"/>
-        <w:tcBorders>
-          <w:top w:val="none" w:color="000000" w:sz="4" w:space="0"/>
-          <w:left w:val="none" w:color="000000" w:sz="4" w:space="0"/>
-          <w:bottom w:val="none" w:color="000000" w:sz="4" w:space="0"/>
-          <w:right w:val="none" w:color="000000" w:sz="4" w:space="0"/>
-        </w:tcBorders>
-      </w:tcPr>
-    </w:tblStylePr>
-    <w:tblStylePr w:type="firstRow">
-      <w:rPr>
-        <w:b/>
-        <w:color w:val="404040"/>
-      </w:rPr>
-      <w:pPr>
-        <w:pBdr/>
-        <w:spacing/>
-        <w:ind/>
-      </w:pPr>
-      <w:tblPr>
-        <w:tblBorders/>
-      </w:tblPr>
-      <w:tcPr>
         <w:shd w:val="clear" w:color="ffffff"/>
         <w:tcBorders>
           <w:top w:val="none" w:color="000000" w:sz="4" w:space="0"/>
@@ -7960,30 +9057,7 @@
         </w:tcBorders>
       </w:tcPr>
     </w:tblStylePr>
-    <w:tblStylePr w:type="lastCol">
-      <w:rPr>
-        <w:i/>
-        <w:color w:val="404040"/>
-      </w:rPr>
-      <w:pPr>
-        <w:pBdr/>
-        <w:spacing/>
-        <w:ind/>
-      </w:pPr>
-      <w:tblPr>
-        <w:tblBorders/>
-      </w:tblPr>
-      <w:tcPr>
-        <w:shd w:color="ffffff"/>
-        <w:tcBorders>
-          <w:top w:val="none" w:color="000000" w:sz="4" w:space="0"/>
-          <w:left w:val="none" w:color="000000" w:sz="4" w:space="0"/>
-          <w:bottom w:val="none" w:color="000000" w:sz="4" w:space="0"/>
-          <w:right w:val="none" w:color="000000" w:sz="4" w:space="0"/>
-        </w:tcBorders>
-      </w:tcPr>
-    </w:tblStylePr>
-    <w:tblStylePr w:type="lastRow">
+    <w:tblStylePr w:type="firstRow">
       <w:rPr>
         <w:b/>
         <w:color w:val="404040"/>
@@ -8006,6 +9080,52 @@
         </w:tcBorders>
       </w:tcPr>
     </w:tblStylePr>
+    <w:tblStylePr w:type="lastCol">
+      <w:rPr>
+        <w:i/>
+        <w:color w:val="404040"/>
+      </w:rPr>
+      <w:pPr>
+        <w:pBdr/>
+        <w:spacing/>
+        <w:ind/>
+      </w:pPr>
+      <w:tblPr>
+        <w:tblBorders/>
+      </w:tblPr>
+      <w:tcPr>
+        <w:shd w:val="clear" w:color="ffffff"/>
+        <w:tcBorders>
+          <w:top w:val="none" w:color="000000" w:sz="4" w:space="0"/>
+          <w:left w:val="none" w:color="000000" w:sz="4" w:space="0"/>
+          <w:bottom w:val="none" w:color="000000" w:sz="4" w:space="0"/>
+          <w:right w:val="none" w:color="000000" w:sz="4" w:space="0"/>
+        </w:tcBorders>
+      </w:tcPr>
+    </w:tblStylePr>
+    <w:tblStylePr w:type="lastRow">
+      <w:rPr>
+        <w:b/>
+        <w:color w:val="404040"/>
+      </w:rPr>
+      <w:pPr>
+        <w:pBdr/>
+        <w:spacing/>
+        <w:ind/>
+      </w:pPr>
+      <w:tblPr>
+        <w:tblBorders/>
+      </w:tblPr>
+      <w:tcPr>
+        <w:shd w:val="clear" w:color="ffffff"/>
+        <w:tcBorders>
+          <w:top w:val="none" w:color="000000" w:sz="4" w:space="0"/>
+          <w:left w:val="none" w:color="000000" w:sz="4" w:space="0"/>
+          <w:bottom w:val="none" w:color="000000" w:sz="4" w:space="0"/>
+          <w:right w:val="none" w:color="000000" w:sz="4" w:space="0"/>
+        </w:tcBorders>
+      </w:tcPr>
+    </w:tblStylePr>
     <w:tblStylePr w:type="nwCell">
       <w:pPr>
         <w:pBdr/>
@@ -8072,9 +9192,9 @@
       </w:tcPr>
     </w:tblStylePr>
   </w:style>
-  <w:style w:type="table" w:styleId="39">
+  <w:style w:type="table" w:styleId="727">
     <w:name w:val="Grid Table 3 - Accent 6"/>
-    <w:basedOn w:val="675"/>
+    <w:basedOn w:val="868"/>
     <w:uiPriority w:val="99"/>
     <w:pPr>
       <w:pBdr/>
@@ -8173,29 +9293,6 @@
         <w:tblBorders/>
       </w:tblPr>
       <w:tcPr>
-        <w:shd w:color="ffffff"/>
-        <w:tcBorders>
-          <w:top w:val="none" w:color="000000" w:sz="4" w:space="0"/>
-          <w:left w:val="none" w:color="000000" w:sz="4" w:space="0"/>
-          <w:bottom w:val="none" w:color="000000" w:sz="4" w:space="0"/>
-          <w:right w:val="none" w:color="000000" w:sz="4" w:space="0"/>
-        </w:tcBorders>
-      </w:tcPr>
-    </w:tblStylePr>
-    <w:tblStylePr w:type="firstRow">
-      <w:rPr>
-        <w:b/>
-        <w:color w:val="404040"/>
-      </w:rPr>
-      <w:pPr>
-        <w:pBdr/>
-        <w:spacing/>
-        <w:ind/>
-      </w:pPr>
-      <w:tblPr>
-        <w:tblBorders/>
-      </w:tblPr>
-      <w:tcPr>
         <w:shd w:val="clear" w:color="ffffff"/>
         <w:tcBorders>
           <w:top w:val="none" w:color="000000" w:sz="4" w:space="0"/>
@@ -8205,30 +9302,7 @@
         </w:tcBorders>
       </w:tcPr>
     </w:tblStylePr>
-    <w:tblStylePr w:type="lastCol">
-      <w:rPr>
-        <w:i/>
-        <w:color w:val="404040"/>
-      </w:rPr>
-      <w:pPr>
-        <w:pBdr/>
-        <w:spacing/>
-        <w:ind/>
-      </w:pPr>
-      <w:tblPr>
-        <w:tblBorders/>
-      </w:tblPr>
-      <w:tcPr>
-        <w:shd w:color="ffffff"/>
-        <w:tcBorders>
-          <w:top w:val="none" w:color="000000" w:sz="4" w:space="0"/>
-          <w:left w:val="none" w:color="000000" w:sz="4" w:space="0"/>
-          <w:bottom w:val="none" w:color="000000" w:sz="4" w:space="0"/>
-          <w:right w:val="none" w:color="000000" w:sz="4" w:space="0"/>
-        </w:tcBorders>
-      </w:tcPr>
-    </w:tblStylePr>
-    <w:tblStylePr w:type="lastRow">
+    <w:tblStylePr w:type="firstRow">
       <w:rPr>
         <w:b/>
         <w:color w:val="404040"/>
@@ -8251,6 +9325,52 @@
         </w:tcBorders>
       </w:tcPr>
     </w:tblStylePr>
+    <w:tblStylePr w:type="lastCol">
+      <w:rPr>
+        <w:i/>
+        <w:color w:val="404040"/>
+      </w:rPr>
+      <w:pPr>
+        <w:pBdr/>
+        <w:spacing/>
+        <w:ind/>
+      </w:pPr>
+      <w:tblPr>
+        <w:tblBorders/>
+      </w:tblPr>
+      <w:tcPr>
+        <w:shd w:val="clear" w:color="ffffff"/>
+        <w:tcBorders>
+          <w:top w:val="none" w:color="000000" w:sz="4" w:space="0"/>
+          <w:left w:val="none" w:color="000000" w:sz="4" w:space="0"/>
+          <w:bottom w:val="none" w:color="000000" w:sz="4" w:space="0"/>
+          <w:right w:val="none" w:color="000000" w:sz="4" w:space="0"/>
+        </w:tcBorders>
+      </w:tcPr>
+    </w:tblStylePr>
+    <w:tblStylePr w:type="lastRow">
+      <w:rPr>
+        <w:b/>
+        <w:color w:val="404040"/>
+      </w:rPr>
+      <w:pPr>
+        <w:pBdr/>
+        <w:spacing/>
+        <w:ind/>
+      </w:pPr>
+      <w:tblPr>
+        <w:tblBorders/>
+      </w:tblPr>
+      <w:tcPr>
+        <w:shd w:val="clear" w:color="ffffff"/>
+        <w:tcBorders>
+          <w:top w:val="none" w:color="000000" w:sz="4" w:space="0"/>
+          <w:left w:val="none" w:color="000000" w:sz="4" w:space="0"/>
+          <w:bottom w:val="none" w:color="000000" w:sz="4" w:space="0"/>
+          <w:right w:val="none" w:color="000000" w:sz="4" w:space="0"/>
+        </w:tcBorders>
+      </w:tcPr>
+    </w:tblStylePr>
     <w:tblStylePr w:type="nwCell">
       <w:pPr>
         <w:pBdr/>
@@ -8317,9 +9437,9 @@
       </w:tcPr>
     </w:tblStylePr>
   </w:style>
-  <w:style w:type="table" w:styleId="40">
+  <w:style w:type="table" w:styleId="728">
     <w:name w:val="Grid Table 4"/>
-    <w:basedOn w:val="675"/>
+    <w:basedOn w:val="868"/>
     <w:uiPriority w:val="59"/>
     <w:pPr>
       <w:pBdr/>
@@ -8550,9 +9670,9 @@
       </w:tcPr>
     </w:tblStylePr>
   </w:style>
-  <w:style w:type="table" w:styleId="41">
+  <w:style w:type="table" w:styleId="729">
     <w:name w:val="Grid Table 4 - Accent 1"/>
-    <w:basedOn w:val="675"/>
+    <w:basedOn w:val="868"/>
     <w:uiPriority w:val="59"/>
     <w:pPr>
       <w:pBdr/>
@@ -8783,9 +9903,9 @@
       </w:tcPr>
     </w:tblStylePr>
   </w:style>
-  <w:style w:type="table" w:styleId="42">
+  <w:style w:type="table" w:styleId="730">
     <w:name w:val="Grid Table 4 - Accent 2"/>
-    <w:basedOn w:val="675"/>
+    <w:basedOn w:val="868"/>
     <w:uiPriority w:val="59"/>
     <w:pPr>
       <w:pBdr/>
@@ -9016,9 +10136,9 @@
       </w:tcPr>
     </w:tblStylePr>
   </w:style>
-  <w:style w:type="table" w:styleId="43">
+  <w:style w:type="table" w:styleId="731">
     <w:name w:val="Grid Table 4 - Accent 3"/>
-    <w:basedOn w:val="675"/>
+    <w:basedOn w:val="868"/>
     <w:uiPriority w:val="59"/>
     <w:pPr>
       <w:pBdr/>
@@ -9249,9 +10369,9 @@
       </w:tcPr>
     </w:tblStylePr>
   </w:style>
-  <w:style w:type="table" w:styleId="44">
+  <w:style w:type="table" w:styleId="732">
     <w:name w:val="Grid Table 4 - Accent 4"/>
-    <w:basedOn w:val="675"/>
+    <w:basedOn w:val="868"/>
     <w:uiPriority w:val="59"/>
     <w:pPr>
       <w:pBdr/>
@@ -9482,9 +10602,9 @@
       </w:tcPr>
     </w:tblStylePr>
   </w:style>
-  <w:style w:type="table" w:styleId="45">
+  <w:style w:type="table" w:styleId="733">
     <w:name w:val="Grid Table 4 - Accent 5"/>
-    <w:basedOn w:val="675"/>
+    <w:basedOn w:val="868"/>
     <w:uiPriority w:val="59"/>
     <w:pPr>
       <w:pBdr/>
@@ -9715,9 +10835,9 @@
       </w:tcPr>
     </w:tblStylePr>
   </w:style>
-  <w:style w:type="table" w:styleId="46">
+  <w:style w:type="table" w:styleId="734">
     <w:name w:val="Grid Table 4 - Accent 6"/>
-    <w:basedOn w:val="675"/>
+    <w:basedOn w:val="868"/>
     <w:uiPriority w:val="59"/>
     <w:pPr>
       <w:pBdr/>
@@ -9948,9 +11068,9 @@
       </w:tcPr>
     </w:tblStylePr>
   </w:style>
-  <w:style w:type="table" w:styleId="47">
+  <w:style w:type="table" w:styleId="735">
     <w:name w:val="Grid Table 5 Dark"/>
-    <w:basedOn w:val="675"/>
+    <w:basedOn w:val="868"/>
     <w:uiPriority w:val="99"/>
     <w:pPr>
       <w:pBdr/>
@@ -10176,9 +11296,9 @@
       </w:tcPr>
     </w:tblStylePr>
   </w:style>
-  <w:style w:type="table" w:styleId="48">
+  <w:style w:type="table" w:styleId="736">
     <w:name w:val="Grid Table 5 Dark- Accent 1"/>
-    <w:basedOn w:val="675"/>
+    <w:basedOn w:val="868"/>
     <w:uiPriority w:val="99"/>
     <w:pPr>
       <w:pBdr/>
@@ -10404,9 +11524,9 @@
       </w:tcPr>
     </w:tblStylePr>
   </w:style>
-  <w:style w:type="table" w:styleId="49">
+  <w:style w:type="table" w:styleId="737">
     <w:name w:val="Grid Table 5 Dark - Accent 2"/>
-    <w:basedOn w:val="675"/>
+    <w:basedOn w:val="868"/>
     <w:uiPriority w:val="99"/>
     <w:pPr>
       <w:pBdr/>
@@ -10632,9 +11752,9 @@
       </w:tcPr>
     </w:tblStylePr>
   </w:style>
-  <w:style w:type="table" w:styleId="50">
+  <w:style w:type="table" w:styleId="738">
     <w:name w:val="Grid Table 5 Dark - Accent 3"/>
-    <w:basedOn w:val="675"/>
+    <w:basedOn w:val="868"/>
     <w:uiPriority w:val="99"/>
     <w:pPr>
       <w:pBdr/>
@@ -10860,9 +11980,9 @@
       </w:tcPr>
     </w:tblStylePr>
   </w:style>
-  <w:style w:type="table" w:styleId="51">
+  <w:style w:type="table" w:styleId="739">
     <w:name w:val="Grid Table 5 Dark- Accent 4"/>
-    <w:basedOn w:val="675"/>
+    <w:basedOn w:val="868"/>
     <w:uiPriority w:val="99"/>
     <w:pPr>
       <w:pBdr/>
@@ -11088,9 +12208,9 @@
       </w:tcPr>
     </w:tblStylePr>
   </w:style>
-  <w:style w:type="table" w:styleId="52">
+  <w:style w:type="table" w:styleId="740">
     <w:name w:val="Grid Table 5 Dark - Accent 5"/>
-    <w:basedOn w:val="675"/>
+    <w:basedOn w:val="868"/>
     <w:uiPriority w:val="99"/>
     <w:pPr>
       <w:pBdr/>
@@ -11316,9 +12436,9 @@
       </w:tcPr>
     </w:tblStylePr>
   </w:style>
-  <w:style w:type="table" w:styleId="53">
+  <w:style w:type="table" w:styleId="741">
     <w:name w:val="Grid Table 5 Dark - Accent 6"/>
-    <w:basedOn w:val="675"/>
+    <w:basedOn w:val="868"/>
     <w:uiPriority w:val="99"/>
     <w:pPr>
       <w:pBdr/>
@@ -11544,9 +12664,9 @@
       </w:tcPr>
     </w:tblStylePr>
   </w:style>
-  <w:style w:type="table" w:styleId="54">
+  <w:style w:type="table" w:styleId="742">
     <w:name w:val="Grid Table 6 Colorful"/>
-    <w:basedOn w:val="675"/>
+    <w:basedOn w:val="868"/>
     <w:uiPriority w:val="99"/>
     <w:pPr>
       <w:pBdr/>
@@ -11774,9 +12894,9 @@
       </w:tcPr>
     </w:tblStylePr>
   </w:style>
-  <w:style w:type="table" w:styleId="55">
+  <w:style w:type="table" w:styleId="743">
     <w:name w:val="Grid Table 6 Colorful - Accent 1"/>
-    <w:basedOn w:val="675"/>
+    <w:basedOn w:val="868"/>
     <w:uiPriority w:val="99"/>
     <w:pPr>
       <w:pBdr/>
@@ -12004,9 +13124,9 @@
       </w:tcPr>
     </w:tblStylePr>
   </w:style>
-  <w:style w:type="table" w:styleId="56">
+  <w:style w:type="table" w:styleId="744">
     <w:name w:val="Grid Table 6 Colorful - Accent 2"/>
-    <w:basedOn w:val="675"/>
+    <w:basedOn w:val="868"/>
     <w:uiPriority w:val="99"/>
     <w:pPr>
       <w:pBdr/>
@@ -12234,9 +13354,9 @@
       </w:tcPr>
     </w:tblStylePr>
   </w:style>
-  <w:style w:type="table" w:styleId="57">
+  <w:style w:type="table" w:styleId="745">
     <w:name w:val="Grid Table 6 Colorful - Accent 3"/>
-    <w:basedOn w:val="675"/>
+    <w:basedOn w:val="868"/>
     <w:uiPriority w:val="99"/>
     <w:pPr>
       <w:pBdr/>
@@ -12464,9 +13584,9 @@
       </w:tcPr>
     </w:tblStylePr>
   </w:style>
-  <w:style w:type="table" w:styleId="58">
+  <w:style w:type="table" w:styleId="746">
     <w:name w:val="Grid Table 6 Colorful - Accent 4"/>
-    <w:basedOn w:val="675"/>
+    <w:basedOn w:val="868"/>
     <w:uiPriority w:val="99"/>
     <w:pPr>
       <w:pBdr/>
@@ -12694,9 +13814,9 @@
       </w:tcPr>
     </w:tblStylePr>
   </w:style>
-  <w:style w:type="table" w:styleId="59">
+  <w:style w:type="table" w:styleId="747">
     <w:name w:val="Grid Table 6 Colorful - Accent 5"/>
-    <w:basedOn w:val="675"/>
+    <w:basedOn w:val="868"/>
     <w:uiPriority w:val="99"/>
     <w:pPr>
       <w:pBdr/>
@@ -12924,9 +14044,9 @@
       </w:tcPr>
     </w:tblStylePr>
   </w:style>
-  <w:style w:type="table" w:styleId="60">
+  <w:style w:type="table" w:styleId="748">
     <w:name w:val="Grid Table 6 Colorful - Accent 6"/>
-    <w:basedOn w:val="675"/>
+    <w:basedOn w:val="868"/>
     <w:uiPriority w:val="99"/>
     <w:pPr>
       <w:pBdr/>
@@ -13154,9 +14274,9 @@
       </w:tcPr>
     </w:tblStylePr>
   </w:style>
-  <w:style w:type="table" w:styleId="61">
+  <w:style w:type="table" w:styleId="749">
     <w:name w:val="Grid Table 7 Colorful"/>
-    <w:basedOn w:val="675"/>
+    <w:basedOn w:val="868"/>
     <w:uiPriority w:val="99"/>
     <w:pPr>
       <w:pBdr/>
@@ -13258,11 +14378,11 @@
         <w:tblBorders/>
       </w:tblPr>
       <w:tcPr>
-        <w:shd w:color="ffffff"/>
+        <w:shd w:val="clear" w:color="ffffff"/>
         <w:tcBorders>
-          <w:top w:val="none"/>
-          <w:left w:val="none"/>
-          <w:bottom w:val="none"/>
+          <w:top w:val="none" w:color="000000" w:sz="4" w:space="0"/>
+          <w:left w:val="none" w:color="000000" w:sz="4" w:space="0"/>
+          <w:bottom w:val="none" w:color="000000" w:sz="4" w:space="0"/>
           <w:right w:val="single" w:color="000000" w:themeColor="text1" w:themeTint="80" w:sz="4" w:space="0"/>
         </w:tcBorders>
       </w:tcPr>
@@ -13285,10 +14405,10 @@
       <w:tcPr>
         <w:shd w:val="clear" w:color="ffffff" w:themeColor="light1" w:fill="ffffff" w:themeFill="light1"/>
         <w:tcBorders>
-          <w:top w:val="none"/>
-          <w:left w:val="none"/>
+          <w:top w:val="none" w:color="000000" w:sz="4" w:space="0"/>
+          <w:left w:val="none" w:color="000000" w:sz="4" w:space="0"/>
           <w:bottom w:val="single" w:color="000000" w:themeColor="text1" w:themeTint="80" w:sz="4" w:space="0"/>
-          <w:right w:val="none"/>
+          <w:right w:val="none" w:color="000000" w:sz="4" w:space="0"/>
         </w:tcBorders>
       </w:tcPr>
     </w:tblStylePr>
@@ -13308,12 +14428,12 @@
         <w:tblBorders/>
       </w:tblPr>
       <w:tcPr>
-        <w:shd w:color="ffffff"/>
+        <w:shd w:val="clear" w:color="ffffff"/>
         <w:tcBorders>
-          <w:top w:val="none"/>
+          <w:top w:val="none" w:color="000000" w:sz="4" w:space="0"/>
           <w:left w:val="single" w:color="000000" w:themeColor="text1" w:themeTint="80" w:sz="4" w:space="0"/>
-          <w:bottom w:val="none"/>
-          <w:right w:val="none"/>
+          <w:bottom w:val="none" w:color="000000" w:sz="4" w:space="0"/>
+          <w:right w:val="none" w:color="000000" w:sz="4" w:space="0"/>
         </w:tcBorders>
       </w:tcPr>
     </w:tblStylePr>
@@ -13336,9 +14456,9 @@
         <w:shd w:val="clear" w:color="ffffff" w:themeColor="light1" w:fill="ffffff" w:themeFill="light1"/>
         <w:tcBorders>
           <w:top w:val="single" w:color="000000" w:themeColor="text1" w:themeTint="80" w:sz="4" w:space="0"/>
-          <w:left w:val="none"/>
-          <w:bottom w:val="none"/>
-          <w:right w:val="none"/>
+          <w:left w:val="none" w:color="000000" w:sz="4" w:space="0"/>
+          <w:bottom w:val="none" w:color="000000" w:sz="4" w:space="0"/>
+          <w:right w:val="none" w:color="000000" w:sz="4" w:space="0"/>
         </w:tcBorders>
       </w:tcPr>
     </w:tblStylePr>
@@ -13408,9 +14528,9 @@
       </w:tcPr>
     </w:tblStylePr>
   </w:style>
-  <w:style w:type="table" w:styleId="62">
+  <w:style w:type="table" w:styleId="750">
     <w:name w:val="Grid Table 7 Colorful - Accent 1"/>
-    <w:basedOn w:val="675"/>
+    <w:basedOn w:val="868"/>
     <w:uiPriority w:val="99"/>
     <w:pPr>
       <w:pBdr/>
@@ -13512,11 +14632,11 @@
         <w:tblBorders/>
       </w:tblPr>
       <w:tcPr>
-        <w:shd w:color="ffffff"/>
+        <w:shd w:val="clear" w:color="ffffff"/>
         <w:tcBorders>
-          <w:top w:val="none"/>
-          <w:left w:val="none"/>
-          <w:bottom w:val="none"/>
+          <w:top w:val="none" w:color="000000" w:sz="4" w:space="0"/>
+          <w:left w:val="none" w:color="000000" w:sz="4" w:space="0"/>
+          <w:bottom w:val="none" w:color="000000" w:sz="4" w:space="0"/>
           <w:right w:val="single" w:color="000000" w:themeColor="accent1" w:themeTint="80" w:sz="4" w:space="0"/>
         </w:tcBorders>
       </w:tcPr>
@@ -13539,10 +14659,10 @@
       <w:tcPr>
         <w:shd w:val="clear" w:color="ffffff" w:themeColor="light1" w:fill="ffffff" w:themeFill="light1"/>
         <w:tcBorders>
-          <w:top w:val="none"/>
-          <w:left w:val="none"/>
+          <w:top w:val="none" w:color="000000" w:sz="4" w:space="0"/>
+          <w:left w:val="none" w:color="000000" w:sz="4" w:space="0"/>
           <w:bottom w:val="single" w:color="000000" w:themeColor="accent1" w:themeTint="80" w:sz="4" w:space="0"/>
-          <w:right w:val="none"/>
+          <w:right w:val="none" w:color="000000" w:sz="4" w:space="0"/>
         </w:tcBorders>
       </w:tcPr>
     </w:tblStylePr>
@@ -13562,12 +14682,12 @@
         <w:tblBorders/>
       </w:tblPr>
       <w:tcPr>
-        <w:shd w:color="ffffff"/>
+        <w:shd w:val="clear" w:color="ffffff"/>
         <w:tcBorders>
-          <w:top w:val="none"/>
+          <w:top w:val="none" w:color="000000" w:sz="4" w:space="0"/>
           <w:left w:val="single" w:color="000000" w:themeColor="accent1" w:themeTint="80" w:sz="4" w:space="0"/>
-          <w:bottom w:val="none"/>
-          <w:right w:val="none"/>
+          <w:bottom w:val="none" w:color="000000" w:sz="4" w:space="0"/>
+          <w:right w:val="none" w:color="000000" w:sz="4" w:space="0"/>
         </w:tcBorders>
       </w:tcPr>
     </w:tblStylePr>
@@ -13590,9 +14710,9 @@
         <w:shd w:val="clear" w:color="ffffff" w:themeColor="light1" w:fill="ffffff" w:themeFill="light1"/>
         <w:tcBorders>
           <w:top w:val="single" w:color="000000" w:themeColor="accent1" w:themeTint="80" w:sz="4" w:space="0"/>
-          <w:left w:val="none"/>
-          <w:bottom w:val="none"/>
-          <w:right w:val="none"/>
+          <w:left w:val="none" w:color="000000" w:sz="4" w:space="0"/>
+          <w:bottom w:val="none" w:color="000000" w:sz="4" w:space="0"/>
+          <w:right w:val="none" w:color="000000" w:sz="4" w:space="0"/>
         </w:tcBorders>
       </w:tcPr>
     </w:tblStylePr>
@@ -13662,9 +14782,9 @@
       </w:tcPr>
     </w:tblStylePr>
   </w:style>
-  <w:style w:type="table" w:styleId="63">
+  <w:style w:type="table" w:styleId="751">
     <w:name w:val="Grid Table 7 Colorful - Accent 2"/>
-    <w:basedOn w:val="675"/>
+    <w:basedOn w:val="868"/>
     <w:uiPriority w:val="99"/>
     <w:pPr>
       <w:pBdr/>
@@ -13766,11 +14886,11 @@
         <w:tblBorders/>
       </w:tblPr>
       <w:tcPr>
-        <w:shd w:color="ffffff"/>
+        <w:shd w:val="clear" w:color="ffffff"/>
         <w:tcBorders>
-          <w:top w:val="none"/>
-          <w:left w:val="none"/>
-          <w:bottom w:val="none"/>
+          <w:top w:val="none" w:color="000000" w:sz="4" w:space="0"/>
+          <w:left w:val="none" w:color="000000" w:sz="4" w:space="0"/>
+          <w:bottom w:val="none" w:color="000000" w:sz="4" w:space="0"/>
           <w:right w:val="single" w:color="000000" w:themeColor="accent2" w:themeTint="97" w:sz="4" w:space="0"/>
         </w:tcBorders>
       </w:tcPr>
@@ -13793,10 +14913,10 @@
       <w:tcPr>
         <w:shd w:val="clear" w:color="ffffff" w:themeColor="light1" w:fill="ffffff" w:themeFill="light1"/>
         <w:tcBorders>
-          <w:top w:val="none"/>
-          <w:left w:val="none"/>
+          <w:top w:val="none" w:color="000000" w:sz="4" w:space="0"/>
+          <w:left w:val="none" w:color="000000" w:sz="4" w:space="0"/>
           <w:bottom w:val="single" w:color="000000" w:themeColor="accent2" w:themeTint="97" w:sz="4" w:space="0"/>
-          <w:right w:val="none"/>
+          <w:right w:val="none" w:color="000000" w:sz="4" w:space="0"/>
         </w:tcBorders>
       </w:tcPr>
     </w:tblStylePr>
@@ -13816,12 +14936,12 @@
         <w:tblBorders/>
       </w:tblPr>
       <w:tcPr>
-        <w:shd w:color="ffffff"/>
+        <w:shd w:val="clear" w:color="ffffff"/>
         <w:tcBorders>
-          <w:top w:val="none"/>
+          <w:top w:val="none" w:color="000000" w:sz="4" w:space="0"/>
           <w:left w:val="single" w:color="000000" w:themeColor="accent2" w:themeTint="97" w:sz="4" w:space="0"/>
-          <w:bottom w:val="none"/>
-          <w:right w:val="none"/>
+          <w:bottom w:val="none" w:color="000000" w:sz="4" w:space="0"/>
+          <w:right w:val="none" w:color="000000" w:sz="4" w:space="0"/>
         </w:tcBorders>
       </w:tcPr>
     </w:tblStylePr>
@@ -13844,9 +14964,9 @@
         <w:shd w:val="clear" w:color="ffffff" w:themeColor="light1" w:fill="ffffff" w:themeFill="light1"/>
         <w:tcBorders>
           <w:top w:val="single" w:color="000000" w:themeColor="accent2" w:themeTint="97" w:sz="4" w:space="0"/>
-          <w:left w:val="none"/>
-          <w:bottom w:val="none"/>
-          <w:right w:val="none"/>
+          <w:left w:val="none" w:color="000000" w:sz="4" w:space="0"/>
+          <w:bottom w:val="none" w:color="000000" w:sz="4" w:space="0"/>
+          <w:right w:val="none" w:color="000000" w:sz="4" w:space="0"/>
         </w:tcBorders>
       </w:tcPr>
     </w:tblStylePr>
@@ -13916,9 +15036,9 @@
       </w:tcPr>
     </w:tblStylePr>
   </w:style>
-  <w:style w:type="table" w:styleId="64">
+  <w:style w:type="table" w:styleId="752">
     <w:name w:val="Grid Table 7 Colorful - Accent 3"/>
-    <w:basedOn w:val="675"/>
+    <w:basedOn w:val="868"/>
     <w:uiPriority w:val="99"/>
     <w:pPr>
       <w:pBdr/>
@@ -14020,11 +15140,11 @@
         <w:tblBorders/>
       </w:tblPr>
       <w:tcPr>
-        <w:shd w:color="ffffff"/>
+        <w:shd w:val="clear" w:color="ffffff"/>
         <w:tcBorders>
-          <w:top w:val="none"/>
-          <w:left w:val="none"/>
-          <w:bottom w:val="none"/>
+          <w:top w:val="none" w:color="000000" w:sz="4" w:space="0"/>
+          <w:left w:val="none" w:color="000000" w:sz="4" w:space="0"/>
+          <w:bottom w:val="none" w:color="000000" w:sz="4" w:space="0"/>
           <w:right w:val="single" w:color="000000" w:themeColor="accent3" w:themeTint="FE" w:sz="4" w:space="0"/>
         </w:tcBorders>
       </w:tcPr>
@@ -14047,10 +15167,10 @@
       <w:tcPr>
         <w:shd w:val="clear" w:color="ffffff" w:themeColor="light1" w:fill="ffffff" w:themeFill="light1"/>
         <w:tcBorders>
-          <w:top w:val="none"/>
-          <w:left w:val="none"/>
+          <w:top w:val="none" w:color="000000" w:sz="4" w:space="0"/>
+          <w:left w:val="none" w:color="000000" w:sz="4" w:space="0"/>
           <w:bottom w:val="single" w:color="000000" w:themeColor="accent3" w:themeTint="FE" w:sz="4" w:space="0"/>
-          <w:right w:val="none"/>
+          <w:right w:val="none" w:color="000000" w:sz="4" w:space="0"/>
         </w:tcBorders>
       </w:tcPr>
     </w:tblStylePr>
@@ -14070,12 +15190,12 @@
         <w:tblBorders/>
       </w:tblPr>
       <w:tcPr>
-        <w:shd w:color="ffffff"/>
+        <w:shd w:val="clear" w:color="ffffff"/>
         <w:tcBorders>
-          <w:top w:val="none"/>
+          <w:top w:val="none" w:color="000000" w:sz="4" w:space="0"/>
           <w:left w:val="single" w:color="000000" w:themeColor="accent3" w:themeTint="FE" w:sz="4" w:space="0"/>
-          <w:bottom w:val="none"/>
-          <w:right w:val="none"/>
+          <w:bottom w:val="none" w:color="000000" w:sz="4" w:space="0"/>
+          <w:right w:val="none" w:color="000000" w:sz="4" w:space="0"/>
         </w:tcBorders>
       </w:tcPr>
     </w:tblStylePr>
@@ -14098,9 +15218,9 @@
         <w:shd w:val="clear" w:color="ffffff" w:themeColor="light1" w:fill="ffffff" w:themeFill="light1"/>
         <w:tcBorders>
           <w:top w:val="single" w:color="000000" w:themeColor="accent3" w:themeTint="FE" w:sz="4" w:space="0"/>
-          <w:left w:val="none"/>
-          <w:bottom w:val="none"/>
-          <w:right w:val="none"/>
+          <w:left w:val="none" w:color="000000" w:sz="4" w:space="0"/>
+          <w:bottom w:val="none" w:color="000000" w:sz="4" w:space="0"/>
+          <w:right w:val="none" w:color="000000" w:sz="4" w:space="0"/>
         </w:tcBorders>
       </w:tcPr>
     </w:tblStylePr>
@@ -14170,9 +15290,9 @@
       </w:tcPr>
     </w:tblStylePr>
   </w:style>
-  <w:style w:type="table" w:styleId="65">
+  <w:style w:type="table" w:styleId="753">
     <w:name w:val="Grid Table 7 Colorful - Accent 4"/>
-    <w:basedOn w:val="675"/>
+    <w:basedOn w:val="868"/>
     <w:uiPriority w:val="99"/>
     <w:pPr>
       <w:pBdr/>
@@ -14274,11 +15394,11 @@
         <w:tblBorders/>
       </w:tblPr>
       <w:tcPr>
-        <w:shd w:color="ffffff"/>
+        <w:shd w:val="clear" w:color="ffffff"/>
         <w:tcBorders>
-          <w:top w:val="none"/>
-          <w:left w:val="none"/>
-          <w:bottom w:val="none"/>
+          <w:top w:val="none" w:color="000000" w:sz="4" w:space="0"/>
+          <w:left w:val="none" w:color="000000" w:sz="4" w:space="0"/>
+          <w:bottom w:val="none" w:color="000000" w:sz="4" w:space="0"/>
           <w:right w:val="single" w:color="000000" w:themeColor="accent4" w:themeTint="9A" w:sz="4" w:space="0"/>
         </w:tcBorders>
       </w:tcPr>
@@ -14301,10 +15421,10 @@
       <w:tcPr>
         <w:shd w:val="clear" w:color="ffffff" w:themeColor="light1" w:fill="ffffff" w:themeFill="light1"/>
         <w:tcBorders>
-          <w:top w:val="none"/>
-          <w:left w:val="none"/>
+          <w:top w:val="none" w:color="000000" w:sz="4" w:space="0"/>
+          <w:left w:val="none" w:color="000000" w:sz="4" w:space="0"/>
           <w:bottom w:val="single" w:color="000000" w:themeColor="accent4" w:themeTint="9A" w:sz="4" w:space="0"/>
-          <w:right w:val="none"/>
+          <w:right w:val="none" w:color="000000" w:sz="4" w:space="0"/>
         </w:tcBorders>
       </w:tcPr>
     </w:tblStylePr>
@@ -14324,12 +15444,12 @@
         <w:tblBorders/>
       </w:tblPr>
       <w:tcPr>
-        <w:shd w:color="ffffff"/>
+        <w:shd w:val="clear" w:color="ffffff"/>
         <w:tcBorders>
-          <w:top w:val="none"/>
+          <w:top w:val="none" w:color="000000" w:sz="4" w:space="0"/>
           <w:left w:val="single" w:color="000000" w:themeColor="accent4" w:themeTint="9A" w:sz="4" w:space="0"/>
-          <w:bottom w:val="none"/>
-          <w:right w:val="none"/>
+          <w:bottom w:val="none" w:color="000000" w:sz="4" w:space="0"/>
+          <w:right w:val="none" w:color="000000" w:sz="4" w:space="0"/>
         </w:tcBorders>
       </w:tcPr>
     </w:tblStylePr>
@@ -14352,9 +15472,9 @@
         <w:shd w:val="clear" w:color="ffffff" w:themeColor="light1" w:fill="ffffff" w:themeFill="light1"/>
         <w:tcBorders>
           <w:top w:val="single" w:color="000000" w:themeColor="accent4" w:themeTint="9A" w:sz="4" w:space="0"/>
-          <w:left w:val="none"/>
-          <w:bottom w:val="none"/>
-          <w:right w:val="none"/>
+          <w:left w:val="none" w:color="000000" w:sz="4" w:space="0"/>
+          <w:bottom w:val="none" w:color="000000" w:sz="4" w:space="0"/>
+          <w:right w:val="none" w:color="000000" w:sz="4" w:space="0"/>
         </w:tcBorders>
       </w:tcPr>
     </w:tblStylePr>
@@ -14424,9 +15544,9 @@
       </w:tcPr>
     </w:tblStylePr>
   </w:style>
-  <w:style w:type="table" w:styleId="66">
+  <w:style w:type="table" w:styleId="754">
     <w:name w:val="Grid Table 7 Colorful - Accent 5"/>
-    <w:basedOn w:val="675"/>
+    <w:basedOn w:val="868"/>
     <w:uiPriority w:val="99"/>
     <w:pPr>
       <w:pBdr/>
@@ -14528,11 +15648,11 @@
         <w:tblBorders/>
       </w:tblPr>
       <w:tcPr>
-        <w:shd w:color="ffffff"/>
+        <w:shd w:val="clear" w:color="ffffff"/>
         <w:tcBorders>
-          <w:top w:val="none"/>
-          <w:left w:val="none"/>
-          <w:bottom w:val="none"/>
+          <w:top w:val="none" w:color="000000" w:sz="4" w:space="0"/>
+          <w:left w:val="none" w:color="000000" w:sz="4" w:space="0"/>
+          <w:bottom w:val="none" w:color="000000" w:sz="4" w:space="0"/>
           <w:right w:val="single" w:color="000000" w:themeColor="accent5" w:themeTint="90" w:sz="4" w:space="0"/>
         </w:tcBorders>
       </w:tcPr>
@@ -14555,10 +15675,10 @@
       <w:tcPr>
         <w:shd w:val="clear" w:color="ffffff" w:themeColor="light1" w:fill="ffffff" w:themeFill="light1"/>
         <w:tcBorders>
-          <w:top w:val="none"/>
-          <w:left w:val="none"/>
+          <w:top w:val="none" w:color="000000" w:sz="4" w:space="0"/>
+          <w:left w:val="none" w:color="000000" w:sz="4" w:space="0"/>
           <w:bottom w:val="single" w:color="000000" w:themeColor="accent5" w:themeTint="90" w:sz="4" w:space="0"/>
-          <w:right w:val="none"/>
+          <w:right w:val="none" w:color="000000" w:sz="4" w:space="0"/>
         </w:tcBorders>
       </w:tcPr>
     </w:tblStylePr>
@@ -14578,12 +15698,12 @@
         <w:tblBorders/>
       </w:tblPr>
       <w:tcPr>
-        <w:shd w:color="ffffff"/>
+        <w:shd w:val="clear" w:color="ffffff"/>
         <w:tcBorders>
-          <w:top w:val="none"/>
+          <w:top w:val="none" w:color="000000" w:sz="4" w:space="0"/>
           <w:left w:val="single" w:color="000000" w:themeColor="accent5" w:themeTint="90" w:sz="4" w:space="0"/>
-          <w:bottom w:val="none"/>
-          <w:right w:val="none"/>
+          <w:bottom w:val="none" w:color="000000" w:sz="4" w:space="0"/>
+          <w:right w:val="none" w:color="000000" w:sz="4" w:space="0"/>
         </w:tcBorders>
       </w:tcPr>
     </w:tblStylePr>
@@ -14606,9 +15726,9 @@
         <w:shd w:val="clear" w:color="ffffff" w:themeColor="light1" w:fill="ffffff" w:themeFill="light1"/>
         <w:tcBorders>
           <w:top w:val="single" w:color="000000" w:themeColor="accent5" w:themeTint="90" w:sz="4" w:space="0"/>
-          <w:left w:val="none"/>
-          <w:bottom w:val="none"/>
-          <w:right w:val="none"/>
+          <w:left w:val="none" w:color="000000" w:sz="4" w:space="0"/>
+          <w:bottom w:val="none" w:color="000000" w:sz="4" w:space="0"/>
+          <w:right w:val="none" w:color="000000" w:sz="4" w:space="0"/>
         </w:tcBorders>
       </w:tcPr>
     </w:tblStylePr>
@@ -14678,9 +15798,9 @@
       </w:tcPr>
     </w:tblStylePr>
   </w:style>
-  <w:style w:type="table" w:styleId="67">
+  <w:style w:type="table" w:styleId="755">
     <w:name w:val="Grid Table 7 Colorful - Accent 6"/>
-    <w:basedOn w:val="675"/>
+    <w:basedOn w:val="868"/>
     <w:uiPriority w:val="99"/>
     <w:pPr>
       <w:pBdr/>
@@ -14782,11 +15902,11 @@
         <w:tblBorders/>
       </w:tblPr>
       <w:tcPr>
-        <w:shd w:color="ffffff"/>
+        <w:shd w:val="clear" w:color="ffffff"/>
         <w:tcBorders>
-          <w:top w:val="none"/>
-          <w:left w:val="none"/>
-          <w:bottom w:val="none"/>
+          <w:top w:val="none" w:color="000000" w:sz="4" w:space="0"/>
+          <w:left w:val="none" w:color="000000" w:sz="4" w:space="0"/>
+          <w:bottom w:val="none" w:color="000000" w:sz="4" w:space="0"/>
           <w:right w:val="single" w:color="000000" w:themeColor="accent6" w:themeTint="90" w:sz="4" w:space="0"/>
         </w:tcBorders>
       </w:tcPr>
@@ -14809,10 +15929,10 @@
       <w:tcPr>
         <w:shd w:val="clear" w:color="ffffff" w:themeColor="light1" w:fill="ffffff" w:themeFill="light1"/>
         <w:tcBorders>
-          <w:top w:val="none"/>
-          <w:left w:val="none"/>
+          <w:top w:val="none" w:color="000000" w:sz="4" w:space="0"/>
+          <w:left w:val="none" w:color="000000" w:sz="4" w:space="0"/>
           <w:bottom w:val="single" w:color="000000" w:themeColor="accent6" w:themeTint="90" w:sz="4" w:space="0"/>
-          <w:right w:val="none"/>
+          <w:right w:val="none" w:color="000000" w:sz="4" w:space="0"/>
         </w:tcBorders>
       </w:tcPr>
     </w:tblStylePr>
@@ -14832,12 +15952,12 @@
         <w:tblBorders/>
       </w:tblPr>
       <w:tcPr>
-        <w:shd w:color="ffffff"/>
+        <w:shd w:val="clear" w:color="ffffff"/>
         <w:tcBorders>
-          <w:top w:val="none"/>
+          <w:top w:val="none" w:color="000000" w:sz="4" w:space="0"/>
           <w:left w:val="single" w:color="000000" w:themeColor="accent6" w:themeTint="90" w:sz="4" w:space="0"/>
-          <w:bottom w:val="none"/>
-          <w:right w:val="none"/>
+          <w:bottom w:val="none" w:color="000000" w:sz="4" w:space="0"/>
+          <w:right w:val="none" w:color="000000" w:sz="4" w:space="0"/>
         </w:tcBorders>
       </w:tcPr>
     </w:tblStylePr>
@@ -14860,9 +15980,9 @@
         <w:shd w:val="clear" w:color="ffffff" w:themeColor="light1" w:fill="ffffff" w:themeFill="light1"/>
         <w:tcBorders>
           <w:top w:val="single" w:color="000000" w:themeColor="accent6" w:themeTint="90" w:sz="4" w:space="0"/>
-          <w:left w:val="none"/>
-          <w:bottom w:val="none"/>
-          <w:right w:val="none"/>
+          <w:left w:val="none" w:color="000000" w:sz="4" w:space="0"/>
+          <w:bottom w:val="none" w:color="000000" w:sz="4" w:space="0"/>
+          <w:right w:val="none" w:color="000000" w:sz="4" w:space="0"/>
         </w:tcBorders>
       </w:tcPr>
     </w:tblStylePr>
@@ -14932,9 +16052,9 @@
       </w:tcPr>
     </w:tblStylePr>
   </w:style>
-  <w:style w:type="table" w:styleId="68">
+  <w:style w:type="table" w:styleId="756">
     <w:name w:val="List Table 1 Light"/>
-    <w:basedOn w:val="675"/>
+    <w:basedOn w:val="868"/>
     <w:uiPriority w:val="99"/>
     <w:pPr>
       <w:pBdr/>
@@ -15148,9 +16268,9 @@
       </w:tcPr>
     </w:tblStylePr>
   </w:style>
-  <w:style w:type="table" w:styleId="69">
+  <w:style w:type="table" w:styleId="757">
     <w:name w:val="List Table 1 Light - Accent 1"/>
-    <w:basedOn w:val="675"/>
+    <w:basedOn w:val="868"/>
     <w:uiPriority w:val="99"/>
     <w:pPr>
       <w:pBdr/>
@@ -15364,9 +16484,9 @@
       </w:tcPr>
     </w:tblStylePr>
   </w:style>
-  <w:style w:type="table" w:styleId="70">
+  <w:style w:type="table" w:styleId="758">
     <w:name w:val="List Table 1 Light - Accent 2"/>
-    <w:basedOn w:val="675"/>
+    <w:basedOn w:val="868"/>
     <w:uiPriority w:val="99"/>
     <w:pPr>
       <w:pBdr/>
@@ -15580,9 +16700,9 @@
       </w:tcPr>
     </w:tblStylePr>
   </w:style>
-  <w:style w:type="table" w:styleId="71">
+  <w:style w:type="table" w:styleId="759">
     <w:name w:val="List Table 1 Light - Accent 3"/>
-    <w:basedOn w:val="675"/>
+    <w:basedOn w:val="868"/>
     <w:uiPriority w:val="99"/>
     <w:pPr>
       <w:pBdr/>
@@ -15796,9 +16916,9 @@
       </w:tcPr>
     </w:tblStylePr>
   </w:style>
-  <w:style w:type="table" w:styleId="72">
+  <w:style w:type="table" w:styleId="760">
     <w:name w:val="List Table 1 Light - Accent 4"/>
-    <w:basedOn w:val="675"/>
+    <w:basedOn w:val="868"/>
     <w:uiPriority w:val="99"/>
     <w:pPr>
       <w:pBdr/>
@@ -16012,9 +17132,9 @@
       </w:tcPr>
     </w:tblStylePr>
   </w:style>
-  <w:style w:type="table" w:styleId="73">
+  <w:style w:type="table" w:styleId="761">
     <w:name w:val="List Table 1 Light - Accent 5"/>
-    <w:basedOn w:val="675"/>
+    <w:basedOn w:val="868"/>
     <w:uiPriority w:val="99"/>
     <w:pPr>
       <w:pBdr/>
@@ -16228,9 +17348,9 @@
       </w:tcPr>
     </w:tblStylePr>
   </w:style>
-  <w:style w:type="table" w:styleId="74">
+  <w:style w:type="table" w:styleId="762">
     <w:name w:val="List Table 1 Light - Accent 6"/>
-    <w:basedOn w:val="675"/>
+    <w:basedOn w:val="868"/>
     <w:uiPriority w:val="99"/>
     <w:pPr>
       <w:pBdr/>
@@ -16444,9 +17564,9 @@
       </w:tcPr>
     </w:tblStylePr>
   </w:style>
-  <w:style w:type="table" w:styleId="75">
+  <w:style w:type="table" w:styleId="763">
     <w:name w:val="List Table 2"/>
-    <w:basedOn w:val="675"/>
+    <w:basedOn w:val="868"/>
     <w:uiPriority w:val="99"/>
     <w:pPr>
       <w:pBdr/>
@@ -16682,9 +17802,9 @@
       </w:tcPr>
     </w:tblStylePr>
   </w:style>
-  <w:style w:type="table" w:styleId="76">
+  <w:style w:type="table" w:styleId="764">
     <w:name w:val="List Table 2 - Accent 1"/>
-    <w:basedOn w:val="675"/>
+    <w:basedOn w:val="868"/>
     <w:uiPriority w:val="99"/>
     <w:pPr>
       <w:pBdr/>
@@ -16920,9 +18040,9 @@
       </w:tcPr>
     </w:tblStylePr>
   </w:style>
-  <w:style w:type="table" w:styleId="77">
+  <w:style w:type="table" w:styleId="765">
     <w:name w:val="List Table 2 - Accent 2"/>
-    <w:basedOn w:val="675"/>
+    <w:basedOn w:val="868"/>
     <w:uiPriority w:val="99"/>
     <w:pPr>
       <w:pBdr/>
@@ -17158,9 +18278,9 @@
       </w:tcPr>
     </w:tblStylePr>
   </w:style>
-  <w:style w:type="table" w:styleId="78">
+  <w:style w:type="table" w:styleId="766">
     <w:name w:val="List Table 2 - Accent 3"/>
-    <w:basedOn w:val="675"/>
+    <w:basedOn w:val="868"/>
     <w:uiPriority w:val="99"/>
     <w:pPr>
       <w:pBdr/>
@@ -17396,9 +18516,9 @@
       </w:tcPr>
     </w:tblStylePr>
   </w:style>
-  <w:style w:type="table" w:styleId="79">
+  <w:style w:type="table" w:styleId="767">
     <w:name w:val="List Table 2 - Accent 4"/>
-    <w:basedOn w:val="675"/>
+    <w:basedOn w:val="868"/>
     <w:uiPriority w:val="99"/>
     <w:pPr>
       <w:pBdr/>
@@ -17634,9 +18754,9 @@
       </w:tcPr>
     </w:tblStylePr>
   </w:style>
-  <w:style w:type="table" w:styleId="80">
+  <w:style w:type="table" w:styleId="768">
     <w:name w:val="List Table 2 - Accent 5"/>
-    <w:basedOn w:val="675"/>
+    <w:basedOn w:val="868"/>
     <w:uiPriority w:val="99"/>
     <w:pPr>
       <w:pBdr/>
@@ -17872,9 +18992,9 @@
       </w:tcPr>
     </w:tblStylePr>
   </w:style>
-  <w:style w:type="table" w:styleId="81">
+  <w:style w:type="table" w:styleId="769">
     <w:name w:val="List Table 2 - Accent 6"/>
-    <w:basedOn w:val="675"/>
+    <w:basedOn w:val="868"/>
     <w:uiPriority w:val="99"/>
     <w:pPr>
       <w:pBdr/>
@@ -18110,9 +19230,9 @@
       </w:tcPr>
     </w:tblStylePr>
   </w:style>
-  <w:style w:type="table" w:styleId="82">
+  <w:style w:type="table" w:styleId="770">
     <w:name w:val="List Table 3"/>
-    <w:basedOn w:val="675"/>
+    <w:basedOn w:val="868"/>
     <w:uiPriority w:val="99"/>
     <w:pPr>
       <w:pBdr/>
@@ -18338,9 +19458,9 @@
       </w:tcPr>
     </w:tblStylePr>
   </w:style>
-  <w:style w:type="table" w:styleId="83">
+  <w:style w:type="table" w:styleId="771">
     <w:name w:val="List Table 3 - Accent 1"/>
-    <w:basedOn w:val="675"/>
+    <w:basedOn w:val="868"/>
     <w:uiPriority w:val="99"/>
     <w:pPr>
       <w:pBdr/>
@@ -18566,9 +19686,9 @@
       </w:tcPr>
     </w:tblStylePr>
   </w:style>
-  <w:style w:type="table" w:styleId="84">
+  <w:style w:type="table" w:styleId="772">
     <w:name w:val="List Table 3 - Accent 2"/>
-    <w:basedOn w:val="675"/>
+    <w:basedOn w:val="868"/>
     <w:uiPriority w:val="99"/>
     <w:pPr>
       <w:pBdr/>
@@ -18794,9 +19914,9 @@
       </w:tcPr>
     </w:tblStylePr>
   </w:style>
-  <w:style w:type="table" w:styleId="85">
+  <w:style w:type="table" w:styleId="773">
     <w:name w:val="List Table 3 - Accent 3"/>
-    <w:basedOn w:val="675"/>
+    <w:basedOn w:val="868"/>
     <w:uiPriority w:val="99"/>
     <w:pPr>
       <w:pBdr/>
@@ -19022,9 +20142,9 @@
       </w:tcPr>
     </w:tblStylePr>
   </w:style>
-  <w:style w:type="table" w:styleId="86">
+  <w:style w:type="table" w:styleId="774">
     <w:name w:val="List Table 3 - Accent 4"/>
-    <w:basedOn w:val="675"/>
+    <w:basedOn w:val="868"/>
     <w:uiPriority w:val="99"/>
     <w:pPr>
       <w:pBdr/>
@@ -19250,9 +20370,9 @@
       </w:tcPr>
     </w:tblStylePr>
   </w:style>
-  <w:style w:type="table" w:styleId="87">
+  <w:style w:type="table" w:styleId="775">
     <w:name w:val="List Table 3 - Accent 5"/>
-    <w:basedOn w:val="675"/>
+    <w:basedOn w:val="868"/>
     <w:uiPriority w:val="99"/>
     <w:pPr>
       <w:pBdr/>
@@ -19478,9 +20598,9 @@
       </w:tcPr>
     </w:tblStylePr>
   </w:style>
-  <w:style w:type="table" w:styleId="88">
+  <w:style w:type="table" w:styleId="776">
     <w:name w:val="List Table 3 - Accent 6"/>
-    <w:basedOn w:val="675"/>
+    <w:basedOn w:val="868"/>
     <w:uiPriority w:val="99"/>
     <w:pPr>
       <w:pBdr/>
@@ -19706,9 +20826,9 @@
       </w:tcPr>
     </w:tblStylePr>
   </w:style>
-  <w:style w:type="table" w:styleId="89">
+  <w:style w:type="table" w:styleId="777">
     <w:name w:val="List Table 4"/>
-    <w:basedOn w:val="675"/>
+    <w:basedOn w:val="868"/>
     <w:uiPriority w:val="99"/>
     <w:pPr>
       <w:pBdr/>
@@ -19931,9 +21051,9 @@
       </w:tcPr>
     </w:tblStylePr>
   </w:style>
-  <w:style w:type="table" w:styleId="90">
+  <w:style w:type="table" w:styleId="778">
     <w:name w:val="List Table 4 - Accent 1"/>
-    <w:basedOn w:val="675"/>
+    <w:basedOn w:val="868"/>
     <w:uiPriority w:val="99"/>
     <w:pPr>
       <w:pBdr/>
@@ -20156,9 +21276,9 @@
       </w:tcPr>
     </w:tblStylePr>
   </w:style>
-  <w:style w:type="table" w:styleId="91">
+  <w:style w:type="table" w:styleId="779">
     <w:name w:val="List Table 4 - Accent 2"/>
-    <w:basedOn w:val="675"/>
+    <w:basedOn w:val="868"/>
     <w:uiPriority w:val="99"/>
     <w:pPr>
       <w:pBdr/>
@@ -20381,9 +21501,9 @@
       </w:tcPr>
     </w:tblStylePr>
   </w:style>
-  <w:style w:type="table" w:styleId="92">
+  <w:style w:type="table" w:styleId="780">
     <w:name w:val="List Table 4 - Accent 3"/>
-    <w:basedOn w:val="675"/>
+    <w:basedOn w:val="868"/>
     <w:uiPriority w:val="99"/>
     <w:pPr>
       <w:pBdr/>
@@ -20606,9 +21726,9 @@
       </w:tcPr>
     </w:tblStylePr>
   </w:style>
-  <w:style w:type="table" w:styleId="93">
+  <w:style w:type="table" w:styleId="781">
     <w:name w:val="List Table 4 - Accent 4"/>
-    <w:basedOn w:val="675"/>
+    <w:basedOn w:val="868"/>
     <w:uiPriority w:val="99"/>
     <w:pPr>
       <w:pBdr/>
@@ -20831,9 +21951,9 @@
       </w:tcPr>
     </w:tblStylePr>
   </w:style>
-  <w:style w:type="table" w:styleId="94">
+  <w:style w:type="table" w:styleId="782">
     <w:name w:val="List Table 4 - Accent 5"/>
-    <w:basedOn w:val="675"/>
+    <w:basedOn w:val="868"/>
     <w:uiPriority w:val="99"/>
     <w:pPr>
       <w:pBdr/>
@@ -21056,9 +22176,9 @@
       </w:tcPr>
     </w:tblStylePr>
   </w:style>
-  <w:style w:type="table" w:styleId="95">
+  <w:style w:type="table" w:styleId="783">
     <w:name w:val="List Table 4 - Accent 6"/>
-    <w:basedOn w:val="675"/>
+    <w:basedOn w:val="868"/>
     <w:uiPriority w:val="99"/>
     <w:pPr>
       <w:pBdr/>
@@ -21281,9 +22401,9 @@
       </w:tcPr>
     </w:tblStylePr>
   </w:style>
-  <w:style w:type="table" w:styleId="96">
+  <w:style w:type="table" w:styleId="784">
     <w:name w:val="List Table 5 Dark"/>
-    <w:basedOn w:val="675"/>
+    <w:basedOn w:val="868"/>
     <w:uiPriority w:val="99"/>
     <w:pPr>
       <w:pBdr/>
@@ -21523,9 +22643,9 @@
       </w:tcPr>
     </w:tblStylePr>
   </w:style>
-  <w:style w:type="table" w:styleId="97">
+  <w:style w:type="table" w:styleId="785">
     <w:name w:val="List Table 5 Dark - Accent 1"/>
-    <w:basedOn w:val="675"/>
+    <w:basedOn w:val="868"/>
     <w:uiPriority w:val="99"/>
     <w:pPr>
       <w:pBdr/>
@@ -21765,9 +22885,9 @@
       </w:tcPr>
     </w:tblStylePr>
   </w:style>
-  <w:style w:type="table" w:styleId="98">
+  <w:style w:type="table" w:styleId="786">
     <w:name w:val="List Table 5 Dark - Accent 2"/>
-    <w:basedOn w:val="675"/>
+    <w:basedOn w:val="868"/>
     <w:uiPriority w:val="99"/>
     <w:pPr>
       <w:pBdr/>
@@ -22007,9 +23127,9 @@
       </w:tcPr>
     </w:tblStylePr>
   </w:style>
-  <w:style w:type="table" w:styleId="99">
+  <w:style w:type="table" w:styleId="787">
     <w:name w:val="List Table 5 Dark - Accent 3"/>
-    <w:basedOn w:val="675"/>
+    <w:basedOn w:val="868"/>
     <w:uiPriority w:val="99"/>
     <w:pPr>
       <w:pBdr/>
@@ -22249,9 +23369,9 @@
       </w:tcPr>
     </w:tblStylePr>
   </w:style>
-  <w:style w:type="table" w:styleId="100">
+  <w:style w:type="table" w:styleId="788">
     <w:name w:val="List Table 5 Dark - Accent 4"/>
-    <w:basedOn w:val="675"/>
+    <w:basedOn w:val="868"/>
     <w:uiPriority w:val="99"/>
     <w:pPr>
       <w:pBdr/>
@@ -22491,9 +23611,9 @@
       </w:tcPr>
     </w:tblStylePr>
   </w:style>
-  <w:style w:type="table" w:styleId="101">
+  <w:style w:type="table" w:styleId="789">
     <w:name w:val="List Table 5 Dark - Accent 5"/>
-    <w:basedOn w:val="675"/>
+    <w:basedOn w:val="868"/>
     <w:uiPriority w:val="99"/>
     <w:pPr>
       <w:pBdr/>
@@ -22733,9 +23853,9 @@
       </w:tcPr>
     </w:tblStylePr>
   </w:style>
-  <w:style w:type="table" w:styleId="102">
+  <w:style w:type="table" w:styleId="790">
     <w:name w:val="List Table 5 Dark - Accent 6"/>
-    <w:basedOn w:val="675"/>
+    <w:basedOn w:val="868"/>
     <w:uiPriority w:val="99"/>
     <w:pPr>
       <w:pBdr/>
@@ -22975,9 +24095,9 @@
       </w:tcPr>
     </w:tblStylePr>
   </w:style>
-  <w:style w:type="table" w:styleId="103">
+  <w:style w:type="table" w:styleId="791">
     <w:name w:val="List Table 6 Colorful"/>
-    <w:basedOn w:val="675"/>
+    <w:basedOn w:val="868"/>
     <w:uiPriority w:val="99"/>
     <w:pPr>
       <w:pBdr/>
@@ -23198,9 +24318,9 @@
       </w:tcPr>
     </w:tblStylePr>
   </w:style>
-  <w:style w:type="table" w:styleId="104">
+  <w:style w:type="table" w:styleId="792">
     <w:name w:val="List Table 6 Colorful - Accent 1"/>
-    <w:basedOn w:val="675"/>
+    <w:basedOn w:val="868"/>
     <w:uiPriority w:val="99"/>
     <w:pPr>
       <w:pBdr/>
@@ -23421,9 +24541,9 @@
       </w:tcPr>
     </w:tblStylePr>
   </w:style>
-  <w:style w:type="table" w:styleId="105">
+  <w:style w:type="table" w:styleId="793">
     <w:name w:val="List Table 6 Colorful - Accent 2"/>
-    <w:basedOn w:val="675"/>
+    <w:basedOn w:val="868"/>
     <w:uiPriority w:val="99"/>
     <w:pPr>
       <w:pBdr/>
@@ -23644,9 +24764,9 @@
       </w:tcPr>
     </w:tblStylePr>
   </w:style>
-  <w:style w:type="table" w:styleId="106">
+  <w:style w:type="table" w:styleId="794">
     <w:name w:val="List Table 6 Colorful - Accent 3"/>
-    <w:basedOn w:val="675"/>
+    <w:basedOn w:val="868"/>
     <w:uiPriority w:val="99"/>
     <w:pPr>
       <w:pBdr/>
@@ -23867,9 +24987,9 @@
       </w:tcPr>
     </w:tblStylePr>
   </w:style>
-  <w:style w:type="table" w:styleId="107">
+  <w:style w:type="table" w:styleId="795">
     <w:name w:val="List Table 6 Colorful - Accent 4"/>
-    <w:basedOn w:val="675"/>
+    <w:basedOn w:val="868"/>
     <w:uiPriority w:val="99"/>
     <w:pPr>
       <w:pBdr/>
@@ -24090,9 +25210,9 @@
       </w:tcPr>
     </w:tblStylePr>
   </w:style>
-  <w:style w:type="table" w:styleId="108">
+  <w:style w:type="table" w:styleId="796">
     <w:name w:val="List Table 6 Colorful - Accent 5"/>
-    <w:basedOn w:val="675"/>
+    <w:basedOn w:val="868"/>
     <w:uiPriority w:val="99"/>
     <w:pPr>
       <w:pBdr/>
@@ -24313,9 +25433,9 @@
       </w:tcPr>
     </w:tblStylePr>
   </w:style>
-  <w:style w:type="table" w:styleId="109">
+  <w:style w:type="table" w:styleId="797">
     <w:name w:val="List Table 6 Colorful - Accent 6"/>
-    <w:basedOn w:val="675"/>
+    <w:basedOn w:val="868"/>
     <w:uiPriority w:val="99"/>
     <w:pPr>
       <w:pBdr/>
@@ -24536,9 +25656,9 @@
       </w:tcPr>
     </w:tblStylePr>
   </w:style>
-  <w:style w:type="table" w:styleId="110">
+  <w:style w:type="table" w:styleId="798">
     <w:name w:val="List Table 7 Colorful"/>
-    <w:basedOn w:val="675"/>
+    <w:basedOn w:val="868"/>
     <w:uiPriority w:val="99"/>
     <w:pPr>
       <w:pBdr/>
@@ -24637,11 +25757,11 @@
         <w:tblBorders/>
       </w:tblPr>
       <w:tcPr>
-        <w:shd w:color="ffffff"/>
+        <w:shd w:val="clear" w:color="ffffff"/>
         <w:tcBorders>
-          <w:top w:val="none"/>
-          <w:left w:val="none"/>
-          <w:bottom w:val="none"/>
+          <w:top w:val="none" w:color="000000" w:sz="4" w:space="0"/>
+          <w:left w:val="none" w:color="000000" w:sz="4" w:space="0"/>
+          <w:bottom w:val="none" w:color="000000" w:sz="4" w:space="0"/>
           <w:right w:val="single" w:color="000000" w:themeColor="text1" w:themeTint="80" w:sz="4" w:space="0"/>
         </w:tcBorders>
       </w:tcPr>
@@ -24664,10 +25784,10 @@
       <w:tcPr>
         <w:shd w:val="clear" w:color="ffffff" w:themeColor="light1" w:fill="ffffff" w:themeFill="light1"/>
         <w:tcBorders>
-          <w:top w:val="none"/>
-          <w:left w:val="none"/>
+          <w:top w:val="none" w:color="000000" w:sz="4" w:space="0"/>
+          <w:left w:val="none" w:color="000000" w:sz="4" w:space="0"/>
           <w:bottom w:val="single" w:color="000000" w:themeColor="text1" w:themeTint="80" w:sz="4" w:space="0"/>
-          <w:right w:val="none"/>
+          <w:right w:val="none" w:color="000000" w:sz="4" w:space="0"/>
         </w:tcBorders>
       </w:tcPr>
     </w:tblStylePr>
@@ -24687,12 +25807,12 @@
         <w:tblBorders/>
       </w:tblPr>
       <w:tcPr>
-        <w:shd w:color="ffffff"/>
+        <w:shd w:val="clear" w:color="ffffff"/>
         <w:tcBorders>
-          <w:top w:val="none"/>
+          <w:top w:val="none" w:color="000000" w:sz="4" w:space="0"/>
           <w:left w:val="single" w:color="000000" w:themeColor="text1" w:themeTint="80" w:sz="4" w:space="0"/>
-          <w:bottom w:val="none"/>
-          <w:right w:val="none"/>
+          <w:bottom w:val="none" w:color="000000" w:sz="4" w:space="0"/>
+          <w:right w:val="none" w:color="000000" w:sz="4" w:space="0"/>
         </w:tcBorders>
       </w:tcPr>
     </w:tblStylePr>
@@ -24715,9 +25835,9 @@
         <w:shd w:val="clear" w:color="ffffff" w:themeColor="light1" w:fill="ffffff" w:themeFill="light1"/>
         <w:tcBorders>
           <w:top w:val="single" w:color="000000" w:themeColor="text1" w:themeTint="80" w:sz="4" w:space="0"/>
-          <w:left w:val="none"/>
-          <w:bottom w:val="none"/>
-          <w:right w:val="none"/>
+          <w:left w:val="none" w:color="000000" w:sz="4" w:space="0"/>
+          <w:bottom w:val="none" w:color="000000" w:sz="4" w:space="0"/>
+          <w:right w:val="none" w:color="000000" w:sz="4" w:space="0"/>
         </w:tcBorders>
       </w:tcPr>
     </w:tblStylePr>
@@ -24792,9 +25912,9 @@
       </w:tcPr>
     </w:tblStylePr>
   </w:style>
-  <w:style w:type="table" w:styleId="111">
+  <w:style w:type="table" w:styleId="799">
     <w:name w:val="List Table 7 Colorful - Accent 1"/>
-    <w:basedOn w:val="675"/>
+    <w:basedOn w:val="868"/>
     <w:uiPriority w:val="99"/>
     <w:pPr>
       <w:pBdr/>
@@ -24893,11 +26013,11 @@
         <w:tblBorders/>
       </w:tblPr>
       <w:tcPr>
-        <w:shd w:color="ffffff"/>
+        <w:shd w:val="clear" w:color="ffffff"/>
         <w:tcBorders>
-          <w:top w:val="none"/>
-          <w:left w:val="none"/>
-          <w:bottom w:val="none"/>
+          <w:top w:val="none" w:color="000000" w:sz="4" w:space="0"/>
+          <w:left w:val="none" w:color="000000" w:sz="4" w:space="0"/>
+          <w:bottom w:val="none" w:color="000000" w:sz="4" w:space="0"/>
           <w:right w:val="single" w:color="000000" w:themeColor="accent1" w:sz="4" w:space="0"/>
         </w:tcBorders>
       </w:tcPr>
@@ -24920,10 +26040,10 @@
       <w:tcPr>
         <w:shd w:val="clear" w:color="ffffff" w:themeColor="light1" w:fill="ffffff" w:themeFill="light1"/>
         <w:tcBorders>
-          <w:top w:val="none"/>
-          <w:left w:val="none"/>
+          <w:top w:val="none" w:color="000000" w:sz="4" w:space="0"/>
+          <w:left w:val="none" w:color="000000" w:sz="4" w:space="0"/>
           <w:bottom w:val="single" w:color="000000" w:themeColor="accent1" w:sz="4" w:space="0"/>
-          <w:right w:val="none"/>
+          <w:right w:val="none" w:color="000000" w:sz="4" w:space="0"/>
         </w:tcBorders>
       </w:tcPr>
     </w:tblStylePr>
@@ -24943,12 +26063,12 @@
         <w:tblBorders/>
       </w:tblPr>
       <w:tcPr>
-        <w:shd w:color="ffffff"/>
+        <w:shd w:val="clear" w:color="ffffff"/>
         <w:tcBorders>
-          <w:top w:val="none"/>
+          <w:top w:val="none" w:color="000000" w:sz="4" w:space="0"/>
           <w:left w:val="single" w:color="000000" w:themeColor="accent1" w:sz="4" w:space="0"/>
-          <w:bottom w:val="none"/>
-          <w:right w:val="none"/>
+          <w:bottom w:val="none" w:color="000000" w:sz="4" w:space="0"/>
+          <w:right w:val="none" w:color="000000" w:sz="4" w:space="0"/>
         </w:tcBorders>
       </w:tcPr>
     </w:tblStylePr>
@@ -24971,9 +26091,9 @@
         <w:shd w:val="clear" w:color="ffffff" w:themeColor="light1" w:fill="ffffff" w:themeFill="light1"/>
         <w:tcBorders>
           <w:top w:val="single" w:color="000000" w:themeColor="accent1" w:sz="4" w:space="0"/>
-          <w:left w:val="none"/>
-          <w:bottom w:val="none"/>
-          <w:right w:val="none"/>
+          <w:left w:val="none" w:color="000000" w:sz="4" w:space="0"/>
+          <w:bottom w:val="none" w:color="000000" w:sz="4" w:space="0"/>
+          <w:right w:val="none" w:color="000000" w:sz="4" w:space="0"/>
         </w:tcBorders>
       </w:tcPr>
     </w:tblStylePr>
@@ -25048,9 +26168,9 @@
       </w:tcPr>
     </w:tblStylePr>
   </w:style>
-  <w:style w:type="table" w:styleId="112">
+  <w:style w:type="table" w:styleId="800">
     <w:name w:val="List Table 7 Colorful - Accent 2"/>
-    <w:basedOn w:val="675"/>
+    <w:basedOn w:val="868"/>
     <w:uiPriority w:val="99"/>
     <w:pPr>
       <w:pBdr/>
@@ -25149,11 +26269,11 @@
         <w:tblBorders/>
       </w:tblPr>
       <w:tcPr>
-        <w:shd w:color="ffffff"/>
+        <w:shd w:val="clear" w:color="ffffff"/>
         <w:tcBorders>
-          <w:top w:val="none"/>
-          <w:left w:val="none"/>
-          <w:bottom w:val="none"/>
+          <w:top w:val="none" w:color="000000" w:sz="4" w:space="0"/>
+          <w:left w:val="none" w:color="000000" w:sz="4" w:space="0"/>
+          <w:bottom w:val="none" w:color="000000" w:sz="4" w:space="0"/>
           <w:right w:val="single" w:color="000000" w:themeColor="accent2" w:themeTint="97" w:sz="4" w:space="0"/>
         </w:tcBorders>
       </w:tcPr>
@@ -25176,10 +26296,10 @@
       <w:tcPr>
         <w:shd w:val="clear" w:color="ffffff" w:themeColor="light1" w:fill="ffffff" w:themeFill="light1"/>
         <w:tcBorders>
-          <w:top w:val="none"/>
-          <w:left w:val="none"/>
+          <w:top w:val="none" w:color="000000" w:sz="4" w:space="0"/>
+          <w:left w:val="none" w:color="000000" w:sz="4" w:space="0"/>
           <w:bottom w:val="single" w:color="000000" w:themeColor="accent2" w:themeTint="97" w:sz="4" w:space="0"/>
-          <w:right w:val="none"/>
+          <w:right w:val="none" w:color="000000" w:sz="4" w:space="0"/>
         </w:tcBorders>
       </w:tcPr>
     </w:tblStylePr>
@@ -25199,12 +26319,12 @@
         <w:tblBorders/>
       </w:tblPr>
       <w:tcPr>
-        <w:shd w:color="ffffff"/>
+        <w:shd w:val="clear" w:color="ffffff"/>
         <w:tcBorders>
-          <w:top w:val="none"/>
+          <w:top w:val="none" w:color="000000" w:sz="4" w:space="0"/>
           <w:left w:val="single" w:color="000000" w:themeColor="accent2" w:themeTint="97" w:sz="4" w:space="0"/>
-          <w:bottom w:val="none"/>
-          <w:right w:val="none"/>
+          <w:bottom w:val="none" w:color="000000" w:sz="4" w:space="0"/>
+          <w:right w:val="none" w:color="000000" w:sz="4" w:space="0"/>
         </w:tcBorders>
       </w:tcPr>
     </w:tblStylePr>
@@ -25227,9 +26347,9 @@
         <w:shd w:val="clear" w:color="ffffff" w:themeColor="light1" w:fill="ffffff" w:themeFill="light1"/>
         <w:tcBorders>
           <w:top w:val="single" w:color="000000" w:themeColor="accent2" w:themeTint="97" w:sz="4" w:space="0"/>
-          <w:left w:val="none"/>
-          <w:bottom w:val="none"/>
-          <w:right w:val="none"/>
+          <w:left w:val="none" w:color="000000" w:sz="4" w:space="0"/>
+          <w:bottom w:val="none" w:color="000000" w:sz="4" w:space="0"/>
+          <w:right w:val="none" w:color="000000" w:sz="4" w:space="0"/>
         </w:tcBorders>
       </w:tcPr>
     </w:tblStylePr>
@@ -25304,9 +26424,9 @@
       </w:tcPr>
     </w:tblStylePr>
   </w:style>
-  <w:style w:type="table" w:styleId="113">
+  <w:style w:type="table" w:styleId="801">
     <w:name w:val="List Table 7 Colorful - Accent 3"/>
-    <w:basedOn w:val="675"/>
+    <w:basedOn w:val="868"/>
     <w:uiPriority w:val="99"/>
     <w:pPr>
       <w:pBdr/>
@@ -25405,11 +26525,11 @@
         <w:tblBorders/>
       </w:tblPr>
       <w:tcPr>
-        <w:shd w:color="ffffff"/>
+        <w:shd w:val="clear" w:color="ffffff"/>
         <w:tcBorders>
-          <w:top w:val="none"/>
-          <w:left w:val="none"/>
-          <w:bottom w:val="none"/>
+          <w:top w:val="none" w:color="000000" w:sz="4" w:space="0"/>
+          <w:left w:val="none" w:color="000000" w:sz="4" w:space="0"/>
+          <w:bottom w:val="none" w:color="000000" w:sz="4" w:space="0"/>
           <w:right w:val="single" w:color="000000" w:themeColor="accent3" w:themeTint="98" w:sz="4" w:space="0"/>
         </w:tcBorders>
       </w:tcPr>
@@ -25432,10 +26552,10 @@
       <w:tcPr>
         <w:shd w:val="clear" w:color="ffffff" w:themeColor="light1" w:fill="ffffff" w:themeFill="light1"/>
         <w:tcBorders>
-          <w:top w:val="none"/>
-          <w:left w:val="none"/>
+          <w:top w:val="none" w:color="000000" w:sz="4" w:space="0"/>
+          <w:left w:val="none" w:color="000000" w:sz="4" w:space="0"/>
           <w:bottom w:val="single" w:color="000000" w:themeColor="accent3" w:themeTint="98" w:sz="4" w:space="0"/>
-          <w:right w:val="none"/>
+          <w:right w:val="none" w:color="000000" w:sz="4" w:space="0"/>
         </w:tcBorders>
       </w:tcPr>
     </w:tblStylePr>
@@ -25455,12 +26575,12 @@
         <w:tblBorders/>
       </w:tblPr>
       <w:tcPr>
-        <w:shd w:color="ffffff"/>
+        <w:shd w:val="clear" w:color="ffffff"/>
         <w:tcBorders>
-          <w:top w:val="none"/>
+          <w:top w:val="none" w:color="000000" w:sz="4" w:space="0"/>
           <w:left w:val="single" w:color="000000" w:themeColor="accent3" w:themeTint="98" w:sz="4" w:space="0"/>
-          <w:bottom w:val="none"/>
-          <w:right w:val="none"/>
+          <w:bottom w:val="none" w:color="000000" w:sz="4" w:space="0"/>
+          <w:right w:val="none" w:color="000000" w:sz="4" w:space="0"/>
         </w:tcBorders>
       </w:tcPr>
     </w:tblStylePr>
@@ -25483,9 +26603,9 @@
         <w:shd w:val="clear" w:color="ffffff" w:themeColor="light1" w:fill="ffffff" w:themeFill="light1"/>
         <w:tcBorders>
           <w:top w:val="single" w:color="000000" w:themeColor="accent3" w:themeTint="98" w:sz="4" w:space="0"/>
-          <w:left w:val="none"/>
-          <w:bottom w:val="none"/>
-          <w:right w:val="none"/>
+          <w:left w:val="none" w:color="000000" w:sz="4" w:space="0"/>
+          <w:bottom w:val="none" w:color="000000" w:sz="4" w:space="0"/>
+          <w:right w:val="none" w:color="000000" w:sz="4" w:space="0"/>
         </w:tcBorders>
       </w:tcPr>
     </w:tblStylePr>
@@ -25560,9 +26680,9 @@
       </w:tcPr>
     </w:tblStylePr>
   </w:style>
-  <w:style w:type="table" w:styleId="114">
+  <w:style w:type="table" w:styleId="802">
     <w:name w:val="List Table 7 Colorful - Accent 4"/>
-    <w:basedOn w:val="675"/>
+    <w:basedOn w:val="868"/>
     <w:uiPriority w:val="99"/>
     <w:pPr>
       <w:pBdr/>
@@ -25661,11 +26781,11 @@
         <w:tblBorders/>
       </w:tblPr>
       <w:tcPr>
-        <w:shd w:color="ffffff"/>
+        <w:shd w:val="clear" w:color="ffffff"/>
         <w:tcBorders>
-          <w:top w:val="none"/>
-          <w:left w:val="none"/>
-          <w:bottom w:val="none"/>
+          <w:top w:val="none" w:color="000000" w:sz="4" w:space="0"/>
+          <w:left w:val="none" w:color="000000" w:sz="4" w:space="0"/>
+          <w:bottom w:val="none" w:color="000000" w:sz="4" w:space="0"/>
           <w:right w:val="single" w:color="000000" w:themeColor="accent4" w:themeTint="9A" w:sz="4" w:space="0"/>
         </w:tcBorders>
       </w:tcPr>
@@ -25688,10 +26808,10 @@
       <w:tcPr>
         <w:shd w:val="clear" w:color="ffffff" w:themeColor="light1" w:fill="ffffff" w:themeFill="light1"/>
         <w:tcBorders>
-          <w:top w:val="none"/>
-          <w:left w:val="none"/>
+          <w:top w:val="none" w:color="000000" w:sz="4" w:space="0"/>
+          <w:left w:val="none" w:color="000000" w:sz="4" w:space="0"/>
           <w:bottom w:val="single" w:color="000000" w:themeColor="accent4" w:themeTint="9A" w:sz="4" w:space="0"/>
-          <w:right w:val="none"/>
+          <w:right w:val="none" w:color="000000" w:sz="4" w:space="0"/>
         </w:tcBorders>
       </w:tcPr>
     </w:tblStylePr>
@@ -25711,12 +26831,12 @@
         <w:tblBorders/>
       </w:tblPr>
       <w:tcPr>
-        <w:shd w:color="ffffff"/>
+        <w:shd w:val="clear" w:color="ffffff"/>
         <w:tcBorders>
-          <w:top w:val="none"/>
+          <w:top w:val="none" w:color="000000" w:sz="4" w:space="0"/>
           <w:left w:val="single" w:color="000000" w:themeColor="accent4" w:themeTint="9A" w:sz="4" w:space="0"/>
-          <w:bottom w:val="none"/>
-          <w:right w:val="none"/>
+          <w:bottom w:val="none" w:color="000000" w:sz="4" w:space="0"/>
+          <w:right w:val="none" w:color="000000" w:sz="4" w:space="0"/>
         </w:tcBorders>
       </w:tcPr>
     </w:tblStylePr>
@@ -25739,9 +26859,9 @@
         <w:shd w:val="clear" w:color="ffffff" w:themeColor="light1" w:fill="ffffff" w:themeFill="light1"/>
         <w:tcBorders>
           <w:top w:val="single" w:color="000000" w:themeColor="accent4" w:themeTint="9A" w:sz="4" w:space="0"/>
-          <w:left w:val="none"/>
-          <w:bottom w:val="none"/>
-          <w:right w:val="none"/>
+          <w:left w:val="none" w:color="000000" w:sz="4" w:space="0"/>
+          <w:bottom w:val="none" w:color="000000" w:sz="4" w:space="0"/>
+          <w:right w:val="none" w:color="000000" w:sz="4" w:space="0"/>
         </w:tcBorders>
       </w:tcPr>
     </w:tblStylePr>
@@ -25816,9 +26936,9 @@
       </w:tcPr>
     </w:tblStylePr>
   </w:style>
-  <w:style w:type="table" w:styleId="115">
+  <w:style w:type="table" w:styleId="803">
     <w:name w:val="List Table 7 Colorful - Accent 5"/>
-    <w:basedOn w:val="675"/>
+    <w:basedOn w:val="868"/>
     <w:uiPriority w:val="99"/>
     <w:pPr>
       <w:pBdr/>
@@ -25917,11 +27037,11 @@
         <w:tblBorders/>
       </w:tblPr>
       <w:tcPr>
-        <w:shd w:color="ffffff"/>
+        <w:shd w:val="clear" w:color="ffffff"/>
         <w:tcBorders>
-          <w:top w:val="none"/>
-          <w:left w:val="none"/>
-          <w:bottom w:val="none"/>
+          <w:top w:val="none" w:color="000000" w:sz="4" w:space="0"/>
+          <w:left w:val="none" w:color="000000" w:sz="4" w:space="0"/>
+          <w:bottom w:val="none" w:color="000000" w:sz="4" w:space="0"/>
           <w:right w:val="single" w:color="000000" w:themeColor="accent5" w:themeTint="9A" w:sz="4" w:space="0"/>
         </w:tcBorders>
       </w:tcPr>
@@ -25944,10 +27064,10 @@
       <w:tcPr>
         <w:shd w:val="clear" w:color="ffffff" w:themeColor="light1" w:fill="ffffff" w:themeFill="light1"/>
         <w:tcBorders>
-          <w:top w:val="none"/>
-          <w:left w:val="none"/>
+          <w:top w:val="none" w:color="000000" w:sz="4" w:space="0"/>
+          <w:left w:val="none" w:color="000000" w:sz="4" w:space="0"/>
           <w:bottom w:val="single" w:color="000000" w:themeColor="accent5" w:themeTint="9A" w:sz="4" w:space="0"/>
-          <w:right w:val="none"/>
+          <w:right w:val="none" w:color="000000" w:sz="4" w:space="0"/>
         </w:tcBorders>
       </w:tcPr>
     </w:tblStylePr>
@@ -25967,12 +27087,12 @@
         <w:tblBorders/>
       </w:tblPr>
       <w:tcPr>
-        <w:shd w:color="ffffff"/>
+        <w:shd w:val="clear" w:color="ffffff"/>
         <w:tcBorders>
-          <w:top w:val="none"/>
+          <w:top w:val="none" w:color="000000" w:sz="4" w:space="0"/>
           <w:left w:val="single" w:color="000000" w:themeColor="accent5" w:themeTint="9A" w:sz="4" w:space="0"/>
-          <w:bottom w:val="none"/>
-          <w:right w:val="none"/>
+          <w:bottom w:val="none" w:color="000000" w:sz="4" w:space="0"/>
+          <w:right w:val="none" w:color="000000" w:sz="4" w:space="0"/>
         </w:tcBorders>
       </w:tcPr>
     </w:tblStylePr>
@@ -25995,9 +27115,9 @@
         <w:shd w:val="clear" w:color="ffffff" w:themeColor="light1" w:fill="ffffff" w:themeFill="light1"/>
         <w:tcBorders>
           <w:top w:val="single" w:color="000000" w:themeColor="accent5" w:themeTint="9A" w:sz="4" w:space="0"/>
-          <w:left w:val="none"/>
-          <w:bottom w:val="none"/>
-          <w:right w:val="none"/>
+          <w:left w:val="none" w:color="000000" w:sz="4" w:space="0"/>
+          <w:bottom w:val="none" w:color="000000" w:sz="4" w:space="0"/>
+          <w:right w:val="none" w:color="000000" w:sz="4" w:space="0"/>
         </w:tcBorders>
       </w:tcPr>
     </w:tblStylePr>
@@ -26072,9 +27192,9 @@
       </w:tcPr>
     </w:tblStylePr>
   </w:style>
-  <w:style w:type="table" w:styleId="116">
+  <w:style w:type="table" w:styleId="804">
     <w:name w:val="List Table 7 Colorful - Accent 6"/>
-    <w:basedOn w:val="675"/>
+    <w:basedOn w:val="868"/>
     <w:uiPriority w:val="99"/>
     <w:pPr>
       <w:pBdr/>
@@ -26173,11 +27293,11 @@
         <w:tblBorders/>
       </w:tblPr>
       <w:tcPr>
-        <w:shd w:color="ffffff"/>
+        <w:shd w:val="clear" w:color="ffffff"/>
         <w:tcBorders>
-          <w:top w:val="none"/>
-          <w:left w:val="none"/>
-          <w:bottom w:val="none"/>
+          <w:top w:val="none" w:color="000000" w:sz="4" w:space="0"/>
+          <w:left w:val="none" w:color="000000" w:sz="4" w:space="0"/>
+          <w:bottom w:val="none" w:color="000000" w:sz="4" w:space="0"/>
           <w:right w:val="single" w:color="000000" w:themeColor="accent6" w:themeTint="98" w:sz="4" w:space="0"/>
         </w:tcBorders>
       </w:tcPr>
@@ -26200,10 +27320,10 @@
       <w:tcPr>
         <w:shd w:val="clear" w:color="ffffff" w:themeColor="light1" w:fill="ffffff" w:themeFill="light1"/>
         <w:tcBorders>
-          <w:top w:val="none"/>
-          <w:left w:val="none"/>
+          <w:top w:val="none" w:color="000000" w:sz="4" w:space="0"/>
+          <w:left w:val="none" w:color="000000" w:sz="4" w:space="0"/>
           <w:bottom w:val="single" w:color="000000" w:themeColor="accent6" w:themeTint="98" w:sz="4" w:space="0"/>
-          <w:right w:val="none"/>
+          <w:right w:val="none" w:color="000000" w:sz="4" w:space="0"/>
         </w:tcBorders>
       </w:tcPr>
     </w:tblStylePr>
@@ -26223,12 +27343,12 @@
         <w:tblBorders/>
       </w:tblPr>
       <w:tcPr>
-        <w:shd w:color="ffffff"/>
+        <w:shd w:val="clear" w:color="ffffff"/>
         <w:tcBorders>
-          <w:top w:val="none"/>
+          <w:top w:val="none" w:color="000000" w:sz="4" w:space="0"/>
           <w:left w:val="single" w:color="000000" w:themeColor="accent6" w:themeTint="98" w:sz="4" w:space="0"/>
-          <w:bottom w:val="none"/>
-          <w:right w:val="none"/>
+          <w:bottom w:val="none" w:color="000000" w:sz="4" w:space="0"/>
+          <w:right w:val="none" w:color="000000" w:sz="4" w:space="0"/>
         </w:tcBorders>
       </w:tcPr>
     </w:tblStylePr>
@@ -26251,9 +27371,9 @@
         <w:shd w:val="clear" w:color="ffffff" w:themeColor="light1" w:fill="ffffff" w:themeFill="light1"/>
         <w:tcBorders>
           <w:top w:val="single" w:color="000000" w:themeColor="accent6" w:themeTint="98" w:sz="4" w:space="0"/>
-          <w:left w:val="none"/>
-          <w:bottom w:val="none"/>
-          <w:right w:val="none"/>
+          <w:left w:val="none" w:color="000000" w:sz="4" w:space="0"/>
+          <w:bottom w:val="none" w:color="000000" w:sz="4" w:space="0"/>
+          <w:right w:val="none" w:color="000000" w:sz="4" w:space="0"/>
         </w:tcBorders>
       </w:tcPr>
     </w:tblStylePr>
@@ -26328,9 +27448,9 @@
       </w:tcPr>
     </w:tblStylePr>
   </w:style>
-  <w:style w:type="table" w:styleId="117">
+  <w:style w:type="table" w:styleId="805">
     <w:name w:val="Lined - Accent"/>
-    <w:basedOn w:val="675"/>
+    <w:basedOn w:val="868"/>
     <w:uiPriority w:val="99"/>
     <w:pPr>
       <w:pBdr/>
@@ -26565,9 +27685,9 @@
       </w:tcPr>
     </w:tblStylePr>
   </w:style>
-  <w:style w:type="table" w:styleId="118">
+  <w:style w:type="table" w:styleId="806">
     <w:name w:val="Lined - Accent 1"/>
-    <w:basedOn w:val="675"/>
+    <w:basedOn w:val="868"/>
     <w:uiPriority w:val="99"/>
     <w:pPr>
       <w:pBdr/>
@@ -26802,9 +27922,9 @@
       </w:tcPr>
     </w:tblStylePr>
   </w:style>
-  <w:style w:type="table" w:styleId="119">
+  <w:style w:type="table" w:styleId="807">
     <w:name w:val="Lined - Accent 2"/>
-    <w:basedOn w:val="675"/>
+    <w:basedOn w:val="868"/>
     <w:uiPriority w:val="99"/>
     <w:pPr>
       <w:pBdr/>
@@ -27039,9 +28159,9 @@
       </w:tcPr>
     </w:tblStylePr>
   </w:style>
-  <w:style w:type="table" w:styleId="120">
+  <w:style w:type="table" w:styleId="808">
     <w:name w:val="Lined - Accent 3"/>
-    <w:basedOn w:val="675"/>
+    <w:basedOn w:val="868"/>
     <w:uiPriority w:val="99"/>
     <w:pPr>
       <w:pBdr/>
@@ -27276,9 +28396,9 @@
       </w:tcPr>
     </w:tblStylePr>
   </w:style>
-  <w:style w:type="table" w:styleId="121">
+  <w:style w:type="table" w:styleId="809">
     <w:name w:val="Lined - Accent 4"/>
-    <w:basedOn w:val="675"/>
+    <w:basedOn w:val="868"/>
     <w:uiPriority w:val="99"/>
     <w:pPr>
       <w:pBdr/>
@@ -27513,9 +28633,9 @@
       </w:tcPr>
     </w:tblStylePr>
   </w:style>
-  <w:style w:type="table" w:styleId="122">
+  <w:style w:type="table" w:styleId="810">
     <w:name w:val="Lined - Accent 5"/>
-    <w:basedOn w:val="675"/>
+    <w:basedOn w:val="868"/>
     <w:uiPriority w:val="99"/>
     <w:pPr>
       <w:pBdr/>
@@ -27750,9 +28870,9 @@
       </w:tcPr>
     </w:tblStylePr>
   </w:style>
-  <w:style w:type="table" w:styleId="123">
+  <w:style w:type="table" w:styleId="811">
     <w:name w:val="Lined - Accent 6"/>
-    <w:basedOn w:val="675"/>
+    <w:basedOn w:val="868"/>
     <w:uiPriority w:val="99"/>
     <w:pPr>
       <w:pBdr/>
@@ -27987,9 +29107,9 @@
       </w:tcPr>
     </w:tblStylePr>
   </w:style>
-  <w:style w:type="table" w:styleId="124">
+  <w:style w:type="table" w:styleId="812">
     <w:name w:val="Bordered &amp; Lined - Accent"/>
-    <w:basedOn w:val="675"/>
+    <w:basedOn w:val="868"/>
     <w:uiPriority w:val="99"/>
     <w:pPr>
       <w:pBdr/>
@@ -28231,9 +29351,9 @@
       </w:tcPr>
     </w:tblStylePr>
   </w:style>
-  <w:style w:type="table" w:styleId="125">
+  <w:style w:type="table" w:styleId="813">
     <w:name w:val="Bordered &amp; Lined - Accent 1"/>
-    <w:basedOn w:val="675"/>
+    <w:basedOn w:val="868"/>
     <w:uiPriority w:val="99"/>
     <w:pPr>
       <w:pBdr/>
@@ -28475,9 +29595,9 @@
       </w:tcPr>
     </w:tblStylePr>
   </w:style>
-  <w:style w:type="table" w:styleId="126">
+  <w:style w:type="table" w:styleId="814">
     <w:name w:val="Bordered &amp; Lined - Accent 2"/>
-    <w:basedOn w:val="675"/>
+    <w:basedOn w:val="868"/>
     <w:uiPriority w:val="99"/>
     <w:pPr>
       <w:pBdr/>
@@ -28719,9 +29839,9 @@
       </w:tcPr>
     </w:tblStylePr>
   </w:style>
-  <w:style w:type="table" w:styleId="127">
+  <w:style w:type="table" w:styleId="815">
     <w:name w:val="Bordered &amp; Lined - Accent 3"/>
-    <w:basedOn w:val="675"/>
+    <w:basedOn w:val="868"/>
     <w:uiPriority w:val="99"/>
     <w:pPr>
       <w:pBdr/>
@@ -28963,9 +30083,9 @@
       </w:tcPr>
     </w:tblStylePr>
   </w:style>
-  <w:style w:type="table" w:styleId="128">
+  <w:style w:type="table" w:styleId="816">
     <w:name w:val="Bordered &amp; Lined - Accent 4"/>
-    <w:basedOn w:val="675"/>
+    <w:basedOn w:val="868"/>
     <w:uiPriority w:val="99"/>
     <w:pPr>
       <w:pBdr/>
@@ -29207,9 +30327,9 @@
       </w:tcPr>
     </w:tblStylePr>
   </w:style>
-  <w:style w:type="table" w:styleId="129">
+  <w:style w:type="table" w:styleId="817">
     <w:name w:val="Bordered &amp; Lined - Accent 5"/>
-    <w:basedOn w:val="675"/>
+    <w:basedOn w:val="868"/>
     <w:uiPriority w:val="99"/>
     <w:pPr>
       <w:pBdr/>
@@ -29451,9 +30571,9 @@
       </w:tcPr>
     </w:tblStylePr>
   </w:style>
-  <w:style w:type="table" w:styleId="130">
+  <w:style w:type="table" w:styleId="818">
     <w:name w:val="Bordered &amp; Lined - Accent 6"/>
-    <w:basedOn w:val="675"/>
+    <w:basedOn w:val="868"/>
     <w:uiPriority w:val="99"/>
     <w:pPr>
       <w:pBdr/>
@@ -29695,9 +30815,9 @@
       </w:tcPr>
     </w:tblStylePr>
   </w:style>
-  <w:style w:type="table" w:styleId="131">
+  <w:style w:type="table" w:styleId="819">
     <w:name w:val="Bordered"/>
-    <w:basedOn w:val="675"/>
+    <w:basedOn w:val="868"/>
     <w:uiPriority w:val="99"/>
     <w:pPr>
       <w:pBdr/>
@@ -29926,9 +31046,9 @@
       </w:tcPr>
     </w:tblStylePr>
   </w:style>
-  <w:style w:type="table" w:styleId="132">
+  <w:style w:type="table" w:styleId="820">
     <w:name w:val="Bordered - Accent 1"/>
-    <w:basedOn w:val="675"/>
+    <w:basedOn w:val="868"/>
     <w:uiPriority w:val="99"/>
     <w:pPr>
       <w:pBdr/>
@@ -30157,9 +31277,9 @@
       </w:tcPr>
     </w:tblStylePr>
   </w:style>
-  <w:style w:type="table" w:styleId="133">
+  <w:style w:type="table" w:styleId="821">
     <w:name w:val="Bordered - Accent 2"/>
-    <w:basedOn w:val="675"/>
+    <w:basedOn w:val="868"/>
     <w:uiPriority w:val="99"/>
     <w:pPr>
       <w:pBdr/>
@@ -30388,9 +31508,9 @@
       </w:tcPr>
     </w:tblStylePr>
   </w:style>
-  <w:style w:type="table" w:styleId="134">
+  <w:style w:type="table" w:styleId="822">
     <w:name w:val="Bordered - Accent 3"/>
-    <w:basedOn w:val="675"/>
+    <w:basedOn w:val="868"/>
     <w:uiPriority w:val="99"/>
     <w:pPr>
       <w:pBdr/>
@@ -30619,9 +31739,9 @@
       </w:tcPr>
     </w:tblStylePr>
   </w:style>
-  <w:style w:type="table" w:styleId="135">
+  <w:style w:type="table" w:styleId="823">
     <w:name w:val="Bordered - Accent 4"/>
-    <w:basedOn w:val="675"/>
+    <w:basedOn w:val="868"/>
     <w:uiPriority w:val="99"/>
     <w:pPr>
       <w:pBdr/>
@@ -30850,9 +31970,9 @@
       </w:tcPr>
     </w:tblStylePr>
   </w:style>
-  <w:style w:type="table" w:styleId="136">
+  <w:style w:type="table" w:styleId="824">
     <w:name w:val="Bordered - Accent 5"/>
-    <w:basedOn w:val="675"/>
+    <w:basedOn w:val="868"/>
     <w:uiPriority w:val="99"/>
     <w:pPr>
       <w:pBdr/>
@@ -31081,9 +32201,9 @@
       </w:tcPr>
     </w:tblStylePr>
   </w:style>
-  <w:style w:type="table" w:styleId="137">
+  <w:style w:type="table" w:styleId="825">
     <w:name w:val="Bordered - Accent 6"/>
-    <w:basedOn w:val="675"/>
+    <w:basedOn w:val="868"/>
     <w:uiPriority w:val="99"/>
     <w:pPr>
       <w:pBdr/>
@@ -31312,9 +32432,9 @@
       </w:tcPr>
     </w:tblStylePr>
   </w:style>
-  <w:style w:type="paragraph" w:styleId="170">
+  <w:style w:type="paragraph" w:styleId="826">
     <w:name w:val="No Spacing"/>
-    <w:basedOn w:val="664"/>
+    <w:basedOn w:val="857"/>
     <w:uiPriority w:val="1"/>
     <w:qFormat/>
     <w:pPr>
@@ -31323,9 +32443,9 @@
       <w:ind/>
     </w:pPr>
   </w:style>
-  <w:style w:type="character" w:styleId="171">
+  <w:style w:type="character" w:styleId="827">
     <w:name w:val="Subtle Emphasis"/>
-    <w:basedOn w:val="674"/>
+    <w:basedOn w:val="867"/>
     <w:uiPriority w:val="19"/>
     <w:qFormat/>
     <w:pPr>
@@ -31339,9 +32459,9 @@
       <w:color w:val="404040" w:themeColor="text1" w:themeTint="BF"/>
     </w:rPr>
   </w:style>
-  <w:style w:type="character" w:styleId="172">
+  <w:style w:type="character" w:styleId="828">
     <w:name w:val="Emphasis"/>
-    <w:basedOn w:val="674"/>
+    <w:basedOn w:val="867"/>
     <w:uiPriority w:val="20"/>
     <w:qFormat/>
     <w:pPr>
@@ -31354,9 +32474,9 @@
       <w:iCs/>
     </w:rPr>
   </w:style>
-  <w:style w:type="character" w:styleId="173">
+  <w:style w:type="character" w:styleId="829">
     <w:name w:val="Strong"/>
-    <w:basedOn w:val="674"/>
+    <w:basedOn w:val="867"/>
     <w:uiPriority w:val="22"/>
     <w:qFormat/>
     <w:pPr>
@@ -31369,9 +32489,9 @@
       <w:bCs/>
     </w:rPr>
   </w:style>
-  <w:style w:type="character" w:styleId="174">
+  <w:style w:type="character" w:styleId="830">
     <w:name w:val="Subtle Reference"/>
-    <w:basedOn w:val="674"/>
+    <w:basedOn w:val="867"/>
     <w:uiPriority w:val="31"/>
     <w:qFormat/>
     <w:pPr>
@@ -31384,9 +32504,9 @@
       <w:color w:val="5a5a5a" w:themeColor="text1" w:themeTint="A5"/>
     </w:rPr>
   </w:style>
-  <w:style w:type="character" w:styleId="175">
+  <w:style w:type="character" w:styleId="831">
     <w:name w:val="Book Title"/>
-    <w:basedOn w:val="674"/>
+    <w:basedOn w:val="867"/>
     <w:uiPriority w:val="33"/>
     <w:qFormat/>
     <w:pPr>
@@ -31402,10 +32522,10 @@
       <w:spacing w:val="5"/>
     </w:rPr>
   </w:style>
-  <w:style w:type="paragraph" w:styleId="176">
+  <w:style w:type="paragraph" w:styleId="832">
     <w:name w:val="Header"/>
-    <w:basedOn w:val="664"/>
-    <w:link w:val="177"/>
+    <w:basedOn w:val="857"/>
+    <w:link w:val="833"/>
     <w:uiPriority w:val="99"/>
     <w:unhideWhenUsed/>
     <w:pPr>
@@ -31418,10 +32538,10 @@
       <w:ind/>
     </w:pPr>
   </w:style>
-  <w:style w:type="character" w:styleId="177">
+  <w:style w:type="character" w:styleId="833">
     <w:name w:val="Header Char"/>
-    <w:basedOn w:val="674"/>
-    <w:link w:val="176"/>
+    <w:basedOn w:val="867"/>
+    <w:link w:val="832"/>
     <w:uiPriority w:val="99"/>
     <w:pPr>
       <w:pBdr/>
@@ -31429,10 +32549,10 @@
       <w:ind/>
     </w:pPr>
   </w:style>
-  <w:style w:type="paragraph" w:styleId="178">
+  <w:style w:type="paragraph" w:styleId="834">
     <w:name w:val="Footer"/>
-    <w:basedOn w:val="664"/>
-    <w:link w:val="179"/>
+    <w:basedOn w:val="857"/>
+    <w:link w:val="835"/>
     <w:uiPriority w:val="99"/>
     <w:unhideWhenUsed/>
     <w:pPr>
@@ -31445,10 +32565,10 @@
       <w:ind/>
     </w:pPr>
   </w:style>
-  <w:style w:type="character" w:styleId="179">
+  <w:style w:type="character" w:styleId="835">
     <w:name w:val="Footer Char"/>
-    <w:basedOn w:val="674"/>
-    <w:link w:val="178"/>
+    <w:basedOn w:val="867"/>
+    <w:link w:val="834"/>
     <w:uiPriority w:val="99"/>
     <w:pPr>
       <w:pBdr/>
@@ -31456,10 +32576,10 @@
       <w:ind/>
     </w:pPr>
   </w:style>
-  <w:style w:type="paragraph" w:styleId="180">
+  <w:style w:type="paragraph" w:styleId="836">
     <w:name w:val="Caption"/>
-    <w:basedOn w:val="664"/>
-    <w:next w:val="664"/>
+    <w:basedOn w:val="857"/>
+    <w:next w:val="857"/>
     <w:uiPriority w:val="35"/>
     <w:unhideWhenUsed/>
     <w:qFormat/>
@@ -31476,10 +32596,10 @@
       <w:szCs w:val="18"/>
     </w:rPr>
   </w:style>
-  <w:style w:type="paragraph" w:styleId="181">
+  <w:style w:type="paragraph" w:styleId="837">
     <w:name w:val="footnote text"/>
-    <w:basedOn w:val="664"/>
-    <w:link w:val="182"/>
+    <w:basedOn w:val="857"/>
+    <w:link w:val="838"/>
     <w:uiPriority w:val="99"/>
     <w:semiHidden/>
     <w:unhideWhenUsed/>
@@ -31493,10 +32613,10 @@
       <w:szCs w:val="20"/>
     </w:rPr>
   </w:style>
-  <w:style w:type="character" w:styleId="182">
+  <w:style w:type="character" w:styleId="838">
     <w:name w:val="Footnote Text Char"/>
-    <w:basedOn w:val="674"/>
-    <w:link w:val="181"/>
+    <w:basedOn w:val="867"/>
+    <w:link w:val="837"/>
     <w:uiPriority w:val="99"/>
     <w:semiHidden/>
     <w:pPr>
@@ -31509,9 +32629,9 @@
       <w:szCs w:val="20"/>
     </w:rPr>
   </w:style>
-  <w:style w:type="character" w:styleId="183">
+  <w:style w:type="character" w:styleId="839">
     <w:name w:val="footnote reference"/>
-    <w:basedOn w:val="674"/>
+    <w:basedOn w:val="867"/>
     <w:uiPriority w:val="99"/>
     <w:semiHidden/>
     <w:unhideWhenUsed/>
@@ -31524,10 +32644,10 @@
       <w:vertAlign w:val="superscript"/>
     </w:rPr>
   </w:style>
-  <w:style w:type="paragraph" w:styleId="184">
+  <w:style w:type="paragraph" w:styleId="840">
     <w:name w:val="endnote text"/>
-    <w:basedOn w:val="664"/>
-    <w:link w:val="185"/>
+    <w:basedOn w:val="857"/>
+    <w:link w:val="841"/>
     <w:uiPriority w:val="99"/>
     <w:semiHidden/>
     <w:unhideWhenUsed/>
@@ -31541,10 +32661,10 @@
       <w:szCs w:val="20"/>
     </w:rPr>
   </w:style>
-  <w:style w:type="character" w:styleId="185">
+  <w:style w:type="character" w:styleId="841">
     <w:name w:val="Endnote Text Char"/>
-    <w:basedOn w:val="674"/>
-    <w:link w:val="184"/>
+    <w:basedOn w:val="867"/>
+    <w:link w:val="840"/>
     <w:uiPriority w:val="99"/>
     <w:semiHidden/>
     <w:pPr>
@@ -31557,9 +32677,9 @@
       <w:szCs w:val="20"/>
     </w:rPr>
   </w:style>
-  <w:style w:type="character" w:styleId="186">
+  <w:style w:type="character" w:styleId="842">
     <w:name w:val="endnote reference"/>
-    <w:basedOn w:val="674"/>
+    <w:basedOn w:val="867"/>
     <w:uiPriority w:val="99"/>
     <w:semiHidden/>
     <w:unhideWhenUsed/>
@@ -31572,9 +32692,9 @@
       <w:vertAlign w:val="superscript"/>
     </w:rPr>
   </w:style>
-  <w:style w:type="character" w:styleId="187">
+  <w:style w:type="character" w:styleId="843">
     <w:name w:val="Hyperlink"/>
-    <w:basedOn w:val="674"/>
+    <w:basedOn w:val="867"/>
     <w:uiPriority w:val="99"/>
     <w:unhideWhenUsed/>
     <w:pPr>
@@ -31587,9 +32707,9 @@
       <w:u w:val="single"/>
     </w:rPr>
   </w:style>
-  <w:style w:type="character" w:styleId="188">
+  <w:style w:type="character" w:styleId="844">
     <w:name w:val="FollowedHyperlink"/>
-    <w:basedOn w:val="674"/>
+    <w:basedOn w:val="867"/>
     <w:uiPriority w:val="99"/>
     <w:semiHidden/>
     <w:unhideWhenUsed/>
@@ -31603,10 +32723,10 @@
       <w:u w:val="single"/>
     </w:rPr>
   </w:style>
-  <w:style w:type="paragraph" w:styleId="189">
+  <w:style w:type="paragraph" w:styleId="845">
     <w:name w:val="toc 1"/>
-    <w:basedOn w:val="664"/>
-    <w:next w:val="664"/>
+    <w:basedOn w:val="857"/>
+    <w:next w:val="857"/>
     <w:uiPriority w:val="39"/>
     <w:unhideWhenUsed/>
     <w:pPr>
@@ -31615,10 +32735,10 @@
       <w:ind/>
     </w:pPr>
   </w:style>
-  <w:style w:type="paragraph" w:styleId="190">
+  <w:style w:type="paragraph" w:styleId="846">
     <w:name w:val="toc 2"/>
-    <w:basedOn w:val="664"/>
-    <w:next w:val="664"/>
+    <w:basedOn w:val="857"/>
+    <w:next w:val="857"/>
     <w:uiPriority w:val="39"/>
     <w:unhideWhenUsed/>
     <w:pPr>
@@ -31627,10 +32747,10 @@
       <w:ind w:left="220"/>
     </w:pPr>
   </w:style>
-  <w:style w:type="paragraph" w:styleId="191">
+  <w:style w:type="paragraph" w:styleId="847">
     <w:name w:val="toc 3"/>
-    <w:basedOn w:val="664"/>
-    <w:next w:val="664"/>
+    <w:basedOn w:val="857"/>
+    <w:next w:val="857"/>
     <w:uiPriority w:val="39"/>
     <w:unhideWhenUsed/>
     <w:pPr>
@@ -31639,10 +32759,10 @@
       <w:ind w:left="440"/>
     </w:pPr>
   </w:style>
-  <w:style w:type="paragraph" w:styleId="192">
+  <w:style w:type="paragraph" w:styleId="848">
     <w:name w:val="toc 4"/>
-    <w:basedOn w:val="664"/>
-    <w:next w:val="664"/>
+    <w:basedOn w:val="857"/>
+    <w:next w:val="857"/>
     <w:uiPriority w:val="39"/>
     <w:unhideWhenUsed/>
     <w:pPr>
@@ -31651,10 +32771,10 @@
       <w:ind w:left="660"/>
     </w:pPr>
   </w:style>
-  <w:style w:type="paragraph" w:styleId="193">
+  <w:style w:type="paragraph" w:styleId="849">
     <w:name w:val="toc 5"/>
-    <w:basedOn w:val="664"/>
-    <w:next w:val="664"/>
+    <w:basedOn w:val="857"/>
+    <w:next w:val="857"/>
     <w:uiPriority w:val="39"/>
     <w:unhideWhenUsed/>
     <w:pPr>
@@ -31663,10 +32783,10 @@
       <w:ind w:left="880"/>
     </w:pPr>
   </w:style>
-  <w:style w:type="paragraph" w:styleId="194">
+  <w:style w:type="paragraph" w:styleId="850">
     <w:name w:val="toc 6"/>
-    <w:basedOn w:val="664"/>
-    <w:next w:val="664"/>
+    <w:basedOn w:val="857"/>
+    <w:next w:val="857"/>
     <w:uiPriority w:val="39"/>
     <w:unhideWhenUsed/>
     <w:pPr>
@@ -31675,10 +32795,10 @@
       <w:ind w:left="1100"/>
     </w:pPr>
   </w:style>
-  <w:style w:type="paragraph" w:styleId="195">
+  <w:style w:type="paragraph" w:styleId="851">
     <w:name w:val="toc 7"/>
-    <w:basedOn w:val="664"/>
-    <w:next w:val="664"/>
+    <w:basedOn w:val="857"/>
+    <w:next w:val="857"/>
     <w:uiPriority w:val="39"/>
     <w:unhideWhenUsed/>
     <w:pPr>
@@ -31687,10 +32807,10 @@
       <w:ind w:left="1320"/>
     </w:pPr>
   </w:style>
-  <w:style w:type="paragraph" w:styleId="196">
+  <w:style w:type="paragraph" w:styleId="852">
     <w:name w:val="toc 8"/>
-    <w:basedOn w:val="664"/>
-    <w:next w:val="664"/>
+    <w:basedOn w:val="857"/>
+    <w:next w:val="857"/>
     <w:uiPriority w:val="39"/>
     <w:unhideWhenUsed/>
     <w:pPr>
@@ -31699,10 +32819,10 @@
       <w:ind w:left="1540"/>
     </w:pPr>
   </w:style>
-  <w:style w:type="paragraph" w:styleId="197">
+  <w:style w:type="paragraph" w:styleId="853">
     <w:name w:val="toc 9"/>
-    <w:basedOn w:val="664"/>
-    <w:next w:val="664"/>
+    <w:basedOn w:val="857"/>
+    <w:next w:val="857"/>
     <w:uiPriority w:val="39"/>
     <w:unhideWhenUsed/>
     <w:pPr>
@@ -31711,9 +32831,9 @@
       <w:ind w:left="1760"/>
     </w:pPr>
   </w:style>
-  <w:style w:type="character" w:styleId="198">
+  <w:style w:type="character" w:styleId="854">
     <w:name w:val="Placeholder Text"/>
-    <w:basedOn w:val="674"/>
+    <w:basedOn w:val="867"/>
     <w:uiPriority w:val="99"/>
     <w:semiHidden/>
     <w:pPr>
@@ -31725,7 +32845,7 @@
       <w:color w:val="666666"/>
     </w:rPr>
   </w:style>
-  <w:style w:type="paragraph" w:styleId="208">
+  <w:style w:type="paragraph" w:styleId="855">
     <w:name w:val="TOC Heading"/>
     <w:uiPriority w:val="39"/>
     <w:unhideWhenUsed/>
@@ -31735,10 +32855,10 @@
       <w:ind/>
     </w:pPr>
   </w:style>
-  <w:style w:type="paragraph" w:styleId="209">
+  <w:style w:type="paragraph" w:styleId="856">
     <w:name w:val="table of figures"/>
-    <w:basedOn w:val="664"/>
-    <w:next w:val="664"/>
+    <w:basedOn w:val="857"/>
+    <w:next w:val="857"/>
     <w:uiPriority w:val="99"/>
     <w:unhideWhenUsed/>
     <w:pPr>
@@ -31747,7 +32867,7 @@
       <w:ind/>
     </w:pPr>
   </w:style>
-  <w:style w:type="paragraph" w:styleId="664" w:default="1">
+  <w:style w:type="paragraph" w:styleId="857" w:default="1">
     <w:name w:val="Normal"/>
     <w:qFormat/>
     <w:pPr>
@@ -31763,11 +32883,11 @@
       <w14:ligatures w14:val="none"/>
     </w:rPr>
   </w:style>
-  <w:style w:type="paragraph" w:styleId="665">
+  <w:style w:type="paragraph" w:styleId="858">
     <w:name w:val="Heading 1"/>
-    <w:basedOn w:val="664"/>
-    <w:next w:val="664"/>
-    <w:link w:val="677"/>
+    <w:basedOn w:val="857"/>
+    <w:next w:val="857"/>
+    <w:link w:val="870"/>
     <w:uiPriority w:val="9"/>
     <w:qFormat/>
     <w:pPr>
@@ -31787,11 +32907,11 @@
       <w14:ligatures w14:val="standardContextual"/>
     </w:rPr>
   </w:style>
-  <w:style w:type="paragraph" w:styleId="666">
+  <w:style w:type="paragraph" w:styleId="859">
     <w:name w:val="Heading 2"/>
-    <w:basedOn w:val="664"/>
-    <w:next w:val="664"/>
-    <w:link w:val="678"/>
+    <w:basedOn w:val="857"/>
+    <w:next w:val="857"/>
+    <w:link w:val="871"/>
     <w:uiPriority w:val="9"/>
     <w:unhideWhenUsed/>
     <w:qFormat/>
@@ -31812,11 +32932,11 @@
       <w14:ligatures w14:val="standardContextual"/>
     </w:rPr>
   </w:style>
-  <w:style w:type="paragraph" w:styleId="667">
+  <w:style w:type="paragraph" w:styleId="860">
     <w:name w:val="Heading 3"/>
-    <w:basedOn w:val="664"/>
-    <w:next w:val="664"/>
-    <w:link w:val="679"/>
+    <w:basedOn w:val="857"/>
+    <w:next w:val="857"/>
+    <w:link w:val="872"/>
     <w:uiPriority w:val="9"/>
     <w:semiHidden/>
     <w:unhideWhenUsed/>
@@ -31838,11 +32958,11 @@
       <w14:ligatures w14:val="standardContextual"/>
     </w:rPr>
   </w:style>
-  <w:style w:type="paragraph" w:styleId="668">
+  <w:style w:type="paragraph" w:styleId="861">
     <w:name w:val="Heading 4"/>
-    <w:basedOn w:val="664"/>
-    <w:next w:val="664"/>
-    <w:link w:val="680"/>
+    <w:basedOn w:val="857"/>
+    <w:next w:val="857"/>
+    <w:link w:val="873"/>
     <w:uiPriority w:val="9"/>
     <w:semiHidden/>
     <w:unhideWhenUsed/>
@@ -31866,11 +32986,11 @@
       <w14:ligatures w14:val="standardContextual"/>
     </w:rPr>
   </w:style>
-  <w:style w:type="paragraph" w:styleId="669">
+  <w:style w:type="paragraph" w:styleId="862">
     <w:name w:val="Heading 5"/>
-    <w:basedOn w:val="664"/>
-    <w:next w:val="664"/>
-    <w:link w:val="681"/>
+    <w:basedOn w:val="857"/>
+    <w:next w:val="857"/>
+    <w:link w:val="874"/>
     <w:uiPriority w:val="9"/>
     <w:semiHidden/>
     <w:unhideWhenUsed/>
@@ -31892,11 +33012,11 @@
       <w14:ligatures w14:val="standardContextual"/>
     </w:rPr>
   </w:style>
-  <w:style w:type="paragraph" w:styleId="670">
+  <w:style w:type="paragraph" w:styleId="863">
     <w:name w:val="Heading 6"/>
-    <w:basedOn w:val="664"/>
-    <w:next w:val="664"/>
-    <w:link w:val="682"/>
+    <w:basedOn w:val="857"/>
+    <w:next w:val="857"/>
+    <w:link w:val="875"/>
     <w:uiPriority w:val="9"/>
     <w:semiHidden/>
     <w:unhideWhenUsed/>
@@ -31920,11 +33040,11 @@
       <w14:ligatures w14:val="standardContextual"/>
     </w:rPr>
   </w:style>
-  <w:style w:type="paragraph" w:styleId="671">
+  <w:style w:type="paragraph" w:styleId="864">
     <w:name w:val="Heading 7"/>
-    <w:basedOn w:val="664"/>
-    <w:next w:val="664"/>
-    <w:link w:val="683"/>
+    <w:basedOn w:val="857"/>
+    <w:next w:val="857"/>
+    <w:link w:val="876"/>
     <w:uiPriority w:val="9"/>
     <w:semiHidden/>
     <w:unhideWhenUsed/>
@@ -31946,11 +33066,11 @@
       <w14:ligatures w14:val="standardContextual"/>
     </w:rPr>
   </w:style>
-  <w:style w:type="paragraph" w:styleId="672">
+  <w:style w:type="paragraph" w:styleId="865">
     <w:name w:val="Heading 8"/>
-    <w:basedOn w:val="664"/>
-    <w:next w:val="664"/>
-    <w:link w:val="684"/>
+    <w:basedOn w:val="857"/>
+    <w:next w:val="857"/>
+    <w:link w:val="877"/>
     <w:uiPriority w:val="9"/>
     <w:semiHidden/>
     <w:unhideWhenUsed/>
@@ -31974,11 +33094,11 @@
       <w14:ligatures w14:val="standardContextual"/>
     </w:rPr>
   </w:style>
-  <w:style w:type="paragraph" w:styleId="673">
+  <w:style w:type="paragraph" w:styleId="866">
     <w:name w:val="Heading 9"/>
-    <w:basedOn w:val="664"/>
-    <w:next w:val="664"/>
-    <w:link w:val="685"/>
+    <w:basedOn w:val="857"/>
+    <w:next w:val="857"/>
+    <w:link w:val="878"/>
     <w:uiPriority w:val="9"/>
     <w:semiHidden/>
     <w:unhideWhenUsed/>
@@ -32000,7 +33120,7 @@
       <w14:ligatures w14:val="standardContextual"/>
     </w:rPr>
   </w:style>
-  <w:style w:type="character" w:styleId="674" w:default="1">
+  <w:style w:type="character" w:styleId="867" w:default="1">
     <w:name w:val="Default Paragraph Font"/>
     <w:uiPriority w:val="1"/>
     <w:semiHidden/>
@@ -32011,7 +33131,7 @@
       <w:ind/>
     </w:pPr>
   </w:style>
-  <w:style w:type="table" w:styleId="675" w:default="1">
+  <w:style w:type="table" w:styleId="868" w:default="1">
     <w:name w:val="Normal Table"/>
     <w:uiPriority w:val="99"/>
     <w:semiHidden/>
@@ -32204,7 +33324,7 @@
       </w:tcPr>
     </w:tblStylePr>
   </w:style>
-  <w:style w:type="numbering" w:styleId="676" w:default="1">
+  <w:style w:type="numbering" w:styleId="869" w:default="1">
     <w:name w:val="No List"/>
     <w:uiPriority w:val="99"/>
     <w:semiHidden/>
@@ -32215,10 +33335,10 @@
       <w:ind/>
     </w:pPr>
   </w:style>
-  <w:style w:type="character" w:styleId="677" w:customStyle="1">
+  <w:style w:type="character" w:styleId="870" w:customStyle="1">
     <w:name w:val="Heading 1 Char"/>
-    <w:basedOn w:val="674"/>
-    <w:link w:val="665"/>
+    <w:basedOn w:val="867"/>
+    <w:link w:val="858"/>
     <w:uiPriority w:val="9"/>
     <w:pPr>
       <w:pBdr/>
@@ -32232,10 +33352,10 @@
       <w:szCs w:val="40"/>
     </w:rPr>
   </w:style>
-  <w:style w:type="character" w:styleId="678" w:customStyle="1">
+  <w:style w:type="character" w:styleId="871" w:customStyle="1">
     <w:name w:val="Heading 2 Char"/>
-    <w:basedOn w:val="674"/>
-    <w:link w:val="666"/>
+    <w:basedOn w:val="867"/>
+    <w:link w:val="859"/>
     <w:uiPriority w:val="9"/>
     <w:pPr>
       <w:pBdr/>
@@ -32249,10 +33369,10 @@
       <w:szCs w:val="32"/>
     </w:rPr>
   </w:style>
-  <w:style w:type="character" w:styleId="679" w:customStyle="1">
+  <w:style w:type="character" w:styleId="872" w:customStyle="1">
     <w:name w:val="Heading 3 Char"/>
-    <w:basedOn w:val="674"/>
-    <w:link w:val="667"/>
+    <w:basedOn w:val="867"/>
+    <w:link w:val="860"/>
     <w:uiPriority w:val="9"/>
     <w:semiHidden/>
     <w:pPr>
@@ -32267,10 +33387,10 @@
       <w:szCs w:val="28"/>
     </w:rPr>
   </w:style>
-  <w:style w:type="character" w:styleId="680" w:customStyle="1">
+  <w:style w:type="character" w:styleId="873" w:customStyle="1">
     <w:name w:val="Heading 4 Char"/>
-    <w:basedOn w:val="674"/>
-    <w:link w:val="668"/>
+    <w:basedOn w:val="867"/>
+    <w:link w:val="861"/>
     <w:uiPriority w:val="9"/>
     <w:semiHidden/>
     <w:pPr>
@@ -32285,10 +33405,10 @@
       <w:color w:val="0f4761" w:themeColor="accent1" w:themeShade="BF"/>
     </w:rPr>
   </w:style>
-  <w:style w:type="character" w:styleId="681" w:customStyle="1">
+  <w:style w:type="character" w:styleId="874" w:customStyle="1">
     <w:name w:val="Heading 5 Char"/>
-    <w:basedOn w:val="674"/>
-    <w:link w:val="669"/>
+    <w:basedOn w:val="867"/>
+    <w:link w:val="862"/>
     <w:uiPriority w:val="9"/>
     <w:semiHidden/>
     <w:pPr>
@@ -32301,10 +33421,10 @@
       <w:color w:val="0f4761" w:themeColor="accent1" w:themeShade="BF"/>
     </w:rPr>
   </w:style>
-  <w:style w:type="character" w:styleId="682" w:customStyle="1">
+  <w:style w:type="character" w:styleId="875" w:customStyle="1">
     <w:name w:val="Heading 6 Char"/>
-    <w:basedOn w:val="674"/>
-    <w:link w:val="670"/>
+    <w:basedOn w:val="867"/>
+    <w:link w:val="863"/>
     <w:uiPriority w:val="9"/>
     <w:semiHidden/>
     <w:pPr>
@@ -32319,10 +33439,10 @@
       <w:color w:val="595959" w:themeColor="text1" w:themeTint="A6"/>
     </w:rPr>
   </w:style>
-  <w:style w:type="character" w:styleId="683" w:customStyle="1">
+  <w:style w:type="character" w:styleId="876" w:customStyle="1">
     <w:name w:val="Heading 7 Char"/>
-    <w:basedOn w:val="674"/>
-    <w:link w:val="671"/>
+    <w:basedOn w:val="867"/>
+    <w:link w:val="864"/>
     <w:uiPriority w:val="9"/>
     <w:semiHidden/>
     <w:pPr>
@@ -32335,10 +33455,10 @@
       <w:color w:val="595959" w:themeColor="text1" w:themeTint="A6"/>
     </w:rPr>
   </w:style>
-  <w:style w:type="character" w:styleId="684" w:customStyle="1">
+  <w:style w:type="character" w:styleId="877" w:customStyle="1">
     <w:name w:val="Heading 8 Char"/>
-    <w:basedOn w:val="674"/>
-    <w:link w:val="672"/>
+    <w:basedOn w:val="867"/>
+    <w:link w:val="865"/>
     <w:uiPriority w:val="9"/>
     <w:semiHidden/>
     <w:pPr>
@@ -32353,10 +33473,10 @@
       <w:color w:val="272727" w:themeColor="text1" w:themeTint="D8"/>
     </w:rPr>
   </w:style>
-  <w:style w:type="character" w:styleId="685" w:customStyle="1">
+  <w:style w:type="character" w:styleId="878" w:customStyle="1">
     <w:name w:val="Heading 9 Char"/>
-    <w:basedOn w:val="674"/>
-    <w:link w:val="673"/>
+    <w:basedOn w:val="867"/>
+    <w:link w:val="866"/>
     <w:uiPriority w:val="9"/>
     <w:semiHidden/>
     <w:pPr>
@@ -32369,11 +33489,11 @@
       <w:color w:val="272727" w:themeColor="text1" w:themeTint="D8"/>
     </w:rPr>
   </w:style>
-  <w:style w:type="paragraph" w:styleId="686">
+  <w:style w:type="paragraph" w:styleId="879">
     <w:name w:val="Title"/>
-    <w:basedOn w:val="664"/>
-    <w:next w:val="664"/>
-    <w:link w:val="687"/>
+    <w:basedOn w:val="857"/>
+    <w:next w:val="857"/>
+    <w:link w:val="880"/>
     <w:uiPriority w:val="10"/>
     <w:qFormat/>
     <w:pPr>
@@ -32391,10 +33511,10 @@
       <w14:ligatures w14:val="standardContextual"/>
     </w:rPr>
   </w:style>
-  <w:style w:type="character" w:styleId="687" w:customStyle="1">
+  <w:style w:type="character" w:styleId="880" w:customStyle="1">
     <w:name w:val="Title Char"/>
-    <w:basedOn w:val="674"/>
-    <w:link w:val="686"/>
+    <w:basedOn w:val="867"/>
+    <w:link w:val="879"/>
     <w:uiPriority w:val="10"/>
     <w:pPr>
       <w:pBdr/>
@@ -32408,11 +33528,11 @@
       <w:szCs w:val="56"/>
     </w:rPr>
   </w:style>
-  <w:style w:type="paragraph" w:styleId="688">
+  <w:style w:type="paragraph" w:styleId="881">
     <w:name w:val="Subtitle"/>
-    <w:basedOn w:val="664"/>
-    <w:next w:val="664"/>
-    <w:link w:val="689"/>
+    <w:basedOn w:val="857"/>
+    <w:next w:val="857"/>
+    <w:link w:val="882"/>
     <w:uiPriority w:val="11"/>
     <w:qFormat/>
     <w:pPr>
@@ -32433,10 +33553,10 @@
       <w14:ligatures w14:val="standardContextual"/>
     </w:rPr>
   </w:style>
-  <w:style w:type="character" w:styleId="689" w:customStyle="1">
+  <w:style w:type="character" w:styleId="882" w:customStyle="1">
     <w:name w:val="Subtitle Char"/>
-    <w:basedOn w:val="674"/>
-    <w:link w:val="688"/>
+    <w:basedOn w:val="867"/>
+    <w:link w:val="881"/>
     <w:uiPriority w:val="11"/>
     <w:pPr>
       <w:pBdr/>
@@ -32451,11 +33571,11 @@
       <w:szCs w:val="28"/>
     </w:rPr>
   </w:style>
-  <w:style w:type="paragraph" w:styleId="690">
+  <w:style w:type="paragraph" w:styleId="883">
     <w:name w:val="Quote"/>
-    <w:basedOn w:val="664"/>
-    <w:next w:val="664"/>
-    <w:link w:val="691"/>
+    <w:basedOn w:val="857"/>
+    <w:next w:val="857"/>
+    <w:link w:val="884"/>
     <w:uiPriority w:val="29"/>
     <w:qFormat/>
     <w:pPr>
@@ -32475,10 +33595,10 @@
       <w14:ligatures w14:val="standardContextual"/>
     </w:rPr>
   </w:style>
-  <w:style w:type="character" w:styleId="691" w:customStyle="1">
+  <w:style w:type="character" w:styleId="884" w:customStyle="1">
     <w:name w:val="Quote Char"/>
-    <w:basedOn w:val="674"/>
-    <w:link w:val="690"/>
+    <w:basedOn w:val="867"/>
+    <w:link w:val="883"/>
     <w:uiPriority w:val="29"/>
     <w:pPr>
       <w:pBdr/>
@@ -32491,9 +33611,9 @@
       <w:color w:val="404040" w:themeColor="text1" w:themeTint="BF"/>
     </w:rPr>
   </w:style>
-  <w:style w:type="paragraph" w:styleId="692">
+  <w:style w:type="paragraph" w:styleId="885">
     <w:name w:val="List Paragraph"/>
-    <w:basedOn w:val="664"/>
+    <w:basedOn w:val="857"/>
     <w:uiPriority w:val="34"/>
     <w:qFormat/>
     <w:pPr>
@@ -32510,9 +33630,9 @@
       <w14:ligatures w14:val="standardContextual"/>
     </w:rPr>
   </w:style>
-  <w:style w:type="character" w:styleId="693">
+  <w:style w:type="character" w:styleId="886">
     <w:name w:val="Intense Emphasis"/>
-    <w:basedOn w:val="674"/>
+    <w:basedOn w:val="867"/>
     <w:uiPriority w:val="21"/>
     <w:qFormat/>
     <w:pPr>
@@ -32526,11 +33646,11 @@
       <w:color w:val="0f4761" w:themeColor="accent1" w:themeShade="BF"/>
     </w:rPr>
   </w:style>
-  <w:style w:type="paragraph" w:styleId="694">
+  <w:style w:type="paragraph" w:styleId="887">
     <w:name w:val="Intense Quote"/>
-    <w:basedOn w:val="664"/>
-    <w:next w:val="664"/>
-    <w:link w:val="695"/>
+    <w:basedOn w:val="857"/>
+    <w:next w:val="857"/>
+    <w:link w:val="888"/>
     <w:uiPriority w:val="30"/>
     <w:qFormat/>
     <w:pPr>
@@ -32553,10 +33673,10 @@
       <w14:ligatures w14:val="standardContextual"/>
     </w:rPr>
   </w:style>
-  <w:style w:type="character" w:styleId="695" w:customStyle="1">
+  <w:style w:type="character" w:styleId="888" w:customStyle="1">
     <w:name w:val="Intense Quote Char"/>
-    <w:basedOn w:val="674"/>
-    <w:link w:val="694"/>
+    <w:basedOn w:val="867"/>
+    <w:link w:val="887"/>
     <w:uiPriority w:val="30"/>
     <w:pPr>
       <w:pBdr/>
@@ -32569,9 +33689,9 @@
       <w:color w:val="0f4761" w:themeColor="accent1" w:themeShade="BF"/>
     </w:rPr>
   </w:style>
-  <w:style w:type="character" w:styleId="696">
+  <w:style w:type="character" w:styleId="889">
     <w:name w:val="Intense Reference"/>
-    <w:basedOn w:val="674"/>
+    <w:basedOn w:val="867"/>
     <w:uiPriority w:val="32"/>
     <w:qFormat/>
     <w:pPr>
@@ -32587,9 +33707,9 @@
       <w:spacing w:val="5"/>
     </w:rPr>
   </w:style>
-  <w:style w:type="table" w:styleId="697">
+  <w:style w:type="table" w:styleId="890">
     <w:name w:val="Table Grid"/>
-    <w:basedOn w:val="675"/>
+    <w:basedOn w:val="868"/>
     <w:uiPriority w:val="39"/>
     <w:pPr>
       <w:pBdr/>

--- a/UI_Software_Project_Development_&_Testing/UI110020 SPDT Lo's.docx
+++ b/UI_Software_Project_Development_&_Testing/UI110020 SPDT Lo's.docx
@@ -5,17 +5,18 @@
     <w:tbl>
       <w:tblPr>
         <w:tblStyle w:val="890"/>
-        <w:tblW w:w="20974" w:type="dxa"/>
-        <w:tblBorders/>
+        <w:tblW w:w="22032" w:type="dxa"/>
+        <w:tblBorders/>
+        <w:tblLayout w:type="fixed"/>
         <w:tblpPr w:horzAnchor="margin" w:tblpXSpec="left" w:vertAnchor="page" w:tblpY="2680" w:leftFromText="180" w:topFromText="0" w:rightFromText="180" w:bottomFromText="0"/>
         <w:tblLook w:val="04A0" w:firstRow="1" w:lastRow="0" w:firstColumn="1" w:lastColumn="0" w:noHBand="0" w:noVBand="1"/>
       </w:tblPr>
       <w:tblGrid>
-        <w:gridCol w:w="1033"/>
-        <w:gridCol w:w="1369"/>
-        <w:gridCol w:w="3972"/>
-        <w:gridCol w:w="5103"/>
-        <w:gridCol w:w="9497"/>
+        <w:gridCol w:w="1031"/>
+        <w:gridCol w:w="1137"/>
+        <w:gridCol w:w="2575"/>
+        <w:gridCol w:w="3029"/>
+        <w:gridCol w:w="14260"/>
       </w:tblGrid>
       <w:tr>
         <w:trPr>
@@ -29,7 +30,7 @@
               <w:bottom w:val="single" w:color="auto" w:sz="4" w:space="0"/>
               <w:right w:val="single" w:color="auto" w:sz="4" w:space="0"/>
             </w:tcBorders>
-            <w:tcW w:w="1033" w:type="dxa"/>
+            <w:tcW w:w="1031" w:type="dxa"/>
             <w:textDirection w:val="lrTb"/>
             <w:noWrap w:val="false"/>
           </w:tcPr>
@@ -76,7 +77,7 @@
               <w:bottom w:val="single" w:color="auto" w:sz="4" w:space="0"/>
               <w:right w:val="single" w:color="auto" w:sz="4" w:space="0"/>
             </w:tcBorders>
-            <w:tcW w:w="1369" w:type="dxa"/>
+            <w:tcW w:w="1137" w:type="dxa"/>
             <w:textDirection w:val="lrTb"/>
             <w:noWrap w:val="false"/>
           </w:tcPr>
@@ -123,7 +124,7 @@
               <w:bottom w:val="single" w:color="auto" w:sz="4" w:space="0"/>
               <w:right w:val="single" w:color="auto" w:sz="4" w:space="0"/>
             </w:tcBorders>
-            <w:tcW w:w="3972" w:type="dxa"/>
+            <w:tcW w:w="2575" w:type="dxa"/>
             <w:textDirection w:val="lrTb"/>
             <w:noWrap w:val="false"/>
           </w:tcPr>
@@ -170,7 +171,7 @@
               <w:bottom w:val="single" w:color="auto" w:sz="4" w:space="0"/>
               <w:right w:val="single" w:color="auto" w:sz="4" w:space="0"/>
             </w:tcBorders>
-            <w:tcW w:w="5103" w:type="dxa"/>
+            <w:tcW w:w="3029" w:type="dxa"/>
             <w:textDirection w:val="lrTb"/>
             <w:noWrap w:val="false"/>
           </w:tcPr>
@@ -217,7 +218,7 @@
               <w:bottom w:val="single" w:color="auto" w:sz="4" w:space="0"/>
               <w:right w:val="single" w:color="auto" w:sz="4" w:space="0"/>
             </w:tcBorders>
-            <w:tcW w:w="9497" w:type="dxa"/>
+            <w:tcW w:w="14260" w:type="dxa"/>
             <w:textDirection w:val="lrTb"/>
             <w:noWrap w:val="false"/>
           </w:tcPr>
@@ -283,7 +284,7 @@
               <w:bottom w:val="single" w:color="auto" w:sz="4" w:space="0"/>
               <w:right w:val="single" w:color="auto" w:sz="4" w:space="0"/>
             </w:tcBorders>
-            <w:tcW w:w="1033" w:type="dxa"/>
+            <w:tcW w:w="1031" w:type="dxa"/>
             <w:textDirection w:val="lrTb"/>
             <w:noWrap w:val="false"/>
           </w:tcPr>
@@ -327,7 +328,7 @@
               <w:bottom w:val="single" w:color="auto" w:sz="4" w:space="0"/>
               <w:right w:val="single" w:color="auto" w:sz="4" w:space="0"/>
             </w:tcBorders>
-            <w:tcW w:w="1369" w:type="dxa"/>
+            <w:tcW w:w="1137" w:type="dxa"/>
             <w:textDirection w:val="lrTb"/>
             <w:noWrap w:val="false"/>
           </w:tcPr>
@@ -370,7 +371,7 @@
               <w:bottom w:val="single" w:color="auto" w:sz="4" w:space="0"/>
               <w:right w:val="single" w:color="auto" w:sz="4" w:space="0"/>
             </w:tcBorders>
-            <w:tcW w:w="3972" w:type="dxa"/>
+            <w:tcW w:w="2575" w:type="dxa"/>
             <w:textDirection w:val="lrTb"/>
             <w:noWrap w:val="false"/>
           </w:tcPr>
@@ -414,7 +415,7 @@
               <w:bottom w:val="single" w:color="auto" w:sz="4" w:space="0"/>
               <w:right w:val="single" w:color="auto" w:sz="4" w:space="0"/>
             </w:tcBorders>
-            <w:tcW w:w="5103" w:type="dxa"/>
+            <w:tcW w:w="3029" w:type="dxa"/>
             <w:textDirection w:val="lrTb"/>
             <w:noWrap w:val="false"/>
           </w:tcPr>
@@ -457,7 +458,7 @@
               <w:bottom w:val="single" w:color="auto" w:sz="4" w:space="0"/>
               <w:right w:val="single" w:color="auto" w:sz="4" w:space="0"/>
             </w:tcBorders>
-            <w:tcW w:w="9497" w:type="dxa"/>
+            <w:tcW w:w="14260" w:type="dxa"/>
             <w:textDirection w:val="lrTb"/>
             <w:noWrap w:val="false"/>
           </w:tcPr>
@@ -468,38 +469,33 @@
               <w:ind/>
               <w:rPr>
                 <w:rFonts w:ascii="Calibri" w:hAnsi="Calibri" w:cs="Calibri"/>
+                <w:bCs/>
                 <w:i/>
-                <w:iCs/>
                 <w:color w:val="000000"/>
-                <w:highlight w:val="darkBlue"/>
               </w:rPr>
             </w:pPr>
             <w:r>
               <w:rPr>
                 <w:rFonts w:ascii="Calibri" w:hAnsi="Calibri" w:cs="Calibri"/>
+                <w:bCs/>
                 <w:i/>
-                <w:iCs/>
                 <w:color w:val="000000"/>
-                <w:highlight w:val="darkBlue"/>
-              </w:rPr>
-              <w:t xml:space="preserve">(*Provide a brief description of your actual evidence and what you did here)</w:t>
+              </w:rPr>
             </w:r>
             <w:r>
               <w:rPr>
                 <w:rFonts w:ascii="Calibri" w:hAnsi="Calibri" w:cs="Calibri"/>
+                <w:bCs/>
                 <w:i/>
-                <w:iCs/>
                 <w:color w:val="000000"/>
-                <w:highlight w:val="darkBlue"/>
               </w:rPr>
             </w:r>
             <w:r>
               <w:rPr>
                 <w:rFonts w:ascii="Calibri" w:hAnsi="Calibri" w:cs="Calibri"/>
+                <w:bCs/>
                 <w:i/>
-                <w:iCs/>
                 <w:color w:val="000000"/>
-                <w:highlight w:val="darkBlue"/>
               </w:rPr>
             </w:r>
           </w:p>
@@ -510,33 +506,53 @@
               <w:ind/>
               <w:rPr>
                 <w:rFonts w:ascii="Calibri" w:hAnsi="Calibri" w:cs="Calibri"/>
-                <w:i/>
-                <w:iCs/>
+                <w:bCs w:val="0"/>
+                <w:i w:val="0"/>
                 <w:color w:val="000000"/>
+                <w:lang w:val="en-GB"/>
               </w:rPr>
             </w:pPr>
             <w:r>
               <w:rPr>
                 <w:rFonts w:ascii="Calibri" w:hAnsi="Calibri" w:cs="Calibri"/>
-                <w:i/>
-                <w:iCs/>
+                <w:bCs/>
+                <w:i w:val="0"/>
+                <w:iCs w:val="0"/>
                 <w:color w:val="000000"/>
-              </w:rPr>
+                <w:lang w:val="en-GB"/>
+              </w:rPr>
+              <w:t xml:space="preserve">I formulated a project scope with defined releases within a certain timescale, with aims, objectives and deliverables outlined and a Software Requirements Specification (SRS) was created with design documentation to support it. The release plan can be seen here (</w:t>
             </w:r>
             <w:r>
               <w:rPr>
                 <w:rFonts w:ascii="Calibri" w:hAnsi="Calibri" w:cs="Calibri"/>
-                <w:i/>
-                <w:iCs/>
+                <w:bCs/>
+                <w:i w:val="0"/>
+                <w:iCs w:val="0"/>
                 <w:color w:val="000000"/>
-              </w:rPr>
+                <w:lang w:val="en-GB"/>
+              </w:rPr>
+              <w:t xml:space="preserve">https://github.com/TortoiseLeaf/laurenk_personal_repository_2025/blob/main/notes/Mauis-release.png</w:t>
             </w:r>
             <w:r>
               <w:rPr>
                 <w:rFonts w:ascii="Calibri" w:hAnsi="Calibri" w:cs="Calibri"/>
-                <w:i/>
-                <w:iCs/>
+                <w:bCs/>
+                <w:i w:val="0"/>
+                <w:iCs w:val="0"/>
                 <w:color w:val="000000"/>
+                <w:lang w:val="en-GB"/>
+              </w:rPr>
+              <w:t xml:space="preserve">).</w:t>
+            </w:r>
+            <w:r>
+              <w:rPr>
+                <w:rFonts w:ascii="Calibri" w:hAnsi="Calibri" w:cs="Calibri"/>
+                <w:bCs w:val="0"/>
+                <w:i w:val="0"/>
+                <w:color w:val="000000"/>
+                <w:highlight w:val="none"/>
+                <w:lang w:val="en-GB"/>
               </w:rPr>
             </w:r>
           </w:p>
@@ -547,36 +563,123 @@
               <w:ind/>
               <w:rPr>
                 <w:rFonts w:ascii="Calibri" w:hAnsi="Calibri" w:cs="Calibri"/>
-                <w:i/>
-                <w:iCs/>
+                <w:bCs w:val="0"/>
+                <w:i w:val="0"/>
                 <w:color w:val="000000"/>
                 <w:highlight w:val="none"/>
+                <w:lang w:val="en-GB"/>
               </w:rPr>
             </w:pPr>
             <w:r>
               <w:rPr>
                 <w:rFonts w:ascii="Calibri" w:hAnsi="Calibri" w:cs="Calibri"/>
-                <w:i/>
-                <w:iCs/>
+                <w:bCs/>
+                <w:i w:val="0"/>
+                <w:iCs w:val="0"/>
                 <w:color w:val="000000"/>
-              </w:rPr>
-              <w:t xml:space="preserve">You can also link to files/URLs screenshots etc that are submitted along with this document.</w:t>
+                <w:lang w:val="en-GB"/>
+              </w:rPr>
+              <w:t xml:space="preserve">The SRS exists here (</w:t>
             </w:r>
             <w:r>
               <w:rPr>
                 <w:rFonts w:ascii="Calibri" w:hAnsi="Calibri" w:cs="Calibri"/>
-                <w:i/>
-                <w:iCs/>
+                <w:bCs/>
+                <w:i w:val="0"/>
+                <w:iCs w:val="0"/>
                 <w:color w:val="000000"/>
-              </w:rPr>
+                <w:lang w:val="en-GB"/>
+              </w:rPr>
+              <w:t xml:space="preserve">https://github.com/TortoiseLeaf/laurenk_personal_repository_2025/blob/main/UI_Software_Project_Initiation_and_Planning/SRS_Maui.docx</w:t>
             </w:r>
             <w:r>
               <w:rPr>
                 <w:rFonts w:ascii="Calibri" w:hAnsi="Calibri" w:cs="Calibri"/>
-                <w:i/>
-                <w:iCs/>
+                <w:bCs/>
+                <w:i w:val="0"/>
+                <w:iCs w:val="0"/>
+                <w:color w:val="000000"/>
+                <w:lang w:val="en-GB"/>
+              </w:rPr>
+              <w:t xml:space="preserve">).</w:t>
+            </w:r>
+            <w:r>
+              <w:rPr>
+                <w:rFonts w:ascii="Calibri" w:hAnsi="Calibri" w:cs="Calibri"/>
+                <w:bCs w:val="0"/>
+                <w:i w:val="0"/>
                 <w:color w:val="000000"/>
                 <w:highlight w:val="none"/>
+                <w:lang w:val="en-GB"/>
+              </w:rPr>
+            </w:r>
+            <w:r/>
+          </w:p>
+          <w:p>
+            <w:pPr>
+              <w:pBdr/>
+              <w:spacing w:after="40" w:before="40"/>
+              <w:ind/>
+              <w:rPr>
+                <w:rFonts w:ascii="Calibri" w:hAnsi="Calibri" w:cs="Calibri"/>
+                <w:bCs w:val="0"/>
+                <w:i w:val="0"/>
+                <w:color w:val="000000"/>
+                <w:highlight w:val="none"/>
+                <w:lang w:val="en-GB"/>
+              </w:rPr>
+            </w:pPr>
+            <w:r>
+              <w:rPr>
+                <w:rFonts w:ascii="Calibri" w:hAnsi="Calibri" w:cs="Calibri"/>
+                <w:bCs w:val="0"/>
+                <w:i w:val="0"/>
+                <w:color w:val="000000"/>
+                <w:highlight w:val="none"/>
+                <w:lang w:val="en-GB"/>
+              </w:rPr>
+              <w:t xml:space="preserve">The Design documentation based on the SRS can be found here (</w:t>
+            </w:r>
+            <w:r>
+              <w:rPr>
+                <w:rFonts w:ascii="Calibri" w:hAnsi="Calibri" w:cs="Calibri"/>
+                <w:bCs w:val="0"/>
+                <w:i w:val="0"/>
+                <w:color w:val="000000"/>
+                <w:highlight w:val="none"/>
+                <w:lang w:val="en-GB"/>
+              </w:rPr>
+              <w:t xml:space="preserve">https://app.moqups.com/D97l8oJK6qShGe2DNts1beDq3X2Ts90W/view/page/ab0c2effe</w:t>
+            </w:r>
+            <w:r>
+              <w:rPr>
+                <w:rFonts w:ascii="Calibri" w:hAnsi="Calibri" w:cs="Calibri"/>
+                <w:bCs w:val="0"/>
+                <w:i w:val="0"/>
+                <w:color w:val="000000"/>
+                <w:highlight w:val="none"/>
+                <w:lang w:val="en-GB"/>
+              </w:rPr>
+              <w:t xml:space="preserve">).</w:t>
+            </w:r>
+            <w:r>
+              <w:rPr>
+                <w:rFonts w:ascii="Calibri" w:hAnsi="Calibri" w:cs="Calibri"/>
+                <w:bCs w:val="0"/>
+                <w:i w:val="0"/>
+                <w:color w:val="000000"/>
+                <w:highlight w:val="none"/>
+                <w:lang w:val="en-GB"/>
+              </w:rPr>
+            </w:r>
+            <w:r>
+              <w:rPr>
+                <w:rFonts w:ascii="Calibri" w:hAnsi="Calibri" w:cs="Calibri"/>
+                <w:bCs w:val="0"/>
+                <w:i w:val="0"/>
+                <w:color w:val="000000"/>
+                <w:highlight w:val="none"/>
+                <w:lang w:val="en-GB"/>
               </w:rPr>
             </w:r>
           </w:p>
@@ -587,33 +690,41 @@
               <w:ind/>
               <w:rPr>
                 <w:rFonts w:ascii="Calibri" w:hAnsi="Calibri" w:cs="Calibri"/>
-                <w:bCs/>
-                <w:i/>
+                <w:bCs w:val="0"/>
+                <w:i w:val="0"/>
                 <w:color w:val="000000"/>
+                <w:highlight w:val="none"/>
+                <w:lang w:val="en-GB"/>
               </w:rPr>
             </w:pPr>
             <w:r>
               <w:rPr>
                 <w:rFonts w:ascii="Calibri" w:hAnsi="Calibri" w:cs="Calibri"/>
-                <w:bCs/>
-                <w:i/>
+                <w:bCs w:val="0"/>
+                <w:i w:val="0"/>
                 <w:color w:val="000000"/>
+                <w:highlight w:val="none"/>
+                <w:lang w:val="en-GB"/>
               </w:rPr>
             </w:r>
             <w:r>
               <w:rPr>
                 <w:rFonts w:ascii="Calibri" w:hAnsi="Calibri" w:cs="Calibri"/>
-                <w:bCs/>
-                <w:i/>
+                <w:bCs w:val="0"/>
+                <w:i w:val="0"/>
                 <w:color w:val="000000"/>
+                <w:highlight w:val="none"/>
+                <w:lang w:val="en-GB"/>
               </w:rPr>
             </w:r>
             <w:r>
               <w:rPr>
                 <w:rFonts w:ascii="Calibri" w:hAnsi="Calibri" w:cs="Calibri"/>
-                <w:bCs/>
-                <w:i/>
+                <w:bCs w:val="0"/>
+                <w:i w:val="0"/>
                 <w:color w:val="000000"/>
+                <w:highlight w:val="none"/>
+                <w:lang w:val="en-GB"/>
               </w:rPr>
             </w:r>
           </w:p>
@@ -628,7 +739,7 @@
                 <w:i w:val="0"/>
                 <w:color w:val="000000"/>
                 <w:highlight w:val="none"/>
-                <w:lang w:val="en-GB"/>
+                <w:lang w:val="en-GB" w:bidi="en-GB"/>
               </w:rPr>
             </w:pPr>
             <w:r>
@@ -638,31 +749,10 @@
                 <w:i w:val="0"/>
                 <w:iCs w:val="0"/>
                 <w:color w:val="000000"/>
-                <w:lang w:val="en-GB"/>
-              </w:rPr>
-              <w:t xml:space="preserve">Project formulated with a scope of releases within a certain timescale, with aims objectives and deliverables outlined and an SRS created with design documentation to support it. The SRS exists here (</w:t>
-            </w:r>
-            <w:r>
-              <w:rPr>
-                <w:rFonts w:ascii="Calibri" w:hAnsi="Calibri" w:cs="Calibri"/>
-                <w:bCs/>
-                <w:i w:val="0"/>
-                <w:iCs w:val="0"/>
-                <w:color w:val="000000"/>
-                <w:lang w:val="en-GB"/>
-              </w:rPr>
-              <w:t xml:space="preserve">https://github.com/TortoiseLeaf/laurenk_personal_repository_2025/blob/main/UI_Software_Project_Initiation_and_Planning/SRS_Maui.docx</w:t>
-            </w:r>
-            <w:r>
-              <w:rPr>
-                <w:rFonts w:ascii="Calibri" w:hAnsi="Calibri" w:cs="Calibri"/>
-                <w:bCs/>
-                <w:i w:val="0"/>
-                <w:iCs w:val="0"/>
-                <w:color w:val="000000"/>
-                <w:lang w:val="en-GB"/>
-              </w:rPr>
-              <w:t xml:space="preserve">)</w:t>
+                <w:highlight w:val="none"/>
+                <w:lang w:val="en-GB" w:bidi="en-GB"/>
+              </w:rPr>
+              <w:t xml:space="preserve">The business plan also evidences objectives and resources</w:t>
             </w:r>
             <w:r>
               <w:rPr>
@@ -671,7 +761,17 @@
                 <w:i w:val="0"/>
                 <w:color w:val="000000"/>
                 <w:highlight w:val="none"/>
-                <w:lang w:val="en-GB"/>
+                <w:lang w:val="en-GB" w:bidi="en-GB"/>
+              </w:rPr>
+            </w:r>
+            <w:r>
+              <w:rPr>
+                <w:rFonts w:ascii="Calibri" w:hAnsi="Calibri" w:cs="Calibri"/>
+                <w:bCs w:val="0"/>
+                <w:i w:val="0"/>
+                <w:color w:val="000000"/>
+                <w:highlight w:val="none"/>
+                <w:lang w:val="en-GB" w:bidi="en-GB"/>
               </w:rPr>
             </w:r>
           </w:p>
@@ -692,12 +792,38 @@
             <w:r>
               <w:rPr>
                 <w:rFonts w:ascii="Calibri" w:hAnsi="Calibri" w:cs="Calibri"/>
-                <w:bCs w:val="0"/>
+                <w:bCs/>
                 <w:i w:val="0"/>
+                <w:iCs w:val="0"/>
                 <w:color w:val="000000"/>
                 <w:highlight w:val="none"/>
-                <w:lang w:val="en-GB"/>
-              </w:rPr>
+                <w:lang w:val="en-GB" w:bidi="en-GB"/>
+              </w:rPr>
+              <w:t xml:space="preserve">(</w:t>
+            </w:r>
+            <w:r>
+              <w:rPr>
+                <w:rFonts w:ascii="Calibri" w:hAnsi="Calibri" w:cs="Calibri"/>
+                <w:bCs/>
+                <w:i w:val="0"/>
+                <w:iCs w:val="0"/>
+                <w:color w:val="000000"/>
+                <w:highlight w:val="none"/>
+                <w:lang w:val="en-GB" w:bidi="en-GB"/>
+              </w:rPr>
+              <w:t xml:space="preserve">https://github.com/TortoiseLeaf/laurenk_personal_repository_2025/blob/main/UI_Software_Project_Initiation_and_Planning/Business%20Plan%20Template%20ASD.docx</w:t>
+            </w:r>
+            <w:r>
+              <w:rPr>
+                <w:rFonts w:ascii="Calibri" w:hAnsi="Calibri" w:cs="Calibri"/>
+                <w:bCs/>
+                <w:i w:val="0"/>
+                <w:iCs w:val="0"/>
+                <w:color w:val="000000"/>
+                <w:highlight w:val="none"/>
+                <w:lang w:val="en-GB" w:bidi="en-GB"/>
+              </w:rPr>
+              <w:t xml:space="preserve">)</w:t>
             </w:r>
             <w:r>
               <w:rPr>
@@ -730,8 +856,6 @@
                 <w:bCs w:val="0"/>
                 <w:i w:val="0"/>
                 <w:color w:val="000000"/>
-                <w:highlight w:val="none"/>
-                <w:lang w:val="en-GB" w:bidi="en-GB"/>
               </w:rPr>
             </w:pPr>
             <w:r>
@@ -742,9 +866,8 @@
                 <w:iCs w:val="0"/>
                 <w:color w:val="000000"/>
                 <w:highlight w:val="none"/>
-                <w:lang w:val="en-GB" w:bidi="en-GB"/>
-              </w:rPr>
-              <w:t xml:space="preserve">The business plan also evidences objectives and resources</w:t>
+                <w:lang w:val="en-GB"/>
+              </w:rPr>
             </w:r>
             <w:r>
               <w:rPr>
@@ -752,8 +875,14 @@
                 <w:bCs w:val="0"/>
                 <w:i w:val="0"/>
                 <w:color w:val="000000"/>
-                <w:highlight w:val="none"/>
-                <w:lang w:val="en-GB"/>
+              </w:rPr>
+            </w:r>
+            <w:r>
+              <w:rPr>
+                <w:rFonts w:ascii="Calibri" w:hAnsi="Calibri" w:cs="Calibri"/>
+                <w:bCs w:val="0"/>
+                <w:i w:val="0"/>
+                <w:color w:val="000000"/>
               </w:rPr>
             </w:r>
           </w:p>
@@ -779,9 +908,9 @@
                 <w:iCs w:val="0"/>
                 <w:color w:val="000000"/>
                 <w:highlight w:val="none"/>
-                <w:lang w:val="en-GB" w:bidi="en-GB"/>
-              </w:rPr>
-              <w:t xml:space="preserve">(</w:t>
+                <w:lang w:val="en-GB"/>
+              </w:rPr>
+              <w:t xml:space="preserve">Market research has been conducted to consider where the product sits in the market compared to competitors, and budgets have been drawn up for the funding of the proof of concept. This is all evidenced in the Market research. (</w:t>
             </w:r>
             <w:r>
               <w:rPr>
@@ -791,9 +920,9 @@
                 <w:iCs w:val="0"/>
                 <w:color w:val="000000"/>
                 <w:highlight w:val="none"/>
-                <w:lang w:val="en-GB" w:bidi="en-GB"/>
-              </w:rPr>
-              <w:t xml:space="preserve">https://github.com/TortoiseLeaf/laurenk_personal_repository_2025/blob/main/UI_Software_Project_Initiation_and_Planning/Business%20Plan%20Template%20ASD.docx</w:t>
+                <w:lang w:val="en-GB"/>
+              </w:rPr>
+              <w:t xml:space="preserve">https://github.com/TortoiseLeaf/laurenk_personal_repository_2025/blob/main/UI_Software_Delivery_and_Team_Management/Marketing-plan-Maui.docx</w:t>
             </w:r>
             <w:r>
               <w:rPr>
@@ -803,30 +932,28 @@
                 <w:iCs w:val="0"/>
                 <w:color w:val="000000"/>
                 <w:highlight w:val="none"/>
-                <w:lang w:val="en-GB" w:bidi="en-GB"/>
+                <w:lang w:val="en-GB"/>
               </w:rPr>
               <w:t xml:space="preserve">)</w:t>
             </w:r>
             <w:r>
               <w:rPr>
                 <w:rFonts w:ascii="Calibri" w:hAnsi="Calibri" w:cs="Calibri"/>
-                <w:bCs/>
+                <w:bCs w:val="0"/>
                 <w:i w:val="0"/>
-                <w:iCs w:val="0"/>
                 <w:color w:val="000000"/>
                 <w:highlight w:val="none"/>
-                <w:lang w:val="en-GB" w:bidi="en-GB"/>
+                <w:lang w:val="en-GB"/>
               </w:rPr>
             </w:r>
             <w:r>
               <w:rPr>
                 <w:rFonts w:ascii="Calibri" w:hAnsi="Calibri" w:cs="Calibri"/>
-                <w:bCs/>
+                <w:bCs w:val="0"/>
                 <w:i w:val="0"/>
-                <w:iCs w:val="0"/>
                 <w:color w:val="000000"/>
                 <w:highlight w:val="none"/>
-                <w:lang w:val="en-GB" w:bidi="en-GB"/>
+                <w:lang w:val="en-GB"/>
               </w:rPr>
             </w:r>
           </w:p>
@@ -837,122 +964,6 @@
               <w:ind/>
               <w:rPr>
                 <w:rFonts w:ascii="Calibri" w:hAnsi="Calibri" w:cs="Calibri"/>
-                <w:bCs w:val="0"/>
-                <w:i w:val="0"/>
-                <w:color w:val="000000"/>
-              </w:rPr>
-            </w:pPr>
-            <w:r>
-              <w:rPr>
-                <w:rFonts w:ascii="Calibri" w:hAnsi="Calibri" w:cs="Calibri"/>
-                <w:bCs/>
-                <w:i w:val="0"/>
-                <w:iCs w:val="0"/>
-                <w:color w:val="000000"/>
-                <w:highlight w:val="none"/>
-                <w:lang w:val="en-GB"/>
-              </w:rPr>
-            </w:r>
-            <w:r>
-              <w:rPr>
-                <w:rFonts w:ascii="Calibri" w:hAnsi="Calibri" w:cs="Calibri"/>
-                <w:bCs/>
-                <w:i w:val="0"/>
-                <w:iCs w:val="0"/>
-                <w:color w:val="000000"/>
-                <w:highlight w:val="none"/>
-                <w:lang w:val="en-GB"/>
-              </w:rPr>
-            </w:r>
-            <w:r>
-              <w:rPr>
-                <w:rFonts w:ascii="Calibri" w:hAnsi="Calibri" w:cs="Calibri"/>
-                <w:bCs/>
-                <w:i w:val="0"/>
-                <w:iCs w:val="0"/>
-                <w:color w:val="000000"/>
-                <w:highlight w:val="none"/>
-                <w:lang w:val="en-GB"/>
-              </w:rPr>
-            </w:r>
-          </w:p>
-          <w:p>
-            <w:pPr>
-              <w:pBdr/>
-              <w:spacing w:after="40" w:before="40"/>
-              <w:ind/>
-              <w:rPr>
-                <w:rFonts w:ascii="Calibri" w:hAnsi="Calibri" w:cs="Calibri"/>
-                <w:bCs w:val="0"/>
-                <w:i w:val="0"/>
-                <w:color w:val="000000"/>
-                <w:highlight w:val="none"/>
-                <w:lang w:val="en-GB"/>
-              </w:rPr>
-            </w:pPr>
-            <w:r>
-              <w:rPr>
-                <w:rFonts w:ascii="Calibri" w:hAnsi="Calibri" w:cs="Calibri"/>
-                <w:bCs/>
-                <w:i w:val="0"/>
-                <w:iCs w:val="0"/>
-                <w:color w:val="000000"/>
-                <w:highlight w:val="none"/>
-                <w:lang w:val="en-GB"/>
-              </w:rPr>
-              <w:t xml:space="preserve">Market research has been conducted to consider where the product sits in the market compared to competitors, and budgets have been drawn up for the funding of the proof of concept. This is all evidenced in the Market research. (</w:t>
-            </w:r>
-            <w:r>
-              <w:rPr>
-                <w:rFonts w:ascii="Calibri" w:hAnsi="Calibri" w:cs="Calibri"/>
-                <w:bCs/>
-                <w:i w:val="0"/>
-                <w:iCs w:val="0"/>
-                <w:color w:val="000000"/>
-                <w:highlight w:val="none"/>
-                <w:lang w:val="en-GB"/>
-              </w:rPr>
-              <w:t xml:space="preserve">https://github.com/TortoiseLeaf/laurenk_personal_repository_2025/blob/main/UI_Software_Delivery_and_Team_Management/Marketing-plan-Maui.docx</w:t>
-            </w:r>
-            <w:r>
-              <w:rPr>
-                <w:rFonts w:ascii="Calibri" w:hAnsi="Calibri" w:cs="Calibri"/>
-                <w:bCs/>
-                <w:i w:val="0"/>
-                <w:iCs w:val="0"/>
-                <w:color w:val="000000"/>
-                <w:highlight w:val="none"/>
-                <w:lang w:val="en-GB"/>
-              </w:rPr>
-              <w:t xml:space="preserve">)</w:t>
-            </w:r>
-            <w:r>
-              <w:rPr>
-                <w:rFonts w:ascii="Calibri" w:hAnsi="Calibri" w:cs="Calibri"/>
-                <w:bCs/>
-                <w:i w:val="0"/>
-                <w:iCs w:val="0"/>
-                <w:color w:val="000000"/>
-                <w:highlight w:val="none"/>
-                <w:lang w:val="en-GB"/>
-              </w:rPr>
-            </w:r>
-            <w:r>
-              <w:rPr>
-                <w:rFonts w:ascii="Calibri" w:hAnsi="Calibri" w:cs="Calibri"/>
-                <w:bCs w:val="0"/>
-                <w:i w:val="0"/>
-                <w:color w:val="000000"/>
-              </w:rPr>
-            </w:r>
-          </w:p>
-          <w:p>
-            <w:pPr>
-              <w:pBdr/>
-              <w:spacing w:after="40" w:before="40"/>
-              <w:ind/>
-              <w:rPr>
-                <w:rFonts w:ascii="Calibri" w:hAnsi="Calibri" w:cs="Calibri"/>
                 <w:bCs/>
                 <w:i/>
                 <w:color w:val="000000"/>
@@ -970,10 +981,9 @@
             <w:r>
               <w:rPr>
                 <w:rFonts w:ascii="Calibri" w:hAnsi="Calibri" w:cs="Calibri"/>
+                <w:bCs/>
                 <w:i/>
-                <w:iCs/>
                 <w:color w:val="000000"/>
-                <w:highlight w:val="none"/>
               </w:rPr>
             </w:r>
             <w:r>
@@ -997,7 +1007,7 @@
               <w:bottom w:val="single" w:color="auto" w:sz="4" w:space="0"/>
               <w:right w:val="single" w:color="auto" w:sz="4" w:space="0"/>
             </w:tcBorders>
-            <w:tcW w:w="1033" w:type="dxa"/>
+            <w:tcW w:w="1031" w:type="dxa"/>
             <w:textDirection w:val="lrTb"/>
             <w:noWrap w:val="false"/>
           </w:tcPr>
@@ -1041,7 +1051,7 @@
               <w:bottom w:val="single" w:color="auto" w:sz="4" w:space="0"/>
               <w:right w:val="single" w:color="auto" w:sz="4" w:space="0"/>
             </w:tcBorders>
-            <w:tcW w:w="1369" w:type="dxa"/>
+            <w:tcW w:w="1137" w:type="dxa"/>
             <w:textDirection w:val="lrTb"/>
             <w:noWrap w:val="false"/>
           </w:tcPr>
@@ -1084,7 +1094,7 @@
               <w:bottom w:val="single" w:color="auto" w:sz="4" w:space="0"/>
               <w:right w:val="single" w:color="auto" w:sz="4" w:space="0"/>
             </w:tcBorders>
-            <w:tcW w:w="3972" w:type="dxa"/>
+            <w:tcW w:w="2575" w:type="dxa"/>
             <w:textDirection w:val="lrTb"/>
             <w:noWrap w:val="false"/>
           </w:tcPr>
@@ -1128,7 +1138,7 @@
               <w:bottom w:val="single" w:color="auto" w:sz="4" w:space="0"/>
               <w:right w:val="single" w:color="auto" w:sz="4" w:space="0"/>
             </w:tcBorders>
-            <w:tcW w:w="5103" w:type="dxa"/>
+            <w:tcW w:w="3029" w:type="dxa"/>
             <w:textDirection w:val="lrTb"/>
             <w:noWrap w:val="false"/>
           </w:tcPr>
@@ -1178,7 +1188,7 @@
               <w:bottom w:val="single" w:color="auto" w:sz="4" w:space="0"/>
               <w:right w:val="single" w:color="auto" w:sz="4" w:space="0"/>
             </w:tcBorders>
-            <w:tcW w:w="9497" w:type="dxa"/>
+            <w:tcW w:w="14260" w:type="dxa"/>
             <w:textDirection w:val="lrTb"/>
             <w:noWrap w:val="false"/>
           </w:tcPr>
@@ -1222,6 +1232,16 @@
               <w:rPr>
                 <w:rFonts w:ascii="Calibri" w:hAnsi="Calibri" w:cs="Calibri"/>
                 <w:color w:val="000000"/>
+                <w:highlight w:val="none"/>
+                <w:lang w:val="en-GB"/>
+              </w:rPr>
+            </w:r>
+            <w:r>
+              <w:rPr>
+                <w:rFonts w:ascii="Calibri" w:hAnsi="Calibri" w:cs="Calibri"/>
+                <w:color w:val="000000"/>
+                <w:highlight w:val="none"/>
+                <w:lang w:val="en-GB"/>
               </w:rPr>
             </w:r>
           </w:p>
@@ -1268,6 +1288,16 @@
               <w:rPr>
                 <w:rFonts w:ascii="Calibri" w:hAnsi="Calibri" w:cs="Calibri"/>
                 <w:color w:val="000000"/>
+                <w:highlight w:val="none"/>
+                <w:lang w:val="en-GB"/>
+              </w:rPr>
+            </w:r>
+            <w:r>
+              <w:rPr>
+                <w:rFonts w:ascii="Calibri" w:hAnsi="Calibri" w:cs="Calibri"/>
+                <w:color w:val="000000"/>
+                <w:highlight w:val="none"/>
+                <w:lang w:val="en-GB"/>
               </w:rPr>
             </w:r>
           </w:p>
@@ -1325,6 +1355,16 @@
               <w:rPr>
                 <w:rFonts w:ascii="Calibri" w:hAnsi="Calibri" w:cs="Calibri"/>
                 <w:color w:val="000000"/>
+                <w:highlight w:val="none"/>
+                <w:lang w:val="en-GB"/>
+              </w:rPr>
+            </w:r>
+            <w:r>
+              <w:rPr>
+                <w:rFonts w:ascii="Calibri" w:hAnsi="Calibri" w:cs="Calibri"/>
+                <w:color w:val="000000"/>
+                <w:highlight w:val="none"/>
+                <w:lang w:val="en-GB"/>
               </w:rPr>
             </w:r>
           </w:p>
@@ -1382,7 +1422,7 @@
                 <w:highlight w:val="none"/>
                 <w:lang w:val="en-GB" w:bidi="en-GB"/>
               </w:rPr>
-              <w:t xml:space="preserve">)</w:t>
+              <w:t xml:space="preserve">).</w:t>
             </w:r>
             <w:r>
               <w:rPr>
@@ -1404,390 +1444,23 @@
                 <w:lang w:val="en-GB"/>
               </w:rPr>
             </w:r>
-          </w:p>
-          <w:p>
-            <w:pPr>
-              <w:pBdr/>
-              <w:spacing w:after="40" w:before="40"/>
-              <w:ind/>
+            <w:r>
               <w:rPr>
                 <w:rFonts w:ascii="Calibri" w:hAnsi="Calibri" w:cs="Calibri"/>
                 <w:color w:val="000000"/>
               </w:rPr>
-            </w:pPr>
+            </w:r>
             <w:r>
               <w:rPr>
                 <w:rFonts w:ascii="Calibri" w:hAnsi="Calibri" w:cs="Calibri"/>
                 <w:color w:val="000000"/>
-                <w:highlight w:val="none"/>
-                <w:lang w:val="en-GB"/>
-              </w:rPr>
-              <w:t xml:space="preserve">)</w:t>
+              </w:rPr>
             </w:r>
             <w:r>
               <w:rPr>
                 <w:rFonts w:ascii="Calibri" w:hAnsi="Calibri" w:cs="Calibri"/>
-                <w:color w:val="000000"/>
-                <w:highlight w:val="none"/>
-                <w:lang w:val="en-GB"/>
-              </w:rPr>
-            </w:r>
-            <w:r/>
-          </w:p>
-        </w:tc>
-      </w:tr>
-      <w:tr>
-        <w:trPr/>
-        <w:tc>
-          <w:tcPr>
-            <w:tcBorders>
-              <w:top w:val="single" w:color="auto" w:sz="4" w:space="0"/>
-              <w:left w:val="single" w:color="auto" w:sz="4" w:space="0"/>
-              <w:bottom w:val="single" w:color="auto" w:sz="4" w:space="0"/>
-              <w:right w:val="single" w:color="auto" w:sz="4" w:space="0"/>
-            </w:tcBorders>
-            <w:tcW w:w="1033" w:type="dxa"/>
-            <w:textDirection w:val="lrTb"/>
-            <w:noWrap w:val="false"/>
-          </w:tcPr>
-          <w:p>
-            <w:pPr>
-              <w:pBdr/>
-              <w:spacing w:after="40" w:before="40"/>
-              <w:ind/>
-              <w:jc w:val="center"/>
-              <w:rPr>
-                <w:rFonts w:asciiTheme="minorHAnsi" w:hAnsiTheme="minorHAnsi" w:cstheme="minorHAnsi"/>
-                <w:bCs/>
-              </w:rPr>
-            </w:pPr>
-            <w:r>
-              <w:rPr>
-                <w:rFonts w:asciiTheme="minorHAnsi" w:hAnsiTheme="minorHAnsi" w:cstheme="minorHAnsi"/>
-                <w:bCs/>
-              </w:rPr>
-              <w:t xml:space="preserve">3</w:t>
-            </w:r>
-            <w:r>
-              <w:rPr>
-                <w:rFonts w:asciiTheme="minorHAnsi" w:hAnsiTheme="minorHAnsi" w:cstheme="minorHAnsi"/>
-                <w:bCs/>
-              </w:rPr>
-            </w:r>
-            <w:r>
-              <w:rPr>
-                <w:rFonts w:asciiTheme="minorHAnsi" w:hAnsiTheme="minorHAnsi" w:cstheme="minorHAnsi"/>
-                <w:bCs/>
-              </w:rPr>
-            </w:r>
-          </w:p>
-        </w:tc>
-        <w:tc>
-          <w:tcPr>
-            <w:tcBorders>
-              <w:top w:val="single" w:color="auto" w:sz="4" w:space="0"/>
-              <w:left w:val="single" w:color="auto" w:sz="4" w:space="0"/>
-              <w:bottom w:val="single" w:color="auto" w:sz="4" w:space="0"/>
-              <w:right w:val="single" w:color="auto" w:sz="4" w:space="0"/>
-            </w:tcBorders>
-            <w:tcW w:w="1369" w:type="dxa"/>
-            <w:textDirection w:val="lrTb"/>
-            <w:noWrap w:val="false"/>
-          </w:tcPr>
-          <w:p>
-            <w:pPr>
-              <w:pBdr/>
-              <w:spacing w:after="40" w:before="40"/>
-              <w:ind/>
-              <w:rPr>
-                <w:rFonts w:asciiTheme="minorHAnsi" w:hAnsiTheme="minorHAnsi" w:cstheme="minorHAnsi"/>
-                <w:bCs/>
-              </w:rPr>
-            </w:pPr>
-            <w:r>
-              <w:rPr>
-                <w:rFonts w:asciiTheme="minorHAnsi" w:hAnsiTheme="minorHAnsi" w:cstheme="minorHAnsi"/>
-                <w:bCs/>
-              </w:rPr>
-              <w:t xml:space="preserve">Meta-skills**</w:t>
-            </w:r>
-            <w:r>
-              <w:rPr>
-                <w:rFonts w:asciiTheme="minorHAnsi" w:hAnsiTheme="minorHAnsi" w:cstheme="minorHAnsi"/>
-                <w:bCs/>
-              </w:rPr>
-            </w:r>
-            <w:r>
-              <w:rPr>
-                <w:rFonts w:asciiTheme="minorHAnsi" w:hAnsiTheme="minorHAnsi" w:cstheme="minorHAnsi"/>
-                <w:bCs/>
-              </w:rPr>
-            </w:r>
-          </w:p>
-        </w:tc>
-        <w:tc>
-          <w:tcPr>
-            <w:tcBorders>
-              <w:top w:val="single" w:color="auto" w:sz="4" w:space="0"/>
-              <w:left w:val="single" w:color="auto" w:sz="4" w:space="0"/>
-              <w:bottom w:val="single" w:color="auto" w:sz="4" w:space="0"/>
-              <w:right w:val="single" w:color="auto" w:sz="4" w:space="0"/>
-            </w:tcBorders>
-            <w:tcW w:w="3972" w:type="dxa"/>
-            <w:textDirection w:val="lrTb"/>
-            <w:noWrap w:val="false"/>
-          </w:tcPr>
-          <w:p>
-            <w:pPr>
-              <w:pBdr/>
-              <w:spacing w:after="40" w:before="40"/>
-              <w:ind/>
-              <w:rPr>
-                <w:rFonts w:asciiTheme="minorHAnsi" w:hAnsiTheme="minorHAnsi" w:cstheme="minorHAnsi"/>
-                <w:bCs/>
-              </w:rPr>
-            </w:pPr>
-            <w:r>
-              <w:rPr>
-                <w:rFonts w:ascii="Calibri" w:hAnsi="Calibri" w:cs="Calibri"/>
-                <w:color w:val="000000"/>
-                <w:lang w:eastAsia="en-GB"/>
-              </w:rPr>
-              <w:t xml:space="preserve">Evaluate standard selling, questioning, negotiating, closing techniques in a range of interactions/engagements (internal/external).   </w:t>
-            </w:r>
-            <w:r>
-              <w:rPr>
-                <w:rFonts w:asciiTheme="minorHAnsi" w:hAnsiTheme="minorHAnsi" w:cstheme="minorHAnsi"/>
-                <w:bCs/>
-              </w:rPr>
-            </w:r>
-            <w:r>
-              <w:rPr>
-                <w:rFonts w:asciiTheme="minorHAnsi" w:hAnsiTheme="minorHAnsi" w:cstheme="minorHAnsi"/>
-                <w:bCs/>
-              </w:rPr>
-            </w:r>
-          </w:p>
-        </w:tc>
-        <w:tc>
-          <w:tcPr>
-            <w:tcBorders>
-              <w:top w:val="single" w:color="auto" w:sz="4" w:space="0"/>
-              <w:left w:val="single" w:color="auto" w:sz="4" w:space="0"/>
-              <w:bottom w:val="single" w:color="auto" w:sz="4" w:space="0"/>
-              <w:right w:val="single" w:color="auto" w:sz="4" w:space="0"/>
-            </w:tcBorders>
-            <w:tcW w:w="5103" w:type="dxa"/>
-            <w:textDirection w:val="lrTb"/>
-            <w:noWrap w:val="false"/>
-          </w:tcPr>
-          <w:p>
-            <w:pPr>
-              <w:pBdr/>
-              <w:spacing w:after="40" w:before="40"/>
-              <w:ind/>
-              <w:rPr>
-                <w:rFonts w:ascii="Calibri" w:hAnsi="Calibri" w:cs="Calibri"/>
-                <w:color w:val="000000"/>
-              </w:rPr>
-            </w:pPr>
-            <w:r>
-              <w:rPr>
-                <w:rFonts w:ascii="Calibri" w:hAnsi="Calibri" w:cs="Calibri"/>
-                <w:color w:val="000000"/>
-              </w:rPr>
-              <w:t xml:space="preserve">This is the Elevato</w:t>
-            </w:r>
-            <w:r>
-              <w:rPr>
-                <w:rFonts w:ascii="Calibri" w:hAnsi="Calibri" w:cs="Calibri"/>
-                <w:color w:val="000000"/>
-              </w:rPr>
-              <w:t xml:space="preserve">r Pitch which you will have been developing through your time on the Applied software development course. You should proficient at this by now – however there are resources in Brightspace to help you – you could even link to a video or previous pitch here.</w:t>
-            </w:r>
-            <w:r>
-              <w:rPr>
-                <w:rFonts w:ascii="Calibri" w:hAnsi="Calibri" w:cs="Calibri"/>
-                <w:color w:val="000000"/>
-              </w:rPr>
-            </w:r>
-            <w:r>
-              <w:rPr>
-                <w:rFonts w:ascii="Calibri" w:hAnsi="Calibri" w:cs="Calibri"/>
-                <w:color w:val="000000"/>
-              </w:rPr>
-            </w:r>
-          </w:p>
-        </w:tc>
-        <w:tc>
-          <w:tcPr>
-            <w:tcBorders>
-              <w:top w:val="single" w:color="auto" w:sz="4" w:space="0"/>
-              <w:left w:val="single" w:color="auto" w:sz="4" w:space="0"/>
-              <w:bottom w:val="single" w:color="auto" w:sz="4" w:space="0"/>
-              <w:right w:val="single" w:color="auto" w:sz="4" w:space="0"/>
-            </w:tcBorders>
-            <w:tcW w:w="9497" w:type="dxa"/>
-            <w:textDirection w:val="lrTb"/>
-            <w:noWrap w:val="false"/>
-          </w:tcPr>
-          <w:p>
-            <w:pPr>
-              <w:pBdr/>
-              <w:spacing w:after="40" w:before="40"/>
-              <w:ind/>
-              <w:rPr>
-                <w:rFonts w:ascii="Calibri" w:hAnsi="Calibri" w:cs="Calibri"/>
-                <w:color w:val="000000"/>
-                <w:highlight w:val="none"/>
-                <w:lang w:val="en-GB"/>
-              </w:rPr>
-            </w:pPr>
-            <w:r>
-              <w:rPr>
-                <w:rFonts w:ascii="Calibri" w:hAnsi="Calibri" w:cs="Calibri"/>
-                <w:color w:val="000000"/>
-                <w:lang w:val="en-GB"/>
-              </w:rPr>
-              <w:t xml:space="preserve">(Link to elevator pitch)</w:t>
-            </w:r>
-            <w:r>
-              <w:rPr>
-                <w:rFonts w:ascii="Calibri" w:hAnsi="Calibri" w:cs="Calibri"/>
-                <w:color w:val="000000"/>
-              </w:rPr>
-            </w:r>
-            <w:r>
-              <w:rPr>
-                <w:rFonts w:ascii="Calibri" w:hAnsi="Calibri" w:cs="Calibri"/>
-                <w:color w:val="000000"/>
-                <w:highlight w:val="none"/>
-                <w:lang w:val="en-GB"/>
-              </w:rPr>
-            </w:r>
-          </w:p>
-          <w:p>
-            <w:pPr>
-              <w:pBdr/>
-              <w:spacing w:after="40" w:before="40"/>
-              <w:ind/>
-              <w:rPr>
-                <w:rFonts w:ascii="Calibri" w:hAnsi="Calibri" w:cs="Calibri"/>
-                <w:color w:val="000000"/>
-                <w:highlight w:val="none"/>
-                <w:lang w:val="en-GB"/>
-              </w:rPr>
-            </w:pPr>
-            <w:r>
-              <w:rPr>
-                <w:rFonts w:ascii="Calibri" w:hAnsi="Calibri" w:cs="Calibri"/>
-                <w:color w:val="000000"/>
-                <w:highlight w:val="none"/>
-                <w:lang w:val="en-GB"/>
-              </w:rPr>
-              <w:t xml:space="preserve">IBM and also Maui let them choose.</w:t>
-            </w:r>
-            <w:r>
-              <w:rPr>
-                <w:rFonts w:ascii="Calibri" w:hAnsi="Calibri" w:cs="Calibri"/>
-                <w:color w:val="000000"/>
-              </w:rPr>
-            </w:r>
-            <w:r>
-              <w:rPr>
-                <w:rFonts w:ascii="Calibri" w:hAnsi="Calibri" w:cs="Calibri"/>
-                <w:color w:val="000000"/>
-                <w:highlight w:val="none"/>
-                <w:lang w:val="en-GB"/>
-              </w:rPr>
-            </w:r>
-          </w:p>
-          <w:p>
-            <w:pPr>
-              <w:pBdr/>
-              <w:spacing w:after="40" w:before="40"/>
-              <w:ind/>
-              <w:rPr>
-                <w:rFonts w:ascii="Calibri" w:hAnsi="Calibri" w:cs="Calibri"/>
-                <w:color w:val="000000"/>
-              </w:rPr>
-            </w:pPr>
-            <w:r>
-              <w:rPr>
-                <w:rFonts w:ascii="Calibri" w:hAnsi="Calibri" w:cs="Calibri"/>
-                <w:color w:val="000000"/>
-              </w:rPr>
-            </w:r>
-            <w:r>
-              <w:rPr>
-                <w:rFonts w:ascii="Calibri" w:hAnsi="Calibri" w:cs="Calibri"/>
-                <w:color w:val="000000"/>
-              </w:rPr>
-            </w:r>
-            <w:r>
-              <w:rPr>
-                <w:rFonts w:ascii="Calibri" w:hAnsi="Calibri" w:cs="Calibri"/>
-                <w:color w:val="000000"/>
-              </w:rPr>
-            </w:r>
-          </w:p>
-          <w:p>
-            <w:pPr>
-              <w:pBdr/>
-              <w:spacing w:after="40" w:before="40"/>
-              <w:ind/>
-              <w:rPr>
-                <w:rFonts w:ascii="Calibri" w:hAnsi="Calibri" w:cs="Calibri"/>
-                <w:color w:val="000000"/>
-                <w:highlight w:val="none"/>
-                <w:lang w:val="en-GB"/>
-              </w:rPr>
-            </w:pPr>
-            <w:r>
-              <w:rPr>
-                <w:rFonts w:ascii="Calibri" w:hAnsi="Calibri" w:cs="Calibri"/>
-                <w:color w:val="000000"/>
-                <w:highlight w:val="none"/>
-                <w:lang w:val="en-GB"/>
-              </w:rPr>
-              <w:t xml:space="preserve">Add vimeo clip to the IBM pitch and the elevator pitch</w:t>
-            </w:r>
-            <w:r>
-              <w:rPr>
-                <w:rFonts w:ascii="Calibri" w:hAnsi="Calibri" w:cs="Calibri"/>
-                <w:color w:val="000000"/>
-              </w:rPr>
-            </w:r>
-          </w:p>
-          <w:p>
-            <w:pPr>
-              <w:pBdr/>
-              <w:spacing w:after="40" w:before="40"/>
-              <w:ind/>
-              <w:rPr>
-                <w:rFonts w:ascii="Calibri" w:hAnsi="Calibri" w:cs="Calibri"/>
-                <w:color w:val="000000"/>
-              </w:rPr>
-            </w:pPr>
-            <w:r>
-              <w:rPr>
-                <w:rFonts w:ascii="Calibri" w:hAnsi="Calibri" w:cs="Calibri"/>
-                <w:color w:val="000000"/>
-                <w:highlight w:val="none"/>
-                <w:lang w:val="en-GB"/>
-              </w:rPr>
-            </w:r>
-            <w:r>
-              <w:rPr>
-                <w:rFonts w:ascii="Calibri" w:hAnsi="Calibri" w:cs="Calibri"/>
-                <w:color w:val="000000"/>
-                <w:highlight w:val="none"/>
-                <w:lang w:val="en-GB"/>
-              </w:rPr>
-            </w:r>
-            <w:r>
-              <w:rPr>
-                <w:rFonts w:ascii="Calibri" w:hAnsi="Calibri" w:cs="Calibri"/>
+                <w:bCs w:val="0"/>
+                <w:i w:val="0"/>
                 <w:color w:val="000000"/>
                 <w:highlight w:val="none"/>
                 <w:lang w:val="en-GB"/>
@@ -1806,7 +1479,7 @@
               <w:bottom w:val="single" w:color="auto" w:sz="4" w:space="0"/>
               <w:right w:val="single" w:color="auto" w:sz="4" w:space="0"/>
             </w:tcBorders>
-            <w:tcW w:w="1033" w:type="dxa"/>
+            <w:tcW w:w="1031" w:type="dxa"/>
             <w:textDirection w:val="lrTb"/>
             <w:noWrap w:val="false"/>
           </w:tcPr>
@@ -1826,7 +1499,7 @@
                 <w:rFonts w:asciiTheme="minorHAnsi" w:hAnsiTheme="minorHAnsi" w:cstheme="minorHAnsi"/>
                 <w:bCs/>
               </w:rPr>
-              <w:t xml:space="preserve">4</w:t>
+              <w:t xml:space="preserve">3</w:t>
             </w:r>
             <w:r>
               <w:rPr>
@@ -1850,7 +1523,7 @@
               <w:bottom w:val="single" w:color="auto" w:sz="4" w:space="0"/>
               <w:right w:val="single" w:color="auto" w:sz="4" w:space="0"/>
             </w:tcBorders>
-            <w:tcW w:w="1369" w:type="dxa"/>
+            <w:tcW w:w="1137" w:type="dxa"/>
             <w:textDirection w:val="lrTb"/>
             <w:noWrap w:val="false"/>
           </w:tcPr>
@@ -1869,7 +1542,7 @@
                 <w:rFonts w:asciiTheme="minorHAnsi" w:hAnsiTheme="minorHAnsi" w:cstheme="minorHAnsi"/>
                 <w:bCs/>
               </w:rPr>
-              <w:t xml:space="preserve">Security</w:t>
+              <w:t xml:space="preserve">Meta-skills**</w:t>
             </w:r>
             <w:r>
               <w:rPr>
@@ -1893,7 +1566,7 @@
               <w:bottom w:val="single" w:color="auto" w:sz="4" w:space="0"/>
               <w:right w:val="single" w:color="auto" w:sz="4" w:space="0"/>
             </w:tcBorders>
-            <w:tcW w:w="3972" w:type="dxa"/>
+            <w:tcW w:w="2575" w:type="dxa"/>
             <w:textDirection w:val="lrTb"/>
             <w:noWrap w:val="false"/>
           </w:tcPr>
@@ -1910,9 +1583,10 @@
             <w:r>
               <w:rPr>
                 <w:rFonts w:ascii="Calibri" w:hAnsi="Calibri" w:cs="Calibri"/>
+                <w:color w:val="000000"/>
                 <w:lang w:eastAsia="en-GB"/>
               </w:rPr>
-              <w:t xml:space="preserve">Review common pitfalls and mitigations in common quality assurance techniques.</w:t>
+              <w:t xml:space="preserve">Evaluate standard selling, questioning, negotiating, closing techniques in a range of interactions/engagements (internal/external).   </w:t>
             </w:r>
             <w:r>
               <w:rPr>
@@ -1936,7 +1610,7 @@
               <w:bottom w:val="single" w:color="auto" w:sz="4" w:space="0"/>
               <w:right w:val="single" w:color="auto" w:sz="4" w:space="0"/>
             </w:tcBorders>
-            <w:tcW w:w="5103" w:type="dxa"/>
+            <w:tcW w:w="3029" w:type="dxa"/>
             <w:textDirection w:val="lrTb"/>
             <w:noWrap w:val="false"/>
           </w:tcPr>
@@ -1955,63 +1629,14 @@
                 <w:rFonts w:ascii="Calibri" w:hAnsi="Calibri" w:cs="Calibri"/>
                 <w:color w:val="000000"/>
               </w:rPr>
-              <w:t xml:space="preserve">You may have developed a </w:t>
+              <w:t xml:space="preserve">This is the Elevato</w:t>
             </w:r>
             <w:r>
               <w:rPr>
                 <w:rFonts w:ascii="Calibri" w:hAnsi="Calibri" w:cs="Calibri"/>
                 <w:color w:val="000000"/>
               </w:rPr>
-              <w:t xml:space="preserve">Quality Assurance Plan (QAP): A document outlining systematic processes and procedures to ensure quality throughout the development lifecycle. </w:t>
-            </w:r>
-            <w:r>
-              <w:rPr>
-                <w:rFonts w:ascii="Calibri" w:hAnsi="Calibri" w:cs="Calibri"/>
-                <w:color w:val="000000"/>
-              </w:rPr>
-              <w:t xml:space="preserve">Or you may have </w:t>
-            </w:r>
-            <w:r>
-              <w:rPr>
-                <w:rFonts w:ascii="Calibri" w:hAnsi="Calibri" w:cs="Calibri"/>
-                <w:color w:val="000000"/>
-              </w:rPr>
-              <w:t xml:space="preserve">Implement</w:t>
-            </w:r>
-            <w:r>
-              <w:rPr>
-                <w:rFonts w:ascii="Calibri" w:hAnsi="Calibri" w:cs="Calibri"/>
-                <w:color w:val="000000"/>
-              </w:rPr>
-              <w:t xml:space="preserve">ed</w:t>
-            </w:r>
-            <w:r>
-              <w:rPr>
-                <w:rFonts w:ascii="Calibri" w:hAnsi="Calibri" w:cs="Calibri"/>
-                <w:color w:val="000000"/>
-              </w:rPr>
-              <w:t xml:space="preserve"> a PDCA (Plan-Do-Check-Act) cycle to continuously improve quality and reduce costs. </w:t>
-            </w:r>
-            <w:r>
-              <w:rPr>
-                <w:rFonts w:ascii="Calibri" w:hAnsi="Calibri" w:cs="Calibri"/>
-                <w:color w:val="000000"/>
-              </w:rPr>
-              <w:t xml:space="preserve">Any work on </w:t>
-            </w:r>
-            <w:r>
-              <w:rPr>
-                <w:rFonts w:ascii="Calibri" w:hAnsi="Calibri" w:cs="Calibri"/>
-                <w:color w:val="000000"/>
-              </w:rPr>
-              <w:t xml:space="preserve">Identifying and mitigating risks early in the development process </w:t>
-            </w:r>
-            <w:r>
-              <w:rPr>
-                <w:rFonts w:ascii="Calibri" w:hAnsi="Calibri" w:cs="Calibri"/>
-                <w:color w:val="000000"/>
-              </w:rPr>
-              <w:t xml:space="preserve">could also be linked here.</w:t>
+              <w:t xml:space="preserve">r Pitch which you will have been developing through your time on the Applied software development course. You should proficient at this by now – however there are resources in Brightspace to help you – you could even link to a video or previous pitch here.</w:t>
             </w:r>
             <w:r>
               <w:rPr>
@@ -2035,7 +1660,7 @@
               <w:bottom w:val="single" w:color="auto" w:sz="4" w:space="0"/>
               <w:right w:val="single" w:color="auto" w:sz="4" w:space="0"/>
             </w:tcBorders>
-            <w:tcW w:w="9497" w:type="dxa"/>
+            <w:tcW w:w="14260" w:type="dxa"/>
             <w:textDirection w:val="lrTb"/>
             <w:noWrap w:val="false"/>
           </w:tcPr>
@@ -2055,15 +1680,43 @@
               <w:rPr>
                 <w:rFonts w:ascii="Calibri" w:hAnsi="Calibri" w:cs="Calibri"/>
                 <w:color w:val="000000"/>
+                <w:highlight w:val="none"/>
                 <w:lang w:val="en-GB"/>
               </w:rPr>
-              <w:t xml:space="preserve">Common pitfalls in and mitigations in common quality assurance techniques are considered in Vickie’s assessment 2 as well crossover</w:t>
+              <w:t xml:space="preserve">Evaluated and applied standard selling, questioning, negotiating and closing techniques in internal and external interactions as evidenced in the elevator pitch for the proj</w:t>
             </w:r>
             <w:r>
               <w:rPr>
                 <w:rFonts w:ascii="Calibri" w:hAnsi="Calibri" w:cs="Calibri"/>
                 <w:color w:val="000000"/>
               </w:rPr>
+            </w:r>
+            <w:r>
+              <w:rPr>
+                <w:rFonts w:ascii="Calibri" w:hAnsi="Calibri" w:cs="Calibri"/>
+                <w:color w:val="000000"/>
+                <w:highlight w:val="none"/>
+                <w:lang w:val="en-GB"/>
+              </w:rPr>
+              <w:t xml:space="preserve">ect, presented to both internal and external stakeholders (</w:t>
+            </w:r>
+            <w:r>
+              <w:rPr>
+                <w:rFonts w:ascii="Calibri" w:hAnsi="Calibri" w:cs="Calibri"/>
+                <w:color w:val="000000"/>
+                <w:highlight w:val="none"/>
+                <w:lang w:val="en-GB"/>
+              </w:rPr>
+              <w:t xml:space="preserve">https://vimeo.com/1181977120?share=copy&amp;fl=sv&amp;fe=ci</w:t>
+            </w:r>
+            <w:r>
+              <w:rPr>
+                <w:rFonts w:ascii="Calibri" w:hAnsi="Calibri" w:cs="Calibri"/>
+                <w:color w:val="000000"/>
+                <w:highlight w:val="none"/>
+                <w:lang w:val="en-GB"/>
+              </w:rPr>
+              <w:t xml:space="preserve">).</w:t>
             </w:r>
             <w:r>
               <w:rPr>
@@ -2082,24 +1735,32 @@
               <w:rPr>
                 <w:rFonts w:ascii="Calibri" w:hAnsi="Calibri" w:cs="Calibri"/>
                 <w:color w:val="000000"/>
+                <w:highlight w:val="none"/>
+                <w:lang w:val="en-GB"/>
               </w:rPr>
             </w:pPr>
             <w:r>
               <w:rPr>
                 <w:rFonts w:ascii="Calibri" w:hAnsi="Calibri" w:cs="Calibri"/>
                 <w:color w:val="000000"/>
+                <w:highlight w:val="none"/>
+                <w:lang w:val="en-GB"/>
               </w:rPr>
             </w:r>
             <w:r>
               <w:rPr>
                 <w:rFonts w:ascii="Calibri" w:hAnsi="Calibri" w:cs="Calibri"/>
                 <w:color w:val="000000"/>
+                <w:highlight w:val="none"/>
+                <w:lang w:val="en-GB"/>
               </w:rPr>
             </w:r>
             <w:r>
               <w:rPr>
                 <w:rFonts w:ascii="Calibri" w:hAnsi="Calibri" w:cs="Calibri"/>
                 <w:color w:val="000000"/>
+                <w:highlight w:val="none"/>
+                <w:lang w:val="en-GB"/>
               </w:rPr>
             </w:r>
           </w:p>
@@ -2122,7 +1783,6 @@
                 <w:highlight w:val="none"/>
                 <w:lang w:val="en-GB"/>
               </w:rPr>
-              <w:t xml:space="preserve">The team added automated tests to the acceptance criteria of a featu</w:t>
             </w:r>
             <w:r>
               <w:rPr>
@@ -2130,13 +1790,6 @@
                 <w:color w:val="000000"/>
                 <w:highlight w:val="none"/>
                 <w:lang w:val="en-GB"/>
-              </w:rPr>
-              <w:t xml:space="preserve">re, so that automated tests are added to the project to support the code and fail if any code runs unpredictably. This ensures issues are flagged to developers and dealt with immediately, without risking problems reaching the live version of the software. </w:t>
-            </w:r>
-            <w:r>
-              <w:rPr>
-                <w:rFonts w:ascii="Calibri" w:hAnsi="Calibri" w:cs="Calibri"/>
-                <w:color w:val="000000"/>
               </w:rPr>
             </w:r>
             <w:r>
@@ -2167,12 +1820,21 @@
                 <w:highlight w:val="none"/>
                 <w:lang w:val="en-GB"/>
               </w:rPr>
-              <w:t xml:space="preserve">Risk assessments were also carried out early in the project planning to identify and mitigate potential risks to the project, and updated throughout project development according to reconsideration of the threat landscape.</w:t>
             </w:r>
             <w:r>
               <w:rPr>
                 <w:rFonts w:ascii="Calibri" w:hAnsi="Calibri" w:cs="Calibri"/>
                 <w:color w:val="000000"/>
+                <w:highlight w:val="none"/>
+                <w:lang w:val="en-GB"/>
+              </w:rPr>
+            </w:r>
+            <w:r>
+              <w:rPr>
+                <w:rFonts w:ascii="Calibri" w:hAnsi="Calibri" w:cs="Calibri"/>
+                <w:color w:val="000000"/>
+                <w:highlight w:val="none"/>
+                <w:lang w:val="en-GB"/>
               </w:rPr>
             </w:r>
           </w:p>
@@ -2195,7 +1857,6 @@
                 <w:highlight w:val="none"/>
                 <w:lang w:val="en-GB"/>
               </w:rPr>
-              <w:t xml:space="preserve">(</w:t>
             </w:r>
             <w:r>
               <w:rPr>
@@ -2204,7 +1865,6 @@
                 <w:highlight w:val="none"/>
                 <w:lang w:val="en-GB"/>
               </w:rPr>
-              <w:t xml:space="preserve">https://github.com/TortoiseLeaf/laurenk_personal_repository_2025/blob/main/UI_Enterprise_Transformation/LO1.xlsx</w:t>
             </w:r>
             <w:r>
               <w:rPr>
@@ -2212,13 +1872,6 @@
                 <w:color w:val="000000"/>
                 <w:highlight w:val="none"/>
                 <w:lang w:val="en-GB"/>
-              </w:rPr>
-              <w:t xml:space="preserve">)</w:t>
-            </w:r>
-            <w:r>
-              <w:rPr>
-                <w:rFonts w:ascii="Calibri" w:hAnsi="Calibri" w:cs="Calibri"/>
-                <w:color w:val="000000"/>
               </w:rPr>
             </w:r>
           </w:p>
@@ -2230,24 +1883,32 @@
               <w:rPr>
                 <w:rFonts w:ascii="Calibri" w:hAnsi="Calibri" w:cs="Calibri"/>
                 <w:color w:val="000000"/>
+                <w:highlight w:val="none"/>
+                <w:lang w:val="en-GB"/>
               </w:rPr>
             </w:pPr>
             <w:r>
               <w:rPr>
                 <w:rFonts w:ascii="Calibri" w:hAnsi="Calibri" w:cs="Calibri"/>
                 <w:color w:val="000000"/>
+                <w:highlight w:val="none"/>
+                <w:lang w:val="en-GB"/>
               </w:rPr>
             </w:r>
             <w:r>
               <w:rPr>
                 <w:rFonts w:ascii="Calibri" w:hAnsi="Calibri" w:cs="Calibri"/>
                 <w:color w:val="000000"/>
+                <w:highlight w:val="none"/>
+                <w:lang w:val="en-GB"/>
               </w:rPr>
             </w:r>
             <w:r>
               <w:rPr>
                 <w:rFonts w:ascii="Calibri" w:hAnsi="Calibri" w:cs="Calibri"/>
                 <w:color w:val="000000"/>
+                <w:highlight w:val="none"/>
+                <w:lang w:val="en-GB"/>
               </w:rPr>
             </w:r>
           </w:p>
@@ -2259,6 +1920,8 @@
               <w:rPr>
                 <w:rFonts w:ascii="Calibri" w:hAnsi="Calibri" w:cs="Calibri"/>
                 <w:color w:val="000000"/>
+                <w:highlight w:val="none"/>
+                <w:lang w:val="en-GB"/>
               </w:rPr>
             </w:pPr>
             <w:r>
@@ -2275,6 +1938,117 @@
                 <w:color w:val="000000"/>
                 <w:highlight w:val="none"/>
                 <w:lang w:val="en-GB"/>
+              </w:rPr>
+            </w:r>
+            <w:r>
+              <w:rPr>
+                <w:rFonts w:ascii="Calibri" w:hAnsi="Calibri" w:cs="Calibri"/>
+                <w:color w:val="000000"/>
+                <w:highlight w:val="none"/>
+                <w:lang w:val="en-GB"/>
+              </w:rPr>
+            </w:r>
+          </w:p>
+          <w:p>
+            <w:pPr>
+              <w:pBdr/>
+              <w:spacing w:after="40" w:before="40"/>
+              <w:ind/>
+              <w:rPr>
+                <w:rFonts w:ascii="Calibri" w:hAnsi="Calibri" w:cs="Calibri"/>
+                <w:color w:val="000000"/>
+                <w:highlight w:val="none"/>
+                <w:lang w:val="en-GB"/>
+              </w:rPr>
+            </w:pPr>
+            <w:r>
+              <w:rPr>
+                <w:rFonts w:ascii="Calibri" w:hAnsi="Calibri" w:cs="Calibri"/>
+                <w:color w:val="000000"/>
+                <w:highlight w:val="none"/>
+                <w:lang w:val="en-GB"/>
+              </w:rPr>
+            </w:r>
+            <w:r>
+              <w:rPr>
+                <w:rFonts w:ascii="Calibri" w:hAnsi="Calibri" w:cs="Calibri"/>
+                <w:color w:val="000000"/>
+                <w:highlight w:val="none"/>
+                <w:lang w:val="en-GB"/>
+              </w:rPr>
+            </w:r>
+            <w:r>
+              <w:rPr>
+                <w:rFonts w:ascii="Calibri" w:hAnsi="Calibri" w:cs="Calibri"/>
+                <w:color w:val="000000"/>
+                <w:highlight w:val="none"/>
+                <w:lang w:val="en-GB"/>
+              </w:rPr>
+            </w:r>
+          </w:p>
+          <w:p>
+            <w:pPr>
+              <w:pBdr/>
+              <w:spacing w:after="40" w:before="40"/>
+              <w:ind/>
+              <w:rPr>
+                <w:rFonts w:ascii="Calibri" w:hAnsi="Calibri" w:cs="Calibri"/>
+                <w:color w:val="000000"/>
+                <w:highlight w:val="none"/>
+                <w:lang w:val="en-GB"/>
+              </w:rPr>
+            </w:pPr>
+            <w:r>
+              <w:rPr>
+                <w:rFonts w:ascii="Calibri" w:hAnsi="Calibri" w:cs="Calibri"/>
+                <w:color w:val="000000"/>
+                <w:highlight w:val="none"/>
+                <w:lang w:val="en-GB"/>
+              </w:rPr>
+            </w:r>
+            <w:r>
+              <w:rPr>
+                <w:rFonts w:ascii="Calibri" w:hAnsi="Calibri" w:cs="Calibri"/>
+                <w:color w:val="000000"/>
+                <w:highlight w:val="none"/>
+                <w:lang w:val="en-GB"/>
+              </w:rPr>
+            </w:r>
+            <w:r>
+              <w:rPr>
+                <w:rFonts w:ascii="Calibri" w:hAnsi="Calibri" w:cs="Calibri"/>
+                <w:color w:val="000000"/>
+                <w:highlight w:val="none"/>
+                <w:lang w:val="en-GB"/>
+              </w:rPr>
+            </w:r>
+          </w:p>
+          <w:p>
+            <w:pPr>
+              <w:pBdr/>
+              <w:spacing w:after="40" w:before="40"/>
+              <w:ind/>
+              <w:rPr>
+                <w:rFonts w:ascii="Calibri" w:hAnsi="Calibri" w:cs="Calibri"/>
+                <w:color w:val="000000"/>
+                <w:highlight w:val="none"/>
+                <w:lang w:val="en-GB"/>
+              </w:rPr>
+            </w:pPr>
+            <w:r>
+              <w:rPr>
+                <w:rFonts w:ascii="Calibri" w:hAnsi="Calibri" w:cs="Calibri"/>
+                <w:color w:val="000000"/>
+                <w:highlight w:val="none"/>
+                <w:lang w:val="en-GB" w:bidi="en-GB"/>
+              </w:rPr>
+            </w:r>
+            <w:r>
+              <w:rPr>
+                <w:rFonts w:ascii="Calibri" w:hAnsi="Calibri" w:cs="Calibri"/>
+                <w:color w:val="000000"/>
+                <w:highlight w:val="none"/>
+                <w:lang w:val="en-GB" w:bidi="en-GB"/>
               </w:rPr>
             </w:r>
             <w:r>
@@ -2298,7 +2072,7 @@
               <w:bottom w:val="single" w:color="auto" w:sz="4" w:space="0"/>
               <w:right w:val="single" w:color="auto" w:sz="4" w:space="0"/>
             </w:tcBorders>
-            <w:tcW w:w="1033" w:type="dxa"/>
+            <w:tcW w:w="1031" w:type="dxa"/>
             <w:textDirection w:val="lrTb"/>
             <w:noWrap w:val="false"/>
           </w:tcPr>
@@ -2318,7 +2092,7 @@
                 <w:rFonts w:asciiTheme="minorHAnsi" w:hAnsiTheme="minorHAnsi" w:cstheme="minorHAnsi"/>
                 <w:bCs/>
               </w:rPr>
-              <w:t xml:space="preserve">5</w:t>
+              <w:t xml:space="preserve">4</w:t>
             </w:r>
             <w:r>
               <w:rPr>
@@ -2342,7 +2116,7 @@
               <w:bottom w:val="single" w:color="auto" w:sz="4" w:space="0"/>
               <w:right w:val="single" w:color="auto" w:sz="4" w:space="0"/>
             </w:tcBorders>
-            <w:tcW w:w="1369" w:type="dxa"/>
+            <w:tcW w:w="1137" w:type="dxa"/>
             <w:textDirection w:val="lrTb"/>
             <w:noWrap w:val="false"/>
           </w:tcPr>
@@ -2361,7 +2135,7 @@
                 <w:rFonts w:asciiTheme="minorHAnsi" w:hAnsiTheme="minorHAnsi" w:cstheme="minorHAnsi"/>
                 <w:bCs/>
               </w:rPr>
-              <w:t xml:space="preserve">Technical</w:t>
+              <w:t xml:space="preserve">Security</w:t>
             </w:r>
             <w:r>
               <w:rPr>
@@ -2385,7 +2159,7 @@
               <w:bottom w:val="single" w:color="auto" w:sz="4" w:space="0"/>
               <w:right w:val="single" w:color="auto" w:sz="4" w:space="0"/>
             </w:tcBorders>
-            <w:tcW w:w="3972" w:type="dxa"/>
+            <w:tcW w:w="2575" w:type="dxa"/>
             <w:textDirection w:val="lrTb"/>
             <w:noWrap w:val="false"/>
           </w:tcPr>
@@ -2404,7 +2178,7 @@
                 <w:rFonts w:ascii="Calibri" w:hAnsi="Calibri" w:cs="Calibri"/>
                 <w:lang w:eastAsia="en-GB"/>
               </w:rPr>
-              <w:t xml:space="preserve">Design, evaluate, and implement a test plan for a medium-size (or larger) code segment. </w:t>
+              <w:t xml:space="preserve">Review common pitfalls and mitigations in common quality assurance techniques.</w:t>
             </w:r>
             <w:r>
               <w:rPr>
@@ -2428,7 +2202,7 @@
               <w:bottom w:val="single" w:color="auto" w:sz="4" w:space="0"/>
               <w:right w:val="single" w:color="auto" w:sz="4" w:space="0"/>
             </w:tcBorders>
-            <w:tcW w:w="5103" w:type="dxa"/>
+            <w:tcW w:w="3029" w:type="dxa"/>
             <w:textDirection w:val="lrTb"/>
             <w:noWrap w:val="false"/>
           </w:tcPr>
@@ -2445,59 +2219,76 @@
             <w:r>
               <w:rPr>
                 <w:rFonts w:ascii="Calibri" w:hAnsi="Calibri" w:cs="Calibri"/>
-              </w:rPr>
-              <w:t xml:space="preserve">This can be evidenced through t</w:t>
+                <w:color w:val="000000"/>
+              </w:rPr>
+              <w:t xml:space="preserve">You may have developed a </w:t>
             </w:r>
             <w:r>
               <w:rPr>
                 <w:rFonts w:ascii="Calibri" w:hAnsi="Calibri" w:cs="Calibri"/>
                 <w:color w:val="000000"/>
               </w:rPr>
-              <w:t xml:space="preserve">esting</w:t>
+              <w:t xml:space="preserve">Quality Assurance Plan (QAP): A document outlining systematic processes and procedures to ensure quality throughout the development lifecycle. </w:t>
             </w:r>
             <w:r>
               <w:rPr>
                 <w:rFonts w:ascii="Calibri" w:hAnsi="Calibri" w:cs="Calibri"/>
                 <w:color w:val="000000"/>
               </w:rPr>
-              <w:t xml:space="preserve"> Activities: This includes functional testing, performance testing, and security testing to validate that the software meets requirements and is reliable.</w:t>
+              <w:t xml:space="preserve">Or you may have </w:t>
             </w:r>
             <w:r>
               <w:rPr>
                 <w:rFonts w:ascii="Calibri" w:hAnsi="Calibri" w:cs="Calibri"/>
                 <w:color w:val="000000"/>
               </w:rPr>
+              <w:t xml:space="preserve">Implement</w:t>
             </w:r>
             <w:r>
               <w:rPr>
                 <w:rFonts w:ascii="Calibri" w:hAnsi="Calibri" w:cs="Calibri"/>
                 <w:color w:val="000000"/>
               </w:rPr>
-            </w:r>
-          </w:p>
-          <w:p>
-            <w:pPr>
-              <w:pBdr/>
-              <w:spacing w:after="40" w:before="40"/>
-              <w:ind/>
-              <w:rPr>
-                <w:rFonts w:ascii="Calibri" w:hAnsi="Calibri" w:cs="Calibri"/>
-              </w:rPr>
-            </w:pPr>
-            <w:r>
-              <w:rPr>
-                <w:rFonts w:ascii="Calibri" w:hAnsi="Calibri" w:cs="Calibri"/>
-              </w:rPr>
-              <w:t xml:space="preserve">Ensuring that quality assurance activities are integrated into every phase of the development process, from requirements gathering to deployment. </w:t>
+              <w:t xml:space="preserve">ed</w:t>
             </w:r>
             <w:r>
               <w:rPr>
                 <w:rFonts w:ascii="Calibri" w:hAnsi="Calibri" w:cs="Calibri"/>
-              </w:rPr>
+                <w:color w:val="000000"/>
+              </w:rPr>
+              <w:t xml:space="preserve"> a PDCA (Plan-Do-Check-Act) cycle to continuously improve quality and reduce costs. </w:t>
             </w:r>
             <w:r>
               <w:rPr>
                 <w:rFonts w:ascii="Calibri" w:hAnsi="Calibri" w:cs="Calibri"/>
+                <w:color w:val="000000"/>
+              </w:rPr>
+              <w:t xml:space="preserve">Any work on </w:t>
+            </w:r>
+            <w:r>
+              <w:rPr>
+                <w:rFonts w:ascii="Calibri" w:hAnsi="Calibri" w:cs="Calibri"/>
+                <w:color w:val="000000"/>
+              </w:rPr>
+              <w:t xml:space="preserve">Identifying and mitigating risks early in the development process </w:t>
+            </w:r>
+            <w:r>
+              <w:rPr>
+                <w:rFonts w:ascii="Calibri" w:hAnsi="Calibri" w:cs="Calibri"/>
+                <w:color w:val="000000"/>
+              </w:rPr>
+              <w:t xml:space="preserve">could also be linked here.</w:t>
+            </w:r>
+            <w:r>
+              <w:rPr>
+                <w:rFonts w:ascii="Calibri" w:hAnsi="Calibri" w:cs="Calibri"/>
+                <w:color w:val="000000"/>
+              </w:rPr>
+            </w:r>
+            <w:r>
+              <w:rPr>
+                <w:rFonts w:ascii="Calibri" w:hAnsi="Calibri" w:cs="Calibri"/>
+                <w:color w:val="000000"/>
               </w:rPr>
             </w:r>
           </w:p>
@@ -2510,7 +2301,7 @@
               <w:bottom w:val="single" w:color="auto" w:sz="4" w:space="0"/>
               <w:right w:val="single" w:color="auto" w:sz="4" w:space="0"/>
             </w:tcBorders>
-            <w:tcW w:w="9497" w:type="dxa"/>
+            <w:tcW w:w="14260" w:type="dxa"/>
             <w:textDirection w:val="lrTb"/>
             <w:noWrap w:val="false"/>
           </w:tcPr>
@@ -2520,56 +2311,25 @@
               <w:spacing w:after="40" w:before="40"/>
               <w:ind/>
               <w:rPr>
-                <w:rFonts w:ascii="Calibri" w:hAnsi="Calibri" w:cs="Calibri"/>
-                <w:highlight w:val="none"/>
-                <w:lang w:val="en-GB"/>
+                <w:rFonts w:ascii="Calibri" w:hAnsi="Calibri" w:eastAsia="Calibri" w:cs="Calibri"/>
               </w:rPr>
             </w:pPr>
             <w:r>
               <w:rPr>
-                <w:rFonts w:ascii="Calibri" w:hAnsi="Calibri" w:cs="Calibri"/>
-                <w:lang w:val="en-GB"/>
-              </w:rPr>
-              <w:t xml:space="preserve">Test plans have been considered for medium and larger sized code segments as evidenced in this test plan for a viewmodel (</w:t>
+                <w:rFonts w:ascii="Calibri" w:hAnsi="Calibri" w:eastAsia="Calibri" w:cs="Calibri"/>
+                <w:highlight w:val="none"/>
+              </w:rPr>
             </w:r>
             <w:r>
               <w:rPr>
-                <w:rFonts w:ascii="Calibri" w:hAnsi="Calibri" w:cs="Calibri"/>
-                <w:lang w:val="en-GB"/>
-              </w:rPr>
-              <w:t xml:space="preserve">https://github.com/TortoiseLeaf/MauiScreenTime/commit/c080876bbc7ae48ea16afa6c9d67eae4b6c6498c</w:t>
+                <w:rFonts w:ascii="Calibri" w:hAnsi="Calibri" w:eastAsia="Calibri" w:cs="Calibri"/>
+                <w:highlight w:val="none"/>
+              </w:rPr>
             </w:r>
             <w:r>
               <w:rPr>
-                <w:rFonts w:ascii="Calibri" w:hAnsi="Calibri" w:cs="Calibri"/>
-                <w:lang w:val="en-GB"/>
-              </w:rPr>
-              <w:t xml:space="preserve">) and functional automated tests have been written consistently for code to ensure its quality and functionality as the codebase develops, as evidenced in the project repo (</w:t>
-            </w:r>
-            <w:r>
-              <w:rPr>
-                <w:rFonts w:ascii="Calibri" w:hAnsi="Calibri" w:cs="Calibri"/>
-                <w:lang w:val="en-GB"/>
-              </w:rPr>
-              <w:t xml:space="preserve">https://github.com/TortoiseLeaf/MauiScreenTime/tree/dev/test/MauiScreenTimeTests</w:t>
-            </w:r>
-            <w:r>
-              <w:rPr>
-                <w:rFonts w:ascii="Calibri" w:hAnsi="Calibri" w:cs="Calibri"/>
-                <w:lang w:val="en-GB"/>
-              </w:rPr>
-              <w:t xml:space="preserve">)</w:t>
-            </w:r>
-            <w:r>
-              <w:rPr>
-                <w:rFonts w:ascii="Calibri" w:hAnsi="Calibri" w:cs="Calibri"/>
-              </w:rPr>
-            </w:r>
-            <w:r>
-              <w:rPr>
-                <w:rFonts w:ascii="Calibri" w:hAnsi="Calibri" w:cs="Calibri"/>
+                <w:rFonts w:ascii="Calibri" w:hAnsi="Calibri" w:eastAsia="Calibri" w:cs="Calibri"/>
                 <w:highlight w:val="none"/>
-                <w:lang w:val="en-GB"/>
               </w:rPr>
             </w:r>
           </w:p>
@@ -2579,22 +2339,230 @@
               <w:spacing w:after="40" w:before="40"/>
               <w:ind/>
               <w:rPr>
-                <w:rFonts w:ascii="Calibri" w:hAnsi="Calibri" w:cs="Calibri"/>
+                <w:rFonts w:ascii="Calibri" w:hAnsi="Calibri" w:eastAsia="Calibri" w:cs="Calibri"/>
+                <w:highlight w:val="none"/>
               </w:rPr>
             </w:pPr>
             <w:r>
               <w:rPr>
                 <w:rFonts w:ascii="Calibri" w:hAnsi="Calibri" w:cs="Calibri"/>
-              </w:rPr>
+                <w:lang w:val="en-GB"/>
+              </w:rPr>
+              <w:t xml:space="preserve">Common pitfalls and mitigations in common quality assurance techniques are found in m</w:t>
             </w:r>
             <w:r>
               <w:rPr>
-                <w:rFonts w:ascii="Calibri" w:hAnsi="Calibri" w:cs="Calibri"/>
-              </w:rPr>
+                <w:rFonts w:ascii="Calibri" w:hAnsi="Calibri" w:eastAsia="Calibri" w:cs="Calibri"/>
+              </w:rPr>
+              <w:t xml:space="preserve">anual testing</w:t>
             </w:r>
             <w:r>
               <w:rPr>
+                <w:rFonts w:ascii="Calibri" w:hAnsi="Calibri" w:eastAsia="Calibri" w:cs="Calibri"/>
+                <w:lang w:val="en-GB"/>
+              </w:rPr>
+              <w:t xml:space="preserve">, where this technique</w:t>
+            </w:r>
+            <w:r>
+              <w:rPr>
+                <w:rFonts w:ascii="Calibri" w:hAnsi="Calibri" w:eastAsia="Calibri" w:cs="Calibri"/>
+              </w:rPr>
+              <w:t xml:space="preserve"> suffers from inconsistent execution and poor regression coverage, </w:t>
+            </w:r>
+            <w:r>
+              <w:rPr>
+                <w:rFonts w:ascii="Calibri" w:hAnsi="Calibri" w:eastAsia="Calibri" w:cs="Calibri"/>
+                <w:lang w:val="en-GB"/>
+              </w:rPr>
+              <w:t xml:space="preserve">as</w:t>
+            </w:r>
+            <w:r>
+              <w:rPr>
+                <w:rFonts w:ascii="Calibri" w:hAnsi="Calibri" w:eastAsia="Calibri" w:cs="Calibri"/>
+              </w:rPr>
+              <w:t xml:space="preserve"> </w:t>
+            </w:r>
+            <w:r>
+              <w:rPr>
+                <w:rFonts w:ascii="Calibri" w:hAnsi="Calibri" w:eastAsia="Calibri" w:cs="Calibri"/>
+                <w:lang w:val="en-GB"/>
+              </w:rPr>
+              <w:t xml:space="preserve">human error can mean </w:t>
+            </w:r>
+            <w:r>
+              <w:rPr>
+                <w:rFonts w:ascii="Calibri" w:hAnsi="Calibri" w:eastAsia="Calibri" w:cs="Calibri"/>
+              </w:rPr>
+              <w:t xml:space="preserve">testers skip steps under deadline pressure or fail to retest previously-working features after code changes</w:t>
+            </w:r>
+            <w:r>
+              <w:rPr>
+                <w:rFonts w:ascii="Calibri" w:hAnsi="Calibri" w:eastAsia="Calibri" w:cs="Calibri"/>
+                <w:lang w:val="en-GB"/>
+              </w:rPr>
+              <w:t xml:space="preserve">.</w:t>
+            </w:r>
+            <w:r>
+              <w:rPr>
+                <w:rFonts w:ascii="Calibri" w:hAnsi="Calibri" w:eastAsia="Calibri" w:cs="Calibri"/>
+              </w:rPr>
+              <w:t xml:space="preserve"> </w:t>
+            </w:r>
+            <w:r>
+              <w:rPr>
+                <w:rFonts w:ascii="Calibri" w:hAnsi="Calibri" w:eastAsia="Calibri" w:cs="Calibri"/>
+                <w:lang w:val="en-GB"/>
+              </w:rPr>
+              <w:t xml:space="preserve">M</w:t>
+            </w:r>
+            <w:r>
+              <w:rPr>
+                <w:rFonts w:ascii="Calibri" w:hAnsi="Calibri" w:eastAsia="Calibri" w:cs="Calibri"/>
+              </w:rPr>
+              <w:t xml:space="preserve">itigation</w:t>
+            </w:r>
+            <w:r>
+              <w:rPr>
+                <w:rFonts w:ascii="Calibri" w:hAnsi="Calibri" w:eastAsia="Calibri" w:cs="Calibri"/>
+                <w:lang w:val="en-GB"/>
+              </w:rPr>
+              <w:t xml:space="preserve"> in this case can be achieved by using</w:t>
+            </w:r>
+            <w:r>
+              <w:rPr>
+                <w:rFonts w:ascii="Calibri" w:hAnsi="Calibri" w:eastAsia="Calibri" w:cs="Calibri"/>
+              </w:rPr>
+              <w:t xml:space="preserve"> automated </w:t>
+            </w:r>
+            <w:r>
+              <w:rPr>
+                <w:rFonts w:ascii="Calibri" w:hAnsi="Calibri" w:eastAsia="Calibri" w:cs="Calibri"/>
+                <w:lang w:val="en-GB"/>
+              </w:rPr>
+              <w:t xml:space="preserve">regression </w:t>
+            </w:r>
+            <w:r>
+              <w:rPr>
+                <w:rFonts w:ascii="Calibri" w:hAnsi="Calibri" w:eastAsia="Calibri" w:cs="Calibri"/>
+              </w:rPr>
+              <w:t xml:space="preserve">test suites </w:t>
+            </w:r>
+            <w:r>
+              <w:rPr>
+                <w:rFonts w:ascii="Calibri" w:hAnsi="Calibri" w:eastAsia="Calibri" w:cs="Calibri"/>
+                <w:lang w:val="en-GB"/>
+              </w:rPr>
+              <w:t xml:space="preserve">to</w:t>
+            </w:r>
+            <w:r>
+              <w:rPr>
+                <w:rFonts w:ascii="Calibri" w:hAnsi="Calibri" w:eastAsia="Calibri" w:cs="Calibri"/>
+              </w:rPr>
+              <w:t xml:space="preserve"> execut</w:t>
+            </w:r>
+            <w:r>
+              <w:rPr>
+                <w:rFonts w:ascii="Calibri" w:hAnsi="Calibri" w:eastAsia="Calibri" w:cs="Calibri"/>
+                <w:lang w:val="en-GB"/>
+              </w:rPr>
+              <w:t xml:space="preserve">e</w:t>
+            </w:r>
+            <w:r>
+              <w:rPr>
+                <w:rFonts w:ascii="Calibri" w:hAnsi="Calibri" w:eastAsia="Calibri" w:cs="Calibri"/>
+              </w:rPr>
+              <w:t xml:space="preserve"> on </w:t>
+            </w:r>
+            <w:r>
+              <w:rPr>
+                <w:rFonts w:ascii="Calibri" w:hAnsi="Calibri" w:eastAsia="Calibri" w:cs="Calibri"/>
+                <w:lang w:val="en-GB"/>
+              </w:rPr>
+              <w:t xml:space="preserve">each</w:t>
+            </w:r>
+            <w:r>
+              <w:rPr>
+                <w:rFonts w:ascii="Calibri" w:hAnsi="Calibri" w:eastAsia="Calibri" w:cs="Calibri"/>
+              </w:rPr>
+              <w:t xml:space="preserve"> commit </w:t>
+            </w:r>
+            <w:r>
+              <w:rPr>
+                <w:rFonts w:ascii="Calibri" w:hAnsi="Calibri" w:eastAsia="Calibri" w:cs="Calibri"/>
+                <w:lang w:val="en-GB"/>
+              </w:rPr>
+              <w:t xml:space="preserve">via the </w:t>
+            </w:r>
+            <w:r>
+              <w:rPr>
+                <w:rFonts w:ascii="Calibri" w:hAnsi="Calibri" w:eastAsia="Calibri" w:cs="Calibri"/>
+              </w:rPr>
+              <w:t xml:space="preserve">CI/CD pipeline</w:t>
+            </w:r>
+            <w:r>
+              <w:rPr>
+                <w:rFonts w:ascii="Calibri" w:hAnsi="Calibri" w:eastAsia="Calibri" w:cs="Calibri"/>
+                <w:lang w:val="en-GB"/>
+              </w:rPr>
+              <w:t xml:space="preserve">. This</w:t>
+            </w:r>
+            <w:r>
+              <w:rPr>
+                <w:rFonts w:ascii="Calibri" w:hAnsi="Calibri" w:eastAsia="Calibri" w:cs="Calibri"/>
+              </w:rPr>
+              <w:t xml:space="preserve"> ensur</w:t>
+            </w:r>
+            <w:r>
+              <w:rPr>
+                <w:rFonts w:ascii="Calibri" w:hAnsi="Calibri" w:eastAsia="Calibri" w:cs="Calibri"/>
+                <w:lang w:val="en-GB"/>
+              </w:rPr>
+              <w:t xml:space="preserve">es consistent</w:t>
+            </w:r>
+            <w:r>
+              <w:rPr>
+                <w:rFonts w:ascii="Calibri" w:hAnsi="Calibri" w:eastAsia="Calibri" w:cs="Calibri"/>
+                <w:lang w:val="en-GB"/>
+              </w:rPr>
+              <w:t xml:space="preserve"> </w:t>
+            </w:r>
+            <w:r>
+              <w:rPr>
+                <w:rFonts w:ascii="Calibri" w:hAnsi="Calibri" w:eastAsia="Calibri" w:cs="Calibri"/>
+              </w:rPr>
+              <w:t xml:space="preserve">code coverage with deterministic, repeatable results</w:t>
+            </w:r>
+            <w:r>
+              <w:rPr>
+                <w:rFonts w:ascii="Calibri" w:hAnsi="Calibri" w:eastAsia="Calibri" w:cs="Calibri"/>
+                <w:lang w:val="en-GB"/>
+              </w:rPr>
+              <w:t xml:space="preserve"> and is the method applied in the MauiScreenTime project as evidenced in the GitHub CI/CD pipeline (</w:t>
+            </w:r>
+            <w:r>
+              <w:rPr>
+                <w:rFonts w:ascii="Calibri" w:hAnsi="Calibri" w:eastAsia="Calibri" w:cs="Calibri"/>
+                <w:lang w:val="en-GB"/>
+              </w:rPr>
+              <w:t xml:space="preserve">https://github.com/TortoiseLeaf/laurenk_personal_repository_2025/blob/main/notes/workflow-runs.png</w:t>
+            </w:r>
+            <w:r>
+              <w:rPr>
+                <w:rFonts w:ascii="Calibri" w:hAnsi="Calibri" w:eastAsia="Calibri" w:cs="Calibri"/>
+                <w:lang w:val="en-GB"/>
+              </w:rPr>
+              <w:t xml:space="preserve">)</w:t>
+            </w:r>
+            <w:r>
+              <w:rPr>
+                <w:rFonts w:ascii="Calibri" w:hAnsi="Calibri" w:eastAsia="Calibri" w:cs="Calibri"/>
+              </w:rPr>
+              <w:t xml:space="preserve">. </w:t>
+            </w:r>
+            <w:r>
+              <w:rPr>
                 <w:rFonts w:ascii="Calibri" w:hAnsi="Calibri" w:cs="Calibri"/>
+                <w:bCs/>
               </w:rPr>
             </w:r>
           </w:p>
@@ -2605,57 +2573,24 @@
               <w:ind/>
               <w:rPr>
                 <w:rFonts w:ascii="Calibri" w:hAnsi="Calibri" w:cs="Calibri"/>
-                <w:bCs w:val="0"/>
-                <w:i w:val="0"/>
-                <w:color w:val="000000"/>
-                <w:highlight w:val="none"/>
-                <w:lang w:val="en-GB"/>
               </w:rPr>
             </w:pPr>
             <w:r>
               <w:rPr>
-                <w:rFonts w:ascii="Calibri" w:hAnsi="Calibri" w:cs="Calibri"/>
+                <w:rFonts w:ascii="Calibri" w:hAnsi="Calibri" w:eastAsia="Calibri" w:cs="Calibri"/>
                 <w:highlight w:val="none"/>
-                <w:lang w:val="en-GB"/>
-              </w:rPr>
-              <w:t xml:space="preserve">Functional and non-functional requirements are considered in the project SRS outlining necessary testing criteria </w:t>
+              </w:rPr>
             </w:r>
             <w:r>
               <w:rPr>
-                <w:rFonts w:ascii="Calibri" w:hAnsi="Calibri" w:cs="Calibri"/>
-                <w:bCs/>
-                <w:i w:val="0"/>
-                <w:iCs w:val="0"/>
-                <w:color w:val="000000"/>
-                <w:lang w:val="en-GB"/>
-              </w:rPr>
-              <w:t xml:space="preserve">(</w:t>
+                <w:rFonts w:ascii="Calibri" w:hAnsi="Calibri" w:eastAsia="Calibri" w:cs="Calibri"/>
+                <w:highlight w:val="none"/>
+              </w:rPr>
             </w:r>
             <w:r>
               <w:rPr>
-                <w:rFonts w:ascii="Calibri" w:hAnsi="Calibri" w:cs="Calibri"/>
-                <w:bCs/>
-                <w:i w:val="0"/>
-                <w:iCs w:val="0"/>
-                <w:color w:val="000000"/>
-                <w:lang w:val="en-GB"/>
-              </w:rPr>
-              <w:t xml:space="preserve">https://github.com/TortoiseLeaf/laurenk_personal_repository_2025/blob/main/UI_Software_Project_Initiation_and_Planning/SRS_Maui.docx</w:t>
-            </w:r>
-            <w:r>
-              <w:rPr>
-                <w:rFonts w:ascii="Calibri" w:hAnsi="Calibri" w:cs="Calibri"/>
-                <w:bCs/>
-                <w:i w:val="0"/>
-                <w:iCs w:val="0"/>
-                <w:color w:val="000000"/>
-                <w:lang w:val="en-GB"/>
-              </w:rPr>
-              <w:t xml:space="preserve">)</w:t>
-            </w:r>
-            <w:r>
-              <w:rPr>
-                <w:rFonts w:ascii="Calibri" w:hAnsi="Calibri" w:cs="Calibri"/>
+                <w:rFonts w:ascii="Calibri" w:hAnsi="Calibri" w:eastAsia="Calibri" w:cs="Calibri"/>
+                <w:highlight w:val="none"/>
               </w:rPr>
             </w:r>
           </w:p>
@@ -2665,22 +2600,237 @@
               <w:spacing w:after="40" w:before="40"/>
               <w:ind/>
               <w:rPr>
-                <w:rFonts w:ascii="Calibri" w:hAnsi="Calibri" w:cs="Calibri"/>
+                <w:rFonts w:ascii="Calibri" w:hAnsi="Calibri" w:eastAsia="Calibri" w:cs="Calibri"/>
               </w:rPr>
             </w:pPr>
             <w:r>
               <w:rPr>
-                <w:rFonts w:ascii="Calibri" w:hAnsi="Calibri" w:cs="Calibri"/>
-              </w:rPr>
+                <w:rFonts w:ascii="Calibri" w:hAnsi="Calibri" w:eastAsia="Calibri" w:cs="Calibri"/>
+                <w:lang w:val="en-GB"/>
+              </w:rPr>
+              <w:t xml:space="preserve">Another quality assurance pitfall is in c</w:t>
             </w:r>
             <w:r>
               <w:rPr>
-                <w:rFonts w:ascii="Calibri" w:hAnsi="Calibri" w:cs="Calibri"/>
-              </w:rPr>
+                <w:rFonts w:ascii="Calibri" w:hAnsi="Calibri" w:eastAsia="Calibri" w:cs="Calibri"/>
+              </w:rPr>
+              <w:t xml:space="preserve">ode reviews </w:t>
             </w:r>
             <w:r>
               <w:rPr>
+                <w:rFonts w:ascii="Calibri" w:hAnsi="Calibri" w:eastAsia="Calibri" w:cs="Calibri"/>
+                <w:lang w:val="en-GB"/>
+              </w:rPr>
+              <w:t xml:space="preserve">which </w:t>
+            </w:r>
+            <w:r>
+              <w:rPr>
+                <w:rFonts w:ascii="Calibri" w:hAnsi="Calibri" w:eastAsia="Calibri" w:cs="Calibri"/>
+                <w:lang w:val="en-GB"/>
+              </w:rPr>
+              <w:t xml:space="preserve">are prone again to human error and can include </w:t>
+            </w:r>
+            <w:r>
+              <w:rPr>
+                <w:rFonts w:ascii="Calibri" w:hAnsi="Calibri" w:eastAsia="Calibri" w:cs="Calibri"/>
+              </w:rPr>
+              <w:t xml:space="preserve">confirmation bias and superficial inspection, where reviewers</w:t>
+            </w:r>
+            <w:r>
+              <w:rPr>
+                <w:rFonts w:ascii="Calibri" w:hAnsi="Calibri" w:eastAsia="Calibri" w:cs="Calibri"/>
+                <w:lang w:val="en-GB"/>
+              </w:rPr>
+              <w:t xml:space="preserve"> can</w:t>
+            </w:r>
+            <w:r>
+              <w:rPr>
+                <w:rFonts w:ascii="Calibri" w:hAnsi="Calibri" w:eastAsia="Calibri" w:cs="Calibri"/>
+              </w:rPr>
+              <w:t xml:space="preserve"> approve changes without d</w:t>
+            </w:r>
+            <w:r>
+              <w:rPr>
+                <w:rFonts w:ascii="Calibri" w:hAnsi="Calibri" w:eastAsia="Calibri" w:cs="Calibri"/>
+              </w:rPr>
+              <w:t xml:space="preserve">eeply analyzing logic because they trust the author or lack</w:t>
+            </w:r>
+            <w:r>
+              <w:rPr>
+                <w:rFonts w:ascii="Calibri" w:hAnsi="Calibri" w:eastAsia="Calibri" w:cs="Calibri"/>
+                <w:lang w:val="en-GB"/>
+              </w:rPr>
+              <w:t xml:space="preserve"> relevant</w:t>
+            </w:r>
+            <w:r>
+              <w:rPr>
+                <w:rFonts w:ascii="Calibri" w:hAnsi="Calibri" w:eastAsia="Calibri" w:cs="Calibri"/>
+              </w:rPr>
+              <w:t xml:space="preserve"> expertise</w:t>
+            </w:r>
+            <w:r>
+              <w:rPr>
+                <w:rFonts w:ascii="Calibri" w:hAnsi="Calibri" w:eastAsia="Calibri" w:cs="Calibri"/>
+                <w:lang w:val="en-GB"/>
+              </w:rPr>
+              <w:t xml:space="preserve">. An</w:t>
+            </w:r>
+            <w:r>
+              <w:rPr>
+                <w:rFonts w:ascii="Calibri" w:hAnsi="Calibri" w:eastAsia="Calibri" w:cs="Calibri"/>
+              </w:rPr>
+              <w:t xml:space="preserve"> effective mitigation</w:t>
+            </w:r>
+            <w:r>
+              <w:rPr>
+                <w:rFonts w:ascii="Calibri" w:hAnsi="Calibri" w:eastAsia="Calibri" w:cs="Calibri"/>
+                <w:lang w:val="en-GB"/>
+              </w:rPr>
+              <w:t xml:space="preserve"> for this pitfall</w:t>
+            </w:r>
+            <w:r>
+              <w:rPr>
+                <w:rFonts w:ascii="Calibri" w:hAnsi="Calibri" w:eastAsia="Calibri" w:cs="Calibri"/>
+              </w:rPr>
+              <w:t xml:space="preserve"> involves </w:t>
+            </w:r>
+            <w:r>
+              <w:rPr>
+                <w:rFonts w:ascii="Calibri" w:hAnsi="Calibri" w:eastAsia="Calibri" w:cs="Calibri"/>
+                <w:lang w:val="en-GB"/>
+              </w:rPr>
+              <w:t xml:space="preserve">following checklists like the OWASP security checklist (</w:t>
+            </w:r>
+            <w:r>
+              <w:rPr>
+                <w:rFonts w:ascii="Calibri" w:hAnsi="Calibri" w:eastAsia="Calibri" w:cs="Calibri"/>
+                <w:lang w:val="en-GB"/>
+              </w:rPr>
+              <w:t xml:space="preserve">https://owasp.org/www-project-secure-coding-practices-quick-reference-guide/stable-en/02-checklist/05-checklist</w:t>
+            </w:r>
+            <w:r>
+              <w:rPr>
+                <w:rFonts w:ascii="Calibri" w:hAnsi="Calibri" w:eastAsia="Calibri" w:cs="Calibri"/>
+                <w:lang w:val="en-GB"/>
+              </w:rPr>
+              <w:t xml:space="preserve">),</w:t>
+            </w:r>
+            <w:r>
+              <w:rPr>
+                <w:rFonts w:ascii="Calibri" w:hAnsi="Calibri" w:eastAsia="Calibri" w:cs="Calibri"/>
+              </w:rPr>
+              <w:t xml:space="preserve"> automated static analysis </w:t>
+            </w:r>
+            <w:r>
+              <w:rPr>
+                <w:rFonts w:ascii="Calibri" w:hAnsi="Calibri" w:eastAsia="Calibri" w:cs="Calibri"/>
+                <w:lang w:val="en-GB"/>
+              </w:rPr>
+              <w:t xml:space="preserve">like linting to </w:t>
+            </w:r>
+            <w:r>
+              <w:rPr>
+                <w:rFonts w:ascii="Calibri" w:hAnsi="Calibri" w:eastAsia="Calibri" w:cs="Calibri"/>
+              </w:rPr>
+              <w:t xml:space="preserve">flag issues before human review</w:t>
+            </w:r>
+            <w:r>
+              <w:rPr>
+                <w:rFonts w:ascii="Calibri" w:hAnsi="Calibri" w:eastAsia="Calibri" w:cs="Calibri"/>
+                <w:lang w:val="en-GB"/>
+              </w:rPr>
+              <w:t xml:space="preserve"> evidenced in the MauiScreenTime project here (</w:t>
+            </w:r>
+            <w:r>
+              <w:rPr>
+                <w:rFonts w:ascii="Calibri" w:hAnsi="Calibri" w:eastAsia="Calibri" w:cs="Calibri"/>
+                <w:lang w:val="en-GB"/>
+              </w:rPr>
+              <w:t xml:space="preserve">https://github.com/TortoiseLeaf/laurenk_personal_repository_2025/blob/main/notes/litning.png</w:t>
+            </w:r>
+            <w:r>
+              <w:rPr>
+                <w:rFonts w:ascii="Calibri" w:hAnsi="Calibri" w:eastAsia="Calibri" w:cs="Calibri"/>
+                <w:lang w:val="en-GB"/>
+              </w:rPr>
+              <w:t xml:space="preserve">)</w:t>
+            </w:r>
+            <w:r>
+              <w:rPr>
+                <w:rFonts w:ascii="Calibri" w:hAnsi="Calibri" w:eastAsia="Calibri" w:cs="Calibri"/>
+              </w:rPr>
+              <w:t xml:space="preserve">, and </w:t>
+            </w:r>
+            <w:r>
+              <w:rPr>
+                <w:rFonts w:ascii="Calibri" w:hAnsi="Calibri" w:eastAsia="Calibri" w:cs="Calibri"/>
+                <w:lang w:val="en-GB"/>
+              </w:rPr>
+              <w:t xml:space="preserve">where possible, also the </w:t>
+            </w:r>
+            <w:r>
+              <w:rPr>
+                <w:rFonts w:ascii="Calibri" w:hAnsi="Calibri" w:eastAsia="Calibri" w:cs="Calibri"/>
+              </w:rPr>
+              <w:t xml:space="preserve">rota</w:t>
+            </w:r>
+            <w:r>
+              <w:rPr>
+                <w:rFonts w:ascii="Calibri" w:hAnsi="Calibri" w:eastAsia="Calibri" w:cs="Calibri"/>
+              </w:rPr>
+              <w:t xml:space="preserve">tion of reviewers to prevent</w:t>
+            </w:r>
+            <w:r>
+              <w:rPr>
+                <w:rFonts w:ascii="Calibri" w:hAnsi="Calibri" w:eastAsia="Calibri" w:cs="Calibri"/>
+                <w:lang w:val="en-GB"/>
+              </w:rPr>
+              <w:t xml:space="preserve"> a</w:t>
+            </w:r>
+            <w:r>
+              <w:rPr>
+                <w:rFonts w:ascii="Calibri" w:hAnsi="Calibri" w:eastAsia="Calibri" w:cs="Calibri"/>
+              </w:rPr>
+              <w:t xml:space="preserve"> familiarity-induced complacency</w:t>
+            </w:r>
+            <w:r>
+              <w:rPr>
+                <w:rFonts w:ascii="Calibri" w:hAnsi="Calibri" w:eastAsia="Calibri" w:cs="Calibri"/>
+                <w:lang w:val="en-GB"/>
+              </w:rPr>
+              <w:t xml:space="preserve">.</w:t>
+            </w:r>
+            <w:r>
+              <w:rPr>
+                <w:rFonts w:ascii="Calibri" w:hAnsi="Calibri" w:eastAsia="Calibri" w:cs="Calibri"/>
+              </w:rPr>
+              <w:t xml:space="preserve"> </w:t>
+            </w:r>
+            <w:r>
+              <w:rPr>
+                <w:rFonts w:ascii="Calibri" w:hAnsi="Calibri" w:eastAsia="Calibri" w:cs="Calibri"/>
+                <w:highlight w:val="none"/>
+              </w:rPr>
+            </w:r>
+            <w:r>
+              <w:rPr>
                 <w:rFonts w:ascii="Calibri" w:hAnsi="Calibri" w:cs="Calibri"/>
+                <w:color w:val="000000"/>
+                <w:highlight w:val="none"/>
+                <w:lang w:val="en-GB" w:bidi="en-GB"/>
+              </w:rPr>
+            </w:r>
+            <w:r>
+              <w:rPr>
+                <w:rFonts w:ascii="Calibri" w:hAnsi="Calibri" w:cs="Calibri"/>
+                <w:color w:val="000000"/>
+                <w:highlight w:val="none"/>
+                <w:lang w:val="en-GB"/>
+              </w:rPr>
+            </w:r>
+            <w:r>
+              <w:rPr>
+                <w:rFonts w:ascii="Calibri" w:hAnsi="Calibri" w:eastAsia="Calibri" w:cs="Calibri"/>
               </w:rPr>
             </w:r>
           </w:p>
@@ -2691,20 +2841,25 @@
               <w:ind/>
               <w:rPr>
                 <w:rFonts w:ascii="Calibri" w:hAnsi="Calibri" w:cs="Calibri"/>
-                <w:highlight w:val="none"/>
-                <w:lang w:val="en-GB"/>
+                <w:color w:val="000000"/>
               </w:rPr>
             </w:pPr>
             <w:r>
               <w:rPr>
                 <w:rFonts w:ascii="Calibri" w:hAnsi="Calibri" w:cs="Calibri"/>
-                <w:lang w:val="en-GB"/>
-              </w:rPr>
-              <w:t xml:space="preserve">This ensures quality assurance is integrated into every stage of the project lifecycle from planning through to deployment.</w:t>
+                <w:color w:val="000000"/>
+              </w:rPr>
             </w:r>
             <w:r>
               <w:rPr>
                 <w:rFonts w:ascii="Calibri" w:hAnsi="Calibri" w:cs="Calibri"/>
+                <w:color w:val="000000"/>
+              </w:rPr>
+            </w:r>
+            <w:r>
+              <w:rPr>
+                <w:rFonts w:ascii="Calibri" w:hAnsi="Calibri" w:cs="Calibri"/>
+                <w:color w:val="000000"/>
               </w:rPr>
             </w:r>
           </w:p>
@@ -2715,21 +2870,43 @@
               <w:ind/>
               <w:rPr>
                 <w:rFonts w:ascii="Calibri" w:hAnsi="Calibri" w:cs="Calibri"/>
+                <w:color w:val="000000"/>
+                <w:highlight w:val="none"/>
+                <w:lang w:val="en-GB"/>
               </w:rPr>
             </w:pPr>
             <w:r>
               <w:rPr>
                 <w:rFonts w:ascii="Calibri" w:hAnsi="Calibri" w:cs="Calibri"/>
-              </w:rPr>
+                <w:color w:val="000000"/>
+                <w:highlight w:val="none"/>
+                <w:lang w:val="en-GB"/>
+              </w:rPr>
+              <w:t xml:space="preserve">The team added automated tests to the acceptance criteria of a featu</w:t>
             </w:r>
             <w:r>
               <w:rPr>
                 <w:rFonts w:ascii="Calibri" w:hAnsi="Calibri" w:cs="Calibri"/>
-              </w:rPr>
+                <w:color w:val="000000"/>
+                <w:highlight w:val="none"/>
+                <w:lang w:val="en-GB"/>
+              </w:rPr>
+              <w:t xml:space="preserve">re, so that automated tests are added to the project to support the code and fail if any code runs unpredictably. This ensures issues are flagged to developers and dealt with immediately, without risking problems reaching the live version of the software. </w:t>
             </w:r>
             <w:r>
               <w:rPr>
                 <w:rFonts w:ascii="Calibri" w:hAnsi="Calibri" w:cs="Calibri"/>
+                <w:color w:val="000000"/>
+                <w:highlight w:val="none"/>
+                <w:lang w:val="en-GB"/>
+              </w:rPr>
+            </w:r>
+            <w:r>
+              <w:rPr>
+                <w:rFonts w:ascii="Calibri" w:hAnsi="Calibri" w:cs="Calibri"/>
+                <w:color w:val="000000"/>
+                <w:highlight w:val="none"/>
+                <w:lang w:val="en-GB"/>
               </w:rPr>
             </w:r>
           </w:p>
@@ -2740,19 +2917,24 @@
               <w:ind/>
               <w:rPr>
                 <w:rFonts w:ascii="Calibri" w:hAnsi="Calibri" w:cs="Calibri"/>
+                <w:color w:val="000000"/>
+                <w:highlight w:val="none"/>
+                <w:lang w:val="en-GB"/>
               </w:rPr>
             </w:pPr>
             <w:r>
               <w:rPr>
                 <w:rFonts w:ascii="Calibri" w:hAnsi="Calibri" w:cs="Calibri"/>
+                <w:color w:val="000000"/>
                 <w:highlight w:val="none"/>
                 <w:lang w:val="en-GB"/>
               </w:rPr>
-              <w:t xml:space="preserve">Add test plan for user testing </w:t>
+              <w:t xml:space="preserve">Risk assessments were also carried out early in the project planning to identify and mitigate potential risks to the project, and updated throughout project development according to reconsideration of the threat landscape.</w:t>
             </w:r>
             <w:r>
               <w:rPr>
                 <w:rFonts w:ascii="Calibri" w:hAnsi="Calibri" w:cs="Calibri"/>
+                <w:color w:val="000000"/>
                 <w:highlight w:val="none"/>
                 <w:lang w:val="en-GB"/>
               </w:rPr>
@@ -2760,6 +2942,7 @@
             <w:r>
               <w:rPr>
                 <w:rFonts w:ascii="Calibri" w:hAnsi="Calibri" w:cs="Calibri"/>
+                <w:color w:val="000000"/>
                 <w:highlight w:val="none"/>
                 <w:lang w:val="en-GB"/>
               </w:rPr>
@@ -2772,6 +2955,7 @@
               <w:ind/>
               <w:rPr>
                 <w:rFonts w:ascii="Calibri" w:hAnsi="Calibri" w:cs="Calibri"/>
+                <w:color w:val="000000"/>
                 <w:highlight w:val="none"/>
                 <w:lang w:val="en-GB"/>
               </w:rPr>
@@ -2779,21 +2963,42 @@
             <w:r>
               <w:rPr>
                 <w:rFonts w:ascii="Calibri" w:hAnsi="Calibri" w:cs="Calibri"/>
+                <w:color w:val="000000"/>
                 <w:highlight w:val="none"/>
                 <w:lang w:val="en-GB"/>
               </w:rPr>
-              <w:t xml:space="preserve">This is suggested in SRS planning, actioned in development, and is necessary for deployment (Link to deployment guidelines about testing)</w:t>
+              <w:t xml:space="preserve">(</w:t>
             </w:r>
             <w:r>
               <w:rPr>
                 <w:rFonts w:ascii="Calibri" w:hAnsi="Calibri" w:cs="Calibri"/>
+                <w:color w:val="000000"/>
                 <w:highlight w:val="none"/>
                 <w:lang w:val="en-GB"/>
               </w:rPr>
+              <w:t xml:space="preserve">https://github.com/TortoiseLeaf/laurenk_personal_repository_2025/blob/main/UI_Enterprise_Transformation/LO1.xlsx</w:t>
             </w:r>
             <w:r>
               <w:rPr>
                 <w:rFonts w:ascii="Calibri" w:hAnsi="Calibri" w:cs="Calibri"/>
+                <w:color w:val="000000"/>
+                <w:highlight w:val="none"/>
+                <w:lang w:val="en-GB"/>
+              </w:rPr>
+              <w:t xml:space="preserve">)</w:t>
+            </w:r>
+            <w:r>
+              <w:rPr>
+                <w:rFonts w:ascii="Calibri" w:hAnsi="Calibri" w:cs="Calibri"/>
+                <w:color w:val="000000"/>
+                <w:highlight w:val="none"/>
+                <w:lang w:val="en-GB"/>
+              </w:rPr>
+            </w:r>
+            <w:r>
+              <w:rPr>
+                <w:rFonts w:ascii="Calibri" w:hAnsi="Calibri" w:cs="Calibri"/>
+                <w:color w:val="000000"/>
                 <w:highlight w:val="none"/>
                 <w:lang w:val="en-GB"/>
               </w:rPr>
@@ -2806,6 +3011,664 @@
               <w:ind/>
               <w:rPr>
                 <w:rFonts w:ascii="Calibri" w:hAnsi="Calibri" w:cs="Calibri"/>
+                <w:color w:val="000000"/>
+              </w:rPr>
+            </w:pPr>
+            <w:r>
+              <w:rPr>
+                <w:rFonts w:ascii="Calibri" w:hAnsi="Calibri" w:cs="Calibri"/>
+                <w:color w:val="000000"/>
+              </w:rPr>
+            </w:r>
+            <w:r>
+              <w:rPr>
+                <w:rFonts w:ascii="Calibri" w:hAnsi="Calibri" w:cs="Calibri"/>
+                <w:color w:val="000000"/>
+              </w:rPr>
+            </w:r>
+            <w:r>
+              <w:rPr>
+                <w:rFonts w:ascii="Calibri" w:hAnsi="Calibri" w:cs="Calibri"/>
+                <w:color w:val="000000"/>
+              </w:rPr>
+            </w:r>
+          </w:p>
+          <w:p>
+            <w:pPr>
+              <w:pBdr/>
+              <w:spacing w:after="40" w:before="40"/>
+              <w:ind/>
+              <w:rPr>
+                <w:rFonts w:ascii="Calibri" w:hAnsi="Calibri" w:cs="Calibri"/>
+                <w:color w:val="000000"/>
+              </w:rPr>
+            </w:pPr>
+            <w:r>
+              <w:rPr>
+                <w:rFonts w:ascii="Calibri" w:hAnsi="Calibri" w:cs="Calibri"/>
+                <w:color w:val="000000"/>
+                <w:lang w:val="en-GB"/>
+              </w:rPr>
+              <w:t xml:space="preserve">Common pitfalls with unit testing include brittle tests and tight coupling with external dependencies, this makes the tests become sensitive to changes elsewhere in the codebase and less robust, which can undermine the base principle of unit tests targetting specific units of code (</w:t>
+            </w:r>
+            <w:r>
+              <w:rPr>
+                <w:rFonts w:ascii="Calibri" w:hAnsi="Calibri" w:cs="Calibri"/>
+                <w:color w:val="000000"/>
+                <w:lang w:val="en-GB"/>
+              </w:rPr>
+              <w:t xml:space="preserve">https://www.fireflink.com/blogs/common-unit-testing-pitfall/</w:t>
+            </w:r>
+            <w:r>
+              <w:rPr>
+                <w:rFonts w:ascii="Calibri" w:hAnsi="Calibri" w:cs="Calibri"/>
+                <w:color w:val="000000"/>
+                <w:lang w:val="en-GB"/>
+              </w:rPr>
+              <w:t xml:space="preserve">). Mitigations for this include using mocking frameworks to isolate tests from external dependencies by mocking the external dependencies and testing only the behaviour of the code targetted by the test. This is a technique employed in the MauiScreenTime application as evidenced here in the Service Tests, where mocks are instantiated to simulate external dependencies (</w:t>
+            </w:r>
+            <w:r>
+              <w:rPr>
+                <w:rFonts w:ascii="Calibri" w:hAnsi="Calibri" w:cs="Calibri"/>
+                <w:color w:val="000000"/>
+                <w:lang w:val="en-GB"/>
+              </w:rPr>
+              <w:t xml:space="preserve">https://github.com/TortoiseLeaf/MauiScreenTime/blob/dev/test/MauiScreenTimeTests/CO2ServiceTests/CaclulateCO2DifferenceTests.cs</w:t>
+            </w:r>
+            <w:r>
+              <w:rPr>
+                <w:rFonts w:ascii="Calibri" w:hAnsi="Calibri" w:cs="Calibri"/>
+                <w:color w:val="000000"/>
+                <w:lang w:val="en-GB"/>
+              </w:rPr>
+              <w:t xml:space="preserve">).</w:t>
+            </w:r>
+            <w:r>
+              <w:rPr>
+                <w:rFonts w:ascii="Calibri" w:hAnsi="Calibri" w:cs="Calibri"/>
+                <w:color w:val="000000"/>
+              </w:rPr>
+            </w:r>
+            <w:r>
+              <w:rPr>
+                <w:rFonts w:ascii="Calibri" w:hAnsi="Calibri" w:cs="Calibri"/>
+                <w:color w:val="000000"/>
+              </w:rPr>
+            </w:r>
+          </w:p>
+          <w:p>
+            <w:pPr>
+              <w:pBdr/>
+              <w:spacing w:after="40" w:before="40"/>
+              <w:ind/>
+              <w:rPr>
+                <w:rFonts w:ascii="Calibri" w:hAnsi="Calibri" w:cs="Calibri"/>
+                <w:color w:val="000000"/>
+              </w:rPr>
+            </w:pPr>
+            <w:r>
+              <w:rPr>
+                <w:rFonts w:ascii="Calibri" w:hAnsi="Calibri" w:cs="Calibri"/>
+                <w:color w:val="000000"/>
+                <w:highlight w:val="none"/>
+                <w:lang w:val="en-GB"/>
+              </w:rPr>
+            </w:r>
+            <w:r>
+              <w:rPr>
+                <w:rFonts w:ascii="Calibri" w:hAnsi="Calibri" w:cs="Calibri"/>
+                <w:color w:val="000000"/>
+              </w:rPr>
+            </w:r>
+            <w:r>
+              <w:rPr>
+                <w:rFonts w:ascii="Calibri" w:hAnsi="Calibri" w:cs="Calibri"/>
+                <w:color w:val="000000"/>
+              </w:rPr>
+            </w:r>
+          </w:p>
+        </w:tc>
+      </w:tr>
+      <w:tr>
+        <w:trPr/>
+        <w:tc>
+          <w:tcPr>
+            <w:tcBorders>
+              <w:top w:val="single" w:color="auto" w:sz="4" w:space="0"/>
+              <w:left w:val="single" w:color="auto" w:sz="4" w:space="0"/>
+              <w:bottom w:val="single" w:color="auto" w:sz="4" w:space="0"/>
+              <w:right w:val="single" w:color="auto" w:sz="4" w:space="0"/>
+            </w:tcBorders>
+            <w:tcW w:w="1031" w:type="dxa"/>
+            <w:textDirection w:val="lrTb"/>
+            <w:noWrap w:val="false"/>
+          </w:tcPr>
+          <w:p>
+            <w:pPr>
+              <w:pBdr/>
+              <w:spacing w:after="40" w:before="40"/>
+              <w:ind/>
+              <w:jc w:val="center"/>
+              <w:rPr>
+                <w:rFonts w:asciiTheme="minorHAnsi" w:hAnsiTheme="minorHAnsi" w:cstheme="minorHAnsi"/>
+                <w:bCs/>
+              </w:rPr>
+            </w:pPr>
+            <w:r>
+              <w:rPr>
+                <w:rFonts w:asciiTheme="minorHAnsi" w:hAnsiTheme="minorHAnsi" w:cstheme="minorHAnsi"/>
+                <w:bCs/>
+              </w:rPr>
+              <w:t xml:space="preserve">5</w:t>
+            </w:r>
+            <w:r>
+              <w:rPr>
+                <w:rFonts w:asciiTheme="minorHAnsi" w:hAnsiTheme="minorHAnsi" w:cstheme="minorHAnsi"/>
+                <w:bCs/>
+              </w:rPr>
+            </w:r>
+            <w:r>
+              <w:rPr>
+                <w:rFonts w:asciiTheme="minorHAnsi" w:hAnsiTheme="minorHAnsi" w:cstheme="minorHAnsi"/>
+                <w:bCs/>
+              </w:rPr>
+            </w:r>
+          </w:p>
+        </w:tc>
+        <w:tc>
+          <w:tcPr>
+            <w:tcBorders>
+              <w:top w:val="single" w:color="auto" w:sz="4" w:space="0"/>
+              <w:left w:val="single" w:color="auto" w:sz="4" w:space="0"/>
+              <w:bottom w:val="single" w:color="auto" w:sz="4" w:space="0"/>
+              <w:right w:val="single" w:color="auto" w:sz="4" w:space="0"/>
+            </w:tcBorders>
+            <w:tcW w:w="1137" w:type="dxa"/>
+            <w:textDirection w:val="lrTb"/>
+            <w:noWrap w:val="false"/>
+          </w:tcPr>
+          <w:p>
+            <w:pPr>
+              <w:pBdr/>
+              <w:spacing w:after="40" w:before="40"/>
+              <w:ind/>
+              <w:rPr>
+                <w:rFonts w:asciiTheme="minorHAnsi" w:hAnsiTheme="minorHAnsi" w:cstheme="minorHAnsi"/>
+                <w:bCs/>
+              </w:rPr>
+            </w:pPr>
+            <w:r>
+              <w:rPr>
+                <w:rFonts w:asciiTheme="minorHAnsi" w:hAnsiTheme="minorHAnsi" w:cstheme="minorHAnsi"/>
+                <w:bCs/>
+              </w:rPr>
+              <w:t xml:space="preserve">Technical</w:t>
+            </w:r>
+            <w:r>
+              <w:rPr>
+                <w:rFonts w:asciiTheme="minorHAnsi" w:hAnsiTheme="minorHAnsi" w:cstheme="minorHAnsi"/>
+                <w:bCs/>
+              </w:rPr>
+            </w:r>
+            <w:r>
+              <w:rPr>
+                <w:rFonts w:asciiTheme="minorHAnsi" w:hAnsiTheme="minorHAnsi" w:cstheme="minorHAnsi"/>
+                <w:bCs/>
+              </w:rPr>
+            </w:r>
+          </w:p>
+        </w:tc>
+        <w:tc>
+          <w:tcPr>
+            <w:tcBorders>
+              <w:top w:val="single" w:color="auto" w:sz="4" w:space="0"/>
+              <w:left w:val="single" w:color="auto" w:sz="4" w:space="0"/>
+              <w:bottom w:val="single" w:color="auto" w:sz="4" w:space="0"/>
+              <w:right w:val="single" w:color="auto" w:sz="4" w:space="0"/>
+            </w:tcBorders>
+            <w:tcW w:w="2575" w:type="dxa"/>
+            <w:textDirection w:val="lrTb"/>
+            <w:noWrap w:val="false"/>
+          </w:tcPr>
+          <w:p>
+            <w:pPr>
+              <w:pBdr/>
+              <w:spacing w:after="40" w:before="40"/>
+              <w:ind/>
+              <w:rPr>
+                <w:rFonts w:asciiTheme="minorHAnsi" w:hAnsiTheme="minorHAnsi" w:cstheme="minorHAnsi"/>
+                <w:bCs/>
+              </w:rPr>
+            </w:pPr>
+            <w:r>
+              <w:rPr>
+                <w:rFonts w:ascii="Calibri" w:hAnsi="Calibri" w:cs="Calibri"/>
+                <w:lang w:eastAsia="en-GB"/>
+              </w:rPr>
+              <w:t xml:space="preserve">Design, evaluate, and implement a test plan for a medium-size (or larger) code segment. </w:t>
+            </w:r>
+            <w:r>
+              <w:rPr>
+                <w:rFonts w:asciiTheme="minorHAnsi" w:hAnsiTheme="minorHAnsi" w:cstheme="minorHAnsi"/>
+                <w:bCs/>
+              </w:rPr>
+            </w:r>
+            <w:r>
+              <w:rPr>
+                <w:rFonts w:asciiTheme="minorHAnsi" w:hAnsiTheme="minorHAnsi" w:cstheme="minorHAnsi"/>
+                <w:bCs/>
+              </w:rPr>
+            </w:r>
+          </w:p>
+        </w:tc>
+        <w:tc>
+          <w:tcPr>
+            <w:tcBorders>
+              <w:top w:val="single" w:color="auto" w:sz="4" w:space="0"/>
+              <w:left w:val="single" w:color="auto" w:sz="4" w:space="0"/>
+              <w:bottom w:val="single" w:color="auto" w:sz="4" w:space="0"/>
+              <w:right w:val="single" w:color="auto" w:sz="4" w:space="0"/>
+            </w:tcBorders>
+            <w:tcW w:w="3029" w:type="dxa"/>
+            <w:textDirection w:val="lrTb"/>
+            <w:noWrap w:val="false"/>
+          </w:tcPr>
+          <w:p>
+            <w:pPr>
+              <w:pBdr/>
+              <w:spacing w:after="40" w:before="40"/>
+              <w:ind/>
+              <w:rPr>
+                <w:rFonts w:ascii="Calibri" w:hAnsi="Calibri" w:cs="Calibri"/>
+                <w:color w:val="000000"/>
+              </w:rPr>
+            </w:pPr>
+            <w:r>
+              <w:rPr>
+                <w:rFonts w:ascii="Calibri" w:hAnsi="Calibri" w:cs="Calibri"/>
+              </w:rPr>
+              <w:t xml:space="preserve">This can be evidenced through t</w:t>
+            </w:r>
+            <w:r>
+              <w:rPr>
+                <w:rFonts w:ascii="Calibri" w:hAnsi="Calibri" w:cs="Calibri"/>
+                <w:color w:val="000000"/>
+              </w:rPr>
+              <w:t xml:space="preserve">esting</w:t>
+            </w:r>
+            <w:r>
+              <w:rPr>
+                <w:rFonts w:ascii="Calibri" w:hAnsi="Calibri" w:cs="Calibri"/>
+                <w:color w:val="000000"/>
+              </w:rPr>
+              <w:t xml:space="preserve"> Activities: This includes functional testing, performance testing, and security testing to validate that the software meets requirements and is reliable.</w:t>
+            </w:r>
+            <w:r>
+              <w:rPr>
+                <w:rFonts w:ascii="Calibri" w:hAnsi="Calibri" w:cs="Calibri"/>
+                <w:color w:val="000000"/>
+              </w:rPr>
+            </w:r>
+            <w:r>
+              <w:rPr>
+                <w:rFonts w:ascii="Calibri" w:hAnsi="Calibri" w:cs="Calibri"/>
+                <w:color w:val="000000"/>
+              </w:rPr>
+            </w:r>
+          </w:p>
+          <w:p>
+            <w:pPr>
+              <w:pBdr/>
+              <w:spacing w:after="40" w:before="40"/>
+              <w:ind/>
+              <w:rPr>
+                <w:rFonts w:ascii="Calibri" w:hAnsi="Calibri" w:cs="Calibri"/>
+              </w:rPr>
+            </w:pPr>
+            <w:r>
+              <w:rPr>
+                <w:rFonts w:ascii="Calibri" w:hAnsi="Calibri" w:cs="Calibri"/>
+              </w:rPr>
+              <w:t xml:space="preserve">Ensuring that quality assurance activities are integrated into every phase of the development process, from requirements gathering to deployment. </w:t>
+            </w:r>
+            <w:r>
+              <w:rPr>
+                <w:rFonts w:ascii="Calibri" w:hAnsi="Calibri" w:cs="Calibri"/>
+              </w:rPr>
+            </w:r>
+            <w:r>
+              <w:rPr>
+                <w:rFonts w:ascii="Calibri" w:hAnsi="Calibri" w:cs="Calibri"/>
+              </w:rPr>
+            </w:r>
+          </w:p>
+        </w:tc>
+        <w:tc>
+          <w:tcPr>
+            <w:tcBorders>
+              <w:top w:val="single" w:color="auto" w:sz="4" w:space="0"/>
+              <w:left w:val="single" w:color="auto" w:sz="4" w:space="0"/>
+              <w:bottom w:val="single" w:color="auto" w:sz="4" w:space="0"/>
+              <w:right w:val="single" w:color="auto" w:sz="4" w:space="0"/>
+            </w:tcBorders>
+            <w:tcW w:w="14260" w:type="dxa"/>
+            <w:textDirection w:val="lrTb"/>
+            <w:noWrap w:val="false"/>
+          </w:tcPr>
+          <w:p>
+            <w:pPr>
+              <w:pBdr/>
+              <w:spacing w:after="40" w:before="40"/>
+              <w:ind/>
+              <w:rPr>
+                <w:rFonts w:ascii="Calibri" w:hAnsi="Calibri" w:cs="Calibri"/>
+                <w:highlight w:val="none"/>
+                <w:lang w:val="en-GB"/>
+              </w:rPr>
+            </w:pPr>
+            <w:r>
+              <w:rPr>
+                <w:rFonts w:ascii="Calibri" w:hAnsi="Calibri" w:cs="Calibri"/>
+                <w:lang w:val="en-GB"/>
+              </w:rPr>
+              <w:t xml:space="preserve">Test plans have been considered for medium and larger sized code segments as evidenced in this test plan for a viewmodel (</w:t>
+            </w:r>
+            <w:r>
+              <w:rPr>
+                <w:rFonts w:ascii="Calibri" w:hAnsi="Calibri" w:cs="Calibri"/>
+                <w:lang w:val="en-GB"/>
+              </w:rPr>
+              <w:t xml:space="preserve">https://github.com/TortoiseLeaf/MauiScreenTime/commit/c080876bbc7ae48ea16afa6c9d67eae4b6c6498c</w:t>
+            </w:r>
+            <w:r>
+              <w:rPr>
+                <w:rFonts w:ascii="Calibri" w:hAnsi="Calibri" w:cs="Calibri"/>
+                <w:lang w:val="en-GB"/>
+              </w:rPr>
+              <w:t xml:space="preserve">) and functional automated tests have been written consistently for code to ensure its quality and functionality as the codebase develops, as evidenced in the project repo (</w:t>
+            </w:r>
+            <w:r>
+              <w:rPr>
+                <w:rFonts w:ascii="Calibri" w:hAnsi="Calibri" w:cs="Calibri"/>
+                <w:lang w:val="en-GB"/>
+              </w:rPr>
+              <w:t xml:space="preserve">https://github.com/TortoiseLeaf/MauiScreenTime/tree/dev/test/MauiScreenTimeTests</w:t>
+            </w:r>
+            <w:r>
+              <w:rPr>
+                <w:rFonts w:ascii="Calibri" w:hAnsi="Calibri" w:cs="Calibri"/>
+                <w:lang w:val="en-GB"/>
+              </w:rPr>
+              <w:t xml:space="preserve">)</w:t>
+            </w:r>
+            <w:r>
+              <w:rPr>
+                <w:rFonts w:ascii="Calibri" w:hAnsi="Calibri" w:cs="Calibri"/>
+                <w:highlight w:val="none"/>
+                <w:lang w:val="en-GB"/>
+              </w:rPr>
+            </w:r>
+            <w:r>
+              <w:rPr>
+                <w:rFonts w:ascii="Calibri" w:hAnsi="Calibri" w:cs="Calibri"/>
+                <w:highlight w:val="none"/>
+                <w:lang w:val="en-GB"/>
+              </w:rPr>
+            </w:r>
+          </w:p>
+          <w:p>
+            <w:pPr>
+              <w:pBdr/>
+              <w:spacing w:after="40" w:before="40"/>
+              <w:ind/>
+              <w:rPr>
+                <w:rFonts w:ascii="Calibri" w:hAnsi="Calibri" w:cs="Calibri"/>
+              </w:rPr>
+            </w:pPr>
+            <w:r>
+              <w:rPr>
+                <w:rFonts w:ascii="Calibri" w:hAnsi="Calibri" w:cs="Calibri"/>
+              </w:rPr>
+            </w:r>
+            <w:r>
+              <w:rPr>
+                <w:rFonts w:ascii="Calibri" w:hAnsi="Calibri" w:cs="Calibri"/>
+              </w:rPr>
+            </w:r>
+            <w:r>
+              <w:rPr>
+                <w:rFonts w:ascii="Calibri" w:hAnsi="Calibri" w:cs="Calibri"/>
+              </w:rPr>
+            </w:r>
+          </w:p>
+          <w:p>
+            <w:pPr>
+              <w:pBdr/>
+              <w:spacing w:after="40" w:before="40"/>
+              <w:ind/>
+              <w:rPr>
+                <w:rFonts w:ascii="Calibri" w:hAnsi="Calibri" w:cs="Calibri"/>
+                <w:bCs w:val="0"/>
+                <w:i w:val="0"/>
+                <w:color w:val="000000"/>
+                <w:highlight w:val="none"/>
+                <w:lang w:val="en-GB"/>
+              </w:rPr>
+            </w:pPr>
+            <w:r>
+              <w:rPr>
+                <w:rFonts w:ascii="Calibri" w:hAnsi="Calibri" w:cs="Calibri"/>
+                <w:highlight w:val="none"/>
+                <w:lang w:val="en-GB"/>
+              </w:rPr>
+              <w:t xml:space="preserve">Functional and non-functional requirements are considered in the project SRS outlining necessary testing criteria </w:t>
+            </w:r>
+            <w:r>
+              <w:rPr>
+                <w:rFonts w:ascii="Calibri" w:hAnsi="Calibri" w:cs="Calibri"/>
+                <w:bCs/>
+                <w:i w:val="0"/>
+                <w:iCs w:val="0"/>
+                <w:color w:val="000000"/>
+                <w:lang w:val="en-GB"/>
+              </w:rPr>
+              <w:t xml:space="preserve">(</w:t>
+            </w:r>
+            <w:r>
+              <w:rPr>
+                <w:rFonts w:ascii="Calibri" w:hAnsi="Calibri" w:cs="Calibri"/>
+                <w:bCs/>
+                <w:i w:val="0"/>
+                <w:iCs w:val="0"/>
+                <w:color w:val="000000"/>
+                <w:lang w:val="en-GB"/>
+              </w:rPr>
+              <w:t xml:space="preserve">https://github.com/TortoiseLeaf/laurenk_personal_repository_2025/blob/main/UI_Software_Project_Initiation_and_Planning/SRS_Maui.docx</w:t>
+            </w:r>
+            <w:r>
+              <w:rPr>
+                <w:rFonts w:ascii="Calibri" w:hAnsi="Calibri" w:cs="Calibri"/>
+                <w:bCs/>
+                <w:i w:val="0"/>
+                <w:iCs w:val="0"/>
+                <w:color w:val="000000"/>
+                <w:lang w:val="en-GB"/>
+              </w:rPr>
+              <w:t xml:space="preserve">)</w:t>
+            </w:r>
+            <w:r>
+              <w:rPr>
+                <w:rFonts w:ascii="Calibri" w:hAnsi="Calibri" w:cs="Calibri"/>
+                <w:bCs w:val="0"/>
+                <w:i w:val="0"/>
+                <w:color w:val="000000"/>
+                <w:highlight w:val="none"/>
+                <w:lang w:val="en-GB"/>
+              </w:rPr>
+            </w:r>
+            <w:r>
+              <w:rPr>
+                <w:rFonts w:ascii="Calibri" w:hAnsi="Calibri" w:cs="Calibri"/>
+                <w:bCs w:val="0"/>
+                <w:i w:val="0"/>
+                <w:color w:val="000000"/>
+                <w:highlight w:val="none"/>
+                <w:lang w:val="en-GB"/>
+              </w:rPr>
+            </w:r>
+          </w:p>
+          <w:p>
+            <w:pPr>
+              <w:pBdr/>
+              <w:spacing w:after="40" w:before="40"/>
+              <w:ind/>
+              <w:rPr>
+                <w:rFonts w:ascii="Calibri" w:hAnsi="Calibri" w:cs="Calibri"/>
+              </w:rPr>
+            </w:pPr>
+            <w:r>
+              <w:rPr>
+                <w:rFonts w:ascii="Calibri" w:hAnsi="Calibri" w:cs="Calibri"/>
+              </w:rPr>
+            </w:r>
+            <w:r>
+              <w:rPr>
+                <w:rFonts w:ascii="Calibri" w:hAnsi="Calibri" w:cs="Calibri"/>
+              </w:rPr>
+            </w:r>
+            <w:r>
+              <w:rPr>
+                <w:rFonts w:ascii="Calibri" w:hAnsi="Calibri" w:cs="Calibri"/>
+              </w:rPr>
+            </w:r>
+          </w:p>
+          <w:p>
+            <w:pPr>
+              <w:pBdr/>
+              <w:spacing w:after="40" w:before="40"/>
+              <w:ind/>
+              <w:rPr>
+                <w:rFonts w:ascii="Calibri" w:hAnsi="Calibri" w:cs="Calibri"/>
+                <w:highlight w:val="none"/>
+                <w:lang w:val="en-GB"/>
+              </w:rPr>
+            </w:pPr>
+            <w:r>
+              <w:rPr>
+                <w:rFonts w:ascii="Calibri" w:hAnsi="Calibri" w:cs="Calibri"/>
+                <w:lang w:val="en-GB"/>
+              </w:rPr>
+              <w:t xml:space="preserve">This ensures quality assurance is integrated into every stage of the project lifecycle from planning through to deployment.</w:t>
+            </w:r>
+            <w:r>
+              <w:rPr>
+                <w:rFonts w:ascii="Calibri" w:hAnsi="Calibri" w:cs="Calibri"/>
+                <w:highlight w:val="none"/>
+                <w:lang w:val="en-GB"/>
+              </w:rPr>
+            </w:r>
+            <w:r>
+              <w:rPr>
+                <w:rFonts w:ascii="Calibri" w:hAnsi="Calibri" w:cs="Calibri"/>
+                <w:highlight w:val="none"/>
+                <w:lang w:val="en-GB"/>
+              </w:rPr>
+            </w:r>
+          </w:p>
+          <w:p>
+            <w:pPr>
+              <w:pBdr/>
+              <w:spacing w:after="40" w:before="40"/>
+              <w:ind/>
+              <w:rPr>
+                <w:rFonts w:ascii="Calibri" w:hAnsi="Calibri" w:cs="Calibri"/>
+              </w:rPr>
+            </w:pPr>
+            <w:r>
+              <w:rPr>
+                <w:rFonts w:ascii="Calibri" w:hAnsi="Calibri" w:cs="Calibri"/>
+              </w:rPr>
+            </w:r>
+            <w:r>
+              <w:rPr>
+                <w:rFonts w:ascii="Calibri" w:hAnsi="Calibri" w:cs="Calibri"/>
+              </w:rPr>
+            </w:r>
+            <w:r>
+              <w:rPr>
+                <w:rFonts w:ascii="Calibri" w:hAnsi="Calibri" w:cs="Calibri"/>
+              </w:rPr>
+            </w:r>
+          </w:p>
+          <w:p>
+            <w:pPr>
+              <w:pBdr/>
+              <w:spacing w:after="40" w:before="40"/>
+              <w:ind/>
+              <w:rPr>
+                <w:rFonts w:ascii="Calibri" w:hAnsi="Calibri" w:cs="Calibri"/>
+              </w:rPr>
+            </w:pPr>
+            <w:r>
+              <w:rPr>
+                <w:rFonts w:ascii="Calibri" w:hAnsi="Calibri" w:cs="Calibri"/>
+                <w:highlight w:val="none"/>
+                <w:lang w:val="en-GB"/>
+              </w:rPr>
+              <w:t xml:space="preserve">Add test plan for user testing </w:t>
+            </w:r>
+            <w:r>
+              <w:rPr>
+                <w:rFonts w:ascii="Calibri" w:hAnsi="Calibri" w:cs="Calibri"/>
+              </w:rPr>
+            </w:r>
+            <w:r>
+              <w:rPr>
+                <w:rFonts w:ascii="Calibri" w:hAnsi="Calibri" w:cs="Calibri"/>
+              </w:rPr>
+            </w:r>
+          </w:p>
+          <w:p>
+            <w:pPr>
+              <w:pBdr/>
+              <w:spacing w:after="40" w:before="40"/>
+              <w:ind/>
+              <w:rPr>
+                <w:rFonts w:ascii="Calibri" w:hAnsi="Calibri" w:cs="Calibri"/>
+                <w:highlight w:val="none"/>
+                <w:lang w:val="en-GB"/>
+              </w:rPr>
+            </w:pPr>
+            <w:r>
+              <w:rPr>
+                <w:rFonts w:ascii="Calibri" w:hAnsi="Calibri" w:cs="Calibri"/>
+                <w:highlight w:val="none"/>
+                <w:lang w:val="en-GB"/>
+              </w:rPr>
+              <w:t xml:space="preserve">This is suggested in SRS planning, actioned in development, and is necessary for deployment (Link to deployment guidelines about testing)</w:t>
+            </w:r>
+            <w:r>
+              <w:rPr>
+                <w:rFonts w:ascii="Calibri" w:hAnsi="Calibri" w:cs="Calibri"/>
+                <w:highlight w:val="none"/>
+                <w:lang w:val="en-GB"/>
+              </w:rPr>
+            </w:r>
+            <w:r>
+              <w:rPr>
+                <w:rFonts w:ascii="Calibri" w:hAnsi="Calibri" w:cs="Calibri"/>
+                <w:highlight w:val="none"/>
+                <w:lang w:val="en-GB"/>
+              </w:rPr>
+            </w:r>
+          </w:p>
+          <w:p>
+            <w:pPr>
+              <w:pBdr/>
+              <w:spacing w:after="40" w:before="40"/>
+              <w:ind/>
+              <w:rPr>
+                <w:rFonts w:ascii="Calibri" w:hAnsi="Calibri" w:cs="Calibri"/>
               </w:rPr>
             </w:pPr>
             <w:r>
@@ -2822,23 +3685,11 @@
             <w:r>
               <w:rPr>
                 <w:rFonts w:ascii="Calibri" w:hAnsi="Calibri" w:cs="Calibri"/>
-                <w:bCs/>
-                <w:i w:val="0"/>
-                <w:iCs w:val="0"/>
-                <w:color w:val="000000"/>
-                <w:highlight w:val="none"/>
-                <w:lang w:val="en-GB"/>
               </w:rPr>
             </w:r>
             <w:r>
               <w:rPr>
                 <w:rFonts w:ascii="Calibri" w:hAnsi="Calibri" w:cs="Calibri"/>
-                <w:bCs/>
-                <w:i w:val="0"/>
-                <w:iCs w:val="0"/>
-                <w:color w:val="000000"/>
-                <w:highlight w:val="none"/>
-                <w:lang w:val="en-GB"/>
               </w:rPr>
             </w:r>
           </w:p>

--- a/UI_Software_Project_Development_&_Testing/UI110020 SPDT Lo's.docx
+++ b/UI_Software_Project_Development_&_Testing/UI110020 SPDT Lo's.docx
@@ -509,6 +509,7 @@
                 <w:bCs w:val="0"/>
                 <w:i w:val="0"/>
                 <w:color w:val="000000"/>
+                <w:highlight w:val="none"/>
                 <w:lang w:val="en-GB"/>
               </w:rPr>
             </w:pPr>
@@ -521,7 +522,7 @@
                 <w:color w:val="000000"/>
                 <w:lang w:val="en-GB"/>
               </w:rPr>
-              <w:t xml:space="preserve">I formulated a project scope with defined releases within a certain timescale, with aims, objectives and deliverables outlined and a Software Requirements Specification (SRS) was created with design documentation to support it. The release plan can be seen here (</w:t>
+              <w:t xml:space="preserve">I formu</w:t>
             </w:r>
             <w:r>
               <w:rPr>
@@ -532,7 +533,7 @@
                 <w:color w:val="000000"/>
                 <w:lang w:val="en-GB"/>
               </w:rPr>
-              <w:t xml:space="preserve">https://github.com/TortoiseLeaf/laurenk_personal_repository_2025/blob/main/notes/Mauis-release.png</w:t>
+              <w:t xml:space="preserve">lated a project scope with defined releases within a certain timescale, with aims, objectives and deliverables outlined and a Software Requirements Specification (SRS) was created with design documentation to support it. The release plan can be seen here, outlining the project timescale (</w:t>
             </w:r>
             <w:r>
               <w:rPr>
@@ -543,6 +544,17 @@
                 <w:color w:val="000000"/>
                 <w:lang w:val="en-GB"/>
               </w:rPr>
+              <w:t xml:space="preserve">https://github.com/TortoiseLeaf/laurenk_personal_repository_2025/blob/main/notes/Mauis-release.png</w:t>
+            </w:r>
+            <w:r>
+              <w:rPr>
+                <w:rFonts w:ascii="Calibri" w:hAnsi="Calibri" w:cs="Calibri"/>
+                <w:bCs/>
+                <w:i w:val="0"/>
+                <w:iCs w:val="0"/>
+                <w:color w:val="000000"/>
+                <w:lang w:val="en-GB"/>
+              </w:rPr>
               <w:t xml:space="preserve">).</w:t>
             </w:r>
             <w:r>
@@ -551,7 +563,6 @@
                 <w:bCs w:val="0"/>
                 <w:i w:val="0"/>
                 <w:color w:val="000000"/>
-                <w:highlight w:val="none"/>
                 <w:lang w:val="en-GB"/>
               </w:rPr>
             </w:r>
@@ -566,6 +577,53 @@
                 <w:bCs w:val="0"/>
                 <w:i w:val="0"/>
                 <w:color w:val="000000"/>
+                <w:lang w:val="en-GB"/>
+              </w:rPr>
+            </w:pPr>
+            <w:r>
+              <w:rPr>
+                <w:rFonts w:ascii="Calibri" w:hAnsi="Calibri" w:cs="Calibri"/>
+                <w:bCs/>
+                <w:i w:val="0"/>
+                <w:iCs w:val="0"/>
+                <w:color w:val="000000"/>
+                <w:highlight w:val="none"/>
+                <w:lang w:val="en-GB" w:bidi="en-GB"/>
+              </w:rPr>
+            </w:r>
+            <w:r>
+              <w:rPr>
+                <w:rFonts w:ascii="Calibri" w:hAnsi="Calibri" w:cs="Calibri"/>
+                <w:bCs/>
+                <w:i w:val="0"/>
+                <w:iCs w:val="0"/>
+                <w:color w:val="000000"/>
+                <w:highlight w:val="none"/>
+                <w:lang w:val="en-GB" w:bidi="en-GB"/>
+              </w:rPr>
+            </w:r>
+            <w:r>
+              <w:rPr>
+                <w:rFonts w:ascii="Calibri" w:hAnsi="Calibri" w:cs="Calibri"/>
+                <w:bCs/>
+                <w:i w:val="0"/>
+                <w:iCs w:val="0"/>
+                <w:color w:val="000000"/>
+                <w:highlight w:val="none"/>
+                <w:lang w:val="en-GB"/>
+              </w:rPr>
+            </w:r>
+          </w:p>
+          <w:p>
+            <w:pPr>
+              <w:pBdr/>
+              <w:spacing w:after="40" w:before="40"/>
+              <w:ind/>
+              <w:rPr>
+                <w:rFonts w:ascii="Calibri" w:hAnsi="Calibri" w:cs="Calibri"/>
+                <w:bCs w:val="0"/>
+                <w:i w:val="0"/>
+                <w:color w:val="000000"/>
                 <w:highlight w:val="none"/>
                 <w:lang w:val="en-GB"/>
               </w:rPr>
@@ -579,7 +637,7 @@
                 <w:color w:val="000000"/>
                 <w:lang w:val="en-GB"/>
               </w:rPr>
-              <w:t xml:space="preserve">The SRS exists here (</w:t>
+              <w:t xml:space="preserve">The SRS exists here and evidences the scope, aims, objectives and plan for the software development  (</w:t>
             </w:r>
             <w:r>
               <w:rPr>
@@ -613,7 +671,6 @@
                 <w:lang w:val="en-GB"/>
               </w:rPr>
             </w:r>
-            <w:r/>
           </w:p>
           <w:p>
             <w:pPr>
@@ -632,13 +689,61 @@
             <w:r>
               <w:rPr>
                 <w:rFonts w:ascii="Calibri" w:hAnsi="Calibri" w:cs="Calibri"/>
+                <w:bCs/>
+                <w:i w:val="0"/>
+                <w:iCs w:val="0"/>
+                <w:color w:val="000000"/>
+                <w:highlight w:val="none"/>
+                <w:lang w:val="en-GB" w:bidi="en-GB"/>
+              </w:rPr>
+            </w:r>
+            <w:r>
+              <w:rPr>
+                <w:rFonts w:ascii="Calibri" w:hAnsi="Calibri" w:cs="Calibri"/>
+                <w:bCs/>
+                <w:i w:val="0"/>
+                <w:iCs w:val="0"/>
+                <w:color w:val="000000"/>
+                <w:highlight w:val="none"/>
+                <w:lang w:val="en-GB" w:bidi="en-GB"/>
+              </w:rPr>
+            </w:r>
+            <w:r>
+              <w:rPr>
+                <w:rFonts w:ascii="Calibri" w:hAnsi="Calibri" w:cs="Calibri"/>
+                <w:bCs/>
+                <w:i w:val="0"/>
+                <w:iCs w:val="0"/>
+                <w:color w:val="000000"/>
+                <w:highlight w:val="none"/>
+                <w:lang w:val="en-GB"/>
+              </w:rPr>
+            </w:r>
+          </w:p>
+          <w:p>
+            <w:pPr>
+              <w:pBdr/>
+              <w:spacing w:after="40" w:before="40"/>
+              <w:ind/>
+              <w:rPr>
+                <w:rFonts w:ascii="Calibri" w:hAnsi="Calibri" w:cs="Calibri"/>
                 <w:bCs w:val="0"/>
                 <w:i w:val="0"/>
                 <w:color w:val="000000"/>
                 <w:highlight w:val="none"/>
                 <w:lang w:val="en-GB"/>
               </w:rPr>
-              <w:t xml:space="preserve">The Design documentation based on the SRS can be found here (</w:t>
+            </w:pPr>
+            <w:r>
+              <w:rPr>
+                <w:rFonts w:ascii="Calibri" w:hAnsi="Calibri" w:cs="Calibri"/>
+                <w:bCs w:val="0"/>
+                <w:i w:val="0"/>
+                <w:color w:val="000000"/>
+                <w:highlight w:val="none"/>
+                <w:lang w:val="en-GB"/>
+              </w:rPr>
+              <w:t xml:space="preserve">The Design documentation for the software architecture, based on the SRS can be found here (</w:t>
             </w:r>
             <w:r>
               <w:rPr>
@@ -1264,7 +1369,7 @@
                 <w:highlight w:val="none"/>
                 <w:lang w:val="en-GB"/>
               </w:rPr>
-              <w:t xml:space="preserve">I also created a competitors analysis (</w:t>
+              <w:t xml:space="preserve">I also created a competitors analysis for this, to conduct market research and understand the current market and where underserved areas can be filled by the product being developed (</w:t>
             </w:r>
             <w:r>
               <w:rPr>
@@ -1282,7 +1387,7 @@
                 <w:highlight w:val="none"/>
                 <w:lang w:val="en-GB"/>
               </w:rPr>
-              <w:t xml:space="preserve">)</w:t>
+              <w:t xml:space="preserve">).</w:t>
             </w:r>
             <w:r>
               <w:rPr>
@@ -1349,7 +1454,7 @@
                 <w:highlight w:val="none"/>
                 <w:lang w:val="en-GB"/>
               </w:rPr>
-              <w:t xml:space="preserve">And strategic group mapping is included in the business plan</w:t>
+              <w:t xml:space="preserve">Strategic group mapping is also included in the business plan, where research took place to better understand how to place the product successfully within the target market.</w:t>
             </w:r>
             <w:r>
               <w:rPr>
@@ -1432,28 +1537,6 @@
                 <w:color w:val="000000"/>
                 <w:highlight w:val="none"/>
                 <w:lang w:val="en-GB"/>
-              </w:rPr>
-            </w:r>
-            <w:r>
-              <w:rPr>
-                <w:rFonts w:ascii="Calibri" w:hAnsi="Calibri" w:cs="Calibri"/>
-                <w:bCs w:val="0"/>
-                <w:i w:val="0"/>
-                <w:color w:val="000000"/>
-                <w:highlight w:val="none"/>
-                <w:lang w:val="en-GB"/>
-              </w:rPr>
-            </w:r>
-            <w:r>
-              <w:rPr>
-                <w:rFonts w:ascii="Calibri" w:hAnsi="Calibri" w:cs="Calibri"/>
-                <w:color w:val="000000"/>
-              </w:rPr>
-            </w:r>
-            <w:r>
-              <w:rPr>
-                <w:rFonts w:ascii="Calibri" w:hAnsi="Calibri" w:cs="Calibri"/>
-                <w:color w:val="000000"/>
               </w:rPr>
             </w:r>
             <w:r>
@@ -1683,13 +1766,7 @@
                 <w:highlight w:val="none"/>
                 <w:lang w:val="en-GB"/>
               </w:rPr>
-              <w:t xml:space="preserve">Evaluated and applied standard selling, questioning, negotiating and closing techniques in internal and external interactions as evidenced in the elevator pitch for the proj</w:t>
-            </w:r>
-            <w:r>
-              <w:rPr>
-                <w:rFonts w:ascii="Calibri" w:hAnsi="Calibri" w:cs="Calibri"/>
-                <w:color w:val="000000"/>
-              </w:rPr>
+              <w:t xml:space="preserve">I evaluated and applied standard selling, questioning, negotiating and closing techniques in internal and external interactions,  evidenced in the elevator pitch for the proj</w:t>
             </w:r>
             <w:r>
               <w:rPr>
@@ -1698,7 +1775,7 @@
                 <w:highlight w:val="none"/>
                 <w:lang w:val="en-GB"/>
               </w:rPr>
-              <w:t xml:space="preserve">ect, presented to both internal and external stakeholders (</w:t>
+              <w:t xml:space="preserve">ect which I presented to both internal and external stakeholders (</w:t>
             </w:r>
             <w:r>
               <w:rPr>
@@ -1717,6 +1794,14 @@
                 <w:lang w:val="en-GB"/>
               </w:rPr>
               <w:t xml:space="preserve">).</w:t>
+            </w:r>
+            <w:r>
+              <w:rPr>
+                <w:rFonts w:ascii="Calibri" w:hAnsi="Calibri" w:cs="Calibri"/>
+                <w:color w:val="000000"/>
+                <w:highlight w:val="none"/>
+                <w:lang w:val="en-GB"/>
+              </w:rPr>
             </w:r>
             <w:r>
               <w:rPr>
@@ -2048,7 +2133,7 @@
                 <w:rFonts w:ascii="Calibri" w:hAnsi="Calibri" w:cs="Calibri"/>
                 <w:color w:val="000000"/>
                 <w:highlight w:val="none"/>
-                <w:lang w:val="en-GB" w:bidi="en-GB"/>
+                <w:lang w:val="en-GB"/>
               </w:rPr>
             </w:r>
             <w:r>
@@ -2323,13 +2408,11 @@
             <w:r>
               <w:rPr>
                 <w:rFonts w:ascii="Calibri" w:hAnsi="Calibri" w:eastAsia="Calibri" w:cs="Calibri"/>
-                <w:highlight w:val="none"/>
               </w:rPr>
             </w:r>
             <w:r>
               <w:rPr>
                 <w:rFonts w:ascii="Calibri" w:hAnsi="Calibri" w:eastAsia="Calibri" w:cs="Calibri"/>
-                <w:highlight w:val="none"/>
               </w:rPr>
             </w:r>
           </w:p>
@@ -2561,8 +2644,14 @@
             </w:r>
             <w:r>
               <w:rPr>
-                <w:rFonts w:ascii="Calibri" w:hAnsi="Calibri" w:cs="Calibri"/>
-                <w:bCs/>
+                <w:rFonts w:ascii="Calibri" w:hAnsi="Calibri" w:eastAsia="Calibri" w:cs="Calibri"/>
+                <w:highlight w:val="none"/>
+              </w:rPr>
+            </w:r>
+            <w:r>
+              <w:rPr>
+                <w:rFonts w:ascii="Calibri" w:hAnsi="Calibri" w:eastAsia="Calibri" w:cs="Calibri"/>
+                <w:highlight w:val="none"/>
               </w:rPr>
             </w:r>
           </w:p>
@@ -2583,14 +2672,12 @@
             </w:r>
             <w:r>
               <w:rPr>
-                <w:rFonts w:ascii="Calibri" w:hAnsi="Calibri" w:eastAsia="Calibri" w:cs="Calibri"/>
-                <w:highlight w:val="none"/>
+                <w:rFonts w:ascii="Calibri" w:hAnsi="Calibri" w:cs="Calibri"/>
               </w:rPr>
             </w:r>
             <w:r>
               <w:rPr>
-                <w:rFonts w:ascii="Calibri" w:hAnsi="Calibri" w:eastAsia="Calibri" w:cs="Calibri"/>
-                <w:highlight w:val="none"/>
+                <w:rFonts w:ascii="Calibri" w:hAnsi="Calibri" w:cs="Calibri"/>
               </w:rPr>
             </w:r>
           </w:p>
@@ -2699,14 +2786,28 @@
                 <w:rFonts w:ascii="Calibri" w:hAnsi="Calibri" w:eastAsia="Calibri" w:cs="Calibri"/>
                 <w:lang w:val="en-GB"/>
               </w:rPr>
-              <w:t xml:space="preserve">following checklists like the OWASP security checklist (</w:t>
+              <w:t xml:space="preserve">following checklists like the OWASP security checklist </w:t>
             </w:r>
             <w:r>
               <w:rPr>
                 <w:rFonts w:ascii="Calibri" w:hAnsi="Calibri" w:eastAsia="Calibri" w:cs="Calibri"/>
                 <w:lang w:val="en-GB"/>
               </w:rPr>
-              <w:t xml:space="preserve">https://owasp.org/www-project-secure-coding-practices-quick-reference-guide/stable-en/02-checklist/05-checklist</w:t>
+              <w:t xml:space="preserve">(</w:t>
+            </w:r>
+            <w:r>
+              <w:rPr>
+                <w:rFonts w:ascii="Calibri" w:hAnsi="Calibri" w:eastAsia="Calibri" w:cs="Calibri"/>
+                <w:lang w:val="en-GB"/>
+              </w:rPr>
+              <w:t xml:space="preserve">OWASP</w:t>
+            </w:r>
+            <w:r>
+              <w:rPr>
+                <w:rFonts w:ascii="Calibri" w:hAnsi="Calibri" w:eastAsia="Calibri" w:cs="Calibri"/>
+                <w:lang w:val="en-GB"/>
+              </w:rPr>
+              <w:t xml:space="preserve">, 2024</w:t>
             </w:r>
             <w:r>
               <w:rPr>
@@ -2719,7 +2820,13 @@
               <w:rPr>
                 <w:rFonts w:ascii="Calibri" w:hAnsi="Calibri" w:eastAsia="Calibri" w:cs="Calibri"/>
               </w:rPr>
-              <w:t xml:space="preserve"> automated static analysis </w:t>
+              <w:t xml:space="preserve"> </w:t>
+            </w:r>
+            <w:r>
+              <w:rPr>
+                <w:rFonts w:ascii="Calibri" w:hAnsi="Calibri" w:eastAsia="Calibri" w:cs="Calibri"/>
+              </w:rPr>
+              <w:t xml:space="preserve">automated static analysis </w:t>
             </w:r>
             <w:r>
               <w:rPr>
@@ -2809,23 +2916,6 @@
             <w:r>
               <w:rPr>
                 <w:rFonts w:ascii="Calibri" w:hAnsi="Calibri" w:eastAsia="Calibri" w:cs="Calibri"/>
-                <w:highlight w:val="none"/>
-              </w:rPr>
-            </w:r>
-            <w:r>
-              <w:rPr>
-                <w:rFonts w:ascii="Calibri" w:hAnsi="Calibri" w:cs="Calibri"/>
-                <w:color w:val="000000"/>
-                <w:highlight w:val="none"/>
-                <w:lang w:val="en-GB" w:bidi="en-GB"/>
-              </w:rPr>
-            </w:r>
-            <w:r>
-              <w:rPr>
-                <w:rFonts w:ascii="Calibri" w:hAnsi="Calibri" w:cs="Calibri"/>
-                <w:color w:val="000000"/>
-                <w:highlight w:val="none"/>
-                <w:lang w:val="en-GB"/>
               </w:rPr>
             </w:r>
             <w:r>
@@ -3049,7 +3139,7 @@
                 <w:color w:val="000000"/>
                 <w:lang w:val="en-GB"/>
               </w:rPr>
-              <w:t xml:space="preserve">Common pitfalls with unit testing include brittle tests and tight coupling with external dependencies, this makes the tests become sensitive to changes elsewhere in the codebase and less robust, which can undermine the base principle of unit tests targetting specific units of code (</w:t>
+              <w:t xml:space="preserve">Common pitfalls with unit t</w:t>
             </w:r>
             <w:r>
               <w:rPr>
@@ -3057,7 +3147,43 @@
                 <w:color w:val="000000"/>
                 <w:lang w:val="en-GB"/>
               </w:rPr>
-              <w:t xml:space="preserve">https://www.fireflink.com/blogs/common-unit-testing-pitfall/</w:t>
+              <w:t xml:space="preserve">esting include brittle tests and tight coupling with external dependencies, this makes the tests become sensitive to changes elsewhere in the codebase and less robust, which can undermine the base principle of unit tests targetting specific units of code</w:t>
+            </w:r>
+            <w:r>
+              <w:rPr>
+                <w:rFonts w:ascii="Calibri" w:hAnsi="Calibri" w:eastAsia="Calibri" w:cs="Calibri"/>
+                <w:color w:val="000000"/>
+                <w:lang w:val="en-GB"/>
+              </w:rPr>
+              <w:t xml:space="preserve"> (</w:t>
+            </w:r>
+            <w:r>
+              <w:rPr>
+                <w:rFonts w:ascii="Calibri" w:hAnsi="Calibri" w:eastAsia="Calibri" w:cs="Calibri"/>
+                <w:lang w:val="en-GB"/>
+              </w:rPr>
+              <w:t xml:space="preserve">Prakash, S</w:t>
+            </w:r>
+            <w:r>
+              <w:rPr>
+                <w:rFonts w:ascii="Calibri" w:hAnsi="Calibri" w:eastAsia="Calibri" w:cs="Calibri"/>
+              </w:rPr>
+              <w:t xml:space="preserve">. </w:t>
+            </w:r>
+            <w:r>
+              <w:rPr>
+                <w:rFonts w:ascii="Calibri" w:hAnsi="Calibri" w:eastAsia="Calibri" w:cs="Calibri"/>
+                <w:lang w:val="en-GB"/>
+              </w:rPr>
+              <w:t xml:space="preserve">2024</w:t>
+            </w:r>
+            <w:r>
+              <w:rPr>
+                <w:rFonts w:ascii="Calibri" w:hAnsi="Calibri" w:eastAsia="Calibri" w:cs="Calibri"/>
+                <w:color w:val="000000"/>
+                <w:lang w:val="en-GB"/>
+              </w:rPr>
+              <w:t xml:space="preserve">).</w:t>
             </w:r>
             <w:r>
               <w:rPr>
@@ -3065,7 +3191,15 @@
                 <w:color w:val="000000"/>
                 <w:lang w:val="en-GB"/>
               </w:rPr>
-              <w:t xml:space="preserve">). Mitigations for this include using mocking frameworks to isolate tests from external dependencies by mocking the external dependencies and testing only the behaviour of the code targetted by the test. This is a technique employed in the MauiScreenTime application as evidenced here in the Service Tests, where mocks are instantiated to simulate external dependencies (</w:t>
+              <w:t xml:space="preserve"> Mitigations for this include using mocking frameworks to isolate tests from external dependencies by mocking the</w:t>
+            </w:r>
+            <w:r>
+              <w:rPr>
+                <w:rFonts w:ascii="Calibri" w:hAnsi="Calibri" w:cs="Calibri"/>
+                <w:color w:val="000000"/>
+                <w:lang w:val="en-GB"/>
+              </w:rPr>
+              <w:t xml:space="preserve"> external dependencies and testing only the behaviour of the code targetted by the test. This is a technique employed in the MauiScreenTime application as evidenced here in the Service Tests, where mocks are instantiated to simulate external dependencies (</w:t>
             </w:r>
             <w:r>
               <w:rPr>
@@ -3362,7 +3496,6 @@
               <w:ind/>
               <w:rPr>
                 <w:rFonts w:ascii="Calibri" w:hAnsi="Calibri" w:cs="Calibri"/>
-                <w:highlight w:val="none"/>
                 <w:lang w:val="en-GB"/>
               </w:rPr>
             </w:pPr>
@@ -3371,7 +3504,7 @@
                 <w:rFonts w:ascii="Calibri" w:hAnsi="Calibri" w:cs="Calibri"/>
                 <w:lang w:val="en-GB"/>
               </w:rPr>
-              <w:t xml:space="preserve">Test plans have been considered for medium and larger sized code segments as evidenced in this test plan for a viewmodel (</w:t>
+              <w:t xml:space="preserve">Test plans have been considered for medium and larger sized code segments as evidenced in this test plan for a specific part of the project code (</w:t>
             </w:r>
             <w:r>
               <w:rPr>
@@ -3385,28 +3518,7 @@
                 <w:rFonts w:ascii="Calibri" w:hAnsi="Calibri" w:cs="Calibri"/>
                 <w:lang w:val="en-GB"/>
               </w:rPr>
-              <w:t xml:space="preserve">) and functional automated tests have been written consistently for code to ensure its quality and functionality as the codebase develops, as evidenced in the project repo (</w:t>
-            </w:r>
-            <w:r>
-              <w:rPr>
-                <w:rFonts w:ascii="Calibri" w:hAnsi="Calibri" w:cs="Calibri"/>
-                <w:lang w:val="en-GB"/>
-              </w:rPr>
-              <w:t xml:space="preserve">https://github.com/TortoiseLeaf/MauiScreenTime/tree/dev/test/MauiScreenTimeTests</w:t>
-            </w:r>
-            <w:r>
-              <w:rPr>
-                <w:rFonts w:ascii="Calibri" w:hAnsi="Calibri" w:cs="Calibri"/>
-                <w:lang w:val="en-GB"/>
-              </w:rPr>
-              <w:t xml:space="preserve">)</w:t>
-            </w:r>
-            <w:r>
-              <w:rPr>
-                <w:rFonts w:ascii="Calibri" w:hAnsi="Calibri" w:cs="Calibri"/>
-                <w:highlight w:val="none"/>
-                <w:lang w:val="en-GB"/>
-              </w:rPr>
+              <w:t xml:space="preserve">).</w:t>
             </w:r>
             <w:r>
               <w:rPr>
@@ -3423,21 +3535,29 @@
               <w:ind/>
               <w:rPr>
                 <w:rFonts w:ascii="Calibri" w:hAnsi="Calibri" w:cs="Calibri"/>
+                <w:highlight w:val="none"/>
+                <w:lang w:val="en-GB"/>
               </w:rPr>
             </w:pPr>
             <w:r>
               <w:rPr>
                 <w:rFonts w:ascii="Calibri" w:hAnsi="Calibri" w:cs="Calibri"/>
+                <w:highlight w:val="none"/>
+                <w:lang w:val="en-GB"/>
               </w:rPr>
             </w:r>
             <w:r>
               <w:rPr>
                 <w:rFonts w:ascii="Calibri" w:hAnsi="Calibri" w:cs="Calibri"/>
+                <w:highlight w:val="none"/>
+                <w:lang w:val="en-GB"/>
               </w:rPr>
             </w:r>
             <w:r>
               <w:rPr>
                 <w:rFonts w:ascii="Calibri" w:hAnsi="Calibri" w:cs="Calibri"/>
+                <w:highlight w:val="none"/>
+                <w:lang w:val="en-GB"/>
               </w:rPr>
             </w:r>
           </w:p>
@@ -3448,72 +3568,62 @@
               <w:ind/>
               <w:rPr>
                 <w:rFonts w:ascii="Calibri" w:hAnsi="Calibri" w:cs="Calibri"/>
-                <w:bCs w:val="0"/>
-                <w:i w:val="0"/>
-                <w:color w:val="000000"/>
                 <w:highlight w:val="none"/>
                 <w:lang w:val="en-GB"/>
               </w:rPr>
             </w:pPr>
+            <w:r>
+              <w:rPr>
+                <w:rFonts w:ascii="Calibri" w:hAnsi="Calibri" w:cs="Calibri"/>
+                <w:lang w:val="en-GB"/>
+              </w:rPr>
+              <w:t xml:space="preserve">Functional automated tests have been written consistently for code to ensure its quality and functionality as the codebase develops. This can be seen in the project repo, where a separate project specifically for testing exists alongside the source project that the product is built from (</w:t>
+            </w:r>
+            <w:r>
+              <w:rPr>
+                <w:rFonts w:ascii="Calibri" w:hAnsi="Calibri" w:cs="Calibri"/>
+                <w:lang w:val="en-GB"/>
+              </w:rPr>
+              <w:t xml:space="preserve">https://github.com/TortoiseLeaf/MauiScreenTime/tree/dev/test/MauiScreenTimeTests</w:t>
+            </w:r>
+            <w:r>
+              <w:rPr>
+                <w:rFonts w:ascii="Calibri" w:hAnsi="Calibri" w:cs="Calibri"/>
+                <w:lang w:val="en-GB"/>
+              </w:rPr>
+              <w:t xml:space="preserve">).</w:t>
+            </w:r>
             <w:r>
               <w:rPr>
                 <w:rFonts w:ascii="Calibri" w:hAnsi="Calibri" w:cs="Calibri"/>
                 <w:highlight w:val="none"/>
                 <w:lang w:val="en-GB"/>
               </w:rPr>
-              <w:t xml:space="preserve">Functional and non-functional requirements are considered in the project SRS outlining necessary testing criteria </w:t>
+            </w:r>
+            <w:r/>
+          </w:p>
+          <w:p>
+            <w:pPr>
+              <w:pBdr/>
+              <w:spacing w:after="40" w:before="40"/>
+              <w:ind/>
+              <w:rPr>
+                <w:rFonts w:ascii="Calibri" w:hAnsi="Calibri" w:cs="Calibri"/>
+              </w:rPr>
+            </w:pPr>
+            <w:r>
+              <w:rPr>
+                <w:rFonts w:ascii="Calibri" w:hAnsi="Calibri" w:cs="Calibri"/>
+              </w:rPr>
             </w:r>
             <w:r>
               <w:rPr>
                 <w:rFonts w:ascii="Calibri" w:hAnsi="Calibri" w:cs="Calibri"/>
-                <w:bCs/>
-                <w:i w:val="0"/>
-                <w:iCs w:val="0"/>
-                <w:color w:val="000000"/>
-                <w:lang w:val="en-GB"/>
-              </w:rPr>
-              <w:t xml:space="preserve">(</w:t>
+              </w:rPr>
             </w:r>
             <w:r>
               <w:rPr>
                 <w:rFonts w:ascii="Calibri" w:hAnsi="Calibri" w:cs="Calibri"/>
-                <w:bCs/>
-                <w:i w:val="0"/>
-                <w:iCs w:val="0"/>
-                <w:color w:val="000000"/>
-                <w:lang w:val="en-GB"/>
-              </w:rPr>
-              <w:t xml:space="preserve">https://github.com/TortoiseLeaf/laurenk_personal_repository_2025/blob/main/UI_Software_Project_Initiation_and_Planning/SRS_Maui.docx</w:t>
-            </w:r>
-            <w:r>
-              <w:rPr>
-                <w:rFonts w:ascii="Calibri" w:hAnsi="Calibri" w:cs="Calibri"/>
-                <w:bCs/>
-                <w:i w:val="0"/>
-                <w:iCs w:val="0"/>
-                <w:color w:val="000000"/>
-                <w:lang w:val="en-GB"/>
-              </w:rPr>
-              <w:t xml:space="preserve">)</w:t>
-            </w:r>
-            <w:r>
-              <w:rPr>
-                <w:rFonts w:ascii="Calibri" w:hAnsi="Calibri" w:cs="Calibri"/>
-                <w:bCs w:val="0"/>
-                <w:i w:val="0"/>
-                <w:color w:val="000000"/>
-                <w:highlight w:val="none"/>
-                <w:lang w:val="en-GB"/>
-              </w:rPr>
-            </w:r>
-            <w:r>
-              <w:rPr>
-                <w:rFonts w:ascii="Calibri" w:hAnsi="Calibri" w:cs="Calibri"/>
-                <w:bCs w:val="0"/>
-                <w:i w:val="0"/>
-                <w:color w:val="000000"/>
-                <w:highlight w:val="none"/>
-                <w:lang w:val="en-GB"/>
               </w:rPr>
             </w:r>
           </w:p>
@@ -3524,21 +3634,72 @@
               <w:ind/>
               <w:rPr>
                 <w:rFonts w:ascii="Calibri" w:hAnsi="Calibri" w:cs="Calibri"/>
+                <w:bCs w:val="0"/>
+                <w:i w:val="0"/>
+                <w:color w:val="000000"/>
+                <w:highlight w:val="none"/>
+                <w:lang w:val="en-GB"/>
               </w:rPr>
             </w:pPr>
             <w:r>
               <w:rPr>
                 <w:rFonts w:ascii="Calibri" w:hAnsi="Calibri" w:cs="Calibri"/>
-              </w:rPr>
+                <w:highlight w:val="none"/>
+                <w:lang w:val="en-GB"/>
+              </w:rPr>
+              <w:t xml:space="preserve">Functional and non-functional requirements were considered in the project Software Requirements Specification (SRS) outlining the necessary testing criteria to ensure acceptance criteria and quality for the features built </w:t>
             </w:r>
             <w:r>
               <w:rPr>
                 <w:rFonts w:ascii="Calibri" w:hAnsi="Calibri" w:cs="Calibri"/>
-              </w:rPr>
+                <w:bCs/>
+                <w:i w:val="0"/>
+                <w:iCs w:val="0"/>
+                <w:color w:val="000000"/>
+                <w:lang w:val="en-GB"/>
+              </w:rPr>
+              <w:t xml:space="preserve">(</w:t>
             </w:r>
             <w:r>
               <w:rPr>
                 <w:rFonts w:ascii="Calibri" w:hAnsi="Calibri" w:cs="Calibri"/>
+                <w:bCs/>
+                <w:i w:val="0"/>
+                <w:iCs w:val="0"/>
+                <w:color w:val="000000"/>
+                <w:lang w:val="en-GB"/>
+              </w:rPr>
+              <w:t xml:space="preserve">https://github.com/TortoiseLeaf/laurenk_personal_repository_2025/blob/main/UI_Software_Project_Initiation_and_Planning/SRS_Maui.docx</w:t>
+            </w:r>
+            <w:r>
+              <w:rPr>
+                <w:rFonts w:ascii="Calibri" w:hAnsi="Calibri" w:cs="Calibri"/>
+                <w:bCs/>
+                <w:i w:val="0"/>
+                <w:iCs w:val="0"/>
+                <w:color w:val="000000"/>
+                <w:lang w:val="en-GB"/>
+              </w:rPr>
+              <w:t xml:space="preserve">).</w:t>
+            </w:r>
+            <w:r>
+              <w:rPr>
+                <w:rFonts w:ascii="Calibri" w:hAnsi="Calibri" w:cs="Calibri"/>
+                <w:bCs w:val="0"/>
+                <w:i w:val="0"/>
+                <w:color w:val="000000"/>
+                <w:highlight w:val="none"/>
+                <w:lang w:val="en-GB"/>
+              </w:rPr>
+            </w:r>
+            <w:r>
+              <w:rPr>
+                <w:rFonts w:ascii="Calibri" w:hAnsi="Calibri" w:cs="Calibri"/>
+                <w:bCs w:val="0"/>
+                <w:i w:val="0"/>
+                <w:color w:val="000000"/>
+                <w:highlight w:val="none"/>
+                <w:lang w:val="en-GB"/>
               </w:rPr>
             </w:r>
           </w:p>
@@ -3549,29 +3710,21 @@
               <w:ind/>
               <w:rPr>
                 <w:rFonts w:ascii="Calibri" w:hAnsi="Calibri" w:cs="Calibri"/>
-                <w:highlight w:val="none"/>
-                <w:lang w:val="en-GB"/>
               </w:rPr>
             </w:pPr>
             <w:r>
               <w:rPr>
                 <w:rFonts w:ascii="Calibri" w:hAnsi="Calibri" w:cs="Calibri"/>
-                <w:lang w:val="en-GB"/>
-              </w:rPr>
-              <w:t xml:space="preserve">This ensures quality assurance is integrated into every stage of the project lifecycle from planning through to deployment.</w:t>
+              </w:rPr>
             </w:r>
             <w:r>
               <w:rPr>
                 <w:rFonts w:ascii="Calibri" w:hAnsi="Calibri" w:cs="Calibri"/>
-                <w:highlight w:val="none"/>
-                <w:lang w:val="en-GB"/>
               </w:rPr>
             </w:r>
             <w:r>
               <w:rPr>
                 <w:rFonts w:ascii="Calibri" w:hAnsi="Calibri" w:cs="Calibri"/>
-                <w:highlight w:val="none"/>
-                <w:lang w:val="en-GB"/>
               </w:rPr>
             </w:r>
           </w:p>
@@ -3582,21 +3735,29 @@
               <w:ind/>
               <w:rPr>
                 <w:rFonts w:ascii="Calibri" w:hAnsi="Calibri" w:cs="Calibri"/>
+                <w:highlight w:val="none"/>
+                <w:lang w:val="en-GB"/>
               </w:rPr>
             </w:pPr>
             <w:r>
               <w:rPr>
                 <w:rFonts w:ascii="Calibri" w:hAnsi="Calibri" w:cs="Calibri"/>
-              </w:rPr>
+                <w:lang w:val="en-GB"/>
+              </w:rPr>
+              <w:t xml:space="preserve">This ensures quality assurance is integrated into every stage of the project lifecycle from planning through to deployment.</w:t>
             </w:r>
             <w:r>
               <w:rPr>
                 <w:rFonts w:ascii="Calibri" w:hAnsi="Calibri" w:cs="Calibri"/>
+                <w:highlight w:val="none"/>
+                <w:lang w:val="en-GB"/>
               </w:rPr>
             </w:r>
             <w:r>
               <w:rPr>
                 <w:rFonts w:ascii="Calibri" w:hAnsi="Calibri" w:cs="Calibri"/>
+                <w:highlight w:val="none"/>
+                <w:lang w:val="en-GB"/>
               </w:rPr>
             </w:r>
           </w:p>
@@ -3612,10 +3773,7 @@
             <w:r>
               <w:rPr>
                 <w:rFonts w:ascii="Calibri" w:hAnsi="Calibri" w:cs="Calibri"/>
-                <w:highlight w:val="none"/>
-                <w:lang w:val="en-GB"/>
-              </w:rPr>
-              <w:t xml:space="preserve">Add test plan for user testing </w:t>
+              </w:rPr>
             </w:r>
             <w:r>
               <w:rPr>
@@ -3645,7 +3803,129 @@
                 <w:highlight w:val="none"/>
                 <w:lang w:val="en-GB"/>
               </w:rPr>
-              <w:t xml:space="preserve">This is suggested in SRS planning, actioned in development, and is necessary for deployment (Link to deployment guidelines about testing)</w:t>
+              <w:t xml:space="preserve">A manual testing plan for user testers in the alpha stages of the app release is also available here, where end-users are charged with manually testing the application features in live scenarios (</w:t>
+            </w:r>
+            <w:r>
+              <w:rPr>
+                <w:rFonts w:ascii="Calibri" w:hAnsi="Calibri" w:cs="Calibri"/>
+                <w:highlight w:val="none"/>
+                <w:lang w:val="en-GB"/>
+              </w:rPr>
+              <w:t xml:space="preserve">https://github.com/TortoiseLeaf/laurenk_personal_repository_2025/blob/main/Testingplan-mauis.docx</w:t>
+            </w:r>
+            <w:r>
+              <w:rPr>
+                <w:rFonts w:ascii="Calibri" w:hAnsi="Calibri" w:cs="Calibri"/>
+                <w:highlight w:val="none"/>
+                <w:lang w:val="en-GB"/>
+              </w:rPr>
+              <w:t xml:space="preserve">).</w:t>
+            </w:r>
+            <w:r>
+              <w:rPr>
+                <w:rFonts w:ascii="Calibri" w:hAnsi="Calibri" w:cs="Calibri"/>
+                <w:highlight w:val="none"/>
+                <w:lang w:val="en-GB"/>
+              </w:rPr>
+            </w:r>
+            <w:r>
+              <w:rPr>
+                <w:rFonts w:ascii="Calibri" w:hAnsi="Calibri" w:cs="Calibri"/>
+                <w:highlight w:val="none"/>
+                <w:lang w:val="en-GB"/>
+              </w:rPr>
+            </w:r>
+          </w:p>
+          <w:p>
+            <w:pPr>
+              <w:pBdr/>
+              <w:spacing w:after="40" w:before="40"/>
+              <w:ind/>
+              <w:rPr>
+                <w:rFonts w:ascii="Calibri" w:hAnsi="Calibri" w:cs="Calibri"/>
+              </w:rPr>
+            </w:pPr>
+            <w:r>
+              <w:rPr>
+                <w:rFonts w:ascii="Calibri" w:hAnsi="Calibri" w:cs="Calibri"/>
+                <w:highlight w:val="none"/>
+                <w:lang w:val="en-GB"/>
+              </w:rPr>
+            </w:r>
+            <w:r>
+              <w:rPr>
+                <w:rFonts w:ascii="Calibri" w:hAnsi="Calibri" w:cs="Calibri"/>
+              </w:rPr>
+            </w:r>
+            <w:r>
+              <w:rPr>
+                <w:rFonts w:ascii="Calibri" w:hAnsi="Calibri" w:cs="Calibri"/>
+              </w:rPr>
+            </w:r>
+          </w:p>
+          <w:p>
+            <w:pPr>
+              <w:pBdr/>
+              <w:spacing w:after="40" w:before="40"/>
+              <w:ind/>
+              <w:rPr>
+                <w:rFonts w:ascii="Calibri" w:hAnsi="Calibri" w:cs="Calibri"/>
+                <w:highlight w:val="none"/>
+                <w:lang w:val="en-GB"/>
+              </w:rPr>
+            </w:pPr>
+            <w:r>
+              <w:rPr>
+                <w:rFonts w:ascii="Calibri" w:hAnsi="Calibri" w:cs="Calibri"/>
+                <w:highlight w:val="none"/>
+                <w:lang w:val="en-GB"/>
+              </w:rPr>
+              <w:t xml:space="preserve">Testing has been considered since project planning as evidenced in the SRS, and is actioned in development with automated testing. It is also necessary in deployment, with testing as a fundamental gatekeeper for release builds, where </w:t>
+            </w:r>
+            <w:r>
+              <w:rPr>
+                <w:rFonts w:ascii="Calibri" w:hAnsi="Calibri" w:eastAsia="Calibri" w:cs="Calibri"/>
+                <w:highlight w:val="none"/>
+                <w:lang w:val="en-GB"/>
+              </w:rPr>
+              <w:t xml:space="preserve">“</w:t>
+            </w:r>
+            <w:r>
+              <w:rPr>
+                <w:rFonts w:ascii="Calibri" w:hAnsi="Calibri" w:eastAsia="Calibri" w:cs="Calibri"/>
+              </w:rPr>
+              <w:t xml:space="preserve">When developing and releasing software, the standard workflow is to  build, then test locally, and finally release the software through a deployment.</w:t>
+            </w:r>
+            <w:r>
+              <w:rPr>
+                <w:rFonts w:ascii="Calibri" w:hAnsi="Calibri" w:eastAsia="Calibri" w:cs="Calibri"/>
+                <w:lang w:val="en-GB"/>
+              </w:rPr>
+              <w:t xml:space="preserve">” </w:t>
+            </w:r>
+            <w:r>
+              <w:rPr>
+                <w:rFonts w:ascii="Calibri" w:hAnsi="Calibri" w:cs="Calibri"/>
+                <w:highlight w:val="none"/>
+                <w:lang w:val="en-GB"/>
+              </w:rPr>
+              <w:t xml:space="preserve">(</w:t>
+            </w:r>
+            <w:r>
+              <w:rPr>
+                <w:rFonts w:ascii="Calibri" w:hAnsi="Calibri" w:cs="Calibri"/>
+                <w:highlight w:val="none"/>
+                <w:lang w:val="en-GB"/>
+              </w:rPr>
+              <w:t xml:space="preserve">CloudBees, 2024</w:t>
+            </w:r>
+            <w:r>
+              <w:rPr>
+                <w:rFonts w:ascii="Calibri" w:hAnsi="Calibri" w:cs="Calibri"/>
+                <w:highlight w:val="none"/>
+                <w:lang w:val="en-GB"/>
+              </w:rPr>
+              <w:t xml:space="preserve">).</w:t>
             </w:r>
             <w:r>
               <w:rPr>
@@ -3771,6 +4051,464 @@
         <w:spacing/>
         <w:ind/>
         <w:rPr>
+          <w:b/>
+          <w:bCs/>
+          <w:sz w:val="28"/>
+          <w:szCs w:val="28"/>
+        </w:rPr>
+      </w:pPr>
+      <w:r>
+        <w:rPr>
+          <w:b/>
+          <w:bCs/>
+          <w:sz w:val="28"/>
+          <w:szCs w:val="28"/>
+          <w:lang w:val="en-GB" w:eastAsia="en-GB"/>
+        </w:rPr>
+      </w:r>
+      <w:r>
+        <w:rPr>
+          <w:b/>
+          <w:bCs/>
+          <w:sz w:val="28"/>
+          <w:szCs w:val="28"/>
+          <w:lang w:val="en-GB" w:eastAsia="en-GB"/>
+        </w:rPr>
+      </w:r>
+      <w:r>
+        <w:rPr>
+          <w:b/>
+          <w:bCs/>
+          <w:sz w:val="28"/>
+          <w:szCs w:val="28"/>
+          <w:lang w:val="en-GB" w:eastAsia="en-GB"/>
+        </w:rPr>
+      </w:r>
+    </w:p>
+    <w:p>
+      <w:pPr>
+        <w:pBdr/>
+        <w:spacing/>
+        <w:ind/>
+        <w:rPr>
+          <w:b/>
+          <w:bCs/>
+          <w:sz w:val="28"/>
+          <w:szCs w:val="28"/>
+          <w:highlight w:val="none"/>
+          <w:lang w:val="en-GB" w:eastAsia="en-GB"/>
+        </w:rPr>
+      </w:pPr>
+      <w:r>
+        <w:rPr>
+          <w:b/>
+          <w:bCs/>
+          <w:sz w:val="28"/>
+          <w:szCs w:val="28"/>
+          <w:lang w:val="en-GB" w:eastAsia="en-GB"/>
+        </w:rPr>
+      </w:r>
+      <w:r>
+        <w:rPr>
+          <w:b/>
+          <w:bCs/>
+          <w:sz w:val="28"/>
+          <w:szCs w:val="28"/>
+          <w:lang w:val="en-GB" w:eastAsia="en-GB"/>
+        </w:rPr>
+        <w:t xml:space="preserve">References:</w:t>
+      </w:r>
+      <w:r>
+        <w:rPr>
+          <w:b/>
+          <w:bCs/>
+          <w:sz w:val="28"/>
+          <w:szCs w:val="28"/>
+          <w:highlight w:val="none"/>
+        </w:rPr>
+      </w:r>
+    </w:p>
+    <w:p>
+      <w:pPr>
+        <w:pBdr/>
+        <w:spacing/>
+        <w:ind/>
+        <w:rPr>
+          <w:b/>
+          <w:bCs/>
+          <w:sz w:val="28"/>
+          <w:szCs w:val="28"/>
+          <w:highlight w:val="none"/>
+        </w:rPr>
+      </w:pPr>
+      <w:r>
+        <w:rPr>
+          <w:b/>
+          <w:bCs/>
+          <w:sz w:val="28"/>
+          <w:szCs w:val="28"/>
+          <w:highlight w:val="none"/>
+        </w:rPr>
+      </w:r>
+      <w:r>
+        <w:rPr>
+          <w:b/>
+          <w:bCs/>
+          <w:sz w:val="28"/>
+          <w:szCs w:val="28"/>
+          <w:highlight w:val="none"/>
+        </w:rPr>
+      </w:r>
+      <w:r>
+        <w:rPr>
+          <w:b/>
+          <w:bCs/>
+          <w:sz w:val="28"/>
+          <w:szCs w:val="28"/>
+          <w:highlight w:val="none"/>
+        </w:rPr>
+      </w:r>
+    </w:p>
+    <w:p>
+      <w:pPr>
+        <w:pBdr/>
+        <w:spacing/>
+        <w:ind/>
+        <w:rPr>
+          <w:b w:val="0"/>
+          <w:bCs w:val="0"/>
+          <w:sz w:val="24"/>
+          <w:szCs w:val="24"/>
+          <w:highlight w:val="none"/>
+        </w:rPr>
+      </w:pPr>
+      <w:r>
+        <w:rPr>
+          <w:b w:val="0"/>
+          <w:bCs w:val="0"/>
+          <w:sz w:val="24"/>
+          <w:szCs w:val="24"/>
+          <w:highlight w:val="none"/>
+          <w:lang w:val="en-GB" w:eastAsia="en-GB"/>
+        </w:rPr>
+      </w:r>
+      <w:r>
+        <w:rPr>
+          <w:b/>
+          <w:bCs/>
+          <w:sz w:val="28"/>
+          <w:szCs w:val="28"/>
+          <w:highlight w:val="none"/>
+          <w:lang w:val="en-GB" w:eastAsia="en-GB"/>
+        </w:rPr>
+      </w:r>
+      <w:r>
+        <w:rPr>
+          <w:lang w:val="en-GB"/>
+        </w:rPr>
+        <w:t xml:space="preserve">CloudBees</w:t>
+      </w:r>
+      <w:r>
+        <w:t xml:space="preserve"> (</w:t>
+      </w:r>
+      <w:r>
+        <w:rPr>
+          <w:lang w:val="en-GB"/>
+        </w:rPr>
+        <w:t xml:space="preserve">2024</w:t>
+      </w:r>
+      <w:r>
+        <w:t xml:space="preserve">)</w:t>
+      </w:r>
+      <w:r>
+        <w:rPr>
+          <w:lang w:val="en-GB"/>
+        </w:rPr>
+        <w:t xml:space="preserve"> </w:t>
+      </w:r>
+      <w:r>
+        <w:rPr>
+          <w:i/>
+          <w:iCs/>
+          <w:lang w:val="en-GB"/>
+        </w:rPr>
+        <w:t xml:space="preserve">Why and How You Should Test in Production</w:t>
+      </w:r>
+      <w:r>
+        <w:t xml:space="preserve">. Available at:</w:t>
+      </w:r>
+      <w:r>
+        <w:rPr>
+          <w:lang w:val="en-GB"/>
+        </w:rPr>
+        <w:t xml:space="preserve"> </w:t>
+      </w:r>
+      <w:r>
+        <w:t xml:space="preserve">https://www.cloudbees.com/blog/why-and-how-testing-in-production</w:t>
+      </w:r>
+      <w:r/>
+      <w:r>
+        <w:t xml:space="preserve"> (Accessed: </w:t>
+      </w:r>
+      <w:r>
+        <w:rPr>
+          <w:lang w:val="en-GB"/>
+        </w:rPr>
+        <w:t xml:space="preserve">16 April 2026</w:t>
+      </w:r>
+      <w:r>
+        <w:t xml:space="preserve">).</w:t>
+      </w:r>
+      <w:r>
+        <w:rPr>
+          <w:b/>
+          <w:bCs/>
+          <w:sz w:val="28"/>
+          <w:szCs w:val="28"/>
+          <w:highlight w:val="none"/>
+          <w:lang w:val="en-GB" w:eastAsia="en-GB"/>
+        </w:rPr>
+      </w:r>
+      <w:r>
+        <w:rPr>
+          <w:b w:val="0"/>
+          <w:bCs w:val="0"/>
+          <w:sz w:val="24"/>
+          <w:szCs w:val="24"/>
+          <w:highlight w:val="none"/>
+        </w:rPr>
+      </w:r>
+    </w:p>
+    <w:p>
+      <w:pPr>
+        <w:pBdr/>
+        <w:spacing/>
+        <w:ind/>
+        <w:rPr>
+          <w:b w:val="0"/>
+          <w:bCs w:val="0"/>
+          <w:sz w:val="24"/>
+          <w:szCs w:val="24"/>
+          <w:highlight w:val="none"/>
+        </w:rPr>
+      </w:pPr>
+      <w:r>
+        <w:rPr>
+          <w:b w:val="0"/>
+          <w:bCs w:val="0"/>
+          <w:sz w:val="24"/>
+          <w:szCs w:val="24"/>
+          <w:highlight w:val="none"/>
+          <w:lang w:val="en-GB" w:eastAsia="en-GB"/>
+        </w:rPr>
+      </w:r>
+      <w:r>
+        <w:rPr>
+          <w:lang w:val="en-GB"/>
+        </w:rPr>
+        <w:t xml:space="preserve">OWASP</w:t>
+      </w:r>
+      <w:r>
+        <w:t xml:space="preserve"> (</w:t>
+      </w:r>
+      <w:r>
+        <w:rPr>
+          <w:lang w:val="en-GB"/>
+        </w:rPr>
+        <w:t xml:space="preserve">2024</w:t>
+      </w:r>
+      <w:r>
+        <w:t xml:space="preserve">)</w:t>
+      </w:r>
+      <w:r>
+        <w:rPr>
+          <w:lang w:val="en-GB"/>
+        </w:rPr>
+        <w:t xml:space="preserve"> </w:t>
+      </w:r>
+      <w:r>
+        <w:rPr>
+          <w:i/>
+          <w:iCs/>
+          <w:lang w:val="en-GB"/>
+        </w:rPr>
+        <w:t xml:space="preserve">OWASP Secure Coding Practices – Quick Reference Guide</w:t>
+      </w:r>
+      <w:r>
+        <w:rPr>
+          <w:lang w:val="en-GB"/>
+        </w:rPr>
+        <w:t xml:space="preserve"> </w:t>
+      </w:r>
+      <w:r>
+        <w:rPr>
+          <w:i/>
+          <w:iCs/>
+          <w:lang w:val="en-GB"/>
+        </w:rPr>
+        <w:t xml:space="preserve">| Secure Coding Practices |..</w:t>
+      </w:r>
+      <w:r>
+        <w:t xml:space="preserve">. Available at: </w:t>
+      </w:r>
+      <w:r/>
+      <w:r>
+        <w:t xml:space="preserve">https://owasp.org/www-project-secure-coding-practices-quick-reference-guide/stable-en/02-checklist/05-checklist</w:t>
+      </w:r>
+      <w:r/>
+      <w:r>
+        <w:t xml:space="preserve"> (Accessed: </w:t>
+      </w:r>
+      <w:r>
+        <w:rPr>
+          <w:lang w:val="en-GB"/>
+        </w:rPr>
+        <w:t xml:space="preserve">16 April 2026</w:t>
+      </w:r>
+      <w:r>
+        <w:t xml:space="preserve">).</w:t>
+      </w:r>
+      <w:r>
+        <w:rPr>
+          <w:b w:val="0"/>
+          <w:bCs w:val="0"/>
+          <w:sz w:val="24"/>
+          <w:szCs w:val="24"/>
+          <w:highlight w:val="none"/>
+        </w:rPr>
+      </w:r>
+      <w:r>
+        <w:rPr>
+          <w:b w:val="0"/>
+          <w:bCs w:val="0"/>
+          <w:sz w:val="24"/>
+          <w:szCs w:val="24"/>
+          <w:highlight w:val="none"/>
+        </w:rPr>
+      </w:r>
+      <w:r>
+        <w:rPr>
+          <w:lang w:val="en-GB" w:eastAsia="en-GB"/>
+        </w:rPr>
+      </w:r>
+      <w:r>
+        <w:rPr>
+          <w:lang w:val="en-GB" w:eastAsia="en-GB"/>
+        </w:rPr>
+      </w:r>
+      <w:r>
+        <w:rPr>
+          <w:lang w:val="en-GB" w:eastAsia="en-GB"/>
+        </w:rPr>
+      </w:r>
+      <w:r>
+        <w:rPr>
+          <w:b w:val="0"/>
+          <w:bCs w:val="0"/>
+          <w:sz w:val="24"/>
+          <w:szCs w:val="24"/>
+          <w:highlight w:val="none"/>
+        </w:rPr>
+      </w:r>
+    </w:p>
+    <w:p>
+      <w:pPr>
+        <w:pBdr/>
+        <w:spacing/>
+        <w:ind/>
+        <w:rPr>
+          <w:b w:val="0"/>
+          <w:bCs w:val="0"/>
+          <w:sz w:val="24"/>
+          <w:szCs w:val="24"/>
+          <w:highlight w:val="none"/>
+        </w:rPr>
+      </w:pPr>
+      <w:r>
+        <w:rPr>
+          <w:b w:val="0"/>
+          <w:bCs w:val="0"/>
+          <w:sz w:val="24"/>
+          <w:szCs w:val="24"/>
+          <w:highlight w:val="none"/>
+          <w:lang w:val="en-GB" w:eastAsia="en-GB"/>
+        </w:rPr>
+      </w:r>
+      <w:r>
+        <w:rPr>
+          <w:lang w:val="en-GB"/>
+        </w:rPr>
+        <w:t xml:space="preserve">Prakash, S</w:t>
+      </w:r>
+      <w:r>
+        <w:t xml:space="preserve">. (</w:t>
+      </w:r>
+      <w:r>
+        <w:rPr>
+          <w:lang w:val="en-GB"/>
+        </w:rPr>
+        <w:t xml:space="preserve">2024</w:t>
+      </w:r>
+      <w:r>
+        <w:t xml:space="preserve">)</w:t>
+      </w:r>
+      <w:r>
+        <w:rPr>
+          <w:lang w:val="en-GB"/>
+        </w:rPr>
+        <w:t xml:space="preserve"> </w:t>
+      </w:r>
+      <w:r>
+        <w:rPr>
+          <w:i/>
+          <w:iCs/>
+          <w:lang w:val="en-GB"/>
+        </w:rPr>
+        <w:t xml:space="preserve">Common Unit Testing Pitfalls and How to Avoid Them | Best Practices Guide</w:t>
+      </w:r>
+      <w:r>
+        <w:t xml:space="preserve">. Available at: </w:t>
+      </w:r>
+      <w:r>
+        <w:t xml:space="preserve">https://www.fireflink.com/blogs/common-unit-testing-pitfall/</w:t>
+      </w:r>
+      <w:r>
+        <w:t xml:space="preserve"> (Accessed: </w:t>
+      </w:r>
+      <w:r>
+        <w:rPr>
+          <w:lang w:val="en-GB"/>
+        </w:rPr>
+        <w:t xml:space="preserve">16 April 2026</w:t>
+      </w:r>
+      <w:r>
+        <w:t xml:space="preserve">).</w:t>
+      </w:r>
+      <w:r>
+        <w:rPr>
+          <w:b w:val="0"/>
+          <w:bCs w:val="0"/>
+          <w:sz w:val="24"/>
+          <w:szCs w:val="24"/>
+          <w:highlight w:val="none"/>
+        </w:rPr>
+      </w:r>
+      <w:r>
+        <w:rPr>
+          <w:b w:val="0"/>
+          <w:bCs w:val="0"/>
+          <w:sz w:val="24"/>
+          <w:szCs w:val="24"/>
+          <w:highlight w:val="none"/>
+        </w:rPr>
+      </w:r>
+    </w:p>
+    <w:p>
+      <w:pPr>
+        <w:pBdr/>
+        <w:spacing/>
+        <w:ind/>
+        <w:rPr>
           <w:lang w:val="en-GB" w:eastAsia="en-GB"/>
         </w:rPr>
       </w:pPr>
@@ -3801,16 +4539,19 @@
       </w:pPr>
       <w:r>
         <w:rPr>
-          <w:lang w:val="en-GB" w:eastAsia="en-GB"/>
+          <w:highlight w:val="none"/>
+          <w:lang w:val="en-GB" w:eastAsia="en-GB" w:bidi="en-GB"/>
         </w:rPr>
       </w:r>
       <w:r>
         <w:rPr>
-          <w:lang w:val="en-GB" w:eastAsia="en-GB"/>
+          <w:highlight w:val="none"/>
+          <w:lang w:val="en-GB" w:eastAsia="en-GB" w:bidi="en-GB"/>
         </w:rPr>
       </w:r>
       <w:r>
         <w:rPr>
+          <w:highlight w:val="none"/>
           <w:lang w:val="en-GB" w:eastAsia="en-GB"/>
         </w:rPr>
       </w:r>
